--- a/VIEWFLIX_ER_Diagram.docx
+++ b/VIEWFLIX_ER_Diagram.docx
@@ -10,18 +10,18 @@
         <mc:AlternateContent>
           <mc:Choice Requires="wps">
             <w:drawing>
-              <wp:anchor distT="0" distB="0" distL="114300" distR="114300" simplePos="0" relativeHeight="251738112" behindDoc="0" locked="0" layoutInCell="1" allowOverlap="1" wp14:anchorId="2DD63948" wp14:editId="5A59989F">
+              <wp:anchor distT="0" distB="0" distL="114300" distR="114300" simplePos="0" relativeHeight="251736064" behindDoc="0" locked="0" layoutInCell="1" allowOverlap="1" wp14:anchorId="2B495699" wp14:editId="070B715E">
                 <wp:simplePos x="0" y="0"/>
                 <wp:positionH relativeFrom="column">
-                  <wp:posOffset>3581400</wp:posOffset>
+                  <wp:posOffset>3962400</wp:posOffset>
                 </wp:positionH>
                 <wp:positionV relativeFrom="paragraph">
-                  <wp:posOffset>-127000</wp:posOffset>
+                  <wp:posOffset>-101600</wp:posOffset>
                 </wp:positionV>
-                <wp:extent cx="5181600" cy="330200"/>
+                <wp:extent cx="5588000" cy="381000"/>
                 <wp:effectExtent l="0" t="0" r="0" b="0"/>
                 <wp:wrapNone/>
-                <wp:docPr id="1707734324" name="Metin Kutusu 78"/>
+                <wp:docPr id="1994290956" name="Metin Kutusu 76"/>
                 <wp:cNvGraphicFramePr/>
                 <a:graphic xmlns:a="http://schemas.openxmlformats.org/drawingml/2006/main">
                   <a:graphicData uri="http://schemas.microsoft.com/office/word/2010/wordprocessingShape">
@@ -30,7 +30,7 @@
                       <wps:spPr>
                         <a:xfrm>
                           <a:off x="0" y="0"/>
-                          <a:ext cx="5181600" cy="330200"/>
+                          <a:ext cx="5588000" cy="381000"/>
                         </a:xfrm>
                         <a:prstGeom prst="rect">
                           <a:avLst/>
@@ -57,14 +57,14 @@
                               <w:rPr>
                                 <w:rFonts w:ascii="Calibri" w:hAnsi="Calibri" w:cs="Calibri"/>
                                 <w:b/>
-                                <w:sz w:val="28"/>
+                                <w:sz w:val="32"/>
                               </w:rPr>
                             </w:pPr>
                             <w:r>
                               <w:rPr>
                                 <w:rFonts w:ascii="Calibri" w:hAnsi="Calibri" w:cs="Calibri"/>
                                 <w:b/>
-                                <w:sz w:val="28"/>
+                                <w:sz w:val="32"/>
                               </w:rPr>
                               <w:t>VIEWFLIX - Entity Relationship Diagram (Chen Notation)</w:t>
                             </w:r>
@@ -85,11 +85,11 @@
           </mc:Choice>
           <mc:Fallback>
             <w:pict>
-              <v:shapetype w14:anchorId="2DD63948" id="_x0000_t202" coordsize="21600,21600" o:spt="202" path="m,l,21600r21600,l21600,xe">
+              <v:shapetype w14:anchorId="2B495699" id="_x0000_t202" coordsize="21600,21600" o:spt="202" path="m,l,21600r21600,l21600,xe">
                 <v:stroke joinstyle="miter"/>
                 <v:path gradientshapeok="t" o:connecttype="rect"/>
               </v:shapetype>
-              <v:shape id="Metin Kutusu 78" o:spid="_x0000_s1026" type="#_x0000_t202" style="position:absolute;margin-left:282pt;margin-top:-10pt;width:408pt;height:26pt;z-index:251738112;visibility:visible;mso-wrap-style:square;mso-wrap-distance-left:9pt;mso-wrap-distance-top:0;mso-wrap-distance-right:9pt;mso-wrap-distance-bottom:0;mso-position-horizontal:absolute;mso-position-horizontal-relative:text;mso-position-vertical:absolute;mso-position-vertical-relative:text;v-text-anchor:top" o:gfxdata="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" filled="f" stroked="f" strokeweight=".5pt">
+              <v:shape id="Metin Kutusu 76" o:spid="_x0000_s1026" type="#_x0000_t202" style="position:absolute;margin-left:312pt;margin-top:-8pt;width:440pt;height:30pt;z-index:251736064;visibility:visible;mso-wrap-style:square;mso-wrap-distance-left:9pt;mso-wrap-distance-top:0;mso-wrap-distance-right:9pt;mso-wrap-distance-bottom:0;mso-position-horizontal:absolute;mso-position-horizontal-relative:text;mso-position-vertical:absolute;mso-position-vertical-relative:text;v-text-anchor:top" o:gfxdata="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" filled="f" stroked="f" strokeweight=".5pt">
                 <v:fill o:detectmouseclick="t"/>
                 <v:textbox>
                   <w:txbxContent>
@@ -99,14 +99,14 @@
                         <w:rPr>
                           <w:rFonts w:ascii="Calibri" w:hAnsi="Calibri" w:cs="Calibri"/>
                           <w:b/>
-                          <w:sz w:val="28"/>
+                          <w:sz w:val="32"/>
                         </w:rPr>
                       </w:pPr>
                       <w:r>
                         <w:rPr>
                           <w:rFonts w:ascii="Calibri" w:hAnsi="Calibri" w:cs="Calibri"/>
                           <w:b/>
-                          <w:sz w:val="28"/>
+                          <w:sz w:val="32"/>
                         </w:rPr>
                         <w:t>VIEWFLIX - Entity Relationship Diagram (Chen Notation)</w:t>
                       </w:r>
@@ -125,18 +125,18 @@
         <mc:AlternateContent>
           <mc:Choice Requires="wps">
             <w:drawing>
-              <wp:anchor distT="0" distB="0" distL="114300" distR="114300" simplePos="0" relativeHeight="251737088" behindDoc="0" locked="0" layoutInCell="1" allowOverlap="1" wp14:anchorId="7FE7903B" wp14:editId="71D39BF4">
+              <wp:anchor distT="0" distB="0" distL="114300" distR="114300" simplePos="0" relativeHeight="251735040" behindDoc="0" locked="0" layoutInCell="1" allowOverlap="1" wp14:anchorId="4508CB47" wp14:editId="08123520">
                 <wp:simplePos x="0" y="0"/>
                 <wp:positionH relativeFrom="column">
-                  <wp:posOffset>9067800</wp:posOffset>
+                  <wp:posOffset>9626600</wp:posOffset>
                 </wp:positionH>
                 <wp:positionV relativeFrom="paragraph">
-                  <wp:posOffset>4711700</wp:posOffset>
+                  <wp:posOffset>5295900</wp:posOffset>
                 </wp:positionV>
-                <wp:extent cx="279400" cy="228600"/>
-                <wp:effectExtent l="0" t="0" r="0" b="0"/>
+                <wp:extent cx="330200" cy="279400"/>
+                <wp:effectExtent l="0" t="0" r="0" b="6350"/>
                 <wp:wrapNone/>
-                <wp:docPr id="1063132579" name="Metin Kutusu 77"/>
+                <wp:docPr id="871705459" name="Metin Kutusu 75"/>
                 <wp:cNvGraphicFramePr/>
                 <a:graphic xmlns:a="http://schemas.openxmlformats.org/drawingml/2006/main">
                   <a:graphicData uri="http://schemas.microsoft.com/office/word/2010/wordprocessingShape">
@@ -145,7 +145,7 @@
                       <wps:spPr>
                         <a:xfrm>
                           <a:off x="0" y="0"/>
-                          <a:ext cx="279400" cy="228600"/>
+                          <a:ext cx="330200" cy="279400"/>
                         </a:xfrm>
                         <a:prstGeom prst="rect">
                           <a:avLst/>
@@ -173,7 +173,7 @@
                                 <w:rFonts w:ascii="Calibri" w:hAnsi="Calibri" w:cs="Calibri"/>
                                 <w:b/>
                                 <w:color w:val="B30000"/>
-                                <w:sz w:val="24"/>
+                                <w:sz w:val="26"/>
                               </w:rPr>
                             </w:pPr>
                             <w:r>
@@ -181,7 +181,7 @@
                                 <w:rFonts w:ascii="Calibri" w:hAnsi="Calibri" w:cs="Calibri"/>
                                 <w:b/>
                                 <w:color w:val="B30000"/>
-                                <w:sz w:val="24"/>
+                                <w:sz w:val="26"/>
                               </w:rPr>
                               <w:t>N</w:t>
                             </w:r>
@@ -202,7 +202,7 @@
           </mc:Choice>
           <mc:Fallback>
             <w:pict>
-              <v:shape w14:anchorId="7FE7903B" id="Metin Kutusu 77" o:spid="_x0000_s1027" type="#_x0000_t202" style="position:absolute;margin-left:714pt;margin-top:371pt;width:22pt;height:18pt;z-index:251737088;visibility:visible;mso-wrap-style:square;mso-wrap-distance-left:9pt;mso-wrap-distance-top:0;mso-wrap-distance-right:9pt;mso-wrap-distance-bottom:0;mso-position-horizontal:absolute;mso-position-horizontal-relative:text;mso-position-vertical:absolute;mso-position-vertical-relative:text;v-text-anchor:top" o:gfxdata="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" filled="f" stroked="f" strokeweight=".5pt">
+              <v:shape w14:anchorId="4508CB47" id="Metin Kutusu 75" o:spid="_x0000_s1027" type="#_x0000_t202" style="position:absolute;margin-left:758pt;margin-top:417pt;width:26pt;height:22pt;z-index:251735040;visibility:visible;mso-wrap-style:square;mso-wrap-distance-left:9pt;mso-wrap-distance-top:0;mso-wrap-distance-right:9pt;mso-wrap-distance-bottom:0;mso-position-horizontal:absolute;mso-position-horizontal-relative:text;mso-position-vertical:absolute;mso-position-vertical-relative:text;v-text-anchor:top" o:gfxdata="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" filled="f" stroked="f" strokeweight=".5pt">
                 <v:fill o:detectmouseclick="t"/>
                 <v:textbox inset=",0,,0">
                   <w:txbxContent>
@@ -213,7 +213,7 @@
                           <w:rFonts w:ascii="Calibri" w:hAnsi="Calibri" w:cs="Calibri"/>
                           <w:b/>
                           <w:color w:val="B30000"/>
-                          <w:sz w:val="24"/>
+                          <w:sz w:val="26"/>
                         </w:rPr>
                       </w:pPr>
                       <w:r>
@@ -221,7 +221,7 @@
                           <w:rFonts w:ascii="Calibri" w:hAnsi="Calibri" w:cs="Calibri"/>
                           <w:b/>
                           <w:color w:val="B30000"/>
-                          <w:sz w:val="24"/>
+                          <w:sz w:val="26"/>
                         </w:rPr>
                         <w:t>N</w:t>
                       </w:r>
@@ -240,18 +240,18 @@
         <mc:AlternateContent>
           <mc:Choice Requires="wps">
             <w:drawing>
-              <wp:anchor distT="0" distB="0" distL="114300" distR="114300" simplePos="0" relativeHeight="251736064" behindDoc="0" locked="0" layoutInCell="1" allowOverlap="1" wp14:anchorId="7BE344AA" wp14:editId="4E87C3EB">
+              <wp:anchor distT="0" distB="0" distL="114300" distR="114300" simplePos="0" relativeHeight="251734016" behindDoc="0" locked="0" layoutInCell="1" allowOverlap="1" wp14:anchorId="4043BFF7" wp14:editId="47FCC219">
                 <wp:simplePos x="0" y="0"/>
                 <wp:positionH relativeFrom="column">
-                  <wp:posOffset>6946900</wp:posOffset>
+                  <wp:posOffset>7556500</wp:posOffset>
                 </wp:positionH>
                 <wp:positionV relativeFrom="paragraph">
-                  <wp:posOffset>6210300</wp:posOffset>
+                  <wp:posOffset>6819900</wp:posOffset>
                 </wp:positionV>
-                <wp:extent cx="279400" cy="228600"/>
-                <wp:effectExtent l="0" t="0" r="0" b="0"/>
+                <wp:extent cx="330200" cy="279400"/>
+                <wp:effectExtent l="0" t="0" r="0" b="6350"/>
                 <wp:wrapNone/>
-                <wp:docPr id="538671677" name="Metin Kutusu 76"/>
+                <wp:docPr id="1349123460" name="Metin Kutusu 74"/>
                 <wp:cNvGraphicFramePr/>
                 <a:graphic xmlns:a="http://schemas.openxmlformats.org/drawingml/2006/main">
                   <a:graphicData uri="http://schemas.microsoft.com/office/word/2010/wordprocessingShape">
@@ -260,7 +260,7 @@
                       <wps:spPr>
                         <a:xfrm>
                           <a:off x="0" y="0"/>
-                          <a:ext cx="279400" cy="228600"/>
+                          <a:ext cx="330200" cy="279400"/>
                         </a:xfrm>
                         <a:prstGeom prst="rect">
                           <a:avLst/>
@@ -288,7 +288,7 @@
                                 <w:rFonts w:ascii="Calibri" w:hAnsi="Calibri" w:cs="Calibri"/>
                                 <w:b/>
                                 <w:color w:val="B30000"/>
-                                <w:sz w:val="24"/>
+                                <w:sz w:val="26"/>
                               </w:rPr>
                             </w:pPr>
                             <w:r>
@@ -296,7 +296,7 @@
                                 <w:rFonts w:ascii="Calibri" w:hAnsi="Calibri" w:cs="Calibri"/>
                                 <w:b/>
                                 <w:color w:val="B30000"/>
-                                <w:sz w:val="24"/>
+                                <w:sz w:val="26"/>
                               </w:rPr>
                               <w:t>M</w:t>
                             </w:r>
@@ -317,7 +317,7 @@
           </mc:Choice>
           <mc:Fallback>
             <w:pict>
-              <v:shape w14:anchorId="7BE344AA" id="Metin Kutusu 76" o:spid="_x0000_s1028" type="#_x0000_t202" style="position:absolute;margin-left:547pt;margin-top:489pt;width:22pt;height:18pt;z-index:251736064;visibility:visible;mso-wrap-style:square;mso-wrap-distance-left:9pt;mso-wrap-distance-top:0;mso-wrap-distance-right:9pt;mso-wrap-distance-bottom:0;mso-position-horizontal:absolute;mso-position-horizontal-relative:text;mso-position-vertical:absolute;mso-position-vertical-relative:text;v-text-anchor:top" o:gfxdata="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" filled="f" stroked="f" strokeweight=".5pt">
+              <v:shape w14:anchorId="4043BFF7" id="Metin Kutusu 74" o:spid="_x0000_s1028" type="#_x0000_t202" style="position:absolute;margin-left:595pt;margin-top:537pt;width:26pt;height:22pt;z-index:251734016;visibility:visible;mso-wrap-style:square;mso-wrap-distance-left:9pt;mso-wrap-distance-top:0;mso-wrap-distance-right:9pt;mso-wrap-distance-bottom:0;mso-position-horizontal:absolute;mso-position-horizontal-relative:text;mso-position-vertical:absolute;mso-position-vertical-relative:text;v-text-anchor:top" o:gfxdata="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" filled="f" stroked="f" strokeweight=".5pt">
                 <v:fill o:detectmouseclick="t"/>
                 <v:textbox inset=",0,,0">
                   <w:txbxContent>
@@ -328,7 +328,7 @@
                           <w:rFonts w:ascii="Calibri" w:hAnsi="Calibri" w:cs="Calibri"/>
                           <w:b/>
                           <w:color w:val="B30000"/>
-                          <w:sz w:val="24"/>
+                          <w:sz w:val="26"/>
                         </w:rPr>
                       </w:pPr>
                       <w:r>
@@ -336,7 +336,7 @@
                           <w:rFonts w:ascii="Calibri" w:hAnsi="Calibri" w:cs="Calibri"/>
                           <w:b/>
                           <w:color w:val="B30000"/>
-                          <w:sz w:val="24"/>
+                          <w:sz w:val="26"/>
                         </w:rPr>
                         <w:t>M</w:t>
                       </w:r>
@@ -355,18 +355,18 @@
         <mc:AlternateContent>
           <mc:Choice Requires="wps">
             <w:drawing>
-              <wp:anchor distT="0" distB="0" distL="114300" distR="114300" simplePos="0" relativeHeight="251735040" behindDoc="0" locked="0" layoutInCell="1" allowOverlap="1" wp14:anchorId="60FE8BFD" wp14:editId="426F4D26">
+              <wp:anchor distT="0" distB="0" distL="114300" distR="114300" simplePos="0" relativeHeight="251732992" behindDoc="0" locked="0" layoutInCell="1" allowOverlap="1" wp14:anchorId="7E2FDDDF" wp14:editId="67B51FFB">
                 <wp:simplePos x="0" y="0"/>
                 <wp:positionH relativeFrom="column">
-                  <wp:posOffset>7289800</wp:posOffset>
+                  <wp:posOffset>7874000</wp:posOffset>
                 </wp:positionH>
                 <wp:positionV relativeFrom="paragraph">
-                  <wp:posOffset>4432300</wp:posOffset>
+                  <wp:posOffset>5041900</wp:posOffset>
                 </wp:positionV>
-                <wp:extent cx="279400" cy="228600"/>
-                <wp:effectExtent l="0" t="0" r="0" b="0"/>
+                <wp:extent cx="330200" cy="279400"/>
+                <wp:effectExtent l="0" t="0" r="0" b="6350"/>
                 <wp:wrapNone/>
-                <wp:docPr id="1333233556" name="Metin Kutusu 75"/>
+                <wp:docPr id="1645060736" name="Metin Kutusu 73"/>
                 <wp:cNvGraphicFramePr/>
                 <a:graphic xmlns:a="http://schemas.openxmlformats.org/drawingml/2006/main">
                   <a:graphicData uri="http://schemas.microsoft.com/office/word/2010/wordprocessingShape">
@@ -375,7 +375,7 @@
                       <wps:spPr>
                         <a:xfrm>
                           <a:off x="0" y="0"/>
-                          <a:ext cx="279400" cy="228600"/>
+                          <a:ext cx="330200" cy="279400"/>
                         </a:xfrm>
                         <a:prstGeom prst="rect">
                           <a:avLst/>
@@ -403,7 +403,7 @@
                                 <w:rFonts w:ascii="Calibri" w:hAnsi="Calibri" w:cs="Calibri"/>
                                 <w:b/>
                                 <w:color w:val="B30000"/>
-                                <w:sz w:val="24"/>
+                                <w:sz w:val="26"/>
                               </w:rPr>
                             </w:pPr>
                             <w:r>
@@ -411,7 +411,7 @@
                                 <w:rFonts w:ascii="Calibri" w:hAnsi="Calibri" w:cs="Calibri"/>
                                 <w:b/>
                                 <w:color w:val="B30000"/>
-                                <w:sz w:val="24"/>
+                                <w:sz w:val="26"/>
                               </w:rPr>
                               <w:t>N</w:t>
                             </w:r>
@@ -432,7 +432,7 @@
           </mc:Choice>
           <mc:Fallback>
             <w:pict>
-              <v:shape w14:anchorId="60FE8BFD" id="Metin Kutusu 75" o:spid="_x0000_s1029" type="#_x0000_t202" style="position:absolute;margin-left:574pt;margin-top:349pt;width:22pt;height:18pt;z-index:251735040;visibility:visible;mso-wrap-style:square;mso-wrap-distance-left:9pt;mso-wrap-distance-top:0;mso-wrap-distance-right:9pt;mso-wrap-distance-bottom:0;mso-position-horizontal:absolute;mso-position-horizontal-relative:text;mso-position-vertical:absolute;mso-position-vertical-relative:text;v-text-anchor:top" o:gfxdata="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" filled="f" stroked="f" strokeweight=".5pt">
+              <v:shape w14:anchorId="7E2FDDDF" id="Metin Kutusu 73" o:spid="_x0000_s1029" type="#_x0000_t202" style="position:absolute;margin-left:620pt;margin-top:397pt;width:26pt;height:22pt;z-index:251732992;visibility:visible;mso-wrap-style:square;mso-wrap-distance-left:9pt;mso-wrap-distance-top:0;mso-wrap-distance-right:9pt;mso-wrap-distance-bottom:0;mso-position-horizontal:absolute;mso-position-horizontal-relative:text;mso-position-vertical:absolute;mso-position-vertical-relative:text;v-text-anchor:top" o:gfxdata="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" filled="f" stroked="f" strokeweight=".5pt">
                 <v:fill o:detectmouseclick="t"/>
                 <v:textbox inset=",0,,0">
                   <w:txbxContent>
@@ -443,7 +443,7 @@
                           <w:rFonts w:ascii="Calibri" w:hAnsi="Calibri" w:cs="Calibri"/>
                           <w:b/>
                           <w:color w:val="B30000"/>
-                          <w:sz w:val="24"/>
+                          <w:sz w:val="26"/>
                         </w:rPr>
                       </w:pPr>
                       <w:r>
@@ -451,7 +451,7 @@
                           <w:rFonts w:ascii="Calibri" w:hAnsi="Calibri" w:cs="Calibri"/>
                           <w:b/>
                           <w:color w:val="B30000"/>
-                          <w:sz w:val="24"/>
+                          <w:sz w:val="26"/>
                         </w:rPr>
                         <w:t>N</w:t>
                       </w:r>
@@ -470,18 +470,18 @@
         <mc:AlternateContent>
           <mc:Choice Requires="wps">
             <w:drawing>
-              <wp:anchor distT="0" distB="0" distL="114300" distR="114300" simplePos="0" relativeHeight="251734016" behindDoc="0" locked="0" layoutInCell="1" allowOverlap="1" wp14:anchorId="11A86F3F" wp14:editId="153659A9">
+              <wp:anchor distT="0" distB="0" distL="114300" distR="114300" simplePos="0" relativeHeight="251731968" behindDoc="0" locked="0" layoutInCell="1" allowOverlap="1" wp14:anchorId="4D4007FF" wp14:editId="7A3D80C3">
                 <wp:simplePos x="0" y="0"/>
                 <wp:positionH relativeFrom="column">
-                  <wp:posOffset>3035300</wp:posOffset>
+                  <wp:posOffset>3810000</wp:posOffset>
                 </wp:positionH>
                 <wp:positionV relativeFrom="paragraph">
-                  <wp:posOffset>4432300</wp:posOffset>
+                  <wp:posOffset>5041900</wp:posOffset>
                 </wp:positionV>
-                <wp:extent cx="279400" cy="228600"/>
-                <wp:effectExtent l="0" t="0" r="0" b="0"/>
+                <wp:extent cx="330200" cy="279400"/>
+                <wp:effectExtent l="0" t="0" r="0" b="6350"/>
                 <wp:wrapNone/>
-                <wp:docPr id="509287510" name="Metin Kutusu 74"/>
+                <wp:docPr id="1352590644" name="Metin Kutusu 72"/>
                 <wp:cNvGraphicFramePr/>
                 <a:graphic xmlns:a="http://schemas.openxmlformats.org/drawingml/2006/main">
                   <a:graphicData uri="http://schemas.microsoft.com/office/word/2010/wordprocessingShape">
@@ -490,7 +490,7 @@
                       <wps:spPr>
                         <a:xfrm>
                           <a:off x="0" y="0"/>
-                          <a:ext cx="279400" cy="228600"/>
+                          <a:ext cx="330200" cy="279400"/>
                         </a:xfrm>
                         <a:prstGeom prst="rect">
                           <a:avLst/>
@@ -518,7 +518,7 @@
                                 <w:rFonts w:ascii="Calibri" w:hAnsi="Calibri" w:cs="Calibri"/>
                                 <w:b/>
                                 <w:color w:val="B30000"/>
-                                <w:sz w:val="24"/>
+                                <w:sz w:val="26"/>
                               </w:rPr>
                             </w:pPr>
                             <w:r>
@@ -526,7 +526,7 @@
                                 <w:rFonts w:ascii="Calibri" w:hAnsi="Calibri" w:cs="Calibri"/>
                                 <w:b/>
                                 <w:color w:val="B30000"/>
-                                <w:sz w:val="24"/>
+                                <w:sz w:val="26"/>
                               </w:rPr>
                               <w:t>M</w:t>
                             </w:r>
@@ -547,7 +547,7 @@
           </mc:Choice>
           <mc:Fallback>
             <w:pict>
-              <v:shape w14:anchorId="11A86F3F" id="Metin Kutusu 74" o:spid="_x0000_s1030" type="#_x0000_t202" style="position:absolute;margin-left:239pt;margin-top:349pt;width:22pt;height:18pt;z-index:251734016;visibility:visible;mso-wrap-style:square;mso-wrap-distance-left:9pt;mso-wrap-distance-top:0;mso-wrap-distance-right:9pt;mso-wrap-distance-bottom:0;mso-position-horizontal:absolute;mso-position-horizontal-relative:text;mso-position-vertical:absolute;mso-position-vertical-relative:text;v-text-anchor:top" o:gfxdata="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" filled="f" stroked="f" strokeweight=".5pt">
+              <v:shape w14:anchorId="4D4007FF" id="Metin Kutusu 72" o:spid="_x0000_s1030" type="#_x0000_t202" style="position:absolute;margin-left:300pt;margin-top:397pt;width:26pt;height:22pt;z-index:251731968;visibility:visible;mso-wrap-style:square;mso-wrap-distance-left:9pt;mso-wrap-distance-top:0;mso-wrap-distance-right:9pt;mso-wrap-distance-bottom:0;mso-position-horizontal:absolute;mso-position-horizontal-relative:text;mso-position-vertical:absolute;mso-position-vertical-relative:text;v-text-anchor:top" o:gfxdata="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" filled="f" stroked="f" strokeweight=".5pt">
                 <v:fill o:detectmouseclick="t"/>
                 <v:textbox inset=",0,,0">
                   <w:txbxContent>
@@ -558,7 +558,7 @@
                           <w:rFonts w:ascii="Calibri" w:hAnsi="Calibri" w:cs="Calibri"/>
                           <w:b/>
                           <w:color w:val="B30000"/>
-                          <w:sz w:val="24"/>
+                          <w:sz w:val="26"/>
                         </w:rPr>
                       </w:pPr>
                       <w:r>
@@ -566,7 +566,7 @@
                           <w:rFonts w:ascii="Calibri" w:hAnsi="Calibri" w:cs="Calibri"/>
                           <w:b/>
                           <w:color w:val="B30000"/>
-                          <w:sz w:val="24"/>
+                          <w:sz w:val="26"/>
                         </w:rPr>
                         <w:t>M</w:t>
                       </w:r>
@@ -585,18 +585,18 @@
         <mc:AlternateContent>
           <mc:Choice Requires="wps">
             <w:drawing>
-              <wp:anchor distT="0" distB="0" distL="114300" distR="114300" simplePos="0" relativeHeight="251732992" behindDoc="0" locked="0" layoutInCell="1" allowOverlap="1" wp14:anchorId="7409742D" wp14:editId="2737F873">
+              <wp:anchor distT="0" distB="0" distL="114300" distR="114300" simplePos="0" relativeHeight="251730944" behindDoc="0" locked="0" layoutInCell="1" allowOverlap="1" wp14:anchorId="5EBB6307" wp14:editId="1AB7C5E4">
                 <wp:simplePos x="0" y="0"/>
                 <wp:positionH relativeFrom="column">
-                  <wp:posOffset>7988300</wp:posOffset>
+                  <wp:posOffset>8661400</wp:posOffset>
                 </wp:positionH>
                 <wp:positionV relativeFrom="paragraph">
-                  <wp:posOffset>3670300</wp:posOffset>
+                  <wp:posOffset>4292600</wp:posOffset>
                 </wp:positionV>
-                <wp:extent cx="279400" cy="228600"/>
-                <wp:effectExtent l="0" t="0" r="0" b="0"/>
+                <wp:extent cx="330200" cy="279400"/>
+                <wp:effectExtent l="0" t="0" r="0" b="6350"/>
                 <wp:wrapNone/>
-                <wp:docPr id="883043363" name="Metin Kutusu 73"/>
+                <wp:docPr id="605516367" name="Metin Kutusu 71"/>
                 <wp:cNvGraphicFramePr/>
                 <a:graphic xmlns:a="http://schemas.openxmlformats.org/drawingml/2006/main">
                   <a:graphicData uri="http://schemas.microsoft.com/office/word/2010/wordprocessingShape">
@@ -605,7 +605,7 @@
                       <wps:spPr>
                         <a:xfrm>
                           <a:off x="0" y="0"/>
-                          <a:ext cx="279400" cy="228600"/>
+                          <a:ext cx="330200" cy="279400"/>
                         </a:xfrm>
                         <a:prstGeom prst="rect">
                           <a:avLst/>
@@ -633,7 +633,7 @@
                                 <w:rFonts w:ascii="Calibri" w:hAnsi="Calibri" w:cs="Calibri"/>
                                 <w:b/>
                                 <w:color w:val="B30000"/>
-                                <w:sz w:val="24"/>
+                                <w:sz w:val="26"/>
                               </w:rPr>
                             </w:pPr>
                             <w:r>
@@ -641,7 +641,7 @@
                                 <w:rFonts w:ascii="Calibri" w:hAnsi="Calibri" w:cs="Calibri"/>
                                 <w:b/>
                                 <w:color w:val="B30000"/>
-                                <w:sz w:val="24"/>
+                                <w:sz w:val="26"/>
                               </w:rPr>
                               <w:t>N</w:t>
                             </w:r>
@@ -662,7 +662,7 @@
           </mc:Choice>
           <mc:Fallback>
             <w:pict>
-              <v:shape w14:anchorId="7409742D" id="Metin Kutusu 73" o:spid="_x0000_s1031" type="#_x0000_t202" style="position:absolute;margin-left:629pt;margin-top:289pt;width:22pt;height:18pt;z-index:251732992;visibility:visible;mso-wrap-style:square;mso-wrap-distance-left:9pt;mso-wrap-distance-top:0;mso-wrap-distance-right:9pt;mso-wrap-distance-bottom:0;mso-position-horizontal:absolute;mso-position-horizontal-relative:text;mso-position-vertical:absolute;mso-position-vertical-relative:text;v-text-anchor:top" o:gfxdata="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" filled="f" stroked="f" strokeweight=".5pt">
+              <v:shape w14:anchorId="5EBB6307" id="Metin Kutusu 71" o:spid="_x0000_s1031" type="#_x0000_t202" style="position:absolute;margin-left:682pt;margin-top:338pt;width:26pt;height:22pt;z-index:251730944;visibility:visible;mso-wrap-style:square;mso-wrap-distance-left:9pt;mso-wrap-distance-top:0;mso-wrap-distance-right:9pt;mso-wrap-distance-bottom:0;mso-position-horizontal:absolute;mso-position-horizontal-relative:text;mso-position-vertical:absolute;mso-position-vertical-relative:text;v-text-anchor:top" o:gfxdata="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" filled="f" stroked="f" strokeweight=".5pt">
                 <v:fill o:detectmouseclick="t"/>
                 <v:textbox inset=",0,,0">
                   <w:txbxContent>
@@ -673,7 +673,7 @@
                           <w:rFonts w:ascii="Calibri" w:hAnsi="Calibri" w:cs="Calibri"/>
                           <w:b/>
                           <w:color w:val="B30000"/>
-                          <w:sz w:val="24"/>
+                          <w:sz w:val="26"/>
                         </w:rPr>
                       </w:pPr>
                       <w:r>
@@ -681,7 +681,7 @@
                           <w:rFonts w:ascii="Calibri" w:hAnsi="Calibri" w:cs="Calibri"/>
                           <w:b/>
                           <w:color w:val="B30000"/>
-                          <w:sz w:val="24"/>
+                          <w:sz w:val="26"/>
                         </w:rPr>
                         <w:t>N</w:t>
                       </w:r>
@@ -700,18 +700,18 @@
         <mc:AlternateContent>
           <mc:Choice Requires="wps">
             <w:drawing>
-              <wp:anchor distT="0" distB="0" distL="114300" distR="114300" simplePos="0" relativeHeight="251731968" behindDoc="0" locked="0" layoutInCell="1" allowOverlap="1" wp14:anchorId="6A934B4D" wp14:editId="08497E7A">
+              <wp:anchor distT="0" distB="0" distL="114300" distR="114300" simplePos="0" relativeHeight="251729920" behindDoc="0" locked="0" layoutInCell="1" allowOverlap="1" wp14:anchorId="01C41D5A" wp14:editId="4C319FE2">
                 <wp:simplePos x="0" y="0"/>
                 <wp:positionH relativeFrom="column">
-                  <wp:posOffset>3733800</wp:posOffset>
+                  <wp:posOffset>4546600</wp:posOffset>
                 </wp:positionH>
                 <wp:positionV relativeFrom="paragraph">
-                  <wp:posOffset>3670300</wp:posOffset>
+                  <wp:posOffset>4292600</wp:posOffset>
                 </wp:positionV>
-                <wp:extent cx="279400" cy="228600"/>
-                <wp:effectExtent l="0" t="0" r="0" b="0"/>
+                <wp:extent cx="330200" cy="279400"/>
+                <wp:effectExtent l="0" t="0" r="0" b="6350"/>
                 <wp:wrapNone/>
-                <wp:docPr id="753502432" name="Metin Kutusu 72"/>
+                <wp:docPr id="2143561912" name="Metin Kutusu 70"/>
                 <wp:cNvGraphicFramePr/>
                 <a:graphic xmlns:a="http://schemas.openxmlformats.org/drawingml/2006/main">
                   <a:graphicData uri="http://schemas.microsoft.com/office/word/2010/wordprocessingShape">
@@ -720,7 +720,7 @@
                       <wps:spPr>
                         <a:xfrm>
                           <a:off x="0" y="0"/>
-                          <a:ext cx="279400" cy="228600"/>
+                          <a:ext cx="330200" cy="279400"/>
                         </a:xfrm>
                         <a:prstGeom prst="rect">
                           <a:avLst/>
@@ -748,7 +748,7 @@
                                 <w:rFonts w:ascii="Calibri" w:hAnsi="Calibri" w:cs="Calibri"/>
                                 <w:b/>
                                 <w:color w:val="B30000"/>
-                                <w:sz w:val="24"/>
+                                <w:sz w:val="26"/>
                               </w:rPr>
                             </w:pPr>
                             <w:r>
@@ -756,7 +756,7 @@
                                 <w:rFonts w:ascii="Calibri" w:hAnsi="Calibri" w:cs="Calibri"/>
                                 <w:b/>
                                 <w:color w:val="B30000"/>
-                                <w:sz w:val="24"/>
+                                <w:sz w:val="26"/>
                               </w:rPr>
                               <w:t>M</w:t>
                             </w:r>
@@ -777,7 +777,7 @@
           </mc:Choice>
           <mc:Fallback>
             <w:pict>
-              <v:shape w14:anchorId="6A934B4D" id="Metin Kutusu 72" o:spid="_x0000_s1032" type="#_x0000_t202" style="position:absolute;margin-left:294pt;margin-top:289pt;width:22pt;height:18pt;z-index:251731968;visibility:visible;mso-wrap-style:square;mso-wrap-distance-left:9pt;mso-wrap-distance-top:0;mso-wrap-distance-right:9pt;mso-wrap-distance-bottom:0;mso-position-horizontal:absolute;mso-position-horizontal-relative:text;mso-position-vertical:absolute;mso-position-vertical-relative:text;v-text-anchor:top" o:gfxdata="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" filled="f" stroked="f" strokeweight=".5pt">
+              <v:shape w14:anchorId="01C41D5A" id="Metin Kutusu 70" o:spid="_x0000_s1032" type="#_x0000_t202" style="position:absolute;margin-left:358pt;margin-top:338pt;width:26pt;height:22pt;z-index:251729920;visibility:visible;mso-wrap-style:square;mso-wrap-distance-left:9pt;mso-wrap-distance-top:0;mso-wrap-distance-right:9pt;mso-wrap-distance-bottom:0;mso-position-horizontal:absolute;mso-position-horizontal-relative:text;mso-position-vertical:absolute;mso-position-vertical-relative:text;v-text-anchor:top" o:gfxdata="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" filled="f" stroked="f" strokeweight=".5pt">
                 <v:fill o:detectmouseclick="t"/>
                 <v:textbox inset=",0,,0">
                   <w:txbxContent>
@@ -788,7 +788,7 @@
                           <w:rFonts w:ascii="Calibri" w:hAnsi="Calibri" w:cs="Calibri"/>
                           <w:b/>
                           <w:color w:val="B30000"/>
-                          <w:sz w:val="24"/>
+                          <w:sz w:val="26"/>
                         </w:rPr>
                       </w:pPr>
                       <w:r>
@@ -796,7 +796,7 @@
                           <w:rFonts w:ascii="Calibri" w:hAnsi="Calibri" w:cs="Calibri"/>
                           <w:b/>
                           <w:color w:val="B30000"/>
-                          <w:sz w:val="24"/>
+                          <w:sz w:val="26"/>
                         </w:rPr>
                         <w:t>M</w:t>
                       </w:r>
@@ -815,18 +815,18 @@
         <mc:AlternateContent>
           <mc:Choice Requires="wps">
             <w:drawing>
-              <wp:anchor distT="0" distB="0" distL="114300" distR="114300" simplePos="0" relativeHeight="251730944" behindDoc="0" locked="0" layoutInCell="1" allowOverlap="1" wp14:anchorId="0C544A09" wp14:editId="62766E54">
+              <wp:anchor distT="0" distB="0" distL="114300" distR="114300" simplePos="0" relativeHeight="251728896" behindDoc="0" locked="0" layoutInCell="1" allowOverlap="1" wp14:anchorId="43230A01" wp14:editId="64280E06">
                 <wp:simplePos x="0" y="0"/>
                 <wp:positionH relativeFrom="column">
-                  <wp:posOffset>7289800</wp:posOffset>
+                  <wp:posOffset>7874000</wp:posOffset>
                 </wp:positionH>
                 <wp:positionV relativeFrom="paragraph">
-                  <wp:posOffset>3225800</wp:posOffset>
+                  <wp:posOffset>3898900</wp:posOffset>
                 </wp:positionV>
-                <wp:extent cx="279400" cy="228600"/>
-                <wp:effectExtent l="0" t="0" r="0" b="0"/>
+                <wp:extent cx="330200" cy="279400"/>
+                <wp:effectExtent l="0" t="0" r="0" b="6350"/>
                 <wp:wrapNone/>
-                <wp:docPr id="1165673817" name="Metin Kutusu 71"/>
+                <wp:docPr id="1434785899" name="Metin Kutusu 69"/>
                 <wp:cNvGraphicFramePr/>
                 <a:graphic xmlns:a="http://schemas.openxmlformats.org/drawingml/2006/main">
                   <a:graphicData uri="http://schemas.microsoft.com/office/word/2010/wordprocessingShape">
@@ -835,7 +835,7 @@
                       <wps:spPr>
                         <a:xfrm>
                           <a:off x="0" y="0"/>
-                          <a:ext cx="279400" cy="228600"/>
+                          <a:ext cx="330200" cy="279400"/>
                         </a:xfrm>
                         <a:prstGeom prst="rect">
                           <a:avLst/>
@@ -863,7 +863,7 @@
                                 <w:rFonts w:ascii="Calibri" w:hAnsi="Calibri" w:cs="Calibri"/>
                                 <w:b/>
                                 <w:color w:val="B30000"/>
-                                <w:sz w:val="24"/>
+                                <w:sz w:val="26"/>
                               </w:rPr>
                             </w:pPr>
                             <w:r>
@@ -871,7 +871,7 @@
                                 <w:rFonts w:ascii="Calibri" w:hAnsi="Calibri" w:cs="Calibri"/>
                                 <w:b/>
                                 <w:color w:val="B30000"/>
-                                <w:sz w:val="24"/>
+                                <w:sz w:val="26"/>
                               </w:rPr>
                               <w:t>N</w:t>
                             </w:r>
@@ -892,7 +892,7 @@
           </mc:Choice>
           <mc:Fallback>
             <w:pict>
-              <v:shape w14:anchorId="0C544A09" id="Metin Kutusu 71" o:spid="_x0000_s1033" type="#_x0000_t202" style="position:absolute;margin-left:574pt;margin-top:254pt;width:22pt;height:18pt;z-index:251730944;visibility:visible;mso-wrap-style:square;mso-wrap-distance-left:9pt;mso-wrap-distance-top:0;mso-wrap-distance-right:9pt;mso-wrap-distance-bottom:0;mso-position-horizontal:absolute;mso-position-horizontal-relative:text;mso-position-vertical:absolute;mso-position-vertical-relative:text;v-text-anchor:top" o:gfxdata="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" filled="f" stroked="f" strokeweight=".5pt">
+              <v:shape w14:anchorId="43230A01" id="Metin Kutusu 69" o:spid="_x0000_s1033" type="#_x0000_t202" style="position:absolute;margin-left:620pt;margin-top:307pt;width:26pt;height:22pt;z-index:251728896;visibility:visible;mso-wrap-style:square;mso-wrap-distance-left:9pt;mso-wrap-distance-top:0;mso-wrap-distance-right:9pt;mso-wrap-distance-bottom:0;mso-position-horizontal:absolute;mso-position-horizontal-relative:text;mso-position-vertical:absolute;mso-position-vertical-relative:text;v-text-anchor:top" o:gfxdata="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" filled="f" stroked="f" strokeweight=".5pt">
                 <v:fill o:detectmouseclick="t"/>
                 <v:textbox inset=",0,,0">
                   <w:txbxContent>
@@ -903,7 +903,7 @@
                           <w:rFonts w:ascii="Calibri" w:hAnsi="Calibri" w:cs="Calibri"/>
                           <w:b/>
                           <w:color w:val="B30000"/>
-                          <w:sz w:val="24"/>
+                          <w:sz w:val="26"/>
                         </w:rPr>
                       </w:pPr>
                       <w:r>
@@ -911,7 +911,7 @@
                           <w:rFonts w:ascii="Calibri" w:hAnsi="Calibri" w:cs="Calibri"/>
                           <w:b/>
                           <w:color w:val="B30000"/>
-                          <w:sz w:val="24"/>
+                          <w:sz w:val="26"/>
                         </w:rPr>
                         <w:t>N</w:t>
                       </w:r>
@@ -930,18 +930,18 @@
         <mc:AlternateContent>
           <mc:Choice Requires="wps">
             <w:drawing>
-              <wp:anchor distT="0" distB="0" distL="114300" distR="114300" simplePos="0" relativeHeight="251729920" behindDoc="0" locked="0" layoutInCell="1" allowOverlap="1" wp14:anchorId="50B87DB7" wp14:editId="1C73EED1">
+              <wp:anchor distT="0" distB="0" distL="114300" distR="114300" simplePos="0" relativeHeight="251727872" behindDoc="0" locked="0" layoutInCell="1" allowOverlap="1" wp14:anchorId="2049FFE0" wp14:editId="16E3FF59">
                 <wp:simplePos x="0" y="0"/>
                 <wp:positionH relativeFrom="column">
-                  <wp:posOffset>3035300</wp:posOffset>
+                  <wp:posOffset>3810000</wp:posOffset>
                 </wp:positionH>
                 <wp:positionV relativeFrom="paragraph">
-                  <wp:posOffset>3225800</wp:posOffset>
+                  <wp:posOffset>3898900</wp:posOffset>
                 </wp:positionV>
-                <wp:extent cx="279400" cy="228600"/>
-                <wp:effectExtent l="0" t="0" r="0" b="0"/>
+                <wp:extent cx="330200" cy="279400"/>
+                <wp:effectExtent l="0" t="0" r="0" b="6350"/>
                 <wp:wrapNone/>
-                <wp:docPr id="40091611" name="Metin Kutusu 70"/>
+                <wp:docPr id="791701315" name="Metin Kutusu 68"/>
                 <wp:cNvGraphicFramePr/>
                 <a:graphic xmlns:a="http://schemas.openxmlformats.org/drawingml/2006/main">
                   <a:graphicData uri="http://schemas.microsoft.com/office/word/2010/wordprocessingShape">
@@ -950,7 +950,7 @@
                       <wps:spPr>
                         <a:xfrm>
                           <a:off x="0" y="0"/>
-                          <a:ext cx="279400" cy="228600"/>
+                          <a:ext cx="330200" cy="279400"/>
                         </a:xfrm>
                         <a:prstGeom prst="rect">
                           <a:avLst/>
@@ -978,7 +978,7 @@
                                 <w:rFonts w:ascii="Calibri" w:hAnsi="Calibri" w:cs="Calibri"/>
                                 <w:b/>
                                 <w:color w:val="B30000"/>
-                                <w:sz w:val="24"/>
+                                <w:sz w:val="26"/>
                               </w:rPr>
                             </w:pPr>
                             <w:r>
@@ -986,7 +986,7 @@
                                 <w:rFonts w:ascii="Calibri" w:hAnsi="Calibri" w:cs="Calibri"/>
                                 <w:b/>
                                 <w:color w:val="B30000"/>
-                                <w:sz w:val="24"/>
+                                <w:sz w:val="26"/>
                               </w:rPr>
                               <w:t>M</w:t>
                             </w:r>
@@ -1007,7 +1007,7 @@
           </mc:Choice>
           <mc:Fallback>
             <w:pict>
-              <v:shape w14:anchorId="50B87DB7" id="Metin Kutusu 70" o:spid="_x0000_s1034" type="#_x0000_t202" style="position:absolute;margin-left:239pt;margin-top:254pt;width:22pt;height:18pt;z-index:251729920;visibility:visible;mso-wrap-style:square;mso-wrap-distance-left:9pt;mso-wrap-distance-top:0;mso-wrap-distance-right:9pt;mso-wrap-distance-bottom:0;mso-position-horizontal:absolute;mso-position-horizontal-relative:text;mso-position-vertical:absolute;mso-position-vertical-relative:text;v-text-anchor:top" o:gfxdata="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" filled="f" stroked="f" strokeweight=".5pt">
+              <v:shape w14:anchorId="2049FFE0" id="Metin Kutusu 68" o:spid="_x0000_s1034" type="#_x0000_t202" style="position:absolute;margin-left:300pt;margin-top:307pt;width:26pt;height:22pt;z-index:251727872;visibility:visible;mso-wrap-style:square;mso-wrap-distance-left:9pt;mso-wrap-distance-top:0;mso-wrap-distance-right:9pt;mso-wrap-distance-bottom:0;mso-position-horizontal:absolute;mso-position-horizontal-relative:text;mso-position-vertical:absolute;mso-position-vertical-relative:text;v-text-anchor:top" o:gfxdata="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" filled="f" stroked="f" strokeweight=".5pt">
                 <v:fill o:detectmouseclick="t"/>
                 <v:textbox inset=",0,,0">
                   <w:txbxContent>
@@ -1018,7 +1018,7 @@
                           <w:rFonts w:ascii="Calibri" w:hAnsi="Calibri" w:cs="Calibri"/>
                           <w:b/>
                           <w:color w:val="B30000"/>
-                          <w:sz w:val="24"/>
+                          <w:sz w:val="26"/>
                         </w:rPr>
                       </w:pPr>
                       <w:r>
@@ -1026,7 +1026,7 @@
                           <w:rFonts w:ascii="Calibri" w:hAnsi="Calibri" w:cs="Calibri"/>
                           <w:b/>
                           <w:color w:val="B30000"/>
-                          <w:sz w:val="24"/>
+                          <w:sz w:val="26"/>
                         </w:rPr>
                         <w:t>M</w:t>
                       </w:r>
@@ -1045,18 +1045,18 @@
         <mc:AlternateContent>
           <mc:Choice Requires="wps">
             <w:drawing>
-              <wp:anchor distT="0" distB="0" distL="114300" distR="114300" simplePos="0" relativeHeight="251728896" behindDoc="0" locked="0" layoutInCell="1" allowOverlap="1" wp14:anchorId="67F05A87" wp14:editId="2191F221">
+              <wp:anchor distT="0" distB="0" distL="114300" distR="114300" simplePos="0" relativeHeight="251726848" behindDoc="0" locked="0" layoutInCell="1" allowOverlap="1" wp14:anchorId="2C3BC979" wp14:editId="681DA845">
                 <wp:simplePos x="0" y="0"/>
                 <wp:positionH relativeFrom="column">
-                  <wp:posOffset>10312400</wp:posOffset>
+                  <wp:posOffset>10668000</wp:posOffset>
                 </wp:positionH>
                 <wp:positionV relativeFrom="paragraph">
-                  <wp:posOffset>1574800</wp:posOffset>
+                  <wp:posOffset>2057400</wp:posOffset>
                 </wp:positionV>
-                <wp:extent cx="279400" cy="228600"/>
-                <wp:effectExtent l="0" t="0" r="0" b="0"/>
+                <wp:extent cx="330200" cy="279400"/>
+                <wp:effectExtent l="0" t="0" r="0" b="6350"/>
                 <wp:wrapNone/>
-                <wp:docPr id="331430291" name="Metin Kutusu 69"/>
+                <wp:docPr id="1100146135" name="Metin Kutusu 67"/>
                 <wp:cNvGraphicFramePr/>
                 <a:graphic xmlns:a="http://schemas.openxmlformats.org/drawingml/2006/main">
                   <a:graphicData uri="http://schemas.microsoft.com/office/word/2010/wordprocessingShape">
@@ -1065,7 +1065,7 @@
                       <wps:spPr>
                         <a:xfrm>
                           <a:off x="0" y="0"/>
-                          <a:ext cx="279400" cy="228600"/>
+                          <a:ext cx="330200" cy="279400"/>
                         </a:xfrm>
                         <a:prstGeom prst="rect">
                           <a:avLst/>
@@ -1093,7 +1093,7 @@
                                 <w:rFonts w:ascii="Calibri" w:hAnsi="Calibri" w:cs="Calibri"/>
                                 <w:b/>
                                 <w:color w:val="B30000"/>
-                                <w:sz w:val="24"/>
+                                <w:sz w:val="26"/>
                               </w:rPr>
                             </w:pPr>
                             <w:r>
@@ -1101,7 +1101,7 @@
                                 <w:rFonts w:ascii="Calibri" w:hAnsi="Calibri" w:cs="Calibri"/>
                                 <w:b/>
                                 <w:color w:val="B30000"/>
-                                <w:sz w:val="24"/>
+                                <w:sz w:val="26"/>
                               </w:rPr>
                               <w:t>N</w:t>
                             </w:r>
@@ -1122,7 +1122,7 @@
           </mc:Choice>
           <mc:Fallback>
             <w:pict>
-              <v:shape w14:anchorId="67F05A87" id="Metin Kutusu 69" o:spid="_x0000_s1035" type="#_x0000_t202" style="position:absolute;margin-left:812pt;margin-top:124pt;width:22pt;height:18pt;z-index:251728896;visibility:visible;mso-wrap-style:square;mso-wrap-distance-left:9pt;mso-wrap-distance-top:0;mso-wrap-distance-right:9pt;mso-wrap-distance-bottom:0;mso-position-horizontal:absolute;mso-position-horizontal-relative:text;mso-position-vertical:absolute;mso-position-vertical-relative:text;v-text-anchor:top" o:gfxdata="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" filled="f" stroked="f" strokeweight=".5pt">
+              <v:shape w14:anchorId="2C3BC979" id="Metin Kutusu 67" o:spid="_x0000_s1035" type="#_x0000_t202" style="position:absolute;margin-left:840pt;margin-top:162pt;width:26pt;height:22pt;z-index:251726848;visibility:visible;mso-wrap-style:square;mso-wrap-distance-left:9pt;mso-wrap-distance-top:0;mso-wrap-distance-right:9pt;mso-wrap-distance-bottom:0;mso-position-horizontal:absolute;mso-position-horizontal-relative:text;mso-position-vertical:absolute;mso-position-vertical-relative:text;v-text-anchor:top" o:gfxdata="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" filled="f" stroked="f" strokeweight=".5pt">
                 <v:fill o:detectmouseclick="t"/>
                 <v:textbox inset=",0,,0">
                   <w:txbxContent>
@@ -1133,7 +1133,7 @@
                           <w:rFonts w:ascii="Calibri" w:hAnsi="Calibri" w:cs="Calibri"/>
                           <w:b/>
                           <w:color w:val="B30000"/>
-                          <w:sz w:val="24"/>
+                          <w:sz w:val="26"/>
                         </w:rPr>
                       </w:pPr>
                       <w:r>
@@ -1141,7 +1141,7 @@
                           <w:rFonts w:ascii="Calibri" w:hAnsi="Calibri" w:cs="Calibri"/>
                           <w:b/>
                           <w:color w:val="B30000"/>
-                          <w:sz w:val="24"/>
+                          <w:sz w:val="26"/>
                         </w:rPr>
                         <w:t>N</w:t>
                       </w:r>
@@ -1160,18 +1160,18 @@
         <mc:AlternateContent>
           <mc:Choice Requires="wps">
             <w:drawing>
-              <wp:anchor distT="0" distB="0" distL="114300" distR="114300" simplePos="0" relativeHeight="251727872" behindDoc="0" locked="0" layoutInCell="1" allowOverlap="1" wp14:anchorId="5F36AB0D" wp14:editId="027525BB">
+              <wp:anchor distT="0" distB="0" distL="114300" distR="114300" simplePos="0" relativeHeight="251725824" behindDoc="0" locked="0" layoutInCell="1" allowOverlap="1" wp14:anchorId="68EAC568" wp14:editId="3BACAB74">
                 <wp:simplePos x="0" y="0"/>
                 <wp:positionH relativeFrom="column">
-                  <wp:posOffset>10312400</wp:posOffset>
+                  <wp:posOffset>10668000</wp:posOffset>
                 </wp:positionH>
                 <wp:positionV relativeFrom="paragraph">
-                  <wp:posOffset>3035300</wp:posOffset>
+                  <wp:posOffset>3644900</wp:posOffset>
                 </wp:positionV>
-                <wp:extent cx="279400" cy="228600"/>
-                <wp:effectExtent l="0" t="0" r="0" b="0"/>
+                <wp:extent cx="330200" cy="279400"/>
+                <wp:effectExtent l="0" t="0" r="0" b="6350"/>
                 <wp:wrapNone/>
-                <wp:docPr id="202394773" name="Metin Kutusu 68"/>
+                <wp:docPr id="1329753011" name="Metin Kutusu 66"/>
                 <wp:cNvGraphicFramePr/>
                 <a:graphic xmlns:a="http://schemas.openxmlformats.org/drawingml/2006/main">
                   <a:graphicData uri="http://schemas.microsoft.com/office/word/2010/wordprocessingShape">
@@ -1180,7 +1180,7 @@
                       <wps:spPr>
                         <a:xfrm>
                           <a:off x="0" y="0"/>
-                          <a:ext cx="279400" cy="228600"/>
+                          <a:ext cx="330200" cy="279400"/>
                         </a:xfrm>
                         <a:prstGeom prst="rect">
                           <a:avLst/>
@@ -1208,7 +1208,7 @@
                                 <w:rFonts w:ascii="Calibri" w:hAnsi="Calibri" w:cs="Calibri"/>
                                 <w:b/>
                                 <w:color w:val="B30000"/>
-                                <w:sz w:val="24"/>
+                                <w:sz w:val="26"/>
                               </w:rPr>
                             </w:pPr>
                             <w:r>
@@ -1216,7 +1216,7 @@
                                 <w:rFonts w:ascii="Calibri" w:hAnsi="Calibri" w:cs="Calibri"/>
                                 <w:b/>
                                 <w:color w:val="B30000"/>
-                                <w:sz w:val="24"/>
+                                <w:sz w:val="26"/>
                               </w:rPr>
                               <w:t>M</w:t>
                             </w:r>
@@ -1237,7 +1237,7 @@
           </mc:Choice>
           <mc:Fallback>
             <w:pict>
-              <v:shape w14:anchorId="5F36AB0D" id="Metin Kutusu 68" o:spid="_x0000_s1036" type="#_x0000_t202" style="position:absolute;margin-left:812pt;margin-top:239pt;width:22pt;height:18pt;z-index:251727872;visibility:visible;mso-wrap-style:square;mso-wrap-distance-left:9pt;mso-wrap-distance-top:0;mso-wrap-distance-right:9pt;mso-wrap-distance-bottom:0;mso-position-horizontal:absolute;mso-position-horizontal-relative:text;mso-position-vertical:absolute;mso-position-vertical-relative:text;v-text-anchor:top" o:gfxdata="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" filled="f" stroked="f" strokeweight=".5pt">
+              <v:shape w14:anchorId="68EAC568" id="Metin Kutusu 66" o:spid="_x0000_s1036" type="#_x0000_t202" style="position:absolute;margin-left:840pt;margin-top:287pt;width:26pt;height:22pt;z-index:251725824;visibility:visible;mso-wrap-style:square;mso-wrap-distance-left:9pt;mso-wrap-distance-top:0;mso-wrap-distance-right:9pt;mso-wrap-distance-bottom:0;mso-position-horizontal:absolute;mso-position-horizontal-relative:text;mso-position-vertical:absolute;mso-position-vertical-relative:text;v-text-anchor:top" o:gfxdata="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" filled="f" stroked="f" strokeweight=".5pt">
                 <v:fill o:detectmouseclick="t"/>
                 <v:textbox inset=",0,,0">
                   <w:txbxContent>
@@ -1248,7 +1248,7 @@
                           <w:rFonts w:ascii="Calibri" w:hAnsi="Calibri" w:cs="Calibri"/>
                           <w:b/>
                           <w:color w:val="B30000"/>
-                          <w:sz w:val="24"/>
+                          <w:sz w:val="26"/>
                         </w:rPr>
                       </w:pPr>
                       <w:r>
@@ -1256,7 +1256,7 @@
                           <w:rFonts w:ascii="Calibri" w:hAnsi="Calibri" w:cs="Calibri"/>
                           <w:b/>
                           <w:color w:val="B30000"/>
-                          <w:sz w:val="24"/>
+                          <w:sz w:val="26"/>
                         </w:rPr>
                         <w:t>M</w:t>
                       </w:r>
@@ -1275,18 +1275,18 @@
         <mc:AlternateContent>
           <mc:Choice Requires="wps">
             <w:drawing>
-              <wp:anchor distT="0" distB="0" distL="114300" distR="114300" simplePos="0" relativeHeight="251726848" behindDoc="0" locked="0" layoutInCell="1" allowOverlap="1" wp14:anchorId="3D2430A3" wp14:editId="64717DC7">
+              <wp:anchor distT="0" distB="0" distL="114300" distR="114300" simplePos="0" relativeHeight="251724800" behindDoc="0" locked="0" layoutInCell="1" allowOverlap="1" wp14:anchorId="1D5DE1A7" wp14:editId="65BC401B">
                 <wp:simplePos x="0" y="0"/>
                 <wp:positionH relativeFrom="column">
-                  <wp:posOffset>1803400</wp:posOffset>
+                  <wp:posOffset>2540000</wp:posOffset>
                 </wp:positionH>
                 <wp:positionV relativeFrom="paragraph">
-                  <wp:posOffset>1574800</wp:posOffset>
+                  <wp:posOffset>2057400</wp:posOffset>
                 </wp:positionV>
-                <wp:extent cx="279400" cy="228600"/>
-                <wp:effectExtent l="0" t="0" r="0" b="0"/>
+                <wp:extent cx="330200" cy="279400"/>
+                <wp:effectExtent l="0" t="0" r="0" b="6350"/>
                 <wp:wrapNone/>
-                <wp:docPr id="260206579" name="Metin Kutusu 67"/>
+                <wp:docPr id="1108835088" name="Metin Kutusu 65"/>
                 <wp:cNvGraphicFramePr/>
                 <a:graphic xmlns:a="http://schemas.openxmlformats.org/drawingml/2006/main">
                   <a:graphicData uri="http://schemas.microsoft.com/office/word/2010/wordprocessingShape">
@@ -1295,7 +1295,7 @@
                       <wps:spPr>
                         <a:xfrm>
                           <a:off x="0" y="0"/>
-                          <a:ext cx="279400" cy="228600"/>
+                          <a:ext cx="330200" cy="279400"/>
                         </a:xfrm>
                         <a:prstGeom prst="rect">
                           <a:avLst/>
@@ -1323,7 +1323,7 @@
                                 <w:rFonts w:ascii="Calibri" w:hAnsi="Calibri" w:cs="Calibri"/>
                                 <w:b/>
                                 <w:color w:val="B30000"/>
-                                <w:sz w:val="24"/>
+                                <w:sz w:val="26"/>
                               </w:rPr>
                             </w:pPr>
                             <w:r>
@@ -1331,7 +1331,7 @@
                                 <w:rFonts w:ascii="Calibri" w:hAnsi="Calibri" w:cs="Calibri"/>
                                 <w:b/>
                                 <w:color w:val="B30000"/>
-                                <w:sz w:val="24"/>
+                                <w:sz w:val="26"/>
                               </w:rPr>
                               <w:t>1</w:t>
                             </w:r>
@@ -1352,7 +1352,7 @@
           </mc:Choice>
           <mc:Fallback>
             <w:pict>
-              <v:shape w14:anchorId="3D2430A3" id="Metin Kutusu 67" o:spid="_x0000_s1037" type="#_x0000_t202" style="position:absolute;margin-left:142pt;margin-top:124pt;width:22pt;height:18pt;z-index:251726848;visibility:visible;mso-wrap-style:square;mso-wrap-distance-left:9pt;mso-wrap-distance-top:0;mso-wrap-distance-right:9pt;mso-wrap-distance-bottom:0;mso-position-horizontal:absolute;mso-position-horizontal-relative:text;mso-position-vertical:absolute;mso-position-vertical-relative:text;v-text-anchor:top" o:gfxdata="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" filled="f" stroked="f" strokeweight=".5pt">
+              <v:shape w14:anchorId="1D5DE1A7" id="Metin Kutusu 65" o:spid="_x0000_s1037" type="#_x0000_t202" style="position:absolute;margin-left:200pt;margin-top:162pt;width:26pt;height:22pt;z-index:251724800;visibility:visible;mso-wrap-style:square;mso-wrap-distance-left:9pt;mso-wrap-distance-top:0;mso-wrap-distance-right:9pt;mso-wrap-distance-bottom:0;mso-position-horizontal:absolute;mso-position-horizontal-relative:text;mso-position-vertical:absolute;mso-position-vertical-relative:text;v-text-anchor:top" o:gfxdata="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" filled="f" stroked="f" strokeweight=".5pt">
                 <v:fill o:detectmouseclick="t"/>
                 <v:textbox inset=",0,,0">
                   <w:txbxContent>
@@ -1363,7 +1363,7 @@
                           <w:rFonts w:ascii="Calibri" w:hAnsi="Calibri" w:cs="Calibri"/>
                           <w:b/>
                           <w:color w:val="B30000"/>
-                          <w:sz w:val="24"/>
+                          <w:sz w:val="26"/>
                         </w:rPr>
                       </w:pPr>
                       <w:r>
@@ -1371,7 +1371,7 @@
                           <w:rFonts w:ascii="Calibri" w:hAnsi="Calibri" w:cs="Calibri"/>
                           <w:b/>
                           <w:color w:val="B30000"/>
-                          <w:sz w:val="24"/>
+                          <w:sz w:val="26"/>
                         </w:rPr>
                         <w:t>1</w:t>
                       </w:r>
@@ -1390,18 +1390,18 @@
         <mc:AlternateContent>
           <mc:Choice Requires="wps">
             <w:drawing>
-              <wp:anchor distT="0" distB="0" distL="114300" distR="114300" simplePos="0" relativeHeight="251725824" behindDoc="0" locked="0" layoutInCell="1" allowOverlap="1" wp14:anchorId="2FBB04FA" wp14:editId="3999DADA">
+              <wp:anchor distT="0" distB="0" distL="114300" distR="114300" simplePos="0" relativeHeight="251723776" behindDoc="0" locked="0" layoutInCell="1" allowOverlap="1" wp14:anchorId="7D1AD516" wp14:editId="1C8547BA">
                 <wp:simplePos x="0" y="0"/>
                 <wp:positionH relativeFrom="column">
-                  <wp:posOffset>1803400</wp:posOffset>
+                  <wp:posOffset>2540000</wp:posOffset>
                 </wp:positionH>
                 <wp:positionV relativeFrom="paragraph">
-                  <wp:posOffset>3035300</wp:posOffset>
+                  <wp:posOffset>3644900</wp:posOffset>
                 </wp:positionV>
-                <wp:extent cx="279400" cy="228600"/>
-                <wp:effectExtent l="0" t="0" r="0" b="0"/>
+                <wp:extent cx="330200" cy="279400"/>
+                <wp:effectExtent l="0" t="0" r="0" b="6350"/>
                 <wp:wrapNone/>
-                <wp:docPr id="1252036868" name="Metin Kutusu 66"/>
+                <wp:docPr id="1708190364" name="Metin Kutusu 64"/>
                 <wp:cNvGraphicFramePr/>
                 <a:graphic xmlns:a="http://schemas.openxmlformats.org/drawingml/2006/main">
                   <a:graphicData uri="http://schemas.microsoft.com/office/word/2010/wordprocessingShape">
@@ -1410,7 +1410,7 @@
                       <wps:spPr>
                         <a:xfrm>
                           <a:off x="0" y="0"/>
-                          <a:ext cx="279400" cy="228600"/>
+                          <a:ext cx="330200" cy="279400"/>
                         </a:xfrm>
                         <a:prstGeom prst="rect">
                           <a:avLst/>
@@ -1438,7 +1438,7 @@
                                 <w:rFonts w:ascii="Calibri" w:hAnsi="Calibri" w:cs="Calibri"/>
                                 <w:b/>
                                 <w:color w:val="B30000"/>
-                                <w:sz w:val="24"/>
+                                <w:sz w:val="26"/>
                               </w:rPr>
                             </w:pPr>
                             <w:r>
@@ -1446,7 +1446,7 @@
                                 <w:rFonts w:ascii="Calibri" w:hAnsi="Calibri" w:cs="Calibri"/>
                                 <w:b/>
                                 <w:color w:val="B30000"/>
-                                <w:sz w:val="24"/>
+                                <w:sz w:val="26"/>
                               </w:rPr>
                               <w:t>N</w:t>
                             </w:r>
@@ -1467,7 +1467,7 @@
           </mc:Choice>
           <mc:Fallback>
             <w:pict>
-              <v:shape w14:anchorId="2FBB04FA" id="Metin Kutusu 66" o:spid="_x0000_s1038" type="#_x0000_t202" style="position:absolute;margin-left:142pt;margin-top:239pt;width:22pt;height:18pt;z-index:251725824;visibility:visible;mso-wrap-style:square;mso-wrap-distance-left:9pt;mso-wrap-distance-top:0;mso-wrap-distance-right:9pt;mso-wrap-distance-bottom:0;mso-position-horizontal:absolute;mso-position-horizontal-relative:text;mso-position-vertical:absolute;mso-position-vertical-relative:text;v-text-anchor:top" o:gfxdata="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" filled="f" stroked="f" strokeweight=".5pt">
+              <v:shape w14:anchorId="7D1AD516" id="Metin Kutusu 64" o:spid="_x0000_s1038" type="#_x0000_t202" style="position:absolute;margin-left:200pt;margin-top:287pt;width:26pt;height:22pt;z-index:251723776;visibility:visible;mso-wrap-style:square;mso-wrap-distance-left:9pt;mso-wrap-distance-top:0;mso-wrap-distance-right:9pt;mso-wrap-distance-bottom:0;mso-position-horizontal:absolute;mso-position-horizontal-relative:text;mso-position-vertical:absolute;mso-position-vertical-relative:text;v-text-anchor:top" o:gfxdata="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" filled="f" stroked="f" strokeweight=".5pt">
                 <v:fill o:detectmouseclick="t"/>
                 <v:textbox inset=",0,,0">
                   <w:txbxContent>
@@ -1478,7 +1478,7 @@
                           <w:rFonts w:ascii="Calibri" w:hAnsi="Calibri" w:cs="Calibri"/>
                           <w:b/>
                           <w:color w:val="B30000"/>
-                          <w:sz w:val="24"/>
+                          <w:sz w:val="26"/>
                         </w:rPr>
                       </w:pPr>
                       <w:r>
@@ -1486,7 +1486,7 @@
                           <w:rFonts w:ascii="Calibri" w:hAnsi="Calibri" w:cs="Calibri"/>
                           <w:b/>
                           <w:color w:val="B30000"/>
-                          <w:sz w:val="24"/>
+                          <w:sz w:val="26"/>
                         </w:rPr>
                         <w:t>N</w:t>
                       </w:r>
@@ -1505,18 +1505,18 @@
         <mc:AlternateContent>
           <mc:Choice Requires="wps">
             <w:drawing>
-              <wp:anchor distT="0" distB="0" distL="114300" distR="114300" simplePos="0" relativeHeight="251724800" behindDoc="0" locked="0" layoutInCell="1" allowOverlap="1" wp14:anchorId="7CB740F6" wp14:editId="554BC80E">
+              <wp:anchor distT="0" distB="0" distL="114300" distR="114300" simplePos="0" relativeHeight="251722752" behindDoc="0" locked="0" layoutInCell="1" allowOverlap="1" wp14:anchorId="1DE40900" wp14:editId="75FDA00E">
                 <wp:simplePos x="0" y="0"/>
                 <wp:positionH relativeFrom="column">
-                  <wp:posOffset>8686800</wp:posOffset>
+                  <wp:posOffset>9423400</wp:posOffset>
                 </wp:positionH>
                 <wp:positionV relativeFrom="paragraph">
-                  <wp:posOffset>6121400</wp:posOffset>
+                  <wp:posOffset>6883400</wp:posOffset>
                 </wp:positionV>
-                <wp:extent cx="1295400" cy="431800"/>
+                <wp:extent cx="1600200" cy="508000"/>
                 <wp:effectExtent l="0" t="0" r="19050" b="25400"/>
                 <wp:wrapNone/>
-                <wp:docPr id="363208388" name="Oval 65"/>
+                <wp:docPr id="1119911506" name="Oval 63"/>
                 <wp:cNvGraphicFramePr/>
                 <a:graphic xmlns:a="http://schemas.openxmlformats.org/drawingml/2006/main">
                   <a:graphicData uri="http://schemas.microsoft.com/office/word/2010/wordprocessingShape">
@@ -1525,7 +1525,7 @@
                       <wps:spPr>
                         <a:xfrm>
                           <a:off x="0" y="0"/>
-                          <a:ext cx="1295400" cy="431800"/>
+                          <a:ext cx="1600200" cy="508000"/>
                         </a:xfrm>
                         <a:prstGeom prst="ellipse">
                           <a:avLst/>
@@ -1533,7 +1533,7 @@
                         <a:solidFill>
                           <a:srgbClr val="D9EAD3"/>
                         </a:solidFill>
-                        <a:ln w="15875">
+                        <a:ln w="19050">
                           <a:solidFill>
                             <a:srgbClr val="5A5A5A"/>
                           </a:solidFill>
@@ -1563,21 +1563,21 @@
                               <w:rPr>
                                 <w:rFonts w:ascii="Calibri" w:hAnsi="Calibri" w:cs="Calibri"/>
                                 <w:color w:val="000000"/>
-                                <w:sz w:val="16"/>
+                                <w:sz w:val="20"/>
                               </w:rPr>
                             </w:pPr>
                             <w:r>
                               <w:rPr>
                                 <w:rFonts w:ascii="Calibri" w:hAnsi="Calibri" w:cs="Calibri"/>
                                 <w:color w:val="000000"/>
-                                <w:sz w:val="16"/>
+                                <w:sz w:val="20"/>
                               </w:rPr>
                               <w:t>cast_role</w:t>
                             </w:r>
                           </w:p>
                         </w:txbxContent>
                       </wps:txbx>
-                      <wps:bodyPr rot="0" spcFirstLastPara="0" vertOverflow="overflow" horzOverflow="overflow" vert="horz" wrap="square" lIns="91440" tIns="45720" rIns="91440" bIns="45720" numCol="1" spcCol="0" rtlCol="0" fromWordArt="0" anchor="ctr" anchorCtr="0" forceAA="0" compatLnSpc="1">
+                      <wps:bodyPr rot="0" spcFirstLastPara="0" vertOverflow="overflow" horzOverflow="overflow" vert="horz" wrap="square" lIns="91440" tIns="12700" rIns="91440" bIns="12700" numCol="1" spcCol="0" rtlCol="0" fromWordArt="0" anchor="ctr" anchorCtr="0" forceAA="0" compatLnSpc="1">
                         <a:prstTxWarp prst="textNoShape">
                           <a:avLst/>
                         </a:prstTxWarp>
@@ -1591,9 +1591,9 @@
           </mc:Choice>
           <mc:Fallback>
             <w:pict>
-              <v:oval w14:anchorId="7CB740F6" id="Oval 65" o:spid="_x0000_s1039" style="position:absolute;margin-left:684pt;margin-top:482pt;width:102pt;height:34pt;z-index:251724800;visibility:visible;mso-wrap-style:square;mso-wrap-distance-left:9pt;mso-wrap-distance-top:0;mso-wrap-distance-right:9pt;mso-wrap-distance-bottom:0;mso-position-horizontal:absolute;mso-position-horizontal-relative:text;mso-position-vertical:absolute;mso-position-vertical-relative:text;v-text-anchor:middle" o:gfxdata="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" fillcolor="#d9ead3" strokecolor="#5a5a5a" strokeweight="1.25pt">
+              <v:oval w14:anchorId="1DE40900" id="Oval 63" o:spid="_x0000_s1039" style="position:absolute;margin-left:742pt;margin-top:542pt;width:126pt;height:40pt;z-index:251722752;visibility:visible;mso-wrap-style:square;mso-wrap-distance-left:9pt;mso-wrap-distance-top:0;mso-wrap-distance-right:9pt;mso-wrap-distance-bottom:0;mso-position-horizontal:absolute;mso-position-horizontal-relative:text;mso-position-vertical:absolute;mso-position-vertical-relative:text;v-text-anchor:middle" o:gfxdata="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" fillcolor="#d9ead3" strokecolor="#5a5a5a" strokeweight="1.5pt">
                 <v:stroke joinstyle="miter"/>
-                <v:textbox>
+                <v:textbox inset=",1pt,,1pt">
                   <w:txbxContent>
                     <w:p>
                       <w:pPr>
@@ -1601,14 +1601,14 @@
                         <w:rPr>
                           <w:rFonts w:ascii="Calibri" w:hAnsi="Calibri" w:cs="Calibri"/>
                           <w:color w:val="000000"/>
-                          <w:sz w:val="16"/>
+                          <w:sz w:val="20"/>
                         </w:rPr>
                       </w:pPr>
                       <w:r>
                         <w:rPr>
                           <w:rFonts w:ascii="Calibri" w:hAnsi="Calibri" w:cs="Calibri"/>
                           <w:color w:val="000000"/>
-                          <w:sz w:val="16"/>
+                          <w:sz w:val="20"/>
                         </w:rPr>
                         <w:t>cast_role</w:t>
                       </w:r>
@@ -1627,18 +1627,18 @@
         <mc:AlternateContent>
           <mc:Choice Requires="wps">
             <w:drawing>
-              <wp:anchor distT="0" distB="0" distL="114300" distR="114300" simplePos="0" relativeHeight="251723776" behindDoc="0" locked="0" layoutInCell="1" allowOverlap="1" wp14:anchorId="28E367C2" wp14:editId="3C753F07">
+              <wp:anchor distT="0" distB="0" distL="114300" distR="114300" simplePos="0" relativeHeight="251721728" behindDoc="0" locked="0" layoutInCell="1" allowOverlap="1" wp14:anchorId="6345B1E0" wp14:editId="367D0734">
                 <wp:simplePos x="0" y="0"/>
                 <wp:positionH relativeFrom="column">
-                  <wp:posOffset>5232400</wp:posOffset>
+                  <wp:posOffset>4343400</wp:posOffset>
                 </wp:positionH>
                 <wp:positionV relativeFrom="paragraph">
-                  <wp:posOffset>4495800</wp:posOffset>
+                  <wp:posOffset>2311400</wp:posOffset>
                 </wp:positionV>
-                <wp:extent cx="1295400" cy="431800"/>
+                <wp:extent cx="1600200" cy="508000"/>
                 <wp:effectExtent l="0" t="0" r="19050" b="25400"/>
                 <wp:wrapNone/>
-                <wp:docPr id="1641917628" name="Oval 64"/>
+                <wp:docPr id="1995172557" name="Oval 62"/>
                 <wp:cNvGraphicFramePr/>
                 <a:graphic xmlns:a="http://schemas.openxmlformats.org/drawingml/2006/main">
                   <a:graphicData uri="http://schemas.microsoft.com/office/word/2010/wordprocessingShape">
@@ -1647,7 +1647,7 @@
                       <wps:spPr>
                         <a:xfrm>
                           <a:off x="0" y="0"/>
-                          <a:ext cx="1295400" cy="431800"/>
+                          <a:ext cx="1600200" cy="508000"/>
                         </a:xfrm>
                         <a:prstGeom prst="ellipse">
                           <a:avLst/>
@@ -1655,7 +1655,7 @@
                         <a:solidFill>
                           <a:srgbClr val="D9EAD3"/>
                         </a:solidFill>
-                        <a:ln w="15875">
+                        <a:ln w="19050">
                           <a:solidFill>
                             <a:srgbClr val="5A5A5A"/>
                           </a:solidFill>
@@ -1685,21 +1685,21 @@
                               <w:rPr>
                                 <w:rFonts w:ascii="Calibri" w:hAnsi="Calibri" w:cs="Calibri"/>
                                 <w:color w:val="000000"/>
-                                <w:sz w:val="16"/>
+                                <w:sz w:val="20"/>
                               </w:rPr>
                             </w:pPr>
                             <w:r>
                               <w:rPr>
                                 <w:rFonts w:ascii="Calibri" w:hAnsi="Calibri" w:cs="Calibri"/>
                                 <w:color w:val="000000"/>
-                                <w:sz w:val="16"/>
-                              </w:rPr>
-                              <w:t>rating</w:t>
+                                <w:sz w:val="20"/>
+                              </w:rPr>
+                              <w:t>progress_percent</w:t>
                             </w:r>
                           </w:p>
                         </w:txbxContent>
                       </wps:txbx>
-                      <wps:bodyPr rot="0" spcFirstLastPara="0" vertOverflow="overflow" horzOverflow="overflow" vert="horz" wrap="square" lIns="91440" tIns="45720" rIns="91440" bIns="45720" numCol="1" spcCol="0" rtlCol="0" fromWordArt="0" anchor="ctr" anchorCtr="0" forceAA="0" compatLnSpc="1">
+                      <wps:bodyPr rot="0" spcFirstLastPara="0" vertOverflow="overflow" horzOverflow="overflow" vert="horz" wrap="square" lIns="91440" tIns="12700" rIns="91440" bIns="12700" numCol="1" spcCol="0" rtlCol="0" fromWordArt="0" anchor="ctr" anchorCtr="0" forceAA="0" compatLnSpc="1">
                         <a:prstTxWarp prst="textNoShape">
                           <a:avLst/>
                         </a:prstTxWarp>
@@ -1713,9 +1713,9 @@
           </mc:Choice>
           <mc:Fallback>
             <w:pict>
-              <v:oval w14:anchorId="28E367C2" id="Oval 64" o:spid="_x0000_s1040" style="position:absolute;margin-left:412pt;margin-top:354pt;width:102pt;height:34pt;z-index:251723776;visibility:visible;mso-wrap-style:square;mso-wrap-distance-left:9pt;mso-wrap-distance-top:0;mso-wrap-distance-right:9pt;mso-wrap-distance-bottom:0;mso-position-horizontal:absolute;mso-position-horizontal-relative:text;mso-position-vertical:absolute;mso-position-vertical-relative:text;v-text-anchor:middle" o:gfxdata="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" fillcolor="#d9ead3" strokecolor="#5a5a5a" strokeweight="1.25pt">
+              <v:oval w14:anchorId="6345B1E0" id="Oval 62" o:spid="_x0000_s1040" style="position:absolute;margin-left:342pt;margin-top:182pt;width:126pt;height:40pt;z-index:251721728;visibility:visible;mso-wrap-style:square;mso-wrap-distance-left:9pt;mso-wrap-distance-top:0;mso-wrap-distance-right:9pt;mso-wrap-distance-bottom:0;mso-position-horizontal:absolute;mso-position-horizontal-relative:text;mso-position-vertical:absolute;mso-position-vertical-relative:text;v-text-anchor:middle" o:gfxdata="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" fillcolor="#d9ead3" strokecolor="#5a5a5a" strokeweight="1.5pt">
                 <v:stroke joinstyle="miter"/>
-                <v:textbox>
+                <v:textbox inset=",1pt,,1pt">
                   <w:txbxContent>
                     <w:p>
                       <w:pPr>
@@ -1723,136 +1723,14 @@
                         <w:rPr>
                           <w:rFonts w:ascii="Calibri" w:hAnsi="Calibri" w:cs="Calibri"/>
                           <w:color w:val="000000"/>
-                          <w:sz w:val="16"/>
+                          <w:sz w:val="20"/>
                         </w:rPr>
                       </w:pPr>
                       <w:r>
                         <w:rPr>
                           <w:rFonts w:ascii="Calibri" w:hAnsi="Calibri" w:cs="Calibri"/>
                           <w:color w:val="000000"/>
-                          <w:sz w:val="16"/>
-                        </w:rPr>
-                        <w:t>rating</w:t>
-                      </w:r>
-                    </w:p>
-                  </w:txbxContent>
-                </v:textbox>
-              </v:oval>
-            </w:pict>
-          </mc:Fallback>
-        </mc:AlternateContent>
-      </w:r>
-      <w:r>
-        <w:rPr>
-          <w:noProof/>
-        </w:rPr>
-        <mc:AlternateContent>
-          <mc:Choice Requires="wps">
-            <w:drawing>
-              <wp:anchor distT="0" distB="0" distL="114300" distR="114300" simplePos="0" relativeHeight="251722752" behindDoc="0" locked="0" layoutInCell="1" allowOverlap="1" wp14:anchorId="18378C30" wp14:editId="2D5C3DB5">
-                <wp:simplePos x="0" y="0"/>
-                <wp:positionH relativeFrom="column">
-                  <wp:posOffset>3530600</wp:posOffset>
-                </wp:positionH>
-                <wp:positionV relativeFrom="paragraph">
-                  <wp:posOffset>1651000</wp:posOffset>
-                </wp:positionV>
-                <wp:extent cx="1295400" cy="431800"/>
-                <wp:effectExtent l="0" t="0" r="19050" b="25400"/>
-                <wp:wrapNone/>
-                <wp:docPr id="139805911" name="Oval 63"/>
-                <wp:cNvGraphicFramePr/>
-                <a:graphic xmlns:a="http://schemas.openxmlformats.org/drawingml/2006/main">
-                  <a:graphicData uri="http://schemas.microsoft.com/office/word/2010/wordprocessingShape">
-                    <wps:wsp>
-                      <wps:cNvSpPr/>
-                      <wps:spPr>
-                        <a:xfrm>
-                          <a:off x="0" y="0"/>
-                          <a:ext cx="1295400" cy="431800"/>
-                        </a:xfrm>
-                        <a:prstGeom prst="ellipse">
-                          <a:avLst/>
-                        </a:prstGeom>
-                        <a:solidFill>
-                          <a:srgbClr val="D9EAD3"/>
-                        </a:solidFill>
-                        <a:ln w="15875">
-                          <a:solidFill>
-                            <a:srgbClr val="5A5A5A"/>
-                          </a:solidFill>
-                        </a:ln>
-                      </wps:spPr>
-                      <wps:style>
-                        <a:lnRef idx="2">
-                          <a:schemeClr val="accent1">
-                            <a:shade val="15000"/>
-                          </a:schemeClr>
-                        </a:lnRef>
-                        <a:fillRef idx="1">
-                          <a:schemeClr val="accent1"/>
-                        </a:fillRef>
-                        <a:effectRef idx="0">
-                          <a:schemeClr val="accent1"/>
-                        </a:effectRef>
-                        <a:fontRef idx="minor">
-                          <a:schemeClr val="lt1"/>
-                        </a:fontRef>
-                      </wps:style>
-                      <wps:txbx>
-                        <w:txbxContent>
-                          <w:p>
-                            <w:pPr>
-                              <w:jc w:val="center"/>
-                              <w:rPr>
-                                <w:rFonts w:ascii="Calibri" w:hAnsi="Calibri" w:cs="Calibri"/>
-                                <w:color w:val="000000"/>
-                                <w:sz w:val="16"/>
-                              </w:rPr>
-                            </w:pPr>
-                            <w:r>
-                              <w:rPr>
-                                <w:rFonts w:ascii="Calibri" w:hAnsi="Calibri" w:cs="Calibri"/>
-                                <w:color w:val="000000"/>
-                                <w:sz w:val="16"/>
-                              </w:rPr>
-                              <w:t>progress_percent</w:t>
-                            </w:r>
-                          </w:p>
-                        </w:txbxContent>
-                      </wps:txbx>
-                      <wps:bodyPr rot="0" spcFirstLastPara="0" vertOverflow="overflow" horzOverflow="overflow" vert="horz" wrap="square" lIns="91440" tIns="45720" rIns="91440" bIns="45720" numCol="1" spcCol="0" rtlCol="0" fromWordArt="0" anchor="ctr" anchorCtr="0" forceAA="0" compatLnSpc="1">
-                        <a:prstTxWarp prst="textNoShape">
-                          <a:avLst/>
-                        </a:prstTxWarp>
-                        <a:noAutofit/>
-                      </wps:bodyPr>
-                    </wps:wsp>
-                  </a:graphicData>
-                </a:graphic>
-              </wp:anchor>
-            </w:drawing>
-          </mc:Choice>
-          <mc:Fallback>
-            <w:pict>
-              <v:oval w14:anchorId="18378C30" id="Oval 63" o:spid="_x0000_s1041" style="position:absolute;margin-left:278pt;margin-top:130pt;width:102pt;height:34pt;z-index:251722752;visibility:visible;mso-wrap-style:square;mso-wrap-distance-left:9pt;mso-wrap-distance-top:0;mso-wrap-distance-right:9pt;mso-wrap-distance-bottom:0;mso-position-horizontal:absolute;mso-position-horizontal-relative:text;mso-position-vertical:absolute;mso-position-vertical-relative:text;v-text-anchor:middle" o:gfxdata="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" fillcolor="#d9ead3" strokecolor="#5a5a5a" strokeweight="1.25pt">
-                <v:stroke joinstyle="miter"/>
-                <v:textbox>
-                  <w:txbxContent>
-                    <w:p>
-                      <w:pPr>
-                        <w:jc w:val="center"/>
-                        <w:rPr>
-                          <w:rFonts w:ascii="Calibri" w:hAnsi="Calibri" w:cs="Calibri"/>
-                          <w:color w:val="000000"/>
-                          <w:sz w:val="16"/>
-                        </w:rPr>
-                      </w:pPr>
-                      <w:r>
-                        <w:rPr>
-                          <w:rFonts w:ascii="Calibri" w:hAnsi="Calibri" w:cs="Calibri"/>
-                          <w:color w:val="000000"/>
-                          <w:sz w:val="16"/>
+                          <w:sz w:val="20"/>
                         </w:rPr>
                         <w:t>progress_percent</w:t>
                       </w:r>
@@ -1871,18 +1749,18 @@
         <mc:AlternateContent>
           <mc:Choice Requires="wps">
             <w:drawing>
-              <wp:anchor distT="0" distB="0" distL="114300" distR="114300" simplePos="0" relativeHeight="251721728" behindDoc="0" locked="0" layoutInCell="1" allowOverlap="1" wp14:anchorId="69040BF6" wp14:editId="25C024A5">
+              <wp:anchor distT="0" distB="0" distL="114300" distR="114300" simplePos="0" relativeHeight="251720704" behindDoc="0" locked="0" layoutInCell="1" allowOverlap="1" wp14:anchorId="0D2359FD" wp14:editId="5CFC15B4">
                 <wp:simplePos x="0" y="0"/>
                 <wp:positionH relativeFrom="column">
-                  <wp:posOffset>-152400</wp:posOffset>
+                  <wp:posOffset>127000</wp:posOffset>
                 </wp:positionH>
                 <wp:positionV relativeFrom="paragraph">
-                  <wp:posOffset>2108200</wp:posOffset>
+                  <wp:posOffset>2692400</wp:posOffset>
                 </wp:positionV>
-                <wp:extent cx="1295400" cy="431800"/>
+                <wp:extent cx="1600200" cy="508000"/>
                 <wp:effectExtent l="0" t="0" r="19050" b="25400"/>
                 <wp:wrapNone/>
-                <wp:docPr id="2062085365" name="Oval 62"/>
+                <wp:docPr id="749753713" name="Oval 61"/>
                 <wp:cNvGraphicFramePr/>
                 <a:graphic xmlns:a="http://schemas.openxmlformats.org/drawingml/2006/main">
                   <a:graphicData uri="http://schemas.microsoft.com/office/word/2010/wordprocessingShape">
@@ -1891,7 +1769,7 @@
                       <wps:spPr>
                         <a:xfrm>
                           <a:off x="0" y="0"/>
-                          <a:ext cx="1295400" cy="431800"/>
+                          <a:ext cx="1600200" cy="508000"/>
                         </a:xfrm>
                         <a:prstGeom prst="ellipse">
                           <a:avLst/>
@@ -1899,7 +1777,7 @@
                         <a:solidFill>
                           <a:srgbClr val="D9EAD3"/>
                         </a:solidFill>
-                        <a:ln w="15875">
+                        <a:ln w="19050">
                           <a:solidFill>
                             <a:srgbClr val="5A5A5A"/>
                           </a:solidFill>
@@ -1929,21 +1807,21 @@
                               <w:rPr>
                                 <w:rFonts w:ascii="Calibri" w:hAnsi="Calibri" w:cs="Calibri"/>
                                 <w:color w:val="000000"/>
-                                <w:sz w:val="16"/>
+                                <w:sz w:val="20"/>
                               </w:rPr>
                             </w:pPr>
                             <w:r>
                               <w:rPr>
                                 <w:rFonts w:ascii="Calibri" w:hAnsi="Calibri" w:cs="Calibri"/>
                                 <w:color w:val="000000"/>
-                                <w:sz w:val="16"/>
+                                <w:sz w:val="20"/>
                               </w:rPr>
                               <w:t>payment_status</w:t>
                             </w:r>
                           </w:p>
                         </w:txbxContent>
                       </wps:txbx>
-                      <wps:bodyPr rot="0" spcFirstLastPara="0" vertOverflow="overflow" horzOverflow="overflow" vert="horz" wrap="square" lIns="91440" tIns="45720" rIns="91440" bIns="45720" numCol="1" spcCol="0" rtlCol="0" fromWordArt="0" anchor="ctr" anchorCtr="0" forceAA="0" compatLnSpc="1">
+                      <wps:bodyPr rot="0" spcFirstLastPara="0" vertOverflow="overflow" horzOverflow="overflow" vert="horz" wrap="square" lIns="91440" tIns="12700" rIns="91440" bIns="12700" numCol="1" spcCol="0" rtlCol="0" fromWordArt="0" anchor="ctr" anchorCtr="0" forceAA="0" compatLnSpc="1">
                         <a:prstTxWarp prst="textNoShape">
                           <a:avLst/>
                         </a:prstTxWarp>
@@ -1957,9 +1835,9 @@
           </mc:Choice>
           <mc:Fallback>
             <w:pict>
-              <v:oval w14:anchorId="69040BF6" id="Oval 62" o:spid="_x0000_s1042" style="position:absolute;margin-left:-12pt;margin-top:166pt;width:102pt;height:34pt;z-index:251721728;visibility:visible;mso-wrap-style:square;mso-wrap-distance-left:9pt;mso-wrap-distance-top:0;mso-wrap-distance-right:9pt;mso-wrap-distance-bottom:0;mso-position-horizontal:absolute;mso-position-horizontal-relative:text;mso-position-vertical:absolute;mso-position-vertical-relative:text;v-text-anchor:middle" o:gfxdata="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" fillcolor="#d9ead3" strokecolor="#5a5a5a" strokeweight="1.25pt">
+              <v:oval w14:anchorId="0D2359FD" id="Oval 61" o:spid="_x0000_s1041" style="position:absolute;margin-left:10pt;margin-top:212pt;width:126pt;height:40pt;z-index:251720704;visibility:visible;mso-wrap-style:square;mso-wrap-distance-left:9pt;mso-wrap-distance-top:0;mso-wrap-distance-right:9pt;mso-wrap-distance-bottom:0;mso-position-horizontal:absolute;mso-position-horizontal-relative:text;mso-position-vertical:absolute;mso-position-vertical-relative:text;v-text-anchor:middle" o:gfxdata="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" fillcolor="#d9ead3" strokecolor="#5a5a5a" strokeweight="1.5pt">
                 <v:stroke joinstyle="miter"/>
-                <v:textbox>
+                <v:textbox inset=",1pt,,1pt">
                   <w:txbxContent>
                     <w:p>
                       <w:pPr>
@@ -1967,14 +1845,14 @@
                         <w:rPr>
                           <w:rFonts w:ascii="Calibri" w:hAnsi="Calibri" w:cs="Calibri"/>
                           <w:color w:val="000000"/>
-                          <w:sz w:val="16"/>
+                          <w:sz w:val="20"/>
                         </w:rPr>
                       </w:pPr>
                       <w:r>
                         <w:rPr>
                           <w:rFonts w:ascii="Calibri" w:hAnsi="Calibri" w:cs="Calibri"/>
                           <w:color w:val="000000"/>
-                          <w:sz w:val="16"/>
+                          <w:sz w:val="20"/>
                         </w:rPr>
                         <w:t>payment_status</w:t>
                       </w:r>
@@ -1993,18 +1871,18 @@
         <mc:AlternateContent>
           <mc:Choice Requires="wps">
             <w:drawing>
-              <wp:anchor distT="0" distB="0" distL="114300" distR="114300" simplePos="0" relativeHeight="251720704" behindDoc="0" locked="0" layoutInCell="1" allowOverlap="1" wp14:anchorId="7837A7D7" wp14:editId="0DCDB232">
+              <wp:anchor distT="0" distB="0" distL="114300" distR="114300" simplePos="0" relativeHeight="251719680" behindDoc="0" locked="0" layoutInCell="1" allowOverlap="1" wp14:anchorId="29903D82" wp14:editId="2BBD5C39">
                 <wp:simplePos x="0" y="0"/>
                 <wp:positionH relativeFrom="column">
-                  <wp:posOffset>7340600</wp:posOffset>
+                  <wp:posOffset>7696200</wp:posOffset>
                 </wp:positionH>
                 <wp:positionV relativeFrom="paragraph">
-                  <wp:posOffset>7340600</wp:posOffset>
+                  <wp:posOffset>8534400</wp:posOffset>
                 </wp:positionV>
-                <wp:extent cx="1295400" cy="431800"/>
+                <wp:extent cx="1600200" cy="508000"/>
                 <wp:effectExtent l="0" t="0" r="19050" b="25400"/>
                 <wp:wrapNone/>
-                <wp:docPr id="1187896173" name="Oval 61"/>
+                <wp:docPr id="1273043787" name="Oval 60"/>
                 <wp:cNvGraphicFramePr/>
                 <a:graphic xmlns:a="http://schemas.openxmlformats.org/drawingml/2006/main">
                   <a:graphicData uri="http://schemas.microsoft.com/office/word/2010/wordprocessingShape">
@@ -2013,7 +1891,7 @@
                       <wps:spPr>
                         <a:xfrm>
                           <a:off x="0" y="0"/>
-                          <a:ext cx="1295400" cy="431800"/>
+                          <a:ext cx="1600200" cy="508000"/>
                         </a:xfrm>
                         <a:prstGeom prst="ellipse">
                           <a:avLst/>
@@ -2021,7 +1899,7 @@
                         <a:solidFill>
                           <a:srgbClr val="D9EAD3"/>
                         </a:solidFill>
-                        <a:ln w="15875">
+                        <a:ln w="19050">
                           <a:solidFill>
                             <a:srgbClr val="5A5A5A"/>
                           </a:solidFill>
@@ -2051,21 +1929,21 @@
                               <w:rPr>
                                 <w:rFonts w:ascii="Calibri" w:hAnsi="Calibri" w:cs="Calibri"/>
                                 <w:color w:val="000000"/>
-                                <w:sz w:val="16"/>
+                                <w:sz w:val="20"/>
                               </w:rPr>
                             </w:pPr>
                             <w:r>
                               <w:rPr>
                                 <w:rFonts w:ascii="Calibri" w:hAnsi="Calibri" w:cs="Calibri"/>
                                 <w:color w:val="000000"/>
-                                <w:sz w:val="16"/>
+                                <w:sz w:val="20"/>
                               </w:rPr>
                               <w:t>nationality</w:t>
                             </w:r>
                           </w:p>
                         </w:txbxContent>
                       </wps:txbx>
-                      <wps:bodyPr rot="0" spcFirstLastPara="0" vertOverflow="overflow" horzOverflow="overflow" vert="horz" wrap="square" lIns="91440" tIns="45720" rIns="91440" bIns="45720" numCol="1" spcCol="0" rtlCol="0" fromWordArt="0" anchor="ctr" anchorCtr="0" forceAA="0" compatLnSpc="1">
+                      <wps:bodyPr rot="0" spcFirstLastPara="0" vertOverflow="overflow" horzOverflow="overflow" vert="horz" wrap="square" lIns="91440" tIns="12700" rIns="91440" bIns="12700" numCol="1" spcCol="0" rtlCol="0" fromWordArt="0" anchor="ctr" anchorCtr="0" forceAA="0" compatLnSpc="1">
                         <a:prstTxWarp prst="textNoShape">
                           <a:avLst/>
                         </a:prstTxWarp>
@@ -2079,9 +1957,9 @@
           </mc:Choice>
           <mc:Fallback>
             <w:pict>
-              <v:oval w14:anchorId="7837A7D7" id="Oval 61" o:spid="_x0000_s1043" style="position:absolute;margin-left:578pt;margin-top:578pt;width:102pt;height:34pt;z-index:251720704;visibility:visible;mso-wrap-style:square;mso-wrap-distance-left:9pt;mso-wrap-distance-top:0;mso-wrap-distance-right:9pt;mso-wrap-distance-bottom:0;mso-position-horizontal:absolute;mso-position-horizontal-relative:text;mso-position-vertical:absolute;mso-position-vertical-relative:text;v-text-anchor:middle" o:gfxdata="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" fillcolor="#d9ead3" strokecolor="#5a5a5a" strokeweight="1.25pt">
+              <v:oval w14:anchorId="29903D82" id="Oval 60" o:spid="_x0000_s1042" style="position:absolute;margin-left:606pt;margin-top:672pt;width:126pt;height:40pt;z-index:251719680;visibility:visible;mso-wrap-style:square;mso-wrap-distance-left:9pt;mso-wrap-distance-top:0;mso-wrap-distance-right:9pt;mso-wrap-distance-bottom:0;mso-position-horizontal:absolute;mso-position-horizontal-relative:text;mso-position-vertical:absolute;mso-position-vertical-relative:text;v-text-anchor:middle" o:gfxdata="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" fillcolor="#d9ead3" strokecolor="#5a5a5a" strokeweight="1.5pt">
                 <v:stroke joinstyle="miter"/>
-                <v:textbox>
+                <v:textbox inset=",1pt,,1pt">
                   <w:txbxContent>
                     <w:p>
                       <w:pPr>
@@ -2089,14 +1967,14 @@
                         <w:rPr>
                           <w:rFonts w:ascii="Calibri" w:hAnsi="Calibri" w:cs="Calibri"/>
                           <w:color w:val="000000"/>
-                          <w:sz w:val="16"/>
+                          <w:sz w:val="20"/>
                         </w:rPr>
                       </w:pPr>
                       <w:r>
                         <w:rPr>
                           <w:rFonts w:ascii="Calibri" w:hAnsi="Calibri" w:cs="Calibri"/>
                           <w:color w:val="000000"/>
-                          <w:sz w:val="16"/>
+                          <w:sz w:val="20"/>
                         </w:rPr>
                         <w:t>nationality</w:t>
                       </w:r>
@@ -2115,18 +1993,18 @@
         <mc:AlternateContent>
           <mc:Choice Requires="wps">
             <w:drawing>
-              <wp:anchor distT="0" distB="0" distL="114300" distR="114300" simplePos="0" relativeHeight="251719680" behindDoc="0" locked="0" layoutInCell="1" allowOverlap="1" wp14:anchorId="2F9CB7A9" wp14:editId="348236DB">
+              <wp:anchor distT="0" distB="0" distL="114300" distR="114300" simplePos="0" relativeHeight="251718656" behindDoc="0" locked="0" layoutInCell="1" allowOverlap="1" wp14:anchorId="4DA1E84A" wp14:editId="29884595">
                 <wp:simplePos x="0" y="0"/>
                 <wp:positionH relativeFrom="column">
-                  <wp:posOffset>5740400</wp:posOffset>
+                  <wp:posOffset>6273800</wp:posOffset>
                 </wp:positionH>
                 <wp:positionV relativeFrom="paragraph">
-                  <wp:posOffset>7493000</wp:posOffset>
+                  <wp:posOffset>8661400</wp:posOffset>
                 </wp:positionV>
-                <wp:extent cx="1295400" cy="431800"/>
+                <wp:extent cx="1600200" cy="508000"/>
                 <wp:effectExtent l="0" t="0" r="19050" b="25400"/>
                 <wp:wrapNone/>
-                <wp:docPr id="1422163602" name="Oval 60"/>
+                <wp:docPr id="2062836081" name="Oval 59"/>
                 <wp:cNvGraphicFramePr/>
                 <a:graphic xmlns:a="http://schemas.openxmlformats.org/drawingml/2006/main">
                   <a:graphicData uri="http://schemas.microsoft.com/office/word/2010/wordprocessingShape">
@@ -2135,7 +2013,7 @@
                       <wps:spPr>
                         <a:xfrm>
                           <a:off x="0" y="0"/>
-                          <a:ext cx="1295400" cy="431800"/>
+                          <a:ext cx="1600200" cy="508000"/>
                         </a:xfrm>
                         <a:prstGeom prst="ellipse">
                           <a:avLst/>
@@ -2143,7 +2021,7 @@
                         <a:solidFill>
                           <a:srgbClr val="D9EAD3"/>
                         </a:solidFill>
-                        <a:ln w="15875">
+                        <a:ln w="19050">
                           <a:solidFill>
                             <a:srgbClr val="5A5A5A"/>
                           </a:solidFill>
@@ -2173,21 +2051,21 @@
                               <w:rPr>
                                 <w:rFonts w:ascii="Calibri" w:hAnsi="Calibri" w:cs="Calibri"/>
                                 <w:color w:val="000000"/>
-                                <w:sz w:val="16"/>
+                                <w:sz w:val="20"/>
                               </w:rPr>
                             </w:pPr>
                             <w:r>
                               <w:rPr>
                                 <w:rFonts w:ascii="Calibri" w:hAnsi="Calibri" w:cs="Calibri"/>
                                 <w:color w:val="000000"/>
-                                <w:sz w:val="16"/>
+                                <w:sz w:val="20"/>
                               </w:rPr>
                               <w:t>full_name</w:t>
                             </w:r>
                           </w:p>
                         </w:txbxContent>
                       </wps:txbx>
-                      <wps:bodyPr rot="0" spcFirstLastPara="0" vertOverflow="overflow" horzOverflow="overflow" vert="horz" wrap="square" lIns="91440" tIns="45720" rIns="91440" bIns="45720" numCol="1" spcCol="0" rtlCol="0" fromWordArt="0" anchor="ctr" anchorCtr="0" forceAA="0" compatLnSpc="1">
+                      <wps:bodyPr rot="0" spcFirstLastPara="0" vertOverflow="overflow" horzOverflow="overflow" vert="horz" wrap="square" lIns="91440" tIns="12700" rIns="91440" bIns="12700" numCol="1" spcCol="0" rtlCol="0" fromWordArt="0" anchor="ctr" anchorCtr="0" forceAA="0" compatLnSpc="1">
                         <a:prstTxWarp prst="textNoShape">
                           <a:avLst/>
                         </a:prstTxWarp>
@@ -2201,9 +2079,9 @@
           </mc:Choice>
           <mc:Fallback>
             <w:pict>
-              <v:oval w14:anchorId="2F9CB7A9" id="Oval 60" o:spid="_x0000_s1044" style="position:absolute;margin-left:452pt;margin-top:590pt;width:102pt;height:34pt;z-index:251719680;visibility:visible;mso-wrap-style:square;mso-wrap-distance-left:9pt;mso-wrap-distance-top:0;mso-wrap-distance-right:9pt;mso-wrap-distance-bottom:0;mso-position-horizontal:absolute;mso-position-horizontal-relative:text;mso-position-vertical:absolute;mso-position-vertical-relative:text;v-text-anchor:middle" o:gfxdata="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" fillcolor="#d9ead3" strokecolor="#5a5a5a" strokeweight="1.25pt">
+              <v:oval w14:anchorId="4DA1E84A" id="Oval 59" o:spid="_x0000_s1043" style="position:absolute;margin-left:494pt;margin-top:682pt;width:126pt;height:40pt;z-index:251718656;visibility:visible;mso-wrap-style:square;mso-wrap-distance-left:9pt;mso-wrap-distance-top:0;mso-wrap-distance-right:9pt;mso-wrap-distance-bottom:0;mso-position-horizontal:absolute;mso-position-horizontal-relative:text;mso-position-vertical:absolute;mso-position-vertical-relative:text;v-text-anchor:middle" o:gfxdata="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" fillcolor="#d9ead3" strokecolor="#5a5a5a" strokeweight="1.5pt">
                 <v:stroke joinstyle="miter"/>
-                <v:textbox>
+                <v:textbox inset=",1pt,,1pt">
                   <w:txbxContent>
                     <w:p>
                       <w:pPr>
@@ -2211,14 +2089,14 @@
                         <w:rPr>
                           <w:rFonts w:ascii="Calibri" w:hAnsi="Calibri" w:cs="Calibri"/>
                           <w:color w:val="000000"/>
-                          <w:sz w:val="16"/>
+                          <w:sz w:val="20"/>
                         </w:rPr>
                       </w:pPr>
                       <w:r>
                         <w:rPr>
                           <w:rFonts w:ascii="Calibri" w:hAnsi="Calibri" w:cs="Calibri"/>
                           <w:color w:val="000000"/>
-                          <w:sz w:val="16"/>
+                          <w:sz w:val="20"/>
                         </w:rPr>
                         <w:t>full_name</w:t>
                       </w:r>
@@ -2237,18 +2115,18 @@
         <mc:AlternateContent>
           <mc:Choice Requires="wps">
             <w:drawing>
-              <wp:anchor distT="0" distB="0" distL="114300" distR="114300" simplePos="0" relativeHeight="251718656" behindDoc="0" locked="0" layoutInCell="1" allowOverlap="1" wp14:anchorId="504A3B25" wp14:editId="36A2E3B7">
+              <wp:anchor distT="0" distB="0" distL="114300" distR="114300" simplePos="0" relativeHeight="251717632" behindDoc="0" locked="0" layoutInCell="1" allowOverlap="1" wp14:anchorId="527550F9" wp14:editId="6CA08291">
                 <wp:simplePos x="0" y="0"/>
                 <wp:positionH relativeFrom="column">
-                  <wp:posOffset>4216400</wp:posOffset>
+                  <wp:posOffset>4953000</wp:posOffset>
                 </wp:positionH>
                 <wp:positionV relativeFrom="paragraph">
-                  <wp:posOffset>7340600</wp:posOffset>
+                  <wp:posOffset>8534400</wp:posOffset>
                 </wp:positionV>
-                <wp:extent cx="1295400" cy="431800"/>
+                <wp:extent cx="1600200" cy="508000"/>
                 <wp:effectExtent l="0" t="0" r="19050" b="25400"/>
                 <wp:wrapNone/>
-                <wp:docPr id="16433295" name="Oval 59"/>
+                <wp:docPr id="1611140586" name="Oval 58"/>
                 <wp:cNvGraphicFramePr/>
                 <a:graphic xmlns:a="http://schemas.openxmlformats.org/drawingml/2006/main">
                   <a:graphicData uri="http://schemas.microsoft.com/office/word/2010/wordprocessingShape">
@@ -2257,7 +2135,7 @@
                       <wps:spPr>
                         <a:xfrm>
                           <a:off x="0" y="0"/>
-                          <a:ext cx="1295400" cy="431800"/>
+                          <a:ext cx="1600200" cy="508000"/>
                         </a:xfrm>
                         <a:prstGeom prst="ellipse">
                           <a:avLst/>
@@ -2265,7 +2143,7 @@
                         <a:solidFill>
                           <a:srgbClr val="D9EAD3"/>
                         </a:solidFill>
-                        <a:ln w="15875">
+                        <a:ln w="19050">
                           <a:solidFill>
                             <a:srgbClr val="5A5A5A"/>
                           </a:solidFill>
@@ -2295,7 +2173,7 @@
                               <w:rPr>
                                 <w:rFonts w:ascii="Calibri" w:hAnsi="Calibri" w:cs="Calibri"/>
                                 <w:color w:val="000000"/>
-                                <w:sz w:val="16"/>
+                                <w:sz w:val="20"/>
                                 <w:u w:val="single"/>
                               </w:rPr>
                             </w:pPr>
@@ -2303,7 +2181,7 @@
                               <w:rPr>
                                 <w:rFonts w:ascii="Calibri" w:hAnsi="Calibri" w:cs="Calibri"/>
                                 <w:color w:val="000000"/>
-                                <w:sz w:val="16"/>
+                                <w:sz w:val="20"/>
                                 <w:u w:val="single"/>
                               </w:rPr>
                               <w:t>person_id</w:t>
@@ -2311,7 +2189,7 @@
                           </w:p>
                         </w:txbxContent>
                       </wps:txbx>
-                      <wps:bodyPr rot="0" spcFirstLastPara="0" vertOverflow="overflow" horzOverflow="overflow" vert="horz" wrap="square" lIns="91440" tIns="45720" rIns="91440" bIns="45720" numCol="1" spcCol="0" rtlCol="0" fromWordArt="0" anchor="ctr" anchorCtr="0" forceAA="0" compatLnSpc="1">
+                      <wps:bodyPr rot="0" spcFirstLastPara="0" vertOverflow="overflow" horzOverflow="overflow" vert="horz" wrap="square" lIns="91440" tIns="12700" rIns="91440" bIns="12700" numCol="1" spcCol="0" rtlCol="0" fromWordArt="0" anchor="ctr" anchorCtr="0" forceAA="0" compatLnSpc="1">
                         <a:prstTxWarp prst="textNoShape">
                           <a:avLst/>
                         </a:prstTxWarp>
@@ -2325,9 +2203,9 @@
           </mc:Choice>
           <mc:Fallback>
             <w:pict>
-              <v:oval w14:anchorId="504A3B25" id="Oval 59" o:spid="_x0000_s1045" style="position:absolute;margin-left:332pt;margin-top:578pt;width:102pt;height:34pt;z-index:251718656;visibility:visible;mso-wrap-style:square;mso-wrap-distance-left:9pt;mso-wrap-distance-top:0;mso-wrap-distance-right:9pt;mso-wrap-distance-bottom:0;mso-position-horizontal:absolute;mso-position-horizontal-relative:text;mso-position-vertical:absolute;mso-position-vertical-relative:text;v-text-anchor:middle" o:gfxdata="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" fillcolor="#d9ead3" strokecolor="#5a5a5a" strokeweight="1.25pt">
+              <v:oval w14:anchorId="527550F9" id="Oval 58" o:spid="_x0000_s1044" style="position:absolute;margin-left:390pt;margin-top:672pt;width:126pt;height:40pt;z-index:251717632;visibility:visible;mso-wrap-style:square;mso-wrap-distance-left:9pt;mso-wrap-distance-top:0;mso-wrap-distance-right:9pt;mso-wrap-distance-bottom:0;mso-position-horizontal:absolute;mso-position-horizontal-relative:text;mso-position-vertical:absolute;mso-position-vertical-relative:text;v-text-anchor:middle" o:gfxdata="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" fillcolor="#d9ead3" strokecolor="#5a5a5a" strokeweight="1.5pt">
                 <v:stroke joinstyle="miter"/>
-                <v:textbox>
+                <v:textbox inset=",1pt,,1pt">
                   <w:txbxContent>
                     <w:p>
                       <w:pPr>
@@ -2335,7 +2213,7 @@
                         <w:rPr>
                           <w:rFonts w:ascii="Calibri" w:hAnsi="Calibri" w:cs="Calibri"/>
                           <w:color w:val="000000"/>
-                          <w:sz w:val="16"/>
+                          <w:sz w:val="20"/>
                           <w:u w:val="single"/>
                         </w:rPr>
                       </w:pPr>
@@ -2343,7 +2221,7 @@
                         <w:rPr>
                           <w:rFonts w:ascii="Calibri" w:hAnsi="Calibri" w:cs="Calibri"/>
                           <w:color w:val="000000"/>
-                          <w:sz w:val="16"/>
+                          <w:sz w:val="20"/>
                           <w:u w:val="single"/>
                         </w:rPr>
                         <w:t>person_id</w:t>
@@ -2363,18 +2241,18 @@
         <mc:AlternateContent>
           <mc:Choice Requires="wps">
             <w:drawing>
-              <wp:anchor distT="0" distB="0" distL="114300" distR="114300" simplePos="0" relativeHeight="251717632" behindDoc="0" locked="0" layoutInCell="1" allowOverlap="1" wp14:anchorId="25D3BE82" wp14:editId="6CABFF6E">
+              <wp:anchor distT="0" distB="0" distL="114300" distR="114300" simplePos="0" relativeHeight="251716608" behindDoc="0" locked="0" layoutInCell="1" allowOverlap="1" wp14:anchorId="541A926F" wp14:editId="5FD9B262">
                 <wp:simplePos x="0" y="0"/>
                 <wp:positionH relativeFrom="column">
-                  <wp:posOffset>11226800</wp:posOffset>
+                  <wp:posOffset>11785600</wp:posOffset>
                 </wp:positionH>
                 <wp:positionV relativeFrom="paragraph">
-                  <wp:posOffset>1193800</wp:posOffset>
+                  <wp:posOffset>1676400</wp:posOffset>
                 </wp:positionV>
-                <wp:extent cx="1295400" cy="431800"/>
+                <wp:extent cx="1600200" cy="508000"/>
                 <wp:effectExtent l="0" t="0" r="19050" b="25400"/>
                 <wp:wrapNone/>
-                <wp:docPr id="969801181" name="Oval 58"/>
+                <wp:docPr id="2070949320" name="Oval 57"/>
                 <wp:cNvGraphicFramePr/>
                 <a:graphic xmlns:a="http://schemas.openxmlformats.org/drawingml/2006/main">
                   <a:graphicData uri="http://schemas.microsoft.com/office/word/2010/wordprocessingShape">
@@ -2383,7 +2261,7 @@
                       <wps:spPr>
                         <a:xfrm>
                           <a:off x="0" y="0"/>
-                          <a:ext cx="1295400" cy="431800"/>
+                          <a:ext cx="1600200" cy="508000"/>
                         </a:xfrm>
                         <a:prstGeom prst="ellipse">
                           <a:avLst/>
@@ -2391,7 +2269,7 @@
                         <a:solidFill>
                           <a:srgbClr val="D9EAD3"/>
                         </a:solidFill>
-                        <a:ln w="15875">
+                        <a:ln w="19050">
                           <a:solidFill>
                             <a:srgbClr val="5A5A5A"/>
                           </a:solidFill>
@@ -2421,21 +2299,21 @@
                               <w:rPr>
                                 <w:rFonts w:ascii="Calibri" w:hAnsi="Calibri" w:cs="Calibri"/>
                                 <w:color w:val="000000"/>
-                                <w:sz w:val="16"/>
+                                <w:sz w:val="20"/>
                               </w:rPr>
                             </w:pPr>
                             <w:r>
                               <w:rPr>
                                 <w:rFonts w:ascii="Calibri" w:hAnsi="Calibri" w:cs="Calibri"/>
                                 <w:color w:val="000000"/>
-                                <w:sz w:val="16"/>
+                                <w:sz w:val="20"/>
                               </w:rPr>
                               <w:t>genre_name</w:t>
                             </w:r>
                           </w:p>
                         </w:txbxContent>
                       </wps:txbx>
-                      <wps:bodyPr rot="0" spcFirstLastPara="0" vertOverflow="overflow" horzOverflow="overflow" vert="horz" wrap="square" lIns="91440" tIns="45720" rIns="91440" bIns="45720" numCol="1" spcCol="0" rtlCol="0" fromWordArt="0" anchor="ctr" anchorCtr="0" forceAA="0" compatLnSpc="1">
+                      <wps:bodyPr rot="0" spcFirstLastPara="0" vertOverflow="overflow" horzOverflow="overflow" vert="horz" wrap="square" lIns="91440" tIns="12700" rIns="91440" bIns="12700" numCol="1" spcCol="0" rtlCol="0" fromWordArt="0" anchor="ctr" anchorCtr="0" forceAA="0" compatLnSpc="1">
                         <a:prstTxWarp prst="textNoShape">
                           <a:avLst/>
                         </a:prstTxWarp>
@@ -2449,9 +2327,9 @@
           </mc:Choice>
           <mc:Fallback>
             <w:pict>
-              <v:oval w14:anchorId="25D3BE82" id="Oval 58" o:spid="_x0000_s1046" style="position:absolute;margin-left:884pt;margin-top:94pt;width:102pt;height:34pt;z-index:251717632;visibility:visible;mso-wrap-style:square;mso-wrap-distance-left:9pt;mso-wrap-distance-top:0;mso-wrap-distance-right:9pt;mso-wrap-distance-bottom:0;mso-position-horizontal:absolute;mso-position-horizontal-relative:text;mso-position-vertical:absolute;mso-position-vertical-relative:text;v-text-anchor:middle" o:gfxdata="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" fillcolor="#d9ead3" strokecolor="#5a5a5a" strokeweight="1.25pt">
+              <v:oval w14:anchorId="541A926F" id="Oval 57" o:spid="_x0000_s1045" style="position:absolute;margin-left:928pt;margin-top:132pt;width:126pt;height:40pt;z-index:251716608;visibility:visible;mso-wrap-style:square;mso-wrap-distance-left:9pt;mso-wrap-distance-top:0;mso-wrap-distance-right:9pt;mso-wrap-distance-bottom:0;mso-position-horizontal:absolute;mso-position-horizontal-relative:text;mso-position-vertical:absolute;mso-position-vertical-relative:text;v-text-anchor:middle" o:gfxdata="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" fillcolor="#d9ead3" strokecolor="#5a5a5a" strokeweight="1.5pt">
                 <v:stroke joinstyle="miter"/>
-                <v:textbox>
+                <v:textbox inset=",1pt,,1pt">
                   <w:txbxContent>
                     <w:p>
                       <w:pPr>
@@ -2459,14 +2337,14 @@
                         <w:rPr>
                           <w:rFonts w:ascii="Calibri" w:hAnsi="Calibri" w:cs="Calibri"/>
                           <w:color w:val="000000"/>
-                          <w:sz w:val="16"/>
+                          <w:sz w:val="20"/>
                         </w:rPr>
                       </w:pPr>
                       <w:r>
                         <w:rPr>
                           <w:rFonts w:ascii="Calibri" w:hAnsi="Calibri" w:cs="Calibri"/>
                           <w:color w:val="000000"/>
-                          <w:sz w:val="16"/>
+                          <w:sz w:val="20"/>
                         </w:rPr>
                         <w:t>genre_name</w:t>
                       </w:r>
@@ -2485,18 +2363,18 @@
         <mc:AlternateContent>
           <mc:Choice Requires="wps">
             <w:drawing>
-              <wp:anchor distT="0" distB="0" distL="114300" distR="114300" simplePos="0" relativeHeight="251716608" behindDoc="0" locked="0" layoutInCell="1" allowOverlap="1" wp14:anchorId="2F521A67" wp14:editId="37460458">
+              <wp:anchor distT="0" distB="0" distL="114300" distR="114300" simplePos="0" relativeHeight="251715584" behindDoc="0" locked="0" layoutInCell="1" allowOverlap="1" wp14:anchorId="14FBBED2" wp14:editId="6490A9A3">
                 <wp:simplePos x="0" y="0"/>
                 <wp:positionH relativeFrom="column">
-                  <wp:posOffset>11226800</wp:posOffset>
+                  <wp:posOffset>11785600</wp:posOffset>
                 </wp:positionH>
                 <wp:positionV relativeFrom="paragraph">
-                  <wp:posOffset>279400</wp:posOffset>
+                  <wp:posOffset>787400</wp:posOffset>
                 </wp:positionV>
-                <wp:extent cx="1295400" cy="431800"/>
+                <wp:extent cx="1600200" cy="508000"/>
                 <wp:effectExtent l="0" t="0" r="19050" b="25400"/>
                 <wp:wrapNone/>
-                <wp:docPr id="1821377314" name="Oval 57"/>
+                <wp:docPr id="1335691506" name="Oval 56"/>
                 <wp:cNvGraphicFramePr/>
                 <a:graphic xmlns:a="http://schemas.openxmlformats.org/drawingml/2006/main">
                   <a:graphicData uri="http://schemas.microsoft.com/office/word/2010/wordprocessingShape">
@@ -2505,7 +2383,7 @@
                       <wps:spPr>
                         <a:xfrm>
                           <a:off x="0" y="0"/>
-                          <a:ext cx="1295400" cy="431800"/>
+                          <a:ext cx="1600200" cy="508000"/>
                         </a:xfrm>
                         <a:prstGeom prst="ellipse">
                           <a:avLst/>
@@ -2513,7 +2391,7 @@
                         <a:solidFill>
                           <a:srgbClr val="D9EAD3"/>
                         </a:solidFill>
-                        <a:ln w="15875">
+                        <a:ln w="19050">
                           <a:solidFill>
                             <a:srgbClr val="5A5A5A"/>
                           </a:solidFill>
@@ -2543,7 +2421,7 @@
                               <w:rPr>
                                 <w:rFonts w:ascii="Calibri" w:hAnsi="Calibri" w:cs="Calibri"/>
                                 <w:color w:val="000000"/>
-                                <w:sz w:val="16"/>
+                                <w:sz w:val="20"/>
                                 <w:u w:val="single"/>
                               </w:rPr>
                             </w:pPr>
@@ -2551,7 +2429,7 @@
                               <w:rPr>
                                 <w:rFonts w:ascii="Calibri" w:hAnsi="Calibri" w:cs="Calibri"/>
                                 <w:color w:val="000000"/>
-                                <w:sz w:val="16"/>
+                                <w:sz w:val="20"/>
                                 <w:u w:val="single"/>
                               </w:rPr>
                               <w:t>genre_id</w:t>
@@ -2559,7 +2437,7 @@
                           </w:p>
                         </w:txbxContent>
                       </wps:txbx>
-                      <wps:bodyPr rot="0" spcFirstLastPara="0" vertOverflow="overflow" horzOverflow="overflow" vert="horz" wrap="square" lIns="91440" tIns="45720" rIns="91440" bIns="45720" numCol="1" spcCol="0" rtlCol="0" fromWordArt="0" anchor="ctr" anchorCtr="0" forceAA="0" compatLnSpc="1">
+                      <wps:bodyPr rot="0" spcFirstLastPara="0" vertOverflow="overflow" horzOverflow="overflow" vert="horz" wrap="square" lIns="91440" tIns="12700" rIns="91440" bIns="12700" numCol="1" spcCol="0" rtlCol="0" fromWordArt="0" anchor="ctr" anchorCtr="0" forceAA="0" compatLnSpc="1">
                         <a:prstTxWarp prst="textNoShape">
                           <a:avLst/>
                         </a:prstTxWarp>
@@ -2573,9 +2451,9 @@
           </mc:Choice>
           <mc:Fallback>
             <w:pict>
-              <v:oval w14:anchorId="2F521A67" id="Oval 57" o:spid="_x0000_s1047" style="position:absolute;margin-left:884pt;margin-top:22pt;width:102pt;height:34pt;z-index:251716608;visibility:visible;mso-wrap-style:square;mso-wrap-distance-left:9pt;mso-wrap-distance-top:0;mso-wrap-distance-right:9pt;mso-wrap-distance-bottom:0;mso-position-horizontal:absolute;mso-position-horizontal-relative:text;mso-position-vertical:absolute;mso-position-vertical-relative:text;v-text-anchor:middle" o:gfxdata="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" fillcolor="#d9ead3" strokecolor="#5a5a5a" strokeweight="1.25pt">
+              <v:oval w14:anchorId="14FBBED2" id="Oval 56" o:spid="_x0000_s1046" style="position:absolute;margin-left:928pt;margin-top:62pt;width:126pt;height:40pt;z-index:251715584;visibility:visible;mso-wrap-style:square;mso-wrap-distance-left:9pt;mso-wrap-distance-top:0;mso-wrap-distance-right:9pt;mso-wrap-distance-bottom:0;mso-position-horizontal:absolute;mso-position-horizontal-relative:text;mso-position-vertical:absolute;mso-position-vertical-relative:text;v-text-anchor:middle" o:gfxdata="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" fillcolor="#d9ead3" strokecolor="#5a5a5a" strokeweight="1.5pt">
                 <v:stroke joinstyle="miter"/>
-                <v:textbox>
+                <v:textbox inset=",1pt,,1pt">
                   <w:txbxContent>
                     <w:p>
                       <w:pPr>
@@ -2583,7 +2461,7 @@
                         <w:rPr>
                           <w:rFonts w:ascii="Calibri" w:hAnsi="Calibri" w:cs="Calibri"/>
                           <w:color w:val="000000"/>
-                          <w:sz w:val="16"/>
+                          <w:sz w:val="20"/>
                           <w:u w:val="single"/>
                         </w:rPr>
                       </w:pPr>
@@ -2591,7 +2469,7 @@
                         <w:rPr>
                           <w:rFonts w:ascii="Calibri" w:hAnsi="Calibri" w:cs="Calibri"/>
                           <w:color w:val="000000"/>
-                          <w:sz w:val="16"/>
+                          <w:sz w:val="20"/>
                           <w:u w:val="single"/>
                         </w:rPr>
                         <w:t>genre_id</w:t>
@@ -2611,18 +2489,18 @@
         <mc:AlternateContent>
           <mc:Choice Requires="wps">
             <w:drawing>
-              <wp:anchor distT="0" distB="0" distL="114300" distR="114300" simplePos="0" relativeHeight="251715584" behindDoc="0" locked="0" layoutInCell="1" allowOverlap="1" wp14:anchorId="747B7133" wp14:editId="2B4C7624">
+              <wp:anchor distT="0" distB="0" distL="114300" distR="114300" simplePos="0" relativeHeight="251714560" behindDoc="0" locked="0" layoutInCell="1" allowOverlap="1" wp14:anchorId="355A8AC4" wp14:editId="5E07C40B">
                 <wp:simplePos x="0" y="0"/>
                 <wp:positionH relativeFrom="column">
-                  <wp:posOffset>3835400</wp:posOffset>
+                  <wp:posOffset>4343400</wp:posOffset>
                 </wp:positionH>
                 <wp:positionV relativeFrom="paragraph">
-                  <wp:posOffset>1193800</wp:posOffset>
+                  <wp:posOffset>1676400</wp:posOffset>
                 </wp:positionV>
-                <wp:extent cx="1295400" cy="431800"/>
+                <wp:extent cx="1600200" cy="508000"/>
                 <wp:effectExtent l="0" t="0" r="19050" b="25400"/>
                 <wp:wrapNone/>
-                <wp:docPr id="561500465" name="Oval 56"/>
+                <wp:docPr id="1077119540" name="Oval 55"/>
                 <wp:cNvGraphicFramePr/>
                 <a:graphic xmlns:a="http://schemas.openxmlformats.org/drawingml/2006/main">
                   <a:graphicData uri="http://schemas.microsoft.com/office/word/2010/wordprocessingShape">
@@ -2631,7 +2509,7 @@
                       <wps:spPr>
                         <a:xfrm>
                           <a:off x="0" y="0"/>
-                          <a:ext cx="1295400" cy="431800"/>
+                          <a:ext cx="1600200" cy="508000"/>
                         </a:xfrm>
                         <a:prstGeom prst="ellipse">
                           <a:avLst/>
@@ -2639,7 +2517,7 @@
                         <a:solidFill>
                           <a:srgbClr val="D9EAD3"/>
                         </a:solidFill>
-                        <a:ln w="15875">
+                        <a:ln w="19050">
                           <a:solidFill>
                             <a:srgbClr val="5A5A5A"/>
                           </a:solidFill>
@@ -2669,21 +2547,21 @@
                               <w:rPr>
                                 <w:rFonts w:ascii="Calibri" w:hAnsi="Calibri" w:cs="Calibri"/>
                                 <w:color w:val="000000"/>
-                                <w:sz w:val="16"/>
+                                <w:sz w:val="20"/>
                               </w:rPr>
                             </w:pPr>
                             <w:r>
                               <w:rPr>
                                 <w:rFonts w:ascii="Calibri" w:hAnsi="Calibri" w:cs="Calibri"/>
                                 <w:color w:val="000000"/>
-                                <w:sz w:val="16"/>
+                                <w:sz w:val="20"/>
                               </w:rPr>
                               <w:t>max_screens</w:t>
                             </w:r>
                           </w:p>
                         </w:txbxContent>
                       </wps:txbx>
-                      <wps:bodyPr rot="0" spcFirstLastPara="0" vertOverflow="overflow" horzOverflow="overflow" vert="horz" wrap="square" lIns="91440" tIns="45720" rIns="91440" bIns="45720" numCol="1" spcCol="0" rtlCol="0" fromWordArt="0" anchor="ctr" anchorCtr="0" forceAA="0" compatLnSpc="1">
+                      <wps:bodyPr rot="0" spcFirstLastPara="0" vertOverflow="overflow" horzOverflow="overflow" vert="horz" wrap="square" lIns="91440" tIns="12700" rIns="91440" bIns="12700" numCol="1" spcCol="0" rtlCol="0" fromWordArt="0" anchor="ctr" anchorCtr="0" forceAA="0" compatLnSpc="1">
                         <a:prstTxWarp prst="textNoShape">
                           <a:avLst/>
                         </a:prstTxWarp>
@@ -2697,9 +2575,9 @@
           </mc:Choice>
           <mc:Fallback>
             <w:pict>
-              <v:oval w14:anchorId="747B7133" id="Oval 56" o:spid="_x0000_s1048" style="position:absolute;margin-left:302pt;margin-top:94pt;width:102pt;height:34pt;z-index:251715584;visibility:visible;mso-wrap-style:square;mso-wrap-distance-left:9pt;mso-wrap-distance-top:0;mso-wrap-distance-right:9pt;mso-wrap-distance-bottom:0;mso-position-horizontal:absolute;mso-position-horizontal-relative:text;mso-position-vertical:absolute;mso-position-vertical-relative:text;v-text-anchor:middle" o:gfxdata="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" fillcolor="#d9ead3" strokecolor="#5a5a5a" strokeweight="1.25pt">
+              <v:oval w14:anchorId="355A8AC4" id="Oval 55" o:spid="_x0000_s1047" style="position:absolute;margin-left:342pt;margin-top:132pt;width:126pt;height:40pt;z-index:251714560;visibility:visible;mso-wrap-style:square;mso-wrap-distance-left:9pt;mso-wrap-distance-top:0;mso-wrap-distance-right:9pt;mso-wrap-distance-bottom:0;mso-position-horizontal:absolute;mso-position-horizontal-relative:text;mso-position-vertical:absolute;mso-position-vertical-relative:text;v-text-anchor:middle" o:gfxdata="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" fillcolor="#d9ead3" strokecolor="#5a5a5a" strokeweight="1.5pt">
                 <v:stroke joinstyle="miter"/>
-                <v:textbox>
+                <v:textbox inset=",1pt,,1pt">
                   <w:txbxContent>
                     <w:p>
                       <w:pPr>
@@ -2707,14 +2585,14 @@
                         <w:rPr>
                           <w:rFonts w:ascii="Calibri" w:hAnsi="Calibri" w:cs="Calibri"/>
                           <w:color w:val="000000"/>
-                          <w:sz w:val="16"/>
+                          <w:sz w:val="20"/>
                         </w:rPr>
                       </w:pPr>
                       <w:r>
                         <w:rPr>
                           <w:rFonts w:ascii="Calibri" w:hAnsi="Calibri" w:cs="Calibri"/>
                           <w:color w:val="000000"/>
-                          <w:sz w:val="16"/>
+                          <w:sz w:val="20"/>
                         </w:rPr>
                         <w:t>max_screens</w:t>
                       </w:r>
@@ -2733,18 +2611,18 @@
         <mc:AlternateContent>
           <mc:Choice Requires="wps">
             <w:drawing>
-              <wp:anchor distT="0" distB="0" distL="114300" distR="114300" simplePos="0" relativeHeight="251714560" behindDoc="0" locked="0" layoutInCell="1" allowOverlap="1" wp14:anchorId="0C1892F4" wp14:editId="65432FB0">
+              <wp:anchor distT="0" distB="0" distL="114300" distR="114300" simplePos="0" relativeHeight="251713536" behindDoc="0" locked="0" layoutInCell="1" allowOverlap="1" wp14:anchorId="63C03BB9" wp14:editId="19C414C0">
                 <wp:simplePos x="0" y="0"/>
                 <wp:positionH relativeFrom="column">
-                  <wp:posOffset>3835400</wp:posOffset>
+                  <wp:posOffset>4343400</wp:posOffset>
                 </wp:positionH>
                 <wp:positionV relativeFrom="paragraph">
-                  <wp:posOffset>228600</wp:posOffset>
+                  <wp:posOffset>736600</wp:posOffset>
                 </wp:positionV>
-                <wp:extent cx="1295400" cy="431800"/>
+                <wp:extent cx="1600200" cy="508000"/>
                 <wp:effectExtent l="0" t="0" r="19050" b="25400"/>
                 <wp:wrapNone/>
-                <wp:docPr id="1383184775" name="Oval 55"/>
+                <wp:docPr id="435753031" name="Oval 54"/>
                 <wp:cNvGraphicFramePr/>
                 <a:graphic xmlns:a="http://schemas.openxmlformats.org/drawingml/2006/main">
                   <a:graphicData uri="http://schemas.microsoft.com/office/word/2010/wordprocessingShape">
@@ -2753,7 +2631,7 @@
                       <wps:spPr>
                         <a:xfrm>
                           <a:off x="0" y="0"/>
-                          <a:ext cx="1295400" cy="431800"/>
+                          <a:ext cx="1600200" cy="508000"/>
                         </a:xfrm>
                         <a:prstGeom prst="ellipse">
                           <a:avLst/>
@@ -2761,7 +2639,7 @@
                         <a:solidFill>
                           <a:srgbClr val="D9EAD3"/>
                         </a:solidFill>
-                        <a:ln w="15875">
+                        <a:ln w="19050">
                           <a:solidFill>
                             <a:srgbClr val="5A5A5A"/>
                           </a:solidFill>
@@ -2791,21 +2669,21 @@
                               <w:rPr>
                                 <w:rFonts w:ascii="Calibri" w:hAnsi="Calibri" w:cs="Calibri"/>
                                 <w:color w:val="000000"/>
-                                <w:sz w:val="16"/>
+                                <w:sz w:val="20"/>
                               </w:rPr>
                             </w:pPr>
                             <w:r>
                               <w:rPr>
                                 <w:rFonts w:ascii="Calibri" w:hAnsi="Calibri" w:cs="Calibri"/>
                                 <w:color w:val="000000"/>
-                                <w:sz w:val="16"/>
+                                <w:sz w:val="20"/>
                               </w:rPr>
                               <w:t>monthly_price</w:t>
                             </w:r>
                           </w:p>
                         </w:txbxContent>
                       </wps:txbx>
-                      <wps:bodyPr rot="0" spcFirstLastPara="0" vertOverflow="overflow" horzOverflow="overflow" vert="horz" wrap="square" lIns="91440" tIns="45720" rIns="91440" bIns="45720" numCol="1" spcCol="0" rtlCol="0" fromWordArt="0" anchor="ctr" anchorCtr="0" forceAA="0" compatLnSpc="1">
+                      <wps:bodyPr rot="0" spcFirstLastPara="0" vertOverflow="overflow" horzOverflow="overflow" vert="horz" wrap="square" lIns="91440" tIns="12700" rIns="91440" bIns="12700" numCol="1" spcCol="0" rtlCol="0" fromWordArt="0" anchor="ctr" anchorCtr="0" forceAA="0" compatLnSpc="1">
                         <a:prstTxWarp prst="textNoShape">
                           <a:avLst/>
                         </a:prstTxWarp>
@@ -2819,9 +2697,9 @@
           </mc:Choice>
           <mc:Fallback>
             <w:pict>
-              <v:oval w14:anchorId="0C1892F4" id="Oval 55" o:spid="_x0000_s1049" style="position:absolute;margin-left:302pt;margin-top:18pt;width:102pt;height:34pt;z-index:251714560;visibility:visible;mso-wrap-style:square;mso-wrap-distance-left:9pt;mso-wrap-distance-top:0;mso-wrap-distance-right:9pt;mso-wrap-distance-bottom:0;mso-position-horizontal:absolute;mso-position-horizontal-relative:text;mso-position-vertical:absolute;mso-position-vertical-relative:text;v-text-anchor:middle" o:gfxdata="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" fillcolor="#d9ead3" strokecolor="#5a5a5a" strokeweight="1.25pt">
+              <v:oval w14:anchorId="63C03BB9" id="Oval 54" o:spid="_x0000_s1048" style="position:absolute;margin-left:342pt;margin-top:58pt;width:126pt;height:40pt;z-index:251713536;visibility:visible;mso-wrap-style:square;mso-wrap-distance-left:9pt;mso-wrap-distance-top:0;mso-wrap-distance-right:9pt;mso-wrap-distance-bottom:0;mso-position-horizontal:absolute;mso-position-horizontal-relative:text;mso-position-vertical:absolute;mso-position-vertical-relative:text;v-text-anchor:middle" o:gfxdata="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" fillcolor="#d9ead3" strokecolor="#5a5a5a" strokeweight="1.5pt">
                 <v:stroke joinstyle="miter"/>
-                <v:textbox>
+                <v:textbox inset=",1pt,,1pt">
                   <w:txbxContent>
                     <w:p>
                       <w:pPr>
@@ -2829,14 +2707,14 @@
                         <w:rPr>
                           <w:rFonts w:ascii="Calibri" w:hAnsi="Calibri" w:cs="Calibri"/>
                           <w:color w:val="000000"/>
-                          <w:sz w:val="16"/>
+                          <w:sz w:val="20"/>
                         </w:rPr>
                       </w:pPr>
                       <w:r>
                         <w:rPr>
                           <w:rFonts w:ascii="Calibri" w:hAnsi="Calibri" w:cs="Calibri"/>
                           <w:color w:val="000000"/>
-                          <w:sz w:val="16"/>
+                          <w:sz w:val="20"/>
                         </w:rPr>
                         <w:t>monthly_price</w:t>
                       </w:r>
@@ -2855,18 +2733,18 @@
         <mc:AlternateContent>
           <mc:Choice Requires="wps">
             <w:drawing>
-              <wp:anchor distT="0" distB="0" distL="114300" distR="114300" simplePos="0" relativeHeight="251713536" behindDoc="0" locked="0" layoutInCell="1" allowOverlap="1" wp14:anchorId="6FA9DA82" wp14:editId="40F3716C">
+              <wp:anchor distT="0" distB="0" distL="114300" distR="114300" simplePos="0" relativeHeight="251712512" behindDoc="0" locked="0" layoutInCell="1" allowOverlap="1" wp14:anchorId="7A604168" wp14:editId="01A36068">
                 <wp:simplePos x="0" y="0"/>
                 <wp:positionH relativeFrom="column">
-                  <wp:posOffset>-152400</wp:posOffset>
+                  <wp:posOffset>127000</wp:posOffset>
                 </wp:positionH>
                 <wp:positionV relativeFrom="paragraph">
-                  <wp:posOffset>990600</wp:posOffset>
+                  <wp:posOffset>1549400</wp:posOffset>
                 </wp:positionV>
-                <wp:extent cx="1295400" cy="431800"/>
+                <wp:extent cx="1600200" cy="508000"/>
                 <wp:effectExtent l="0" t="0" r="19050" b="25400"/>
                 <wp:wrapNone/>
-                <wp:docPr id="765457003" name="Oval 54"/>
+                <wp:docPr id="337017498" name="Oval 53"/>
                 <wp:cNvGraphicFramePr/>
                 <a:graphic xmlns:a="http://schemas.openxmlformats.org/drawingml/2006/main">
                   <a:graphicData uri="http://schemas.microsoft.com/office/word/2010/wordprocessingShape">
@@ -2875,7 +2753,7 @@
                       <wps:spPr>
                         <a:xfrm>
                           <a:off x="0" y="0"/>
-                          <a:ext cx="1295400" cy="431800"/>
+                          <a:ext cx="1600200" cy="508000"/>
                         </a:xfrm>
                         <a:prstGeom prst="ellipse">
                           <a:avLst/>
@@ -2883,7 +2761,7 @@
                         <a:solidFill>
                           <a:srgbClr val="D9EAD3"/>
                         </a:solidFill>
-                        <a:ln w="15875">
+                        <a:ln w="19050">
                           <a:solidFill>
                             <a:srgbClr val="5A5A5A"/>
                           </a:solidFill>
@@ -2913,21 +2791,21 @@
                               <w:rPr>
                                 <w:rFonts w:ascii="Calibri" w:hAnsi="Calibri" w:cs="Calibri"/>
                                 <w:color w:val="000000"/>
-                                <w:sz w:val="16"/>
+                                <w:sz w:val="20"/>
                               </w:rPr>
                             </w:pPr>
                             <w:r>
                               <w:rPr>
                                 <w:rFonts w:ascii="Calibri" w:hAnsi="Calibri" w:cs="Calibri"/>
                                 <w:color w:val="000000"/>
-                                <w:sz w:val="16"/>
+                                <w:sz w:val="20"/>
                               </w:rPr>
                               <w:t>plan_name</w:t>
                             </w:r>
                           </w:p>
                         </w:txbxContent>
                       </wps:txbx>
-                      <wps:bodyPr rot="0" spcFirstLastPara="0" vertOverflow="overflow" horzOverflow="overflow" vert="horz" wrap="square" lIns="91440" tIns="45720" rIns="91440" bIns="45720" numCol="1" spcCol="0" rtlCol="0" fromWordArt="0" anchor="ctr" anchorCtr="0" forceAA="0" compatLnSpc="1">
+                      <wps:bodyPr rot="0" spcFirstLastPara="0" vertOverflow="overflow" horzOverflow="overflow" vert="horz" wrap="square" lIns="91440" tIns="12700" rIns="91440" bIns="12700" numCol="1" spcCol="0" rtlCol="0" fromWordArt="0" anchor="ctr" anchorCtr="0" forceAA="0" compatLnSpc="1">
                         <a:prstTxWarp prst="textNoShape">
                           <a:avLst/>
                         </a:prstTxWarp>
@@ -2941,9 +2819,9 @@
           </mc:Choice>
           <mc:Fallback>
             <w:pict>
-              <v:oval w14:anchorId="6FA9DA82" id="Oval 54" o:spid="_x0000_s1050" style="position:absolute;margin-left:-12pt;margin-top:78pt;width:102pt;height:34pt;z-index:251713536;visibility:visible;mso-wrap-style:square;mso-wrap-distance-left:9pt;mso-wrap-distance-top:0;mso-wrap-distance-right:9pt;mso-wrap-distance-bottom:0;mso-position-horizontal:absolute;mso-position-horizontal-relative:text;mso-position-vertical:absolute;mso-position-vertical-relative:text;v-text-anchor:middle" o:gfxdata="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" fillcolor="#d9ead3" strokecolor="#5a5a5a" strokeweight="1.25pt">
+              <v:oval w14:anchorId="7A604168" id="Oval 53" o:spid="_x0000_s1049" style="position:absolute;margin-left:10pt;margin-top:122pt;width:126pt;height:40pt;z-index:251712512;visibility:visible;mso-wrap-style:square;mso-wrap-distance-left:9pt;mso-wrap-distance-top:0;mso-wrap-distance-right:9pt;mso-wrap-distance-bottom:0;mso-position-horizontal:absolute;mso-position-horizontal-relative:text;mso-position-vertical:absolute;mso-position-vertical-relative:text;v-text-anchor:middle" o:gfxdata="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" fillcolor="#d9ead3" strokecolor="#5a5a5a" strokeweight="1.5pt">
                 <v:stroke joinstyle="miter"/>
-                <v:textbox>
+                <v:textbox inset=",1pt,,1pt">
                   <w:txbxContent>
                     <w:p>
                       <w:pPr>
@@ -2951,14 +2829,14 @@
                         <w:rPr>
                           <w:rFonts w:ascii="Calibri" w:hAnsi="Calibri" w:cs="Calibri"/>
                           <w:color w:val="000000"/>
-                          <w:sz w:val="16"/>
+                          <w:sz w:val="20"/>
                         </w:rPr>
                       </w:pPr>
                       <w:r>
                         <w:rPr>
                           <w:rFonts w:ascii="Calibri" w:hAnsi="Calibri" w:cs="Calibri"/>
                           <w:color w:val="000000"/>
-                          <w:sz w:val="16"/>
+                          <w:sz w:val="20"/>
                         </w:rPr>
                         <w:t>plan_name</w:t>
                       </w:r>
@@ -2977,18 +2855,18 @@
         <mc:AlternateContent>
           <mc:Choice Requires="wps">
             <w:drawing>
-              <wp:anchor distT="0" distB="0" distL="114300" distR="114300" simplePos="0" relativeHeight="251712512" behindDoc="0" locked="0" layoutInCell="1" allowOverlap="1" wp14:anchorId="35DBE30B" wp14:editId="049E13E5">
+              <wp:anchor distT="0" distB="0" distL="114300" distR="114300" simplePos="0" relativeHeight="251711488" behindDoc="0" locked="0" layoutInCell="1" allowOverlap="1" wp14:anchorId="450974F9" wp14:editId="024FD71F">
                 <wp:simplePos x="0" y="0"/>
                 <wp:positionH relativeFrom="column">
-                  <wp:posOffset>-152400</wp:posOffset>
+                  <wp:posOffset>127000</wp:posOffset>
                 </wp:positionH>
                 <wp:positionV relativeFrom="paragraph">
-                  <wp:posOffset>228600</wp:posOffset>
+                  <wp:posOffset>787400</wp:posOffset>
                 </wp:positionV>
-                <wp:extent cx="1295400" cy="431800"/>
+                <wp:extent cx="1600200" cy="508000"/>
                 <wp:effectExtent l="0" t="0" r="19050" b="25400"/>
                 <wp:wrapNone/>
-                <wp:docPr id="2140559343" name="Oval 53"/>
+                <wp:docPr id="1585947385" name="Oval 52"/>
                 <wp:cNvGraphicFramePr/>
                 <a:graphic xmlns:a="http://schemas.openxmlformats.org/drawingml/2006/main">
                   <a:graphicData uri="http://schemas.microsoft.com/office/word/2010/wordprocessingShape">
@@ -2997,7 +2875,7 @@
                       <wps:spPr>
                         <a:xfrm>
                           <a:off x="0" y="0"/>
-                          <a:ext cx="1295400" cy="431800"/>
+                          <a:ext cx="1600200" cy="508000"/>
                         </a:xfrm>
                         <a:prstGeom prst="ellipse">
                           <a:avLst/>
@@ -3005,7 +2883,7 @@
                         <a:solidFill>
                           <a:srgbClr val="D9EAD3"/>
                         </a:solidFill>
-                        <a:ln w="15875">
+                        <a:ln w="19050">
                           <a:solidFill>
                             <a:srgbClr val="5A5A5A"/>
                           </a:solidFill>
@@ -3035,7 +2913,7 @@
                               <w:rPr>
                                 <w:rFonts w:ascii="Calibri" w:hAnsi="Calibri" w:cs="Calibri"/>
                                 <w:color w:val="000000"/>
-                                <w:sz w:val="16"/>
+                                <w:sz w:val="20"/>
                                 <w:u w:val="single"/>
                               </w:rPr>
                             </w:pPr>
@@ -3043,7 +2921,7 @@
                               <w:rPr>
                                 <w:rFonts w:ascii="Calibri" w:hAnsi="Calibri" w:cs="Calibri"/>
                                 <w:color w:val="000000"/>
-                                <w:sz w:val="16"/>
+                                <w:sz w:val="20"/>
                                 <w:u w:val="single"/>
                               </w:rPr>
                               <w:t>plan_id</w:t>
@@ -3051,7 +2929,7 @@
                           </w:p>
                         </w:txbxContent>
                       </wps:txbx>
-                      <wps:bodyPr rot="0" spcFirstLastPara="0" vertOverflow="overflow" horzOverflow="overflow" vert="horz" wrap="square" lIns="91440" tIns="45720" rIns="91440" bIns="45720" numCol="1" spcCol="0" rtlCol="0" fromWordArt="0" anchor="ctr" anchorCtr="0" forceAA="0" compatLnSpc="1">
+                      <wps:bodyPr rot="0" spcFirstLastPara="0" vertOverflow="overflow" horzOverflow="overflow" vert="horz" wrap="square" lIns="91440" tIns="12700" rIns="91440" bIns="12700" numCol="1" spcCol="0" rtlCol="0" fromWordArt="0" anchor="ctr" anchorCtr="0" forceAA="0" compatLnSpc="1">
                         <a:prstTxWarp prst="textNoShape">
                           <a:avLst/>
                         </a:prstTxWarp>
@@ -3065,9 +2943,9 @@
           </mc:Choice>
           <mc:Fallback>
             <w:pict>
-              <v:oval w14:anchorId="35DBE30B" id="Oval 53" o:spid="_x0000_s1051" style="position:absolute;margin-left:-12pt;margin-top:18pt;width:102pt;height:34pt;z-index:251712512;visibility:visible;mso-wrap-style:square;mso-wrap-distance-left:9pt;mso-wrap-distance-top:0;mso-wrap-distance-right:9pt;mso-wrap-distance-bottom:0;mso-position-horizontal:absolute;mso-position-horizontal-relative:text;mso-position-vertical:absolute;mso-position-vertical-relative:text;v-text-anchor:middle" o:gfxdata="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" fillcolor="#d9ead3" strokecolor="#5a5a5a" strokeweight="1.25pt">
+              <v:oval w14:anchorId="450974F9" id="Oval 52" o:spid="_x0000_s1050" style="position:absolute;margin-left:10pt;margin-top:62pt;width:126pt;height:40pt;z-index:251711488;visibility:visible;mso-wrap-style:square;mso-wrap-distance-left:9pt;mso-wrap-distance-top:0;mso-wrap-distance-right:9pt;mso-wrap-distance-bottom:0;mso-position-horizontal:absolute;mso-position-horizontal-relative:text;mso-position-vertical:absolute;mso-position-vertical-relative:text;v-text-anchor:middle" o:gfxdata="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" fillcolor="#d9ead3" strokecolor="#5a5a5a" strokeweight="1.5pt">
                 <v:stroke joinstyle="miter"/>
-                <v:textbox>
+                <v:textbox inset=",1pt,,1pt">
                   <w:txbxContent>
                     <w:p>
                       <w:pPr>
@@ -3075,7 +2953,7 @@
                         <w:rPr>
                           <w:rFonts w:ascii="Calibri" w:hAnsi="Calibri" w:cs="Calibri"/>
                           <w:color w:val="000000"/>
-                          <w:sz w:val="16"/>
+                          <w:sz w:val="20"/>
                           <w:u w:val="single"/>
                         </w:rPr>
                       </w:pPr>
@@ -3083,7 +2961,7 @@
                         <w:rPr>
                           <w:rFonts w:ascii="Calibri" w:hAnsi="Calibri" w:cs="Calibri"/>
                           <w:color w:val="000000"/>
-                          <w:sz w:val="16"/>
+                          <w:sz w:val="20"/>
                           <w:u w:val="single"/>
                         </w:rPr>
                         <w:t>plan_id</w:t>
@@ -3103,18 +2981,18 @@
         <mc:AlternateContent>
           <mc:Choice Requires="wps">
             <w:drawing>
-              <wp:anchor distT="0" distB="0" distL="114300" distR="114300" simplePos="0" relativeHeight="251711488" behindDoc="0" locked="0" layoutInCell="1" allowOverlap="1" wp14:anchorId="061EFF28" wp14:editId="395678D8">
+              <wp:anchor distT="0" distB="0" distL="114300" distR="114300" simplePos="0" relativeHeight="251710464" behindDoc="0" locked="0" layoutInCell="1" allowOverlap="1" wp14:anchorId="3E9A80C9" wp14:editId="182E3A16">
                 <wp:simplePos x="0" y="0"/>
                 <wp:positionH relativeFrom="column">
-                  <wp:posOffset>11226800</wp:posOffset>
+                  <wp:posOffset>11785600</wp:posOffset>
                 </wp:positionH>
                 <wp:positionV relativeFrom="paragraph">
-                  <wp:posOffset>4851400</wp:posOffset>
+                  <wp:posOffset>5562600</wp:posOffset>
                 </wp:positionV>
-                <wp:extent cx="1295400" cy="431800"/>
+                <wp:extent cx="1600200" cy="508000"/>
                 <wp:effectExtent l="0" t="0" r="19050" b="25400"/>
                 <wp:wrapNone/>
-                <wp:docPr id="1866430665" name="Oval 52"/>
+                <wp:docPr id="677601606" name="Oval 51"/>
                 <wp:cNvGraphicFramePr/>
                 <a:graphic xmlns:a="http://schemas.openxmlformats.org/drawingml/2006/main">
                   <a:graphicData uri="http://schemas.microsoft.com/office/word/2010/wordprocessingShape">
@@ -3123,7 +3001,7 @@
                       <wps:spPr>
                         <a:xfrm>
                           <a:off x="0" y="0"/>
-                          <a:ext cx="1295400" cy="431800"/>
+                          <a:ext cx="1600200" cy="508000"/>
                         </a:xfrm>
                         <a:prstGeom prst="ellipse">
                           <a:avLst/>
@@ -3131,7 +3009,7 @@
                         <a:solidFill>
                           <a:srgbClr val="D9EAD3"/>
                         </a:solidFill>
-                        <a:ln w="15875">
+                        <a:ln w="19050">
                           <a:solidFill>
                             <a:srgbClr val="5A5A5A"/>
                           </a:solidFill>
@@ -3161,21 +3039,21 @@
                               <w:rPr>
                                 <w:rFonts w:ascii="Calibri" w:hAnsi="Calibri" w:cs="Calibri"/>
                                 <w:color w:val="000000"/>
-                                <w:sz w:val="16"/>
+                                <w:sz w:val="20"/>
                               </w:rPr>
                             </w:pPr>
                             <w:r>
                               <w:rPr>
                                 <w:rFonts w:ascii="Calibri" w:hAnsi="Calibri" w:cs="Calibri"/>
                                 <w:color w:val="000000"/>
-                                <w:sz w:val="16"/>
+                                <w:sz w:val="20"/>
                               </w:rPr>
                               <w:t>imdb_rating</w:t>
                             </w:r>
                           </w:p>
                         </w:txbxContent>
                       </wps:txbx>
-                      <wps:bodyPr rot="0" spcFirstLastPara="0" vertOverflow="overflow" horzOverflow="overflow" vert="horz" wrap="square" lIns="91440" tIns="45720" rIns="91440" bIns="45720" numCol="1" spcCol="0" rtlCol="0" fromWordArt="0" anchor="ctr" anchorCtr="0" forceAA="0" compatLnSpc="1">
+                      <wps:bodyPr rot="0" spcFirstLastPara="0" vertOverflow="overflow" horzOverflow="overflow" vert="horz" wrap="square" lIns="91440" tIns="12700" rIns="91440" bIns="12700" numCol="1" spcCol="0" rtlCol="0" fromWordArt="0" anchor="ctr" anchorCtr="0" forceAA="0" compatLnSpc="1">
                         <a:prstTxWarp prst="textNoShape">
                           <a:avLst/>
                         </a:prstTxWarp>
@@ -3189,9 +3067,9 @@
           </mc:Choice>
           <mc:Fallback>
             <w:pict>
-              <v:oval w14:anchorId="061EFF28" id="Oval 52" o:spid="_x0000_s1052" style="position:absolute;margin-left:884pt;margin-top:382pt;width:102pt;height:34pt;z-index:251711488;visibility:visible;mso-wrap-style:square;mso-wrap-distance-left:9pt;mso-wrap-distance-top:0;mso-wrap-distance-right:9pt;mso-wrap-distance-bottom:0;mso-position-horizontal:absolute;mso-position-horizontal-relative:text;mso-position-vertical:absolute;mso-position-vertical-relative:text;v-text-anchor:middle" o:gfxdata="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" fillcolor="#d9ead3" strokecolor="#5a5a5a" strokeweight="1.25pt">
+              <v:oval w14:anchorId="3E9A80C9" id="Oval 51" o:spid="_x0000_s1051" style="position:absolute;margin-left:928pt;margin-top:438pt;width:126pt;height:40pt;z-index:251710464;visibility:visible;mso-wrap-style:square;mso-wrap-distance-left:9pt;mso-wrap-distance-top:0;mso-wrap-distance-right:9pt;mso-wrap-distance-bottom:0;mso-position-horizontal:absolute;mso-position-horizontal-relative:text;mso-position-vertical:absolute;mso-position-vertical-relative:text;v-text-anchor:middle" o:gfxdata="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" fillcolor="#d9ead3" strokecolor="#5a5a5a" strokeweight="1.5pt">
                 <v:stroke joinstyle="miter"/>
-                <v:textbox>
+                <v:textbox inset=",1pt,,1pt">
                   <w:txbxContent>
                     <w:p>
                       <w:pPr>
@@ -3199,14 +3077,14 @@
                         <w:rPr>
                           <w:rFonts w:ascii="Calibri" w:hAnsi="Calibri" w:cs="Calibri"/>
                           <w:color w:val="000000"/>
-                          <w:sz w:val="16"/>
+                          <w:sz w:val="20"/>
                         </w:rPr>
                       </w:pPr>
                       <w:r>
                         <w:rPr>
                           <w:rFonts w:ascii="Calibri" w:hAnsi="Calibri" w:cs="Calibri"/>
                           <w:color w:val="000000"/>
-                          <w:sz w:val="16"/>
+                          <w:sz w:val="20"/>
                         </w:rPr>
                         <w:t>imdb_rating</w:t>
                       </w:r>
@@ -3225,18 +3103,18 @@
         <mc:AlternateContent>
           <mc:Choice Requires="wps">
             <w:drawing>
-              <wp:anchor distT="0" distB="0" distL="114300" distR="114300" simplePos="0" relativeHeight="251710464" behindDoc="0" locked="0" layoutInCell="1" allowOverlap="1" wp14:anchorId="52808496" wp14:editId="5EE55187">
+              <wp:anchor distT="0" distB="0" distL="114300" distR="114300" simplePos="0" relativeHeight="251709440" behindDoc="0" locked="0" layoutInCell="1" allowOverlap="1" wp14:anchorId="7C974371" wp14:editId="7F11F6E1">
                 <wp:simplePos x="0" y="0"/>
                 <wp:positionH relativeFrom="column">
-                  <wp:posOffset>11226800</wp:posOffset>
+                  <wp:posOffset>11785600</wp:posOffset>
                 </wp:positionH>
                 <wp:positionV relativeFrom="paragraph">
-                  <wp:posOffset>4216400</wp:posOffset>
+                  <wp:posOffset>4902200</wp:posOffset>
                 </wp:positionV>
-                <wp:extent cx="1295400" cy="431800"/>
+                <wp:extent cx="1600200" cy="508000"/>
                 <wp:effectExtent l="0" t="0" r="19050" b="25400"/>
                 <wp:wrapNone/>
-                <wp:docPr id="1609393711" name="Oval 51"/>
+                <wp:docPr id="51878189" name="Oval 50"/>
                 <wp:cNvGraphicFramePr/>
                 <a:graphic xmlns:a="http://schemas.openxmlformats.org/drawingml/2006/main">
                   <a:graphicData uri="http://schemas.microsoft.com/office/word/2010/wordprocessingShape">
@@ -3245,7 +3123,7 @@
                       <wps:spPr>
                         <a:xfrm>
                           <a:off x="0" y="0"/>
-                          <a:ext cx="1295400" cy="431800"/>
+                          <a:ext cx="1600200" cy="508000"/>
                         </a:xfrm>
                         <a:prstGeom prst="ellipse">
                           <a:avLst/>
@@ -3253,7 +3131,7 @@
                         <a:solidFill>
                           <a:srgbClr val="D9EAD3"/>
                         </a:solidFill>
-                        <a:ln w="15875">
+                        <a:ln w="19050">
                           <a:solidFill>
                             <a:srgbClr val="5A5A5A"/>
                           </a:solidFill>
@@ -3283,21 +3161,21 @@
                               <w:rPr>
                                 <w:rFonts w:ascii="Calibri" w:hAnsi="Calibri" w:cs="Calibri"/>
                                 <w:color w:val="000000"/>
-                                <w:sz w:val="16"/>
+                                <w:sz w:val="20"/>
                               </w:rPr>
                             </w:pPr>
                             <w:r>
                               <w:rPr>
                                 <w:rFonts w:ascii="Calibri" w:hAnsi="Calibri" w:cs="Calibri"/>
                                 <w:color w:val="000000"/>
-                                <w:sz w:val="16"/>
+                                <w:sz w:val="20"/>
                               </w:rPr>
                               <w:t>content_type</w:t>
                             </w:r>
                           </w:p>
                         </w:txbxContent>
                       </wps:txbx>
-                      <wps:bodyPr rot="0" spcFirstLastPara="0" vertOverflow="overflow" horzOverflow="overflow" vert="horz" wrap="square" lIns="91440" tIns="45720" rIns="91440" bIns="45720" numCol="1" spcCol="0" rtlCol="0" fromWordArt="0" anchor="ctr" anchorCtr="0" forceAA="0" compatLnSpc="1">
+                      <wps:bodyPr rot="0" spcFirstLastPara="0" vertOverflow="overflow" horzOverflow="overflow" vert="horz" wrap="square" lIns="91440" tIns="12700" rIns="91440" bIns="12700" numCol="1" spcCol="0" rtlCol="0" fromWordArt="0" anchor="ctr" anchorCtr="0" forceAA="0" compatLnSpc="1">
                         <a:prstTxWarp prst="textNoShape">
                           <a:avLst/>
                         </a:prstTxWarp>
@@ -3311,9 +3189,9 @@
           </mc:Choice>
           <mc:Fallback>
             <w:pict>
-              <v:oval w14:anchorId="52808496" id="Oval 51" o:spid="_x0000_s1053" style="position:absolute;margin-left:884pt;margin-top:332pt;width:102pt;height:34pt;z-index:251710464;visibility:visible;mso-wrap-style:square;mso-wrap-distance-left:9pt;mso-wrap-distance-top:0;mso-wrap-distance-right:9pt;mso-wrap-distance-bottom:0;mso-position-horizontal:absolute;mso-position-horizontal-relative:text;mso-position-vertical:absolute;mso-position-vertical-relative:text;v-text-anchor:middle" o:gfxdata="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" fillcolor="#d9ead3" strokecolor="#5a5a5a" strokeweight="1.25pt">
+              <v:oval w14:anchorId="7C974371" id="Oval 50" o:spid="_x0000_s1052" style="position:absolute;margin-left:928pt;margin-top:386pt;width:126pt;height:40pt;z-index:251709440;visibility:visible;mso-wrap-style:square;mso-wrap-distance-left:9pt;mso-wrap-distance-top:0;mso-wrap-distance-right:9pt;mso-wrap-distance-bottom:0;mso-position-horizontal:absolute;mso-position-horizontal-relative:text;mso-position-vertical:absolute;mso-position-vertical-relative:text;v-text-anchor:middle" o:gfxdata="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" fillcolor="#d9ead3" strokecolor="#5a5a5a" strokeweight="1.5pt">
                 <v:stroke joinstyle="miter"/>
-                <v:textbox>
+                <v:textbox inset=",1pt,,1pt">
                   <w:txbxContent>
                     <w:p>
                       <w:pPr>
@@ -3321,14 +3199,14 @@
                         <w:rPr>
                           <w:rFonts w:ascii="Calibri" w:hAnsi="Calibri" w:cs="Calibri"/>
                           <w:color w:val="000000"/>
-                          <w:sz w:val="16"/>
+                          <w:sz w:val="20"/>
                         </w:rPr>
                       </w:pPr>
                       <w:r>
                         <w:rPr>
                           <w:rFonts w:ascii="Calibri" w:hAnsi="Calibri" w:cs="Calibri"/>
                           <w:color w:val="000000"/>
-                          <w:sz w:val="16"/>
+                          <w:sz w:val="20"/>
                         </w:rPr>
                         <w:t>content_type</w:t>
                       </w:r>
@@ -3347,18 +3225,18 @@
         <mc:AlternateContent>
           <mc:Choice Requires="wps">
             <w:drawing>
-              <wp:anchor distT="0" distB="0" distL="114300" distR="114300" simplePos="0" relativeHeight="251709440" behindDoc="0" locked="0" layoutInCell="1" allowOverlap="1" wp14:anchorId="4FB8C6DD" wp14:editId="2F111120">
+              <wp:anchor distT="0" distB="0" distL="114300" distR="114300" simplePos="0" relativeHeight="251708416" behindDoc="0" locked="0" layoutInCell="1" allowOverlap="1" wp14:anchorId="17547252" wp14:editId="70CC755D">
                 <wp:simplePos x="0" y="0"/>
                 <wp:positionH relativeFrom="column">
-                  <wp:posOffset>11226800</wp:posOffset>
+                  <wp:posOffset>11785600</wp:posOffset>
                 </wp:positionH>
                 <wp:positionV relativeFrom="paragraph">
-                  <wp:posOffset>3581400</wp:posOffset>
+                  <wp:posOffset>4241800</wp:posOffset>
                 </wp:positionV>
-                <wp:extent cx="1295400" cy="431800"/>
+                <wp:extent cx="1600200" cy="508000"/>
                 <wp:effectExtent l="0" t="0" r="19050" b="25400"/>
                 <wp:wrapNone/>
-                <wp:docPr id="824264978" name="Oval 50"/>
+                <wp:docPr id="900745966" name="Oval 49"/>
                 <wp:cNvGraphicFramePr/>
                 <a:graphic xmlns:a="http://schemas.openxmlformats.org/drawingml/2006/main">
                   <a:graphicData uri="http://schemas.microsoft.com/office/word/2010/wordprocessingShape">
@@ -3367,7 +3245,7 @@
                       <wps:spPr>
                         <a:xfrm>
                           <a:off x="0" y="0"/>
-                          <a:ext cx="1295400" cy="431800"/>
+                          <a:ext cx="1600200" cy="508000"/>
                         </a:xfrm>
                         <a:prstGeom prst="ellipse">
                           <a:avLst/>
@@ -3375,7 +3253,7 @@
                         <a:solidFill>
                           <a:srgbClr val="D9EAD3"/>
                         </a:solidFill>
-                        <a:ln w="15875">
+                        <a:ln w="19050">
                           <a:solidFill>
                             <a:srgbClr val="5A5A5A"/>
                           </a:solidFill>
@@ -3405,21 +3283,21 @@
                               <w:rPr>
                                 <w:rFonts w:ascii="Calibri" w:hAnsi="Calibri" w:cs="Calibri"/>
                                 <w:color w:val="000000"/>
-                                <w:sz w:val="16"/>
+                                <w:sz w:val="20"/>
                               </w:rPr>
                             </w:pPr>
                             <w:r>
                               <w:rPr>
                                 <w:rFonts w:ascii="Calibri" w:hAnsi="Calibri" w:cs="Calibri"/>
                                 <w:color w:val="000000"/>
-                                <w:sz w:val="16"/>
+                                <w:sz w:val="20"/>
                               </w:rPr>
                               <w:t>title</w:t>
                             </w:r>
                           </w:p>
                         </w:txbxContent>
                       </wps:txbx>
-                      <wps:bodyPr rot="0" spcFirstLastPara="0" vertOverflow="overflow" horzOverflow="overflow" vert="horz" wrap="square" lIns="91440" tIns="45720" rIns="91440" bIns="45720" numCol="1" spcCol="0" rtlCol="0" fromWordArt="0" anchor="ctr" anchorCtr="0" forceAA="0" compatLnSpc="1">
+                      <wps:bodyPr rot="0" spcFirstLastPara="0" vertOverflow="overflow" horzOverflow="overflow" vert="horz" wrap="square" lIns="91440" tIns="12700" rIns="91440" bIns="12700" numCol="1" spcCol="0" rtlCol="0" fromWordArt="0" anchor="ctr" anchorCtr="0" forceAA="0" compatLnSpc="1">
                         <a:prstTxWarp prst="textNoShape">
                           <a:avLst/>
                         </a:prstTxWarp>
@@ -3433,9 +3311,9 @@
           </mc:Choice>
           <mc:Fallback>
             <w:pict>
-              <v:oval w14:anchorId="4FB8C6DD" id="Oval 50" o:spid="_x0000_s1054" style="position:absolute;margin-left:884pt;margin-top:282pt;width:102pt;height:34pt;z-index:251709440;visibility:visible;mso-wrap-style:square;mso-wrap-distance-left:9pt;mso-wrap-distance-top:0;mso-wrap-distance-right:9pt;mso-wrap-distance-bottom:0;mso-position-horizontal:absolute;mso-position-horizontal-relative:text;mso-position-vertical:absolute;mso-position-vertical-relative:text;v-text-anchor:middle" o:gfxdata="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" fillcolor="#d9ead3" strokecolor="#5a5a5a" strokeweight="1.25pt">
+              <v:oval w14:anchorId="17547252" id="Oval 49" o:spid="_x0000_s1053" style="position:absolute;margin-left:928pt;margin-top:334pt;width:126pt;height:40pt;z-index:251708416;visibility:visible;mso-wrap-style:square;mso-wrap-distance-left:9pt;mso-wrap-distance-top:0;mso-wrap-distance-right:9pt;mso-wrap-distance-bottom:0;mso-position-horizontal:absolute;mso-position-horizontal-relative:text;mso-position-vertical:absolute;mso-position-vertical-relative:text;v-text-anchor:middle" o:gfxdata="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" fillcolor="#d9ead3" strokecolor="#5a5a5a" strokeweight="1.5pt">
                 <v:stroke joinstyle="miter"/>
-                <v:textbox>
+                <v:textbox inset=",1pt,,1pt">
                   <w:txbxContent>
                     <w:p>
                       <w:pPr>
@@ -3443,14 +3321,14 @@
                         <w:rPr>
                           <w:rFonts w:ascii="Calibri" w:hAnsi="Calibri" w:cs="Calibri"/>
                           <w:color w:val="000000"/>
-                          <w:sz w:val="16"/>
+                          <w:sz w:val="20"/>
                         </w:rPr>
                       </w:pPr>
                       <w:r>
                         <w:rPr>
                           <w:rFonts w:ascii="Calibri" w:hAnsi="Calibri" w:cs="Calibri"/>
                           <w:color w:val="000000"/>
-                          <w:sz w:val="16"/>
+                          <w:sz w:val="20"/>
                         </w:rPr>
                         <w:t>title</w:t>
                       </w:r>
@@ -3469,18 +3347,18 @@
         <mc:AlternateContent>
           <mc:Choice Requires="wps">
             <w:drawing>
-              <wp:anchor distT="0" distB="0" distL="114300" distR="114300" simplePos="0" relativeHeight="251708416" behindDoc="0" locked="0" layoutInCell="1" allowOverlap="1" wp14:anchorId="1981AD60" wp14:editId="62088B20">
+              <wp:anchor distT="0" distB="0" distL="114300" distR="114300" simplePos="0" relativeHeight="251707392" behindDoc="0" locked="0" layoutInCell="1" allowOverlap="1" wp14:anchorId="338951C1" wp14:editId="30507E2F">
                 <wp:simplePos x="0" y="0"/>
                 <wp:positionH relativeFrom="column">
-                  <wp:posOffset>11226800</wp:posOffset>
+                  <wp:posOffset>11785600</wp:posOffset>
                 </wp:positionH>
                 <wp:positionV relativeFrom="paragraph">
-                  <wp:posOffset>2946400</wp:posOffset>
+                  <wp:posOffset>3581400</wp:posOffset>
                 </wp:positionV>
-                <wp:extent cx="1295400" cy="431800"/>
+                <wp:extent cx="1600200" cy="508000"/>
                 <wp:effectExtent l="0" t="0" r="19050" b="25400"/>
                 <wp:wrapNone/>
-                <wp:docPr id="64933606" name="Oval 49"/>
+                <wp:docPr id="25665815" name="Oval 48"/>
                 <wp:cNvGraphicFramePr/>
                 <a:graphic xmlns:a="http://schemas.openxmlformats.org/drawingml/2006/main">
                   <a:graphicData uri="http://schemas.microsoft.com/office/word/2010/wordprocessingShape">
@@ -3489,7 +3367,7 @@
                       <wps:spPr>
                         <a:xfrm>
                           <a:off x="0" y="0"/>
-                          <a:ext cx="1295400" cy="431800"/>
+                          <a:ext cx="1600200" cy="508000"/>
                         </a:xfrm>
                         <a:prstGeom prst="ellipse">
                           <a:avLst/>
@@ -3497,7 +3375,7 @@
                         <a:solidFill>
                           <a:srgbClr val="D9EAD3"/>
                         </a:solidFill>
-                        <a:ln w="15875">
+                        <a:ln w="19050">
                           <a:solidFill>
                             <a:srgbClr val="5A5A5A"/>
                           </a:solidFill>
@@ -3527,7 +3405,7 @@
                               <w:rPr>
                                 <w:rFonts w:ascii="Calibri" w:hAnsi="Calibri" w:cs="Calibri"/>
                                 <w:color w:val="000000"/>
-                                <w:sz w:val="16"/>
+                                <w:sz w:val="20"/>
                                 <w:u w:val="single"/>
                               </w:rPr>
                             </w:pPr>
@@ -3535,7 +3413,7 @@
                               <w:rPr>
                                 <w:rFonts w:ascii="Calibri" w:hAnsi="Calibri" w:cs="Calibri"/>
                                 <w:color w:val="000000"/>
-                                <w:sz w:val="16"/>
+                                <w:sz w:val="20"/>
                                 <w:u w:val="single"/>
                               </w:rPr>
                               <w:t>content_id</w:t>
@@ -3543,7 +3421,7 @@
                           </w:p>
                         </w:txbxContent>
                       </wps:txbx>
-                      <wps:bodyPr rot="0" spcFirstLastPara="0" vertOverflow="overflow" horzOverflow="overflow" vert="horz" wrap="square" lIns="91440" tIns="45720" rIns="91440" bIns="45720" numCol="1" spcCol="0" rtlCol="0" fromWordArt="0" anchor="ctr" anchorCtr="0" forceAA="0" compatLnSpc="1">
+                      <wps:bodyPr rot="0" spcFirstLastPara="0" vertOverflow="overflow" horzOverflow="overflow" vert="horz" wrap="square" lIns="91440" tIns="12700" rIns="91440" bIns="12700" numCol="1" spcCol="0" rtlCol="0" fromWordArt="0" anchor="ctr" anchorCtr="0" forceAA="0" compatLnSpc="1">
                         <a:prstTxWarp prst="textNoShape">
                           <a:avLst/>
                         </a:prstTxWarp>
@@ -3557,9 +3435,9 @@
           </mc:Choice>
           <mc:Fallback>
             <w:pict>
-              <v:oval w14:anchorId="1981AD60" id="Oval 49" o:spid="_x0000_s1055" style="position:absolute;margin-left:884pt;margin-top:232pt;width:102pt;height:34pt;z-index:251708416;visibility:visible;mso-wrap-style:square;mso-wrap-distance-left:9pt;mso-wrap-distance-top:0;mso-wrap-distance-right:9pt;mso-wrap-distance-bottom:0;mso-position-horizontal:absolute;mso-position-horizontal-relative:text;mso-position-vertical:absolute;mso-position-vertical-relative:text;v-text-anchor:middle" o:gfxdata="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" fillcolor="#d9ead3" strokecolor="#5a5a5a" strokeweight="1.25pt">
+              <v:oval w14:anchorId="338951C1" id="Oval 48" o:spid="_x0000_s1054" style="position:absolute;margin-left:928pt;margin-top:282pt;width:126pt;height:40pt;z-index:251707392;visibility:visible;mso-wrap-style:square;mso-wrap-distance-left:9pt;mso-wrap-distance-top:0;mso-wrap-distance-right:9pt;mso-wrap-distance-bottom:0;mso-position-horizontal:absolute;mso-position-horizontal-relative:text;mso-position-vertical:absolute;mso-position-vertical-relative:text;v-text-anchor:middle" o:gfxdata="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" fillcolor="#d9ead3" strokecolor="#5a5a5a" strokeweight="1.5pt">
                 <v:stroke joinstyle="miter"/>
-                <v:textbox>
+                <v:textbox inset=",1pt,,1pt">
                   <w:txbxContent>
                     <w:p>
                       <w:pPr>
@@ -3567,7 +3445,7 @@
                         <w:rPr>
                           <w:rFonts w:ascii="Calibri" w:hAnsi="Calibri" w:cs="Calibri"/>
                           <w:color w:val="000000"/>
-                          <w:sz w:val="16"/>
+                          <w:sz w:val="20"/>
                           <w:u w:val="single"/>
                         </w:rPr>
                       </w:pPr>
@@ -3575,7 +3453,7 @@
                         <w:rPr>
                           <w:rFonts w:ascii="Calibri" w:hAnsi="Calibri" w:cs="Calibri"/>
                           <w:color w:val="000000"/>
-                          <w:sz w:val="16"/>
+                          <w:sz w:val="20"/>
                           <w:u w:val="single"/>
                         </w:rPr>
                         <w:t>content_id</w:t>
@@ -3595,18 +3473,18 @@
         <mc:AlternateContent>
           <mc:Choice Requires="wps">
             <w:drawing>
-              <wp:anchor distT="0" distB="0" distL="114300" distR="114300" simplePos="0" relativeHeight="251707392" behindDoc="0" locked="0" layoutInCell="1" allowOverlap="1" wp14:anchorId="3915A3A4" wp14:editId="378F5EEE">
+              <wp:anchor distT="0" distB="0" distL="114300" distR="114300" simplePos="0" relativeHeight="251706368" behindDoc="0" locked="0" layoutInCell="1" allowOverlap="1" wp14:anchorId="346066AD" wp14:editId="592DB0C0">
                 <wp:simplePos x="0" y="0"/>
                 <wp:positionH relativeFrom="column">
-                  <wp:posOffset>-152400</wp:posOffset>
+                  <wp:posOffset>127000</wp:posOffset>
                 </wp:positionH>
                 <wp:positionV relativeFrom="paragraph">
-                  <wp:posOffset>4851400</wp:posOffset>
+                  <wp:posOffset>5562600</wp:posOffset>
                 </wp:positionV>
-                <wp:extent cx="1295400" cy="431800"/>
+                <wp:extent cx="1600200" cy="508000"/>
                 <wp:effectExtent l="0" t="0" r="19050" b="25400"/>
                 <wp:wrapNone/>
-                <wp:docPr id="459450973" name="Oval 48"/>
+                <wp:docPr id="615817278" name="Oval 47"/>
                 <wp:cNvGraphicFramePr/>
                 <a:graphic xmlns:a="http://schemas.openxmlformats.org/drawingml/2006/main">
                   <a:graphicData uri="http://schemas.microsoft.com/office/word/2010/wordprocessingShape">
@@ -3615,7 +3493,7 @@
                       <wps:spPr>
                         <a:xfrm>
                           <a:off x="0" y="0"/>
-                          <a:ext cx="1295400" cy="431800"/>
+                          <a:ext cx="1600200" cy="508000"/>
                         </a:xfrm>
                         <a:prstGeom prst="ellipse">
                           <a:avLst/>
@@ -3623,7 +3501,7 @@
                         <a:solidFill>
                           <a:srgbClr val="D9EAD3"/>
                         </a:solidFill>
-                        <a:ln w="15875">
+                        <a:ln w="19050">
                           <a:solidFill>
                             <a:srgbClr val="5A5A5A"/>
                           </a:solidFill>
@@ -3653,21 +3531,21 @@
                               <w:rPr>
                                 <w:rFonts w:ascii="Calibri" w:hAnsi="Calibri" w:cs="Calibri"/>
                                 <w:color w:val="000000"/>
-                                <w:sz w:val="16"/>
+                                <w:sz w:val="20"/>
                               </w:rPr>
                             </w:pPr>
                             <w:r>
                               <w:rPr>
                                 <w:rFonts w:ascii="Calibri" w:hAnsi="Calibri" w:cs="Calibri"/>
                                 <w:color w:val="000000"/>
-                                <w:sz w:val="16"/>
+                                <w:sz w:val="20"/>
                               </w:rPr>
                               <w:t>account_status</w:t>
                             </w:r>
                           </w:p>
                         </w:txbxContent>
                       </wps:txbx>
-                      <wps:bodyPr rot="0" spcFirstLastPara="0" vertOverflow="overflow" horzOverflow="overflow" vert="horz" wrap="square" lIns="91440" tIns="45720" rIns="91440" bIns="45720" numCol="1" spcCol="0" rtlCol="0" fromWordArt="0" anchor="ctr" anchorCtr="0" forceAA="0" compatLnSpc="1">
+                      <wps:bodyPr rot="0" spcFirstLastPara="0" vertOverflow="overflow" horzOverflow="overflow" vert="horz" wrap="square" lIns="91440" tIns="12700" rIns="91440" bIns="12700" numCol="1" spcCol="0" rtlCol="0" fromWordArt="0" anchor="ctr" anchorCtr="0" forceAA="0" compatLnSpc="1">
                         <a:prstTxWarp prst="textNoShape">
                           <a:avLst/>
                         </a:prstTxWarp>
@@ -3681,9 +3559,9 @@
           </mc:Choice>
           <mc:Fallback>
             <w:pict>
-              <v:oval w14:anchorId="3915A3A4" id="Oval 48" o:spid="_x0000_s1056" style="position:absolute;margin-left:-12pt;margin-top:382pt;width:102pt;height:34pt;z-index:251707392;visibility:visible;mso-wrap-style:square;mso-wrap-distance-left:9pt;mso-wrap-distance-top:0;mso-wrap-distance-right:9pt;mso-wrap-distance-bottom:0;mso-position-horizontal:absolute;mso-position-horizontal-relative:text;mso-position-vertical:absolute;mso-position-vertical-relative:text;v-text-anchor:middle" o:gfxdata="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" fillcolor="#d9ead3" strokecolor="#5a5a5a" strokeweight="1.25pt">
+              <v:oval w14:anchorId="346066AD" id="Oval 47" o:spid="_x0000_s1055" style="position:absolute;margin-left:10pt;margin-top:438pt;width:126pt;height:40pt;z-index:251706368;visibility:visible;mso-wrap-style:square;mso-wrap-distance-left:9pt;mso-wrap-distance-top:0;mso-wrap-distance-right:9pt;mso-wrap-distance-bottom:0;mso-position-horizontal:absolute;mso-position-horizontal-relative:text;mso-position-vertical:absolute;mso-position-vertical-relative:text;v-text-anchor:middle" o:gfxdata="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" fillcolor="#d9ead3" strokecolor="#5a5a5a" strokeweight="1.5pt">
                 <v:stroke joinstyle="miter"/>
-                <v:textbox>
+                <v:textbox inset=",1pt,,1pt">
                   <w:txbxContent>
                     <w:p>
                       <w:pPr>
@@ -3691,14 +3569,14 @@
                         <w:rPr>
                           <w:rFonts w:ascii="Calibri" w:hAnsi="Calibri" w:cs="Calibri"/>
                           <w:color w:val="000000"/>
-                          <w:sz w:val="16"/>
+                          <w:sz w:val="20"/>
                         </w:rPr>
                       </w:pPr>
                       <w:r>
                         <w:rPr>
                           <w:rFonts w:ascii="Calibri" w:hAnsi="Calibri" w:cs="Calibri"/>
                           <w:color w:val="000000"/>
-                          <w:sz w:val="16"/>
+                          <w:sz w:val="20"/>
                         </w:rPr>
                         <w:t>account_status</w:t>
                       </w:r>
@@ -3717,18 +3595,18 @@
         <mc:AlternateContent>
           <mc:Choice Requires="wps">
             <w:drawing>
-              <wp:anchor distT="0" distB="0" distL="114300" distR="114300" simplePos="0" relativeHeight="251706368" behindDoc="0" locked="0" layoutInCell="1" allowOverlap="1" wp14:anchorId="0CDD39BB" wp14:editId="4BAC8C36">
+              <wp:anchor distT="0" distB="0" distL="114300" distR="114300" simplePos="0" relativeHeight="251705344" behindDoc="0" locked="0" layoutInCell="1" allowOverlap="1" wp14:anchorId="28759C26" wp14:editId="3C360D70">
                 <wp:simplePos x="0" y="0"/>
                 <wp:positionH relativeFrom="column">
-                  <wp:posOffset>-152400</wp:posOffset>
+                  <wp:posOffset>127000</wp:posOffset>
                 </wp:positionH>
                 <wp:positionV relativeFrom="paragraph">
-                  <wp:posOffset>4216400</wp:posOffset>
+                  <wp:posOffset>4902200</wp:posOffset>
                 </wp:positionV>
-                <wp:extent cx="1295400" cy="431800"/>
+                <wp:extent cx="1600200" cy="508000"/>
                 <wp:effectExtent l="0" t="0" r="19050" b="25400"/>
                 <wp:wrapNone/>
-                <wp:docPr id="2145598433" name="Oval 47"/>
+                <wp:docPr id="2038254735" name="Oval 46"/>
                 <wp:cNvGraphicFramePr/>
                 <a:graphic xmlns:a="http://schemas.openxmlformats.org/drawingml/2006/main">
                   <a:graphicData uri="http://schemas.microsoft.com/office/word/2010/wordprocessingShape">
@@ -3737,7 +3615,7 @@
                       <wps:spPr>
                         <a:xfrm>
                           <a:off x="0" y="0"/>
-                          <a:ext cx="1295400" cy="431800"/>
+                          <a:ext cx="1600200" cy="508000"/>
                         </a:xfrm>
                         <a:prstGeom prst="ellipse">
                           <a:avLst/>
@@ -3745,7 +3623,7 @@
                         <a:solidFill>
                           <a:srgbClr val="D9EAD3"/>
                         </a:solidFill>
-                        <a:ln w="15875">
+                        <a:ln w="19050">
                           <a:solidFill>
                             <a:srgbClr val="5A5A5A"/>
                           </a:solidFill>
@@ -3775,21 +3653,21 @@
                               <w:rPr>
                                 <w:rFonts w:ascii="Calibri" w:hAnsi="Calibri" w:cs="Calibri"/>
                                 <w:color w:val="000000"/>
-                                <w:sz w:val="16"/>
+                                <w:sz w:val="20"/>
                               </w:rPr>
                             </w:pPr>
                             <w:r>
                               <w:rPr>
                                 <w:rFonts w:ascii="Calibri" w:hAnsi="Calibri" w:cs="Calibri"/>
                                 <w:color w:val="000000"/>
-                                <w:sz w:val="16"/>
+                                <w:sz w:val="20"/>
                               </w:rPr>
                               <w:t>country</w:t>
                             </w:r>
                           </w:p>
                         </w:txbxContent>
                       </wps:txbx>
-                      <wps:bodyPr rot="0" spcFirstLastPara="0" vertOverflow="overflow" horzOverflow="overflow" vert="horz" wrap="square" lIns="91440" tIns="45720" rIns="91440" bIns="45720" numCol="1" spcCol="0" rtlCol="0" fromWordArt="0" anchor="ctr" anchorCtr="0" forceAA="0" compatLnSpc="1">
+                      <wps:bodyPr rot="0" spcFirstLastPara="0" vertOverflow="overflow" horzOverflow="overflow" vert="horz" wrap="square" lIns="91440" tIns="12700" rIns="91440" bIns="12700" numCol="1" spcCol="0" rtlCol="0" fromWordArt="0" anchor="ctr" anchorCtr="0" forceAA="0" compatLnSpc="1">
                         <a:prstTxWarp prst="textNoShape">
                           <a:avLst/>
                         </a:prstTxWarp>
@@ -3803,9 +3681,9 @@
           </mc:Choice>
           <mc:Fallback>
             <w:pict>
-              <v:oval w14:anchorId="0CDD39BB" id="Oval 47" o:spid="_x0000_s1057" style="position:absolute;margin-left:-12pt;margin-top:332pt;width:102pt;height:34pt;z-index:251706368;visibility:visible;mso-wrap-style:square;mso-wrap-distance-left:9pt;mso-wrap-distance-top:0;mso-wrap-distance-right:9pt;mso-wrap-distance-bottom:0;mso-position-horizontal:absolute;mso-position-horizontal-relative:text;mso-position-vertical:absolute;mso-position-vertical-relative:text;v-text-anchor:middle" o:gfxdata="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" fillcolor="#d9ead3" strokecolor="#5a5a5a" strokeweight="1.25pt">
+              <v:oval w14:anchorId="28759C26" id="Oval 46" o:spid="_x0000_s1056" style="position:absolute;margin-left:10pt;margin-top:386pt;width:126pt;height:40pt;z-index:251705344;visibility:visible;mso-wrap-style:square;mso-wrap-distance-left:9pt;mso-wrap-distance-top:0;mso-wrap-distance-right:9pt;mso-wrap-distance-bottom:0;mso-position-horizontal:absolute;mso-position-horizontal-relative:text;mso-position-vertical:absolute;mso-position-vertical-relative:text;v-text-anchor:middle" o:gfxdata="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" fillcolor="#d9ead3" strokecolor="#5a5a5a" strokeweight="1.5pt">
                 <v:stroke joinstyle="miter"/>
-                <v:textbox>
+                <v:textbox inset=",1pt,,1pt">
                   <w:txbxContent>
                     <w:p>
                       <w:pPr>
@@ -3813,14 +3691,14 @@
                         <w:rPr>
                           <w:rFonts w:ascii="Calibri" w:hAnsi="Calibri" w:cs="Calibri"/>
                           <w:color w:val="000000"/>
-                          <w:sz w:val="16"/>
+                          <w:sz w:val="20"/>
                         </w:rPr>
                       </w:pPr>
                       <w:r>
                         <w:rPr>
                           <w:rFonts w:ascii="Calibri" w:hAnsi="Calibri" w:cs="Calibri"/>
                           <w:color w:val="000000"/>
-                          <w:sz w:val="16"/>
+                          <w:sz w:val="20"/>
                         </w:rPr>
                         <w:t>country</w:t>
                       </w:r>
@@ -3839,18 +3717,18 @@
         <mc:AlternateContent>
           <mc:Choice Requires="wps">
             <w:drawing>
-              <wp:anchor distT="0" distB="0" distL="114300" distR="114300" simplePos="0" relativeHeight="251705344" behindDoc="0" locked="0" layoutInCell="1" allowOverlap="1" wp14:anchorId="2B79106A" wp14:editId="3FB7F9C9">
+              <wp:anchor distT="0" distB="0" distL="114300" distR="114300" simplePos="0" relativeHeight="251704320" behindDoc="0" locked="0" layoutInCell="1" allowOverlap="1" wp14:anchorId="2BE79E7E" wp14:editId="6BD9FAE1">
                 <wp:simplePos x="0" y="0"/>
                 <wp:positionH relativeFrom="column">
-                  <wp:posOffset>-152400</wp:posOffset>
+                  <wp:posOffset>127000</wp:posOffset>
                 </wp:positionH>
                 <wp:positionV relativeFrom="paragraph">
-                  <wp:posOffset>3581400</wp:posOffset>
+                  <wp:posOffset>4241800</wp:posOffset>
                 </wp:positionV>
-                <wp:extent cx="1295400" cy="431800"/>
+                <wp:extent cx="1600200" cy="508000"/>
                 <wp:effectExtent l="0" t="0" r="19050" b="25400"/>
                 <wp:wrapNone/>
-                <wp:docPr id="1639322315" name="Oval 46"/>
+                <wp:docPr id="1673433048" name="Oval 45"/>
                 <wp:cNvGraphicFramePr/>
                 <a:graphic xmlns:a="http://schemas.openxmlformats.org/drawingml/2006/main">
                   <a:graphicData uri="http://schemas.microsoft.com/office/word/2010/wordprocessingShape">
@@ -3859,7 +3737,7 @@
                       <wps:spPr>
                         <a:xfrm>
                           <a:off x="0" y="0"/>
-                          <a:ext cx="1295400" cy="431800"/>
+                          <a:ext cx="1600200" cy="508000"/>
                         </a:xfrm>
                         <a:prstGeom prst="ellipse">
                           <a:avLst/>
@@ -3867,7 +3745,7 @@
                         <a:solidFill>
                           <a:srgbClr val="D9EAD3"/>
                         </a:solidFill>
-                        <a:ln w="15875">
+                        <a:ln w="19050">
                           <a:solidFill>
                             <a:srgbClr val="5A5A5A"/>
                           </a:solidFill>
@@ -3897,21 +3775,21 @@
                               <w:rPr>
                                 <w:rFonts w:ascii="Calibri" w:hAnsi="Calibri" w:cs="Calibri"/>
                                 <w:color w:val="000000"/>
-                                <w:sz w:val="16"/>
+                                <w:sz w:val="20"/>
                               </w:rPr>
                             </w:pPr>
                             <w:r>
                               <w:rPr>
                                 <w:rFonts w:ascii="Calibri" w:hAnsi="Calibri" w:cs="Calibri"/>
                                 <w:color w:val="000000"/>
-                                <w:sz w:val="16"/>
+                                <w:sz w:val="20"/>
                               </w:rPr>
                               <w:t>email</w:t>
                             </w:r>
                           </w:p>
                         </w:txbxContent>
                       </wps:txbx>
-                      <wps:bodyPr rot="0" spcFirstLastPara="0" vertOverflow="overflow" horzOverflow="overflow" vert="horz" wrap="square" lIns="91440" tIns="45720" rIns="91440" bIns="45720" numCol="1" spcCol="0" rtlCol="0" fromWordArt="0" anchor="ctr" anchorCtr="0" forceAA="0" compatLnSpc="1">
+                      <wps:bodyPr rot="0" spcFirstLastPara="0" vertOverflow="overflow" horzOverflow="overflow" vert="horz" wrap="square" lIns="91440" tIns="12700" rIns="91440" bIns="12700" numCol="1" spcCol="0" rtlCol="0" fromWordArt="0" anchor="ctr" anchorCtr="0" forceAA="0" compatLnSpc="1">
                         <a:prstTxWarp prst="textNoShape">
                           <a:avLst/>
                         </a:prstTxWarp>
@@ -3925,9 +3803,9 @@
           </mc:Choice>
           <mc:Fallback>
             <w:pict>
-              <v:oval w14:anchorId="2B79106A" id="Oval 46" o:spid="_x0000_s1058" style="position:absolute;margin-left:-12pt;margin-top:282pt;width:102pt;height:34pt;z-index:251705344;visibility:visible;mso-wrap-style:square;mso-wrap-distance-left:9pt;mso-wrap-distance-top:0;mso-wrap-distance-right:9pt;mso-wrap-distance-bottom:0;mso-position-horizontal:absolute;mso-position-horizontal-relative:text;mso-position-vertical:absolute;mso-position-vertical-relative:text;v-text-anchor:middle" o:gfxdata="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" fillcolor="#d9ead3" strokecolor="#5a5a5a" strokeweight="1.25pt">
+              <v:oval w14:anchorId="2BE79E7E" id="Oval 45" o:spid="_x0000_s1057" style="position:absolute;margin-left:10pt;margin-top:334pt;width:126pt;height:40pt;z-index:251704320;visibility:visible;mso-wrap-style:square;mso-wrap-distance-left:9pt;mso-wrap-distance-top:0;mso-wrap-distance-right:9pt;mso-wrap-distance-bottom:0;mso-position-horizontal:absolute;mso-position-horizontal-relative:text;mso-position-vertical:absolute;mso-position-vertical-relative:text;v-text-anchor:middle" o:gfxdata="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" fillcolor="#d9ead3" strokecolor="#5a5a5a" strokeweight="1.5pt">
                 <v:stroke joinstyle="miter"/>
-                <v:textbox>
+                <v:textbox inset=",1pt,,1pt">
                   <w:txbxContent>
                     <w:p>
                       <w:pPr>
@@ -3935,14 +3813,14 @@
                         <w:rPr>
                           <w:rFonts w:ascii="Calibri" w:hAnsi="Calibri" w:cs="Calibri"/>
                           <w:color w:val="000000"/>
-                          <w:sz w:val="16"/>
+                          <w:sz w:val="20"/>
                         </w:rPr>
                       </w:pPr>
                       <w:r>
                         <w:rPr>
                           <w:rFonts w:ascii="Calibri" w:hAnsi="Calibri" w:cs="Calibri"/>
                           <w:color w:val="000000"/>
-                          <w:sz w:val="16"/>
+                          <w:sz w:val="20"/>
                         </w:rPr>
                         <w:t>email</w:t>
                       </w:r>
@@ -3961,18 +3839,18 @@
         <mc:AlternateContent>
           <mc:Choice Requires="wps">
             <w:drawing>
-              <wp:anchor distT="0" distB="0" distL="114300" distR="114300" simplePos="0" relativeHeight="251704320" behindDoc="0" locked="0" layoutInCell="1" allowOverlap="1" wp14:anchorId="1C2E516D" wp14:editId="4116DCE2">
+              <wp:anchor distT="0" distB="0" distL="114300" distR="114300" simplePos="0" relativeHeight="251703296" behindDoc="0" locked="0" layoutInCell="1" allowOverlap="1" wp14:anchorId="41B3D4A3" wp14:editId="0439D335">
                 <wp:simplePos x="0" y="0"/>
                 <wp:positionH relativeFrom="column">
-                  <wp:posOffset>-152400</wp:posOffset>
+                  <wp:posOffset>127000</wp:posOffset>
                 </wp:positionH>
                 <wp:positionV relativeFrom="paragraph">
-                  <wp:posOffset>2946400</wp:posOffset>
+                  <wp:posOffset>3581400</wp:posOffset>
                 </wp:positionV>
-                <wp:extent cx="1295400" cy="431800"/>
+                <wp:extent cx="1600200" cy="508000"/>
                 <wp:effectExtent l="0" t="0" r="19050" b="25400"/>
                 <wp:wrapNone/>
-                <wp:docPr id="1428170835" name="Oval 45"/>
+                <wp:docPr id="1874780373" name="Oval 44"/>
                 <wp:cNvGraphicFramePr/>
                 <a:graphic xmlns:a="http://schemas.openxmlformats.org/drawingml/2006/main">
                   <a:graphicData uri="http://schemas.microsoft.com/office/word/2010/wordprocessingShape">
@@ -3981,7 +3859,7 @@
                       <wps:spPr>
                         <a:xfrm>
                           <a:off x="0" y="0"/>
-                          <a:ext cx="1295400" cy="431800"/>
+                          <a:ext cx="1600200" cy="508000"/>
                         </a:xfrm>
                         <a:prstGeom prst="ellipse">
                           <a:avLst/>
@@ -3989,7 +3867,7 @@
                         <a:solidFill>
                           <a:srgbClr val="D9EAD3"/>
                         </a:solidFill>
-                        <a:ln w="15875">
+                        <a:ln w="19050">
                           <a:solidFill>
                             <a:srgbClr val="5A5A5A"/>
                           </a:solidFill>
@@ -4019,7 +3897,7 @@
                               <w:rPr>
                                 <w:rFonts w:ascii="Calibri" w:hAnsi="Calibri" w:cs="Calibri"/>
                                 <w:color w:val="000000"/>
-                                <w:sz w:val="16"/>
+                                <w:sz w:val="20"/>
                                 <w:u w:val="single"/>
                               </w:rPr>
                             </w:pPr>
@@ -4027,7 +3905,7 @@
                               <w:rPr>
                                 <w:rFonts w:ascii="Calibri" w:hAnsi="Calibri" w:cs="Calibri"/>
                                 <w:color w:val="000000"/>
-                                <w:sz w:val="16"/>
+                                <w:sz w:val="20"/>
                                 <w:u w:val="single"/>
                               </w:rPr>
                               <w:t>user_id</w:t>
@@ -4035,7 +3913,7 @@
                           </w:p>
                         </w:txbxContent>
                       </wps:txbx>
-                      <wps:bodyPr rot="0" spcFirstLastPara="0" vertOverflow="overflow" horzOverflow="overflow" vert="horz" wrap="square" lIns="91440" tIns="45720" rIns="91440" bIns="45720" numCol="1" spcCol="0" rtlCol="0" fromWordArt="0" anchor="ctr" anchorCtr="0" forceAA="0" compatLnSpc="1">
+                      <wps:bodyPr rot="0" spcFirstLastPara="0" vertOverflow="overflow" horzOverflow="overflow" vert="horz" wrap="square" lIns="91440" tIns="12700" rIns="91440" bIns="12700" numCol="1" spcCol="0" rtlCol="0" fromWordArt="0" anchor="ctr" anchorCtr="0" forceAA="0" compatLnSpc="1">
                         <a:prstTxWarp prst="textNoShape">
                           <a:avLst/>
                         </a:prstTxWarp>
@@ -4049,9 +3927,9 @@
           </mc:Choice>
           <mc:Fallback>
             <w:pict>
-              <v:oval w14:anchorId="1C2E516D" id="Oval 45" o:spid="_x0000_s1059" style="position:absolute;margin-left:-12pt;margin-top:232pt;width:102pt;height:34pt;z-index:251704320;visibility:visible;mso-wrap-style:square;mso-wrap-distance-left:9pt;mso-wrap-distance-top:0;mso-wrap-distance-right:9pt;mso-wrap-distance-bottom:0;mso-position-horizontal:absolute;mso-position-horizontal-relative:text;mso-position-vertical:absolute;mso-position-vertical-relative:text;v-text-anchor:middle" o:gfxdata="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" fillcolor="#d9ead3" strokecolor="#5a5a5a" strokeweight="1.25pt">
+              <v:oval w14:anchorId="41B3D4A3" id="Oval 44" o:spid="_x0000_s1058" style="position:absolute;margin-left:10pt;margin-top:282pt;width:126pt;height:40pt;z-index:251703296;visibility:visible;mso-wrap-style:square;mso-wrap-distance-left:9pt;mso-wrap-distance-top:0;mso-wrap-distance-right:9pt;mso-wrap-distance-bottom:0;mso-position-horizontal:absolute;mso-position-horizontal-relative:text;mso-position-vertical:absolute;mso-position-vertical-relative:text;v-text-anchor:middle" o:gfxdata="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" fillcolor="#d9ead3" strokecolor="#5a5a5a" strokeweight="1.5pt">
                 <v:stroke joinstyle="miter"/>
-                <v:textbox>
+                <v:textbox inset=",1pt,,1pt">
                   <w:txbxContent>
                     <w:p>
                       <w:pPr>
@@ -4059,7 +3937,7 @@
                         <w:rPr>
                           <w:rFonts w:ascii="Calibri" w:hAnsi="Calibri" w:cs="Calibri"/>
                           <w:color w:val="000000"/>
-                          <w:sz w:val="16"/>
+                          <w:sz w:val="20"/>
                           <w:u w:val="single"/>
                         </w:rPr>
                       </w:pPr>
@@ -4067,7 +3945,7 @@
                         <w:rPr>
                           <w:rFonts w:ascii="Calibri" w:hAnsi="Calibri" w:cs="Calibri"/>
                           <w:color w:val="000000"/>
-                          <w:sz w:val="16"/>
+                          <w:sz w:val="20"/>
                           <w:u w:val="single"/>
                         </w:rPr>
                         <w:t>user_id</w:t>
@@ -4087,18 +3965,18 @@
         <mc:AlternateContent>
           <mc:Choice Requires="wps">
             <w:drawing>
-              <wp:anchor distT="0" distB="0" distL="114300" distR="114300" simplePos="0" relativeHeight="251703296" behindDoc="0" locked="0" layoutInCell="1" allowOverlap="1" wp14:anchorId="2BE75A8A" wp14:editId="45F7D82B">
+              <wp:anchor distT="0" distB="0" distL="114300" distR="114300" simplePos="0" relativeHeight="251702272" behindDoc="0" locked="0" layoutInCell="1" allowOverlap="1" wp14:anchorId="414B440D" wp14:editId="305B2F6C">
                 <wp:simplePos x="0" y="0"/>
                 <wp:positionH relativeFrom="column">
-                  <wp:posOffset>7239000</wp:posOffset>
+                  <wp:posOffset>7823200</wp:posOffset>
                 </wp:positionH>
                 <wp:positionV relativeFrom="paragraph">
-                  <wp:posOffset>5308600</wp:posOffset>
+                  <wp:posOffset>5892800</wp:posOffset>
                 </wp:positionV>
-                <wp:extent cx="1447800" cy="812800"/>
-                <wp:effectExtent l="19050" t="19050" r="38100" b="44450"/>
+                <wp:extent cx="1676400" cy="965200"/>
+                <wp:effectExtent l="19050" t="19050" r="19050" b="44450"/>
                 <wp:wrapNone/>
-                <wp:docPr id="1299431611" name="Elmas 44"/>
+                <wp:docPr id="1339280568" name="Elmas 43"/>
                 <wp:cNvGraphicFramePr/>
                 <a:graphic xmlns:a="http://schemas.openxmlformats.org/drawingml/2006/main">
                   <a:graphicData uri="http://schemas.microsoft.com/office/word/2010/wordprocessingShape">
@@ -4107,7 +3985,7 @@
                       <wps:spPr>
                         <a:xfrm>
                           <a:off x="0" y="0"/>
-                          <a:ext cx="1447800" cy="812800"/>
+                          <a:ext cx="1676400" cy="965200"/>
                         </a:xfrm>
                         <a:prstGeom prst="diamond">
                           <a:avLst/>
@@ -4115,7 +3993,7 @@
                         <a:solidFill>
                           <a:srgbClr val="FFE599"/>
                         </a:solidFill>
-                        <a:ln w="15875">
+                        <a:ln w="19050">
                           <a:solidFill>
                             <a:srgbClr val="5A5A5A"/>
                           </a:solidFill>
@@ -4145,39 +4023,19 @@
                               <w:rPr>
                                 <w:rFonts w:ascii="Calibri" w:hAnsi="Calibri" w:cs="Calibri"/>
                                 <w:color w:val="000000"/>
-                                <w:sz w:val="16"/>
                               </w:rPr>
                             </w:pPr>
                             <w:r>
                               <w:rPr>
                                 <w:rFonts w:ascii="Calibri" w:hAnsi="Calibri" w:cs="Calibri"/>
                                 <w:color w:val="000000"/>
-                                <w:sz w:val="16"/>
-                              </w:rPr>
-                              <w:t>Cast</w:t>
-                            </w:r>
-                          </w:p>
-                          <w:p>
-                            <w:pPr>
-                              <w:jc w:val="center"/>
-                              <w:rPr>
-                                <w:rFonts w:ascii="Calibri" w:hAnsi="Calibri" w:cs="Calibri"/>
-                                <w:color w:val="000000"/>
-                                <w:sz w:val="16"/>
-                              </w:rPr>
-                            </w:pPr>
-                            <w:r>
-                              <w:rPr>
-                                <w:rFonts w:ascii="Calibri" w:hAnsi="Calibri" w:cs="Calibri"/>
-                                <w:color w:val="000000"/>
-                                <w:sz w:val="16"/>
-                              </w:rPr>
-                              <w:t>In</w:t>
+                              </w:rPr>
+                              <w:t>Cast In</w:t>
                             </w:r>
                           </w:p>
                         </w:txbxContent>
                       </wps:txbx>
-                      <wps:bodyPr rot="0" spcFirstLastPara="0" vertOverflow="overflow" horzOverflow="overflow" vert="horz" wrap="square" lIns="91440" tIns="45720" rIns="91440" bIns="45720" numCol="1" spcCol="0" rtlCol="0" fromWordArt="0" anchor="ctr" anchorCtr="0" forceAA="0" compatLnSpc="1">
+                      <wps:bodyPr rot="0" spcFirstLastPara="0" vertOverflow="overflow" horzOverflow="overflow" vert="horz" wrap="square" lIns="91440" tIns="12700" rIns="91440" bIns="12700" numCol="1" spcCol="0" rtlCol="0" fromWordArt="0" anchor="ctr" anchorCtr="0" forceAA="0" compatLnSpc="1">
                         <a:prstTxWarp prst="textNoShape">
                           <a:avLst/>
                         </a:prstTxWarp>
@@ -4191,12 +4049,12 @@
           </mc:Choice>
           <mc:Fallback>
             <w:pict>
-              <v:shapetype w14:anchorId="2BE75A8A" id="_x0000_t4" coordsize="21600,21600" o:spt="4" path="m10800,l,10800,10800,21600,21600,10800xe">
+              <v:shapetype w14:anchorId="414B440D" id="_x0000_t4" coordsize="21600,21600" o:spt="4" path="m10800,l,10800,10800,21600,21600,10800xe">
                 <v:stroke joinstyle="miter"/>
                 <v:path gradientshapeok="t" o:connecttype="rect" textboxrect="5400,5400,16200,16200"/>
               </v:shapetype>
-              <v:shape id="Elmas 44" o:spid="_x0000_s1060" type="#_x0000_t4" style="position:absolute;margin-left:570pt;margin-top:418pt;width:114pt;height:64pt;z-index:251703296;visibility:visible;mso-wrap-style:square;mso-wrap-distance-left:9pt;mso-wrap-distance-top:0;mso-wrap-distance-right:9pt;mso-wrap-distance-bottom:0;mso-position-horizontal:absolute;mso-position-horizontal-relative:text;mso-position-vertical:absolute;mso-position-vertical-relative:text;v-text-anchor:middle" o:gfxdata="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" fillcolor="#ffe599" strokecolor="#5a5a5a" strokeweight="1.25pt">
-                <v:textbox>
+              <v:shape id="Elmas 43" o:spid="_x0000_s1059" type="#_x0000_t4" style="position:absolute;margin-left:616pt;margin-top:464pt;width:132pt;height:76pt;z-index:251702272;visibility:visible;mso-wrap-style:square;mso-wrap-distance-left:9pt;mso-wrap-distance-top:0;mso-wrap-distance-right:9pt;mso-wrap-distance-bottom:0;mso-position-horizontal:absolute;mso-position-horizontal-relative:text;mso-position-vertical:absolute;mso-position-vertical-relative:text;v-text-anchor:middle" o:gfxdata="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" fillcolor="#ffe599" strokecolor="#5a5a5a" strokeweight="1.5pt">
+                <v:textbox inset=",1pt,,1pt">
                   <w:txbxContent>
                     <w:p>
                       <w:pPr>
@@ -4204,34 +4062,14 @@
                         <w:rPr>
                           <w:rFonts w:ascii="Calibri" w:hAnsi="Calibri" w:cs="Calibri"/>
                           <w:color w:val="000000"/>
-                          <w:sz w:val="16"/>
                         </w:rPr>
                       </w:pPr>
                       <w:r>
                         <w:rPr>
                           <w:rFonts w:ascii="Calibri" w:hAnsi="Calibri" w:cs="Calibri"/>
                           <w:color w:val="000000"/>
-                          <w:sz w:val="16"/>
-                        </w:rPr>
-                        <w:t>Cast</w:t>
-                      </w:r>
-                    </w:p>
-                    <w:p>
-                      <w:pPr>
-                        <w:jc w:val="center"/>
-                        <w:rPr>
-                          <w:rFonts w:ascii="Calibri" w:hAnsi="Calibri" w:cs="Calibri"/>
-                          <w:color w:val="000000"/>
-                          <w:sz w:val="16"/>
-                        </w:rPr>
-                      </w:pPr>
-                      <w:r>
-                        <w:rPr>
-                          <w:rFonts w:ascii="Calibri" w:hAnsi="Calibri" w:cs="Calibri"/>
-                          <w:color w:val="000000"/>
-                          <w:sz w:val="16"/>
-                        </w:rPr>
-                        <w:t>In</w:t>
+                        </w:rPr>
+                        <w:t>Cast In</w:t>
                       </w:r>
                     </w:p>
                   </w:txbxContent>
@@ -4248,18 +4086,18 @@
         <mc:AlternateContent>
           <mc:Choice Requires="wps">
             <w:drawing>
-              <wp:anchor distT="0" distB="0" distL="114300" distR="114300" simplePos="0" relativeHeight="251702272" behindDoc="0" locked="0" layoutInCell="1" allowOverlap="1" wp14:anchorId="51992BF8" wp14:editId="22627E10">
+              <wp:anchor distT="0" distB="0" distL="114300" distR="114300" simplePos="0" relativeHeight="251701248" behindDoc="0" locked="0" layoutInCell="1" allowOverlap="1" wp14:anchorId="45D1A2F8" wp14:editId="530AB934">
                 <wp:simplePos x="0" y="0"/>
                 <wp:positionH relativeFrom="column">
-                  <wp:posOffset>3683000</wp:posOffset>
+                  <wp:posOffset>4394200</wp:posOffset>
                 </wp:positionH>
                 <wp:positionV relativeFrom="paragraph">
-                  <wp:posOffset>4800600</wp:posOffset>
+                  <wp:posOffset>5130800</wp:posOffset>
                 </wp:positionV>
-                <wp:extent cx="1447800" cy="812800"/>
-                <wp:effectExtent l="19050" t="19050" r="38100" b="44450"/>
+                <wp:extent cx="1676400" cy="965200"/>
+                <wp:effectExtent l="19050" t="19050" r="19050" b="44450"/>
                 <wp:wrapNone/>
-                <wp:docPr id="715327422" name="Elmas 43"/>
+                <wp:docPr id="1900922470" name="Elmas 42"/>
                 <wp:cNvGraphicFramePr/>
                 <a:graphic xmlns:a="http://schemas.openxmlformats.org/drawingml/2006/main">
                   <a:graphicData uri="http://schemas.microsoft.com/office/word/2010/wordprocessingShape">
@@ -4268,7 +4106,7 @@
                       <wps:spPr>
                         <a:xfrm>
                           <a:off x="0" y="0"/>
-                          <a:ext cx="1447800" cy="812800"/>
+                          <a:ext cx="1676400" cy="965200"/>
                         </a:xfrm>
                         <a:prstGeom prst="diamond">
                           <a:avLst/>
@@ -4276,7 +4114,7 @@
                         <a:solidFill>
                           <a:srgbClr val="FFE599"/>
                         </a:solidFill>
-                        <a:ln w="15875">
+                        <a:ln w="19050">
                           <a:solidFill>
                             <a:srgbClr val="5A5A5A"/>
                           </a:solidFill>
@@ -4306,21 +4144,19 @@
                               <w:rPr>
                                 <w:rFonts w:ascii="Calibri" w:hAnsi="Calibri" w:cs="Calibri"/>
                                 <w:color w:val="000000"/>
-                                <w:sz w:val="16"/>
                               </w:rPr>
                             </w:pPr>
                             <w:r>
                               <w:rPr>
                                 <w:rFonts w:ascii="Calibri" w:hAnsi="Calibri" w:cs="Calibri"/>
                                 <w:color w:val="000000"/>
-                                <w:sz w:val="16"/>
                               </w:rPr>
                               <w:t>Favorites</w:t>
                             </w:r>
                           </w:p>
                         </w:txbxContent>
                       </wps:txbx>
-                      <wps:bodyPr rot="0" spcFirstLastPara="0" vertOverflow="overflow" horzOverflow="overflow" vert="horz" wrap="square" lIns="91440" tIns="45720" rIns="91440" bIns="45720" numCol="1" spcCol="0" rtlCol="0" fromWordArt="0" anchor="ctr" anchorCtr="0" forceAA="0" compatLnSpc="1">
+                      <wps:bodyPr rot="0" spcFirstLastPara="0" vertOverflow="overflow" horzOverflow="overflow" vert="horz" wrap="square" lIns="91440" tIns="12700" rIns="91440" bIns="12700" numCol="1" spcCol="0" rtlCol="0" fromWordArt="0" anchor="ctr" anchorCtr="0" forceAA="0" compatLnSpc="1">
                         <a:prstTxWarp prst="textNoShape">
                           <a:avLst/>
                         </a:prstTxWarp>
@@ -4334,8 +4170,8 @@
           </mc:Choice>
           <mc:Fallback>
             <w:pict>
-              <v:shape w14:anchorId="51992BF8" id="Elmas 43" o:spid="_x0000_s1061" type="#_x0000_t4" style="position:absolute;margin-left:290pt;margin-top:378pt;width:114pt;height:64pt;z-index:251702272;visibility:visible;mso-wrap-style:square;mso-wrap-distance-left:9pt;mso-wrap-distance-top:0;mso-wrap-distance-right:9pt;mso-wrap-distance-bottom:0;mso-position-horizontal:absolute;mso-position-horizontal-relative:text;mso-position-vertical:absolute;mso-position-vertical-relative:text;v-text-anchor:middle" o:gfxdata="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" fillcolor="#ffe599" strokecolor="#5a5a5a" strokeweight="1.25pt">
-                <v:textbox>
+              <v:shape w14:anchorId="45D1A2F8" id="Elmas 42" o:spid="_x0000_s1060" type="#_x0000_t4" style="position:absolute;margin-left:346pt;margin-top:404pt;width:132pt;height:76pt;z-index:251701248;visibility:visible;mso-wrap-style:square;mso-wrap-distance-left:9pt;mso-wrap-distance-top:0;mso-wrap-distance-right:9pt;mso-wrap-distance-bottom:0;mso-position-horizontal:absolute;mso-position-horizontal-relative:text;mso-position-vertical:absolute;mso-position-vertical-relative:text;v-text-anchor:middle" o:gfxdata="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" fillcolor="#ffe599" strokecolor="#5a5a5a" strokeweight="1.5pt">
+                <v:textbox inset=",1pt,,1pt">
                   <w:txbxContent>
                     <w:p>
                       <w:pPr>
@@ -4343,14 +4179,12 @@
                         <w:rPr>
                           <w:rFonts w:ascii="Calibri" w:hAnsi="Calibri" w:cs="Calibri"/>
                           <w:color w:val="000000"/>
-                          <w:sz w:val="16"/>
                         </w:rPr>
                       </w:pPr>
                       <w:r>
                         <w:rPr>
                           <w:rFonts w:ascii="Calibri" w:hAnsi="Calibri" w:cs="Calibri"/>
                           <w:color w:val="000000"/>
-                          <w:sz w:val="16"/>
                         </w:rPr>
                         <w:t>Favorites</w:t>
                       </w:r>
@@ -4369,18 +4203,18 @@
         <mc:AlternateContent>
           <mc:Choice Requires="wps">
             <w:drawing>
-              <wp:anchor distT="0" distB="0" distL="114300" distR="114300" simplePos="0" relativeHeight="251701248" behindDoc="0" locked="0" layoutInCell="1" allowOverlap="1" wp14:anchorId="3E8113B2" wp14:editId="73D9E29C">
+              <wp:anchor distT="0" distB="0" distL="114300" distR="114300" simplePos="0" relativeHeight="251700224" behindDoc="0" locked="0" layoutInCell="1" allowOverlap="1" wp14:anchorId="31EFCBCA" wp14:editId="5E1705A2">
                 <wp:simplePos x="0" y="0"/>
                 <wp:positionH relativeFrom="column">
-                  <wp:posOffset>5080000</wp:posOffset>
+                  <wp:posOffset>5918200</wp:posOffset>
                 </wp:positionH>
                 <wp:positionV relativeFrom="paragraph">
-                  <wp:posOffset>3479800</wp:posOffset>
+                  <wp:posOffset>4114800</wp:posOffset>
                 </wp:positionV>
-                <wp:extent cx="1447800" cy="812800"/>
-                <wp:effectExtent l="19050" t="19050" r="38100" b="44450"/>
+                <wp:extent cx="1676400" cy="965200"/>
+                <wp:effectExtent l="19050" t="19050" r="19050" b="44450"/>
                 <wp:wrapNone/>
-                <wp:docPr id="281625840" name="Elmas 42"/>
+                <wp:docPr id="1399400366" name="Elmas 41"/>
                 <wp:cNvGraphicFramePr/>
                 <a:graphic xmlns:a="http://schemas.openxmlformats.org/drawingml/2006/main">
                   <a:graphicData uri="http://schemas.microsoft.com/office/word/2010/wordprocessingShape">
@@ -4389,7 +4223,7 @@
                       <wps:spPr>
                         <a:xfrm>
                           <a:off x="0" y="0"/>
-                          <a:ext cx="1447800" cy="812800"/>
+                          <a:ext cx="1676400" cy="965200"/>
                         </a:xfrm>
                         <a:prstGeom prst="diamond">
                           <a:avLst/>
@@ -4397,7 +4231,7 @@
                         <a:solidFill>
                           <a:srgbClr val="FFE599"/>
                         </a:solidFill>
-                        <a:ln w="15875">
+                        <a:ln w="19050">
                           <a:solidFill>
                             <a:srgbClr val="5A5A5A"/>
                           </a:solidFill>
@@ -4427,21 +4261,19 @@
                               <w:rPr>
                                 <w:rFonts w:ascii="Calibri" w:hAnsi="Calibri" w:cs="Calibri"/>
                                 <w:color w:val="000000"/>
-                                <w:sz w:val="16"/>
                               </w:rPr>
                             </w:pPr>
                             <w:r>
                               <w:rPr>
                                 <w:rFonts w:ascii="Calibri" w:hAnsi="Calibri" w:cs="Calibri"/>
                                 <w:color w:val="000000"/>
-                                <w:sz w:val="16"/>
                               </w:rPr>
                               <w:t>Reviews</w:t>
                             </w:r>
                           </w:p>
                         </w:txbxContent>
                       </wps:txbx>
-                      <wps:bodyPr rot="0" spcFirstLastPara="0" vertOverflow="overflow" horzOverflow="overflow" vert="horz" wrap="square" lIns="91440" tIns="45720" rIns="91440" bIns="45720" numCol="1" spcCol="0" rtlCol="0" fromWordArt="0" anchor="ctr" anchorCtr="0" forceAA="0" compatLnSpc="1">
+                      <wps:bodyPr rot="0" spcFirstLastPara="0" vertOverflow="overflow" horzOverflow="overflow" vert="horz" wrap="square" lIns="91440" tIns="12700" rIns="91440" bIns="12700" numCol="1" spcCol="0" rtlCol="0" fromWordArt="0" anchor="ctr" anchorCtr="0" forceAA="0" compatLnSpc="1">
                         <a:prstTxWarp prst="textNoShape">
                           <a:avLst/>
                         </a:prstTxWarp>
@@ -4455,8 +4287,8 @@
           </mc:Choice>
           <mc:Fallback>
             <w:pict>
-              <v:shape w14:anchorId="3E8113B2" id="Elmas 42" o:spid="_x0000_s1062" type="#_x0000_t4" style="position:absolute;margin-left:400pt;margin-top:274pt;width:114pt;height:64pt;z-index:251701248;visibility:visible;mso-wrap-style:square;mso-wrap-distance-left:9pt;mso-wrap-distance-top:0;mso-wrap-distance-right:9pt;mso-wrap-distance-bottom:0;mso-position-horizontal:absolute;mso-position-horizontal-relative:text;mso-position-vertical:absolute;mso-position-vertical-relative:text;v-text-anchor:middle" o:gfxdata="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" fillcolor="#ffe599" strokecolor="#5a5a5a" strokeweight="1.25pt">
-                <v:textbox>
+              <v:shape w14:anchorId="31EFCBCA" id="Elmas 41" o:spid="_x0000_s1061" type="#_x0000_t4" style="position:absolute;margin-left:466pt;margin-top:324pt;width:132pt;height:76pt;z-index:251700224;visibility:visible;mso-wrap-style:square;mso-wrap-distance-left:9pt;mso-wrap-distance-top:0;mso-wrap-distance-right:9pt;mso-wrap-distance-bottom:0;mso-position-horizontal:absolute;mso-position-horizontal-relative:text;mso-position-vertical:absolute;mso-position-vertical-relative:text;v-text-anchor:middle" o:gfxdata="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" fillcolor="#ffe599" strokecolor="#5a5a5a" strokeweight="1.5pt">
+                <v:textbox inset=",1pt,,1pt">
                   <w:txbxContent>
                     <w:p>
                       <w:pPr>
@@ -4464,14 +4296,12 @@
                         <w:rPr>
                           <w:rFonts w:ascii="Calibri" w:hAnsi="Calibri" w:cs="Calibri"/>
                           <w:color w:val="000000"/>
-                          <w:sz w:val="16"/>
                         </w:rPr>
                       </w:pPr>
                       <w:r>
                         <w:rPr>
                           <w:rFonts w:ascii="Calibri" w:hAnsi="Calibri" w:cs="Calibri"/>
                           <w:color w:val="000000"/>
-                          <w:sz w:val="16"/>
                         </w:rPr>
                         <w:t>Reviews</w:t>
                       </w:r>
@@ -4490,18 +4320,18 @@
         <mc:AlternateContent>
           <mc:Choice Requires="wps">
             <w:drawing>
-              <wp:anchor distT="0" distB="0" distL="114300" distR="114300" simplePos="0" relativeHeight="251700224" behindDoc="0" locked="0" layoutInCell="1" allowOverlap="1" wp14:anchorId="066EB449" wp14:editId="4F795671">
+              <wp:anchor distT="0" distB="0" distL="114300" distR="114300" simplePos="0" relativeHeight="251699200" behindDoc="0" locked="0" layoutInCell="1" allowOverlap="1" wp14:anchorId="6C3095CA" wp14:editId="3B64A594">
                 <wp:simplePos x="0" y="0"/>
                 <wp:positionH relativeFrom="column">
-                  <wp:posOffset>3683000</wp:posOffset>
+                  <wp:posOffset>4394200</wp:posOffset>
                 </wp:positionH>
                 <wp:positionV relativeFrom="paragraph">
-                  <wp:posOffset>2387600</wp:posOffset>
+                  <wp:posOffset>3098800</wp:posOffset>
                 </wp:positionV>
-                <wp:extent cx="1447800" cy="812800"/>
-                <wp:effectExtent l="19050" t="19050" r="38100" b="44450"/>
+                <wp:extent cx="1676400" cy="965200"/>
+                <wp:effectExtent l="19050" t="19050" r="19050" b="44450"/>
                 <wp:wrapNone/>
-                <wp:docPr id="141977845" name="Elmas 41"/>
+                <wp:docPr id="273203635" name="Elmas 40"/>
                 <wp:cNvGraphicFramePr/>
                 <a:graphic xmlns:a="http://schemas.openxmlformats.org/drawingml/2006/main">
                   <a:graphicData uri="http://schemas.microsoft.com/office/word/2010/wordprocessingShape">
@@ -4510,7 +4340,7 @@
                       <wps:spPr>
                         <a:xfrm>
                           <a:off x="0" y="0"/>
-                          <a:ext cx="1447800" cy="812800"/>
+                          <a:ext cx="1676400" cy="965200"/>
                         </a:xfrm>
                         <a:prstGeom prst="diamond">
                           <a:avLst/>
@@ -4518,7 +4348,7 @@
                         <a:solidFill>
                           <a:srgbClr val="FFE599"/>
                         </a:solidFill>
-                        <a:ln w="15875">
+                        <a:ln w="19050">
                           <a:solidFill>
                             <a:srgbClr val="5A5A5A"/>
                           </a:solidFill>
@@ -4548,21 +4378,19 @@
                               <w:rPr>
                                 <w:rFonts w:ascii="Calibri" w:hAnsi="Calibri" w:cs="Calibri"/>
                                 <w:color w:val="000000"/>
-                                <w:sz w:val="16"/>
                               </w:rPr>
                             </w:pPr>
                             <w:r>
                               <w:rPr>
                                 <w:rFonts w:ascii="Calibri" w:hAnsi="Calibri" w:cs="Calibri"/>
                                 <w:color w:val="000000"/>
-                                <w:sz w:val="16"/>
                               </w:rPr>
                               <w:t>Watches</w:t>
                             </w:r>
                           </w:p>
                         </w:txbxContent>
                       </wps:txbx>
-                      <wps:bodyPr rot="0" spcFirstLastPara="0" vertOverflow="overflow" horzOverflow="overflow" vert="horz" wrap="square" lIns="91440" tIns="45720" rIns="91440" bIns="45720" numCol="1" spcCol="0" rtlCol="0" fromWordArt="0" anchor="ctr" anchorCtr="0" forceAA="0" compatLnSpc="1">
+                      <wps:bodyPr rot="0" spcFirstLastPara="0" vertOverflow="overflow" horzOverflow="overflow" vert="horz" wrap="square" lIns="91440" tIns="12700" rIns="91440" bIns="12700" numCol="1" spcCol="0" rtlCol="0" fromWordArt="0" anchor="ctr" anchorCtr="0" forceAA="0" compatLnSpc="1">
                         <a:prstTxWarp prst="textNoShape">
                           <a:avLst/>
                         </a:prstTxWarp>
@@ -4576,8 +4404,8 @@
           </mc:Choice>
           <mc:Fallback>
             <w:pict>
-              <v:shape w14:anchorId="066EB449" id="Elmas 41" o:spid="_x0000_s1063" type="#_x0000_t4" style="position:absolute;margin-left:290pt;margin-top:188pt;width:114pt;height:64pt;z-index:251700224;visibility:visible;mso-wrap-style:square;mso-wrap-distance-left:9pt;mso-wrap-distance-top:0;mso-wrap-distance-right:9pt;mso-wrap-distance-bottom:0;mso-position-horizontal:absolute;mso-position-horizontal-relative:text;mso-position-vertical:absolute;mso-position-vertical-relative:text;v-text-anchor:middle" o:gfxdata="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" fillcolor="#ffe599" strokecolor="#5a5a5a" strokeweight="1.25pt">
-                <v:textbox>
+              <v:shape w14:anchorId="6C3095CA" id="Elmas 40" o:spid="_x0000_s1062" type="#_x0000_t4" style="position:absolute;margin-left:346pt;margin-top:244pt;width:132pt;height:76pt;z-index:251699200;visibility:visible;mso-wrap-style:square;mso-wrap-distance-left:9pt;mso-wrap-distance-top:0;mso-wrap-distance-right:9pt;mso-wrap-distance-bottom:0;mso-position-horizontal:absolute;mso-position-horizontal-relative:text;mso-position-vertical:absolute;mso-position-vertical-relative:text;v-text-anchor:middle" o:gfxdata="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" fillcolor="#ffe599" strokecolor="#5a5a5a" strokeweight="1.5pt">
+                <v:textbox inset=",1pt,,1pt">
                   <w:txbxContent>
                     <w:p>
                       <w:pPr>
@@ -4585,14 +4413,12 @@
                         <w:rPr>
                           <w:rFonts w:ascii="Calibri" w:hAnsi="Calibri" w:cs="Calibri"/>
                           <w:color w:val="000000"/>
-                          <w:sz w:val="16"/>
                         </w:rPr>
                       </w:pPr>
                       <w:r>
                         <w:rPr>
                           <w:rFonts w:ascii="Calibri" w:hAnsi="Calibri" w:cs="Calibri"/>
                           <w:color w:val="000000"/>
-                          <w:sz w:val="16"/>
                         </w:rPr>
                         <w:t>Watches</w:t>
                       </w:r>
@@ -4611,18 +4437,18 @@
         <mc:AlternateContent>
           <mc:Choice Requires="wps">
             <w:drawing>
-              <wp:anchor distT="0" distB="0" distL="114300" distR="114300" simplePos="0" relativeHeight="251699200" behindDoc="0" locked="0" layoutInCell="1" allowOverlap="1" wp14:anchorId="387AF659" wp14:editId="50F4BDE7">
+              <wp:anchor distT="0" distB="0" distL="114300" distR="114300" simplePos="0" relativeHeight="251698176" behindDoc="0" locked="0" layoutInCell="1" allowOverlap="1" wp14:anchorId="0A68D7C2" wp14:editId="0722D974">
                 <wp:simplePos x="0" y="0"/>
                 <wp:positionH relativeFrom="column">
-                  <wp:posOffset>9715500</wp:posOffset>
+                  <wp:posOffset>9982200</wp:posOffset>
                 </wp:positionH>
                 <wp:positionV relativeFrom="paragraph">
-                  <wp:posOffset>2006600</wp:posOffset>
+                  <wp:posOffset>2463800</wp:posOffset>
                 </wp:positionV>
-                <wp:extent cx="1447800" cy="812800"/>
-                <wp:effectExtent l="19050" t="19050" r="38100" b="44450"/>
+                <wp:extent cx="1676400" cy="965200"/>
+                <wp:effectExtent l="19050" t="19050" r="19050" b="44450"/>
                 <wp:wrapNone/>
-                <wp:docPr id="161455258" name="Elmas 40"/>
+                <wp:docPr id="1102802148" name="Elmas 39"/>
                 <wp:cNvGraphicFramePr/>
                 <a:graphic xmlns:a="http://schemas.openxmlformats.org/drawingml/2006/main">
                   <a:graphicData uri="http://schemas.microsoft.com/office/word/2010/wordprocessingShape">
@@ -4631,7 +4457,7 @@
                       <wps:spPr>
                         <a:xfrm>
                           <a:off x="0" y="0"/>
-                          <a:ext cx="1447800" cy="812800"/>
+                          <a:ext cx="1676400" cy="965200"/>
                         </a:xfrm>
                         <a:prstGeom prst="diamond">
                           <a:avLst/>
@@ -4639,7 +4465,7 @@
                         <a:solidFill>
                           <a:srgbClr val="FFE599"/>
                         </a:solidFill>
-                        <a:ln w="15875">
+                        <a:ln w="19050">
                           <a:solidFill>
                             <a:srgbClr val="5A5A5A"/>
                           </a:solidFill>
@@ -4669,39 +4495,19 @@
                               <w:rPr>
                                 <w:rFonts w:ascii="Calibri" w:hAnsi="Calibri" w:cs="Calibri"/>
                                 <w:color w:val="000000"/>
-                                <w:sz w:val="16"/>
                               </w:rPr>
                             </w:pPr>
                             <w:r>
                               <w:rPr>
                                 <w:rFonts w:ascii="Calibri" w:hAnsi="Calibri" w:cs="Calibri"/>
                                 <w:color w:val="000000"/>
-                                <w:sz w:val="16"/>
-                              </w:rPr>
-                              <w:t>Has</w:t>
-                            </w:r>
-                          </w:p>
-                          <w:p>
-                            <w:pPr>
-                              <w:jc w:val="center"/>
-                              <w:rPr>
-                                <w:rFonts w:ascii="Calibri" w:hAnsi="Calibri" w:cs="Calibri"/>
-                                <w:color w:val="000000"/>
-                                <w:sz w:val="16"/>
-                              </w:rPr>
-                            </w:pPr>
-                            <w:r>
-                              <w:rPr>
-                                <w:rFonts w:ascii="Calibri" w:hAnsi="Calibri" w:cs="Calibri"/>
-                                <w:color w:val="000000"/>
-                                <w:sz w:val="16"/>
-                              </w:rPr>
-                              <w:t>Genre</w:t>
+                              </w:rPr>
+                              <w:t>Has Genre</w:t>
                             </w:r>
                           </w:p>
                         </w:txbxContent>
                       </wps:txbx>
-                      <wps:bodyPr rot="0" spcFirstLastPara="0" vertOverflow="overflow" horzOverflow="overflow" vert="horz" wrap="square" lIns="91440" tIns="45720" rIns="91440" bIns="45720" numCol="1" spcCol="0" rtlCol="0" fromWordArt="0" anchor="ctr" anchorCtr="0" forceAA="0" compatLnSpc="1">
+                      <wps:bodyPr rot="0" spcFirstLastPara="0" vertOverflow="overflow" horzOverflow="overflow" vert="horz" wrap="square" lIns="91440" tIns="12700" rIns="91440" bIns="12700" numCol="1" spcCol="0" rtlCol="0" fromWordArt="0" anchor="ctr" anchorCtr="0" forceAA="0" compatLnSpc="1">
                         <a:prstTxWarp prst="textNoShape">
                           <a:avLst/>
                         </a:prstTxWarp>
@@ -4715,8 +4521,8 @@
           </mc:Choice>
           <mc:Fallback>
             <w:pict>
-              <v:shape w14:anchorId="387AF659" id="Elmas 40" o:spid="_x0000_s1064" type="#_x0000_t4" style="position:absolute;margin-left:765pt;margin-top:158pt;width:114pt;height:64pt;z-index:251699200;visibility:visible;mso-wrap-style:square;mso-wrap-distance-left:9pt;mso-wrap-distance-top:0;mso-wrap-distance-right:9pt;mso-wrap-distance-bottom:0;mso-position-horizontal:absolute;mso-position-horizontal-relative:text;mso-position-vertical:absolute;mso-position-vertical-relative:text;v-text-anchor:middle" o:gfxdata="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" fillcolor="#ffe599" strokecolor="#5a5a5a" strokeweight="1.25pt">
-                <v:textbox>
+              <v:shape w14:anchorId="0A68D7C2" id="Elmas 39" o:spid="_x0000_s1063" type="#_x0000_t4" style="position:absolute;margin-left:786pt;margin-top:194pt;width:132pt;height:76pt;z-index:251698176;visibility:visible;mso-wrap-style:square;mso-wrap-distance-left:9pt;mso-wrap-distance-top:0;mso-wrap-distance-right:9pt;mso-wrap-distance-bottom:0;mso-position-horizontal:absolute;mso-position-horizontal-relative:text;mso-position-vertical:absolute;mso-position-vertical-relative:text;v-text-anchor:middle" o:gfxdata="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" fillcolor="#ffe599" strokecolor="#5a5a5a" strokeweight="1.5pt">
+                <v:textbox inset=",1pt,,1pt">
                   <w:txbxContent>
                     <w:p>
                       <w:pPr>
@@ -4724,34 +4530,14 @@
                         <w:rPr>
                           <w:rFonts w:ascii="Calibri" w:hAnsi="Calibri" w:cs="Calibri"/>
                           <w:color w:val="000000"/>
-                          <w:sz w:val="16"/>
                         </w:rPr>
                       </w:pPr>
                       <w:r>
                         <w:rPr>
                           <w:rFonts w:ascii="Calibri" w:hAnsi="Calibri" w:cs="Calibri"/>
                           <w:color w:val="000000"/>
-                          <w:sz w:val="16"/>
-                        </w:rPr>
-                        <w:t>Has</w:t>
-                      </w:r>
-                    </w:p>
-                    <w:p>
-                      <w:pPr>
-                        <w:jc w:val="center"/>
-                        <w:rPr>
-                          <w:rFonts w:ascii="Calibri" w:hAnsi="Calibri" w:cs="Calibri"/>
-                          <w:color w:val="000000"/>
-                          <w:sz w:val="16"/>
-                        </w:rPr>
-                      </w:pPr>
-                      <w:r>
-                        <w:rPr>
-                          <w:rFonts w:ascii="Calibri" w:hAnsi="Calibri" w:cs="Calibri"/>
-                          <w:color w:val="000000"/>
-                          <w:sz w:val="16"/>
-                        </w:rPr>
-                        <w:t>Genre</w:t>
+                        </w:rPr>
+                        <w:t>Has Genre</w:t>
                       </w:r>
                     </w:p>
                   </w:txbxContent>
@@ -4768,18 +4554,18 @@
         <mc:AlternateContent>
           <mc:Choice Requires="wps">
             <w:drawing>
-              <wp:anchor distT="0" distB="0" distL="114300" distR="114300" simplePos="0" relativeHeight="251698176" behindDoc="0" locked="0" layoutInCell="1" allowOverlap="1" wp14:anchorId="4F409D32" wp14:editId="632EF047">
+              <wp:anchor distT="0" distB="0" distL="114300" distR="114300" simplePos="0" relativeHeight="251697152" behindDoc="0" locked="0" layoutInCell="1" allowOverlap="1" wp14:anchorId="575E6F90" wp14:editId="63EBD131">
                 <wp:simplePos x="0" y="0"/>
                 <wp:positionH relativeFrom="column">
-                  <wp:posOffset>1206500</wp:posOffset>
+                  <wp:posOffset>1854200</wp:posOffset>
                 </wp:positionH>
                 <wp:positionV relativeFrom="paragraph">
-                  <wp:posOffset>2006600</wp:posOffset>
+                  <wp:posOffset>2463800</wp:posOffset>
                 </wp:positionV>
-                <wp:extent cx="1447800" cy="812800"/>
-                <wp:effectExtent l="19050" t="19050" r="38100" b="44450"/>
+                <wp:extent cx="1676400" cy="965200"/>
+                <wp:effectExtent l="19050" t="19050" r="19050" b="44450"/>
                 <wp:wrapNone/>
-                <wp:docPr id="646138930" name="Elmas 39"/>
+                <wp:docPr id="909077847" name="Elmas 38"/>
                 <wp:cNvGraphicFramePr/>
                 <a:graphic xmlns:a="http://schemas.openxmlformats.org/drawingml/2006/main">
                   <a:graphicData uri="http://schemas.microsoft.com/office/word/2010/wordprocessingShape">
@@ -4788,7 +4574,7 @@
                       <wps:spPr>
                         <a:xfrm>
                           <a:off x="0" y="0"/>
-                          <a:ext cx="1447800" cy="812800"/>
+                          <a:ext cx="1676400" cy="965200"/>
                         </a:xfrm>
                         <a:prstGeom prst="diamond">
                           <a:avLst/>
@@ -4796,7 +4582,7 @@
                         <a:solidFill>
                           <a:srgbClr val="FFE599"/>
                         </a:solidFill>
-                        <a:ln w="15875">
+                        <a:ln w="19050">
                           <a:solidFill>
                             <a:srgbClr val="5A5A5A"/>
                           </a:solidFill>
@@ -4826,21 +4612,19 @@
                               <w:rPr>
                                 <w:rFonts w:ascii="Calibri" w:hAnsi="Calibri" w:cs="Calibri"/>
                                 <w:color w:val="000000"/>
-                                <w:sz w:val="16"/>
                               </w:rPr>
                             </w:pPr>
                             <w:r>
                               <w:rPr>
                                 <w:rFonts w:ascii="Calibri" w:hAnsi="Calibri" w:cs="Calibri"/>
                                 <w:color w:val="000000"/>
-                                <w:sz w:val="16"/>
                               </w:rPr>
                               <w:t>Subscribes</w:t>
                             </w:r>
                           </w:p>
                         </w:txbxContent>
                       </wps:txbx>
-                      <wps:bodyPr rot="0" spcFirstLastPara="0" vertOverflow="overflow" horzOverflow="overflow" vert="horz" wrap="square" lIns="91440" tIns="45720" rIns="91440" bIns="45720" numCol="1" spcCol="0" rtlCol="0" fromWordArt="0" anchor="ctr" anchorCtr="0" forceAA="0" compatLnSpc="1">
+                      <wps:bodyPr rot="0" spcFirstLastPara="0" vertOverflow="overflow" horzOverflow="overflow" vert="horz" wrap="square" lIns="91440" tIns="12700" rIns="91440" bIns="12700" numCol="1" spcCol="0" rtlCol="0" fromWordArt="0" anchor="ctr" anchorCtr="0" forceAA="0" compatLnSpc="1">
                         <a:prstTxWarp prst="textNoShape">
                           <a:avLst/>
                         </a:prstTxWarp>
@@ -4854,8 +4638,8 @@
           </mc:Choice>
           <mc:Fallback>
             <w:pict>
-              <v:shape w14:anchorId="4F409D32" id="Elmas 39" o:spid="_x0000_s1065" type="#_x0000_t4" style="position:absolute;margin-left:95pt;margin-top:158pt;width:114pt;height:64pt;z-index:251698176;visibility:visible;mso-wrap-style:square;mso-wrap-distance-left:9pt;mso-wrap-distance-top:0;mso-wrap-distance-right:9pt;mso-wrap-distance-bottom:0;mso-position-horizontal:absolute;mso-position-horizontal-relative:text;mso-position-vertical:absolute;mso-position-vertical-relative:text;v-text-anchor:middle" o:gfxdata="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" fillcolor="#ffe599" strokecolor="#5a5a5a" strokeweight="1.25pt">
-                <v:textbox>
+              <v:shape w14:anchorId="575E6F90" id="Elmas 38" o:spid="_x0000_s1064" type="#_x0000_t4" style="position:absolute;margin-left:146pt;margin-top:194pt;width:132pt;height:76pt;z-index:251697152;visibility:visible;mso-wrap-style:square;mso-wrap-distance-left:9pt;mso-wrap-distance-top:0;mso-wrap-distance-right:9pt;mso-wrap-distance-bottom:0;mso-position-horizontal:absolute;mso-position-horizontal-relative:text;mso-position-vertical:absolute;mso-position-vertical-relative:text;v-text-anchor:middle" o:gfxdata="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" fillcolor="#ffe599" strokecolor="#5a5a5a" strokeweight="1.5pt">
+                <v:textbox inset=",1pt,,1pt">
                   <w:txbxContent>
                     <w:p>
                       <w:pPr>
@@ -4863,14 +4647,12 @@
                         <w:rPr>
                           <w:rFonts w:ascii="Calibri" w:hAnsi="Calibri" w:cs="Calibri"/>
                           <w:color w:val="000000"/>
-                          <w:sz w:val="16"/>
                         </w:rPr>
                       </w:pPr>
                       <w:r>
                         <w:rPr>
                           <w:rFonts w:ascii="Calibri" w:hAnsi="Calibri" w:cs="Calibri"/>
                           <w:color w:val="000000"/>
-                          <w:sz w:val="16"/>
                         </w:rPr>
                         <w:t>Subscribes</w:t>
                       </w:r>
@@ -4889,18 +4671,18 @@
         <mc:AlternateContent>
           <mc:Choice Requires="wps">
             <w:drawing>
-              <wp:anchor distT="0" distB="0" distL="114300" distR="114300" simplePos="0" relativeHeight="251697152" behindDoc="0" locked="0" layoutInCell="1" allowOverlap="1" wp14:anchorId="25E54920" wp14:editId="5804B96A">
+              <wp:anchor distT="0" distB="0" distL="114300" distR="114300" simplePos="0" relativeHeight="251696128" behindDoc="0" locked="0" layoutInCell="1" allowOverlap="1" wp14:anchorId="19DD6D03" wp14:editId="4F501FCA">
                 <wp:simplePos x="0" y="0"/>
                 <wp:positionH relativeFrom="column">
-                  <wp:posOffset>5422900</wp:posOffset>
+                  <wp:posOffset>5918200</wp:posOffset>
                 </wp:positionH>
                 <wp:positionV relativeFrom="paragraph">
-                  <wp:posOffset>6629400</wp:posOffset>
+                  <wp:posOffset>7289800</wp:posOffset>
                 </wp:positionV>
-                <wp:extent cx="1524000" cy="609600"/>
-                <wp:effectExtent l="0" t="0" r="19050" b="19050"/>
+                <wp:extent cx="1676400" cy="711200"/>
+                <wp:effectExtent l="0" t="0" r="19050" b="12700"/>
                 <wp:wrapNone/>
-                <wp:docPr id="1629616560" name="Dikdörtgen 38"/>
+                <wp:docPr id="1861965405" name="Dikdörtgen 37"/>
                 <wp:cNvGraphicFramePr/>
                 <a:graphic xmlns:a="http://schemas.openxmlformats.org/drawingml/2006/main">
                   <a:graphicData uri="http://schemas.microsoft.com/office/word/2010/wordprocessingShape">
@@ -4909,7 +4691,7 @@
                       <wps:spPr>
                         <a:xfrm>
                           <a:off x="0" y="0"/>
-                          <a:ext cx="1524000" cy="609600"/>
+                          <a:ext cx="1676400" cy="711200"/>
                         </a:xfrm>
                         <a:prstGeom prst="rect">
                           <a:avLst/>
@@ -4917,7 +4699,7 @@
                         <a:solidFill>
                           <a:srgbClr val="CFE2F3"/>
                         </a:solidFill>
-                        <a:ln w="15875">
+                        <a:ln w="19050">
                           <a:solidFill>
                             <a:srgbClr val="5A5A5A"/>
                           </a:solidFill>
@@ -4948,6 +4730,7 @@
                                 <w:rFonts w:ascii="Calibri" w:hAnsi="Calibri" w:cs="Calibri"/>
                                 <w:b/>
                                 <w:color w:val="000000"/>
+                                <w:sz w:val="24"/>
                               </w:rPr>
                             </w:pPr>
                             <w:r>
@@ -4955,13 +4738,14 @@
                                 <w:rFonts w:ascii="Calibri" w:hAnsi="Calibri" w:cs="Calibri"/>
                                 <w:b/>
                                 <w:color w:val="000000"/>
+                                <w:sz w:val="24"/>
                               </w:rPr>
                               <w:t>Person</w:t>
                             </w:r>
                           </w:p>
                         </w:txbxContent>
                       </wps:txbx>
-                      <wps:bodyPr rot="0" spcFirstLastPara="0" vertOverflow="overflow" horzOverflow="overflow" vert="horz" wrap="square" lIns="91440" tIns="45720" rIns="91440" bIns="45720" numCol="1" spcCol="0" rtlCol="0" fromWordArt="0" anchor="ctr" anchorCtr="0" forceAA="0" compatLnSpc="1">
+                      <wps:bodyPr rot="0" spcFirstLastPara="0" vertOverflow="overflow" horzOverflow="overflow" vert="horz" wrap="square" lIns="91440" tIns="12700" rIns="91440" bIns="12700" numCol="1" spcCol="0" rtlCol="0" fromWordArt="0" anchor="ctr" anchorCtr="0" forceAA="0" compatLnSpc="1">
                         <a:prstTxWarp prst="textNoShape">
                           <a:avLst/>
                         </a:prstTxWarp>
@@ -4975,8 +4759,8 @@
           </mc:Choice>
           <mc:Fallback>
             <w:pict>
-              <v:rect w14:anchorId="25E54920" id="Dikdörtgen 38" o:spid="_x0000_s1066" style="position:absolute;margin-left:427pt;margin-top:522pt;width:120pt;height:48pt;z-index:251697152;visibility:visible;mso-wrap-style:square;mso-wrap-distance-left:9pt;mso-wrap-distance-top:0;mso-wrap-distance-right:9pt;mso-wrap-distance-bottom:0;mso-position-horizontal:absolute;mso-position-horizontal-relative:text;mso-position-vertical:absolute;mso-position-vertical-relative:text;v-text-anchor:middle" o:gfxdata="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" fillcolor="#cfe2f3" strokecolor="#5a5a5a" strokeweight="1.25pt">
-                <v:textbox>
+              <v:rect w14:anchorId="19DD6D03" id="Dikdörtgen 37" o:spid="_x0000_s1065" style="position:absolute;margin-left:466pt;margin-top:574pt;width:132pt;height:56pt;z-index:251696128;visibility:visible;mso-wrap-style:square;mso-wrap-distance-left:9pt;mso-wrap-distance-top:0;mso-wrap-distance-right:9pt;mso-wrap-distance-bottom:0;mso-position-horizontal:absolute;mso-position-horizontal-relative:text;mso-position-vertical:absolute;mso-position-vertical-relative:text;v-text-anchor:middle" o:gfxdata="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" fillcolor="#cfe2f3" strokecolor="#5a5a5a" strokeweight="1.5pt">
+                <v:textbox inset=",1pt,,1pt">
                   <w:txbxContent>
                     <w:p>
                       <w:pPr>
@@ -4985,6 +4769,7 @@
                           <w:rFonts w:ascii="Calibri" w:hAnsi="Calibri" w:cs="Calibri"/>
                           <w:b/>
                           <w:color w:val="000000"/>
+                          <w:sz w:val="24"/>
                         </w:rPr>
                       </w:pPr>
                       <w:r>
@@ -4992,6 +4777,7 @@
                           <w:rFonts w:ascii="Calibri" w:hAnsi="Calibri" w:cs="Calibri"/>
                           <w:b/>
                           <w:color w:val="000000"/>
+                          <w:sz w:val="24"/>
                         </w:rPr>
                         <w:t>Person</w:t>
                       </w:r>
@@ -5010,18 +4796,18 @@
         <mc:AlternateContent>
           <mc:Choice Requires="wps">
             <w:drawing>
-              <wp:anchor distT="0" distB="0" distL="114300" distR="114300" simplePos="0" relativeHeight="251696128" behindDoc="0" locked="0" layoutInCell="1" allowOverlap="1" wp14:anchorId="6C64F52C" wp14:editId="24E17909">
+              <wp:anchor distT="0" distB="0" distL="114300" distR="114300" simplePos="0" relativeHeight="251695104" behindDoc="0" locked="0" layoutInCell="1" allowOverlap="1" wp14:anchorId="543271A4" wp14:editId="62A7B9CC">
                 <wp:simplePos x="0" y="0"/>
                 <wp:positionH relativeFrom="column">
-                  <wp:posOffset>9677400</wp:posOffset>
+                  <wp:posOffset>9982200</wp:posOffset>
                 </wp:positionH>
                 <wp:positionV relativeFrom="paragraph">
-                  <wp:posOffset>660400</wp:posOffset>
+                  <wp:posOffset>1066800</wp:posOffset>
                 </wp:positionV>
-                <wp:extent cx="1524000" cy="609600"/>
-                <wp:effectExtent l="0" t="0" r="19050" b="19050"/>
+                <wp:extent cx="1676400" cy="711200"/>
+                <wp:effectExtent l="0" t="0" r="19050" b="12700"/>
                 <wp:wrapNone/>
-                <wp:docPr id="685329010" name="Dikdörtgen 37"/>
+                <wp:docPr id="1522387853" name="Dikdörtgen 36"/>
                 <wp:cNvGraphicFramePr/>
                 <a:graphic xmlns:a="http://schemas.openxmlformats.org/drawingml/2006/main">
                   <a:graphicData uri="http://schemas.microsoft.com/office/word/2010/wordprocessingShape">
@@ -5030,7 +4816,7 @@
                       <wps:spPr>
                         <a:xfrm>
                           <a:off x="0" y="0"/>
-                          <a:ext cx="1524000" cy="609600"/>
+                          <a:ext cx="1676400" cy="711200"/>
                         </a:xfrm>
                         <a:prstGeom prst="rect">
                           <a:avLst/>
@@ -5038,7 +4824,7 @@
                         <a:solidFill>
                           <a:srgbClr val="CFE2F3"/>
                         </a:solidFill>
-                        <a:ln w="15875">
+                        <a:ln w="19050">
                           <a:solidFill>
                             <a:srgbClr val="5A5A5A"/>
                           </a:solidFill>
@@ -5069,6 +4855,7 @@
                                 <w:rFonts w:ascii="Calibri" w:hAnsi="Calibri" w:cs="Calibri"/>
                                 <w:b/>
                                 <w:color w:val="000000"/>
+                                <w:sz w:val="24"/>
                               </w:rPr>
                             </w:pPr>
                             <w:r>
@@ -5076,13 +4863,14 @@
                                 <w:rFonts w:ascii="Calibri" w:hAnsi="Calibri" w:cs="Calibri"/>
                                 <w:b/>
                                 <w:color w:val="000000"/>
+                                <w:sz w:val="24"/>
                               </w:rPr>
                               <w:t>Genre</w:t>
                             </w:r>
                           </w:p>
                         </w:txbxContent>
                       </wps:txbx>
-                      <wps:bodyPr rot="0" spcFirstLastPara="0" vertOverflow="overflow" horzOverflow="overflow" vert="horz" wrap="square" lIns="91440" tIns="45720" rIns="91440" bIns="45720" numCol="1" spcCol="0" rtlCol="0" fromWordArt="0" anchor="ctr" anchorCtr="0" forceAA="0" compatLnSpc="1">
+                      <wps:bodyPr rot="0" spcFirstLastPara="0" vertOverflow="overflow" horzOverflow="overflow" vert="horz" wrap="square" lIns="91440" tIns="12700" rIns="91440" bIns="12700" numCol="1" spcCol="0" rtlCol="0" fromWordArt="0" anchor="ctr" anchorCtr="0" forceAA="0" compatLnSpc="1">
                         <a:prstTxWarp prst="textNoShape">
                           <a:avLst/>
                         </a:prstTxWarp>
@@ -5096,8 +4884,8 @@
           </mc:Choice>
           <mc:Fallback>
             <w:pict>
-              <v:rect w14:anchorId="6C64F52C" id="Dikdörtgen 37" o:spid="_x0000_s1067" style="position:absolute;margin-left:762pt;margin-top:52pt;width:120pt;height:48pt;z-index:251696128;visibility:visible;mso-wrap-style:square;mso-wrap-distance-left:9pt;mso-wrap-distance-top:0;mso-wrap-distance-right:9pt;mso-wrap-distance-bottom:0;mso-position-horizontal:absolute;mso-position-horizontal-relative:text;mso-position-vertical:absolute;mso-position-vertical-relative:text;v-text-anchor:middle" o:gfxdata="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" fillcolor="#cfe2f3" strokecolor="#5a5a5a" strokeweight="1.25pt">
-                <v:textbox>
+              <v:rect w14:anchorId="543271A4" id="Dikdörtgen 36" o:spid="_x0000_s1066" style="position:absolute;margin-left:786pt;margin-top:84pt;width:132pt;height:56pt;z-index:251695104;visibility:visible;mso-wrap-style:square;mso-wrap-distance-left:9pt;mso-wrap-distance-top:0;mso-wrap-distance-right:9pt;mso-wrap-distance-bottom:0;mso-position-horizontal:absolute;mso-position-horizontal-relative:text;mso-position-vertical:absolute;mso-position-vertical-relative:text;v-text-anchor:middle" o:gfxdata="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" fillcolor="#cfe2f3" strokecolor="#5a5a5a" strokeweight="1.5pt">
+                <v:textbox inset=",1pt,,1pt">
                   <w:txbxContent>
                     <w:p>
                       <w:pPr>
@@ -5106,6 +4894,7 @@
                           <w:rFonts w:ascii="Calibri" w:hAnsi="Calibri" w:cs="Calibri"/>
                           <w:b/>
                           <w:color w:val="000000"/>
+                          <w:sz w:val="24"/>
                         </w:rPr>
                       </w:pPr>
                       <w:r>
@@ -5113,6 +4902,7 @@
                           <w:rFonts w:ascii="Calibri" w:hAnsi="Calibri" w:cs="Calibri"/>
                           <w:b/>
                           <w:color w:val="000000"/>
+                          <w:sz w:val="24"/>
                         </w:rPr>
                         <w:t>Genre</w:t>
                       </w:r>
@@ -5131,18 +4921,18 @@
         <mc:AlternateContent>
           <mc:Choice Requires="wps">
             <w:drawing>
-              <wp:anchor distT="0" distB="0" distL="114300" distR="114300" simplePos="0" relativeHeight="251695104" behindDoc="0" locked="0" layoutInCell="1" allowOverlap="1" wp14:anchorId="18AE1A0C" wp14:editId="41EFB2A1">
+              <wp:anchor distT="0" distB="0" distL="114300" distR="114300" simplePos="0" relativeHeight="251694080" behindDoc="0" locked="0" layoutInCell="1" allowOverlap="1" wp14:anchorId="2ED6D151" wp14:editId="2C64A2C1">
                 <wp:simplePos x="0" y="0"/>
                 <wp:positionH relativeFrom="column">
-                  <wp:posOffset>1168400</wp:posOffset>
+                  <wp:posOffset>1854200</wp:posOffset>
                 </wp:positionH>
                 <wp:positionV relativeFrom="paragraph">
-                  <wp:posOffset>660400</wp:posOffset>
+                  <wp:posOffset>1066800</wp:posOffset>
                 </wp:positionV>
-                <wp:extent cx="1524000" cy="609600"/>
-                <wp:effectExtent l="0" t="0" r="19050" b="19050"/>
+                <wp:extent cx="1676400" cy="711200"/>
+                <wp:effectExtent l="0" t="0" r="19050" b="12700"/>
                 <wp:wrapNone/>
-                <wp:docPr id="2063362332" name="Dikdörtgen 36"/>
+                <wp:docPr id="2134481582" name="Dikdörtgen 35"/>
                 <wp:cNvGraphicFramePr/>
                 <a:graphic xmlns:a="http://schemas.openxmlformats.org/drawingml/2006/main">
                   <a:graphicData uri="http://schemas.microsoft.com/office/word/2010/wordprocessingShape">
@@ -5151,7 +4941,7 @@
                       <wps:spPr>
                         <a:xfrm>
                           <a:off x="0" y="0"/>
-                          <a:ext cx="1524000" cy="609600"/>
+                          <a:ext cx="1676400" cy="711200"/>
                         </a:xfrm>
                         <a:prstGeom prst="rect">
                           <a:avLst/>
@@ -5159,7 +4949,7 @@
                         <a:solidFill>
                           <a:srgbClr val="CFE2F3"/>
                         </a:solidFill>
-                        <a:ln w="15875">
+                        <a:ln w="19050">
                           <a:solidFill>
                             <a:srgbClr val="5A5A5A"/>
                           </a:solidFill>
@@ -5190,6 +4980,7 @@
                                 <w:rFonts w:ascii="Calibri" w:hAnsi="Calibri" w:cs="Calibri"/>
                                 <w:b/>
                                 <w:color w:val="000000"/>
+                                <w:sz w:val="24"/>
                               </w:rPr>
                             </w:pPr>
                             <w:r>
@@ -5197,6 +4988,7 @@
                                 <w:rFonts w:ascii="Calibri" w:hAnsi="Calibri" w:cs="Calibri"/>
                                 <w:b/>
                                 <w:color w:val="000000"/>
+                                <w:sz w:val="24"/>
                               </w:rPr>
                               <w:t>Subscription</w:t>
                             </w:r>
@@ -5208,6 +5000,7 @@
                                 <w:rFonts w:ascii="Calibri" w:hAnsi="Calibri" w:cs="Calibri"/>
                                 <w:b/>
                                 <w:color w:val="000000"/>
+                                <w:sz w:val="24"/>
                               </w:rPr>
                             </w:pPr>
                             <w:r>
@@ -5215,13 +5008,14 @@
                                 <w:rFonts w:ascii="Calibri" w:hAnsi="Calibri" w:cs="Calibri"/>
                                 <w:b/>
                                 <w:color w:val="000000"/>
+                                <w:sz w:val="24"/>
                               </w:rPr>
                               <w:t>Plan</w:t>
                             </w:r>
                           </w:p>
                         </w:txbxContent>
                       </wps:txbx>
-                      <wps:bodyPr rot="0" spcFirstLastPara="0" vertOverflow="overflow" horzOverflow="overflow" vert="horz" wrap="square" lIns="91440" tIns="45720" rIns="91440" bIns="45720" numCol="1" spcCol="0" rtlCol="0" fromWordArt="0" anchor="ctr" anchorCtr="0" forceAA="0" compatLnSpc="1">
+                      <wps:bodyPr rot="0" spcFirstLastPara="0" vertOverflow="overflow" horzOverflow="overflow" vert="horz" wrap="square" lIns="91440" tIns="12700" rIns="91440" bIns="12700" numCol="1" spcCol="0" rtlCol="0" fromWordArt="0" anchor="ctr" anchorCtr="0" forceAA="0" compatLnSpc="1">
                         <a:prstTxWarp prst="textNoShape">
                           <a:avLst/>
                         </a:prstTxWarp>
@@ -5235,8 +5029,8 @@
           </mc:Choice>
           <mc:Fallback>
             <w:pict>
-              <v:rect w14:anchorId="18AE1A0C" id="Dikdörtgen 36" o:spid="_x0000_s1068" style="position:absolute;margin-left:92pt;margin-top:52pt;width:120pt;height:48pt;z-index:251695104;visibility:visible;mso-wrap-style:square;mso-wrap-distance-left:9pt;mso-wrap-distance-top:0;mso-wrap-distance-right:9pt;mso-wrap-distance-bottom:0;mso-position-horizontal:absolute;mso-position-horizontal-relative:text;mso-position-vertical:absolute;mso-position-vertical-relative:text;v-text-anchor:middle" o:gfxdata="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" fillcolor="#cfe2f3" strokecolor="#5a5a5a" strokeweight="1.25pt">
-                <v:textbox>
+              <v:rect w14:anchorId="2ED6D151" id="Dikdörtgen 35" o:spid="_x0000_s1067" style="position:absolute;margin-left:146pt;margin-top:84pt;width:132pt;height:56pt;z-index:251694080;visibility:visible;mso-wrap-style:square;mso-wrap-distance-left:9pt;mso-wrap-distance-top:0;mso-wrap-distance-right:9pt;mso-wrap-distance-bottom:0;mso-position-horizontal:absolute;mso-position-horizontal-relative:text;mso-position-vertical:absolute;mso-position-vertical-relative:text;v-text-anchor:middle" o:gfxdata="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" fillcolor="#cfe2f3" strokecolor="#5a5a5a" strokeweight="1.5pt">
+                <v:textbox inset=",1pt,,1pt">
                   <w:txbxContent>
                     <w:p>
                       <w:pPr>
@@ -5245,6 +5039,7 @@
                           <w:rFonts w:ascii="Calibri" w:hAnsi="Calibri" w:cs="Calibri"/>
                           <w:b/>
                           <w:color w:val="000000"/>
+                          <w:sz w:val="24"/>
                         </w:rPr>
                       </w:pPr>
                       <w:r>
@@ -5252,6 +5047,7 @@
                           <w:rFonts w:ascii="Calibri" w:hAnsi="Calibri" w:cs="Calibri"/>
                           <w:b/>
                           <w:color w:val="000000"/>
+                          <w:sz w:val="24"/>
                         </w:rPr>
                         <w:t>Subscription</w:t>
                       </w:r>
@@ -5263,6 +5059,7 @@
                           <w:rFonts w:ascii="Calibri" w:hAnsi="Calibri" w:cs="Calibri"/>
                           <w:b/>
                           <w:color w:val="000000"/>
+                          <w:sz w:val="24"/>
                         </w:rPr>
                       </w:pPr>
                       <w:r>
@@ -5270,6 +5067,7 @@
                           <w:rFonts w:ascii="Calibri" w:hAnsi="Calibri" w:cs="Calibri"/>
                           <w:b/>
                           <w:color w:val="000000"/>
+                          <w:sz w:val="24"/>
                         </w:rPr>
                         <w:t>Plan</w:t>
                       </w:r>
@@ -5288,18 +5086,18 @@
         <mc:AlternateContent>
           <mc:Choice Requires="wps">
             <w:drawing>
-              <wp:anchor distT="0" distB="0" distL="114300" distR="114300" simplePos="0" relativeHeight="251694080" behindDoc="0" locked="0" layoutInCell="1" allowOverlap="1" wp14:anchorId="1F0DC5EF" wp14:editId="25FE545A">
+              <wp:anchor distT="0" distB="0" distL="114300" distR="114300" simplePos="0" relativeHeight="251693056" behindDoc="0" locked="0" layoutInCell="1" allowOverlap="1" wp14:anchorId="5E8300CF" wp14:editId="0EA36C00">
                 <wp:simplePos x="0" y="0"/>
                 <wp:positionH relativeFrom="column">
-                  <wp:posOffset>9677400</wp:posOffset>
+                  <wp:posOffset>9982200</wp:posOffset>
                 </wp:positionH>
                 <wp:positionV relativeFrom="paragraph">
-                  <wp:posOffset>3581400</wp:posOffset>
+                  <wp:posOffset>4241800</wp:posOffset>
                 </wp:positionV>
-                <wp:extent cx="1524000" cy="609600"/>
-                <wp:effectExtent l="0" t="0" r="19050" b="19050"/>
+                <wp:extent cx="1676400" cy="711200"/>
+                <wp:effectExtent l="0" t="0" r="19050" b="12700"/>
                 <wp:wrapNone/>
-                <wp:docPr id="354345191" name="Dikdörtgen 35"/>
+                <wp:docPr id="350456147" name="Dikdörtgen 34"/>
                 <wp:cNvGraphicFramePr/>
                 <a:graphic xmlns:a="http://schemas.openxmlformats.org/drawingml/2006/main">
                   <a:graphicData uri="http://schemas.microsoft.com/office/word/2010/wordprocessingShape">
@@ -5308,7 +5106,7 @@
                       <wps:spPr>
                         <a:xfrm>
                           <a:off x="0" y="0"/>
-                          <a:ext cx="1524000" cy="609600"/>
+                          <a:ext cx="1676400" cy="711200"/>
                         </a:xfrm>
                         <a:prstGeom prst="rect">
                           <a:avLst/>
@@ -5316,7 +5114,7 @@
                         <a:solidFill>
                           <a:srgbClr val="CFE2F3"/>
                         </a:solidFill>
-                        <a:ln w="15875">
+                        <a:ln w="19050">
                           <a:solidFill>
                             <a:srgbClr val="5A5A5A"/>
                           </a:solidFill>
@@ -5347,6 +5145,7 @@
                                 <w:rFonts w:ascii="Calibri" w:hAnsi="Calibri" w:cs="Calibri"/>
                                 <w:b/>
                                 <w:color w:val="000000"/>
+                                <w:sz w:val="24"/>
                               </w:rPr>
                             </w:pPr>
                             <w:r>
@@ -5354,13 +5153,14 @@
                                 <w:rFonts w:ascii="Calibri" w:hAnsi="Calibri" w:cs="Calibri"/>
                                 <w:b/>
                                 <w:color w:val="000000"/>
+                                <w:sz w:val="24"/>
                               </w:rPr>
                               <w:t>Content</w:t>
                             </w:r>
                           </w:p>
                         </w:txbxContent>
                       </wps:txbx>
-                      <wps:bodyPr rot="0" spcFirstLastPara="0" vertOverflow="overflow" horzOverflow="overflow" vert="horz" wrap="square" lIns="91440" tIns="45720" rIns="91440" bIns="45720" numCol="1" spcCol="0" rtlCol="0" fromWordArt="0" anchor="ctr" anchorCtr="0" forceAA="0" compatLnSpc="1">
+                      <wps:bodyPr rot="0" spcFirstLastPara="0" vertOverflow="overflow" horzOverflow="overflow" vert="horz" wrap="square" lIns="91440" tIns="12700" rIns="91440" bIns="12700" numCol="1" spcCol="0" rtlCol="0" fromWordArt="0" anchor="ctr" anchorCtr="0" forceAA="0" compatLnSpc="1">
                         <a:prstTxWarp prst="textNoShape">
                           <a:avLst/>
                         </a:prstTxWarp>
@@ -5374,8 +5174,8 @@
           </mc:Choice>
           <mc:Fallback>
             <w:pict>
-              <v:rect w14:anchorId="1F0DC5EF" id="Dikdörtgen 35" o:spid="_x0000_s1069" style="position:absolute;margin-left:762pt;margin-top:282pt;width:120pt;height:48pt;z-index:251694080;visibility:visible;mso-wrap-style:square;mso-wrap-distance-left:9pt;mso-wrap-distance-top:0;mso-wrap-distance-right:9pt;mso-wrap-distance-bottom:0;mso-position-horizontal:absolute;mso-position-horizontal-relative:text;mso-position-vertical:absolute;mso-position-vertical-relative:text;v-text-anchor:middle" o:gfxdata="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" fillcolor="#cfe2f3" strokecolor="#5a5a5a" strokeweight="1.25pt">
-                <v:textbox>
+              <v:rect w14:anchorId="5E8300CF" id="Dikdörtgen 34" o:spid="_x0000_s1068" style="position:absolute;margin-left:786pt;margin-top:334pt;width:132pt;height:56pt;z-index:251693056;visibility:visible;mso-wrap-style:square;mso-wrap-distance-left:9pt;mso-wrap-distance-top:0;mso-wrap-distance-right:9pt;mso-wrap-distance-bottom:0;mso-position-horizontal:absolute;mso-position-horizontal-relative:text;mso-position-vertical:absolute;mso-position-vertical-relative:text;v-text-anchor:middle" o:gfxdata="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" fillcolor="#cfe2f3" strokecolor="#5a5a5a" strokeweight="1.5pt">
+                <v:textbox inset=",1pt,,1pt">
                   <w:txbxContent>
                     <w:p>
                       <w:pPr>
@@ -5384,6 +5184,7 @@
                           <w:rFonts w:ascii="Calibri" w:hAnsi="Calibri" w:cs="Calibri"/>
                           <w:b/>
                           <w:color w:val="000000"/>
+                          <w:sz w:val="24"/>
                         </w:rPr>
                       </w:pPr>
                       <w:r>
@@ -5391,6 +5192,7 @@
                           <w:rFonts w:ascii="Calibri" w:hAnsi="Calibri" w:cs="Calibri"/>
                           <w:b/>
                           <w:color w:val="000000"/>
+                          <w:sz w:val="24"/>
                         </w:rPr>
                         <w:t>Content</w:t>
                       </w:r>
@@ -5409,18 +5211,18 @@
         <mc:AlternateContent>
           <mc:Choice Requires="wps">
             <w:drawing>
-              <wp:anchor distT="0" distB="0" distL="114300" distR="114300" simplePos="0" relativeHeight="251693056" behindDoc="0" locked="0" layoutInCell="1" allowOverlap="1" wp14:anchorId="5EC86EBB" wp14:editId="22E6B744">
+              <wp:anchor distT="0" distB="0" distL="114300" distR="114300" simplePos="0" relativeHeight="251692032" behindDoc="0" locked="0" layoutInCell="1" allowOverlap="1" wp14:anchorId="508B8829" wp14:editId="4EC0A810">
                 <wp:simplePos x="0" y="0"/>
                 <wp:positionH relativeFrom="column">
-                  <wp:posOffset>1168400</wp:posOffset>
+                  <wp:posOffset>1854200</wp:posOffset>
                 </wp:positionH>
                 <wp:positionV relativeFrom="paragraph">
-                  <wp:posOffset>3581400</wp:posOffset>
+                  <wp:posOffset>4241800</wp:posOffset>
                 </wp:positionV>
-                <wp:extent cx="1524000" cy="609600"/>
-                <wp:effectExtent l="0" t="0" r="19050" b="19050"/>
+                <wp:extent cx="1676400" cy="711200"/>
+                <wp:effectExtent l="0" t="0" r="19050" b="12700"/>
                 <wp:wrapNone/>
-                <wp:docPr id="1668963071" name="Dikdörtgen 34"/>
+                <wp:docPr id="1998308698" name="Dikdörtgen 33"/>
                 <wp:cNvGraphicFramePr/>
                 <a:graphic xmlns:a="http://schemas.openxmlformats.org/drawingml/2006/main">
                   <a:graphicData uri="http://schemas.microsoft.com/office/word/2010/wordprocessingShape">
@@ -5429,7 +5231,7 @@
                       <wps:spPr>
                         <a:xfrm>
                           <a:off x="0" y="0"/>
-                          <a:ext cx="1524000" cy="609600"/>
+                          <a:ext cx="1676400" cy="711200"/>
                         </a:xfrm>
                         <a:prstGeom prst="rect">
                           <a:avLst/>
@@ -5437,7 +5239,7 @@
                         <a:solidFill>
                           <a:srgbClr val="CFE2F3"/>
                         </a:solidFill>
-                        <a:ln w="15875">
+                        <a:ln w="19050">
                           <a:solidFill>
                             <a:srgbClr val="5A5A5A"/>
                           </a:solidFill>
@@ -5468,6 +5270,7 @@
                                 <w:rFonts w:ascii="Calibri" w:hAnsi="Calibri"/>
                                 <w:b/>
                                 <w:color w:val="000000"/>
+                                <w:sz w:val="24"/>
                               </w:rPr>
                             </w:pPr>
                             <w:r>
@@ -5475,13 +5278,14 @@
                                 <w:rFonts w:ascii="Calibri" w:hAnsi="Calibri"/>
                                 <w:b/>
                                 <w:color w:val="000000"/>
+                                <w:sz w:val="24"/>
                               </w:rPr>
                               <w:t>User</w:t>
                             </w:r>
                           </w:p>
                         </w:txbxContent>
                       </wps:txbx>
-                      <wps:bodyPr rot="0" spcFirstLastPara="0" vertOverflow="overflow" horzOverflow="overflow" vert="horz" wrap="square" lIns="91440" tIns="45720" rIns="91440" bIns="45720" numCol="1" spcCol="0" rtlCol="0" fromWordArt="0" anchor="ctr" anchorCtr="0" forceAA="0" compatLnSpc="1">
+                      <wps:bodyPr rot="0" spcFirstLastPara="0" vertOverflow="overflow" horzOverflow="overflow" vert="horz" wrap="square" lIns="91440" tIns="12700" rIns="91440" bIns="12700" numCol="1" spcCol="0" rtlCol="0" fromWordArt="0" anchor="ctr" anchorCtr="0" forceAA="0" compatLnSpc="1">
                         <a:prstTxWarp prst="textNoShape">
                           <a:avLst/>
                         </a:prstTxWarp>
@@ -5495,8 +5299,8 @@
           </mc:Choice>
           <mc:Fallback>
             <w:pict>
-              <v:rect w14:anchorId="5EC86EBB" id="Dikdörtgen 34" o:spid="_x0000_s1070" style="position:absolute;margin-left:92pt;margin-top:282pt;width:120pt;height:48pt;z-index:251693056;visibility:visible;mso-wrap-style:square;mso-wrap-distance-left:9pt;mso-wrap-distance-top:0;mso-wrap-distance-right:9pt;mso-wrap-distance-bottom:0;mso-position-horizontal:absolute;mso-position-horizontal-relative:text;mso-position-vertical:absolute;mso-position-vertical-relative:text;v-text-anchor:middle" o:gfxdata="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" fillcolor="#cfe2f3" strokecolor="#5a5a5a" strokeweight="1.25pt">
-                <v:textbox>
+              <v:rect w14:anchorId="508B8829" id="Dikdörtgen 33" o:spid="_x0000_s1069" style="position:absolute;margin-left:146pt;margin-top:334pt;width:132pt;height:56pt;z-index:251692032;visibility:visible;mso-wrap-style:square;mso-wrap-distance-left:9pt;mso-wrap-distance-top:0;mso-wrap-distance-right:9pt;mso-wrap-distance-bottom:0;mso-position-horizontal:absolute;mso-position-horizontal-relative:text;mso-position-vertical:absolute;mso-position-vertical-relative:text;v-text-anchor:middle" o:gfxdata="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" fillcolor="#cfe2f3" strokecolor="#5a5a5a" strokeweight="1.5pt">
+                <v:textbox inset=",1pt,,1pt">
                   <w:txbxContent>
                     <w:p>
                       <w:pPr>
@@ -5505,6 +5309,7 @@
                           <w:rFonts w:ascii="Calibri" w:hAnsi="Calibri"/>
                           <w:b/>
                           <w:color w:val="000000"/>
+                          <w:sz w:val="24"/>
                         </w:rPr>
                       </w:pPr>
                       <w:r>
@@ -5512,6 +5317,7 @@
                           <w:rFonts w:ascii="Calibri" w:hAnsi="Calibri"/>
                           <w:b/>
                           <w:color w:val="000000"/>
+                          <w:sz w:val="24"/>
                         </w:rPr>
                         <w:t>User</w:t>
                       </w:r>
@@ -5530,18 +5336,18 @@
         <mc:AlternateContent>
           <mc:Choice Requires="wps">
             <w:drawing>
-              <wp:anchor distT="0" distB="0" distL="114300" distR="114300" simplePos="0" relativeHeight="251692032" behindDoc="0" locked="0" layoutInCell="1" allowOverlap="1" wp14:anchorId="79E2F85B" wp14:editId="7F1A9F0B">
+              <wp:anchor distT="0" distB="0" distL="114300" distR="114300" simplePos="0" relativeHeight="251691008" behindDoc="0" locked="0" layoutInCell="1" allowOverlap="1" wp14:anchorId="4448F35B" wp14:editId="212F9D11">
                 <wp:simplePos x="0" y="0"/>
                 <wp:positionH relativeFrom="column">
-                  <wp:posOffset>7962900</wp:posOffset>
+                  <wp:posOffset>8661400</wp:posOffset>
                 </wp:positionH>
                 <wp:positionV relativeFrom="paragraph">
-                  <wp:posOffset>5715000</wp:posOffset>
+                  <wp:posOffset>6375400</wp:posOffset>
                 </wp:positionV>
-                <wp:extent cx="1371600" cy="622300"/>
-                <wp:effectExtent l="0" t="0" r="19050" b="25400"/>
+                <wp:extent cx="1562100" cy="762000"/>
+                <wp:effectExtent l="0" t="0" r="19050" b="19050"/>
                 <wp:wrapNone/>
-                <wp:docPr id="1767194442" name="Düz Bağlayıcı 33"/>
+                <wp:docPr id="152648250" name="Düz Bağlayıcı 32"/>
                 <wp:cNvGraphicFramePr/>
                 <a:graphic xmlns:a="http://schemas.openxmlformats.org/drawingml/2006/main">
                   <a:graphicData uri="http://schemas.microsoft.com/office/word/2010/wordprocessingShape">
@@ -5550,12 +5356,12 @@
                       <wps:spPr>
                         <a:xfrm flipH="1" flipV="1">
                           <a:off x="0" y="0"/>
-                          <a:ext cx="1371600" cy="622300"/>
+                          <a:ext cx="1562100" cy="762000"/>
                         </a:xfrm>
                         <a:prstGeom prst="line">
                           <a:avLst/>
                         </a:prstGeom>
-                        <a:ln w="12700">
+                        <a:ln w="13970">
                           <a:solidFill>
                             <a:srgbClr val="5A5A5A"/>
                           </a:solidFill>
@@ -5584,7 +5390,7 @@
           </mc:Choice>
           <mc:Fallback>
             <w:pict>
-              <v:line w14:anchorId="6081F2F3" id="Düz Bağlayıcı 33" o:spid="_x0000_s1026" style="position:absolute;flip:x y;z-index:251692032;visibility:visible;mso-wrap-style:square;mso-wrap-distance-left:9pt;mso-wrap-distance-top:0;mso-wrap-distance-right:9pt;mso-wrap-distance-bottom:0;mso-position-horizontal:absolute;mso-position-horizontal-relative:text;mso-position-vertical:absolute;mso-position-vertical-relative:text" from="627pt,450pt" to="735pt,499pt" o:gfxdata="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" strokecolor="#5a5a5a" strokeweight="1pt">
+              <v:line w14:anchorId="51075D62" id="Düz Bağlayıcı 32" o:spid="_x0000_s1026" style="position:absolute;flip:x y;z-index:251691008;visibility:visible;mso-wrap-style:square;mso-wrap-distance-left:9pt;mso-wrap-distance-top:0;mso-wrap-distance-right:9pt;mso-wrap-distance-bottom:0;mso-position-horizontal:absolute;mso-position-horizontal-relative:text;mso-position-vertical:absolute;mso-position-vertical-relative:text" from="682pt,502pt" to="805pt,562pt" o:gfxdata="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" strokecolor="#5a5a5a" strokeweight="1.1pt">
                 <v:stroke joinstyle="miter"/>
               </v:line>
             </w:pict>
@@ -5598,32 +5404,32 @@
         <mc:AlternateContent>
           <mc:Choice Requires="wps">
             <w:drawing>
-              <wp:anchor distT="0" distB="0" distL="114300" distR="114300" simplePos="0" relativeHeight="251691008" behindDoc="0" locked="0" layoutInCell="1" allowOverlap="1" wp14:anchorId="2520D734" wp14:editId="2A6C273B">
+              <wp:anchor distT="0" distB="0" distL="114300" distR="114300" simplePos="0" relativeHeight="251689984" behindDoc="0" locked="0" layoutInCell="1" allowOverlap="1" wp14:anchorId="58C31C42" wp14:editId="7875C6F7">
                 <wp:simplePos x="0" y="0"/>
                 <wp:positionH relativeFrom="column">
-                  <wp:posOffset>5803900</wp:posOffset>
+                  <wp:posOffset>5143500</wp:posOffset>
                 </wp:positionH>
                 <wp:positionV relativeFrom="paragraph">
-                  <wp:posOffset>3886200</wp:posOffset>
+                  <wp:posOffset>2565400</wp:posOffset>
                 </wp:positionV>
-                <wp:extent cx="76200" cy="825500"/>
-                <wp:effectExtent l="0" t="0" r="19050" b="12700"/>
+                <wp:extent cx="88900" cy="1016000"/>
+                <wp:effectExtent l="0" t="0" r="25400" b="31750"/>
                 <wp:wrapNone/>
-                <wp:docPr id="1503954474" name="Düz Bağlayıcı 32"/>
+                <wp:docPr id="1941427916" name="Düz Bağlayıcı 31"/>
                 <wp:cNvGraphicFramePr/>
                 <a:graphic xmlns:a="http://schemas.openxmlformats.org/drawingml/2006/main">
                   <a:graphicData uri="http://schemas.microsoft.com/office/word/2010/wordprocessingShape">
                     <wps:wsp>
                       <wps:cNvCnPr/>
                       <wps:spPr>
-                        <a:xfrm flipH="1" flipV="1">
+                        <a:xfrm>
                           <a:off x="0" y="0"/>
-                          <a:ext cx="76200" cy="825500"/>
+                          <a:ext cx="88900" cy="1016000"/>
                         </a:xfrm>
                         <a:prstGeom prst="line">
                           <a:avLst/>
                         </a:prstGeom>
-                        <a:ln w="12700">
+                        <a:ln w="13970">
                           <a:solidFill>
                             <a:srgbClr val="5A5A5A"/>
                           </a:solidFill>
@@ -5652,7 +5458,7 @@
           </mc:Choice>
           <mc:Fallback>
             <w:pict>
-              <v:line w14:anchorId="1D081052" id="Düz Bağlayıcı 32" o:spid="_x0000_s1026" style="position:absolute;flip:x y;z-index:251691008;visibility:visible;mso-wrap-style:square;mso-wrap-distance-left:9pt;mso-wrap-distance-top:0;mso-wrap-distance-right:9pt;mso-wrap-distance-bottom:0;mso-position-horizontal:absolute;mso-position-horizontal-relative:text;mso-position-vertical:absolute;mso-position-vertical-relative:text" from="457pt,306pt" to="463pt,371pt" o:gfxdata="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" strokecolor="#5a5a5a" strokeweight="1pt">
+              <v:line w14:anchorId="470FFF96" id="Düz Bağlayıcı 31" o:spid="_x0000_s1026" style="position:absolute;z-index:251689984;visibility:visible;mso-wrap-style:square;mso-wrap-distance-left:9pt;mso-wrap-distance-top:0;mso-wrap-distance-right:9pt;mso-wrap-distance-bottom:0;mso-position-horizontal:absolute;mso-position-horizontal-relative:text;mso-position-vertical:absolute;mso-position-vertical-relative:text" from="405pt,202pt" to="412pt,282pt" o:gfxdata="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" strokecolor="#5a5a5a" strokeweight="1.1pt">
                 <v:stroke joinstyle="miter"/>
               </v:line>
             </w:pict>
@@ -5666,18 +5472,18 @@
         <mc:AlternateContent>
           <mc:Choice Requires="wps">
             <w:drawing>
-              <wp:anchor distT="0" distB="0" distL="114300" distR="114300" simplePos="0" relativeHeight="251689984" behindDoc="0" locked="0" layoutInCell="1" allowOverlap="1" wp14:anchorId="0A0ADD8F" wp14:editId="6BDA306D">
+              <wp:anchor distT="0" distB="0" distL="114300" distR="114300" simplePos="0" relativeHeight="251688960" behindDoc="0" locked="0" layoutInCell="1" allowOverlap="1" wp14:anchorId="215FEF4E" wp14:editId="444CF0A8">
                 <wp:simplePos x="0" y="0"/>
                 <wp:positionH relativeFrom="column">
-                  <wp:posOffset>4178300</wp:posOffset>
+                  <wp:posOffset>927100</wp:posOffset>
                 </wp:positionH>
                 <wp:positionV relativeFrom="paragraph">
-                  <wp:posOffset>1866900</wp:posOffset>
+                  <wp:posOffset>2946400</wp:posOffset>
                 </wp:positionV>
-                <wp:extent cx="228600" cy="927100"/>
-                <wp:effectExtent l="0" t="0" r="19050" b="25400"/>
+                <wp:extent cx="1765300" cy="0"/>
+                <wp:effectExtent l="0" t="0" r="0" b="0"/>
                 <wp:wrapNone/>
-                <wp:docPr id="1323464452" name="Düz Bağlayıcı 31"/>
+                <wp:docPr id="1702910594" name="Düz Bağlayıcı 30"/>
                 <wp:cNvGraphicFramePr/>
                 <a:graphic xmlns:a="http://schemas.openxmlformats.org/drawingml/2006/main">
                   <a:graphicData uri="http://schemas.microsoft.com/office/word/2010/wordprocessingShape">
@@ -5686,12 +5492,12 @@
                       <wps:spPr>
                         <a:xfrm>
                           <a:off x="0" y="0"/>
-                          <a:ext cx="228600" cy="927100"/>
+                          <a:ext cx="1765300" cy="0"/>
                         </a:xfrm>
                         <a:prstGeom prst="line">
                           <a:avLst/>
                         </a:prstGeom>
-                        <a:ln w="12700">
+                        <a:ln w="13970">
                           <a:solidFill>
                             <a:srgbClr val="5A5A5A"/>
                           </a:solidFill>
@@ -5720,7 +5526,7 @@
           </mc:Choice>
           <mc:Fallback>
             <w:pict>
-              <v:line w14:anchorId="704B1B8B" id="Düz Bağlayıcı 31" o:spid="_x0000_s1026" style="position:absolute;z-index:251689984;visibility:visible;mso-wrap-style:square;mso-wrap-distance-left:9pt;mso-wrap-distance-top:0;mso-wrap-distance-right:9pt;mso-wrap-distance-bottom:0;mso-position-horizontal:absolute;mso-position-horizontal-relative:text;mso-position-vertical:absolute;mso-position-vertical-relative:text" from="329pt,147pt" to="347pt,220pt" o:gfxdata="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" strokecolor="#5a5a5a" strokeweight="1pt">
+              <v:line w14:anchorId="08BCB2C0" id="Düz Bağlayıcı 30" o:spid="_x0000_s1026" style="position:absolute;z-index:251688960;visibility:visible;mso-wrap-style:square;mso-wrap-distance-left:9pt;mso-wrap-distance-top:0;mso-wrap-distance-right:9pt;mso-wrap-distance-bottom:0;mso-position-horizontal:absolute;mso-position-horizontal-relative:text;mso-position-vertical:absolute;mso-position-vertical-relative:text" from="73pt,232pt" to="212pt,232pt" o:gfxdata="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" strokecolor="#5a5a5a" strokeweight="1.1pt">
                 <v:stroke joinstyle="miter"/>
               </v:line>
             </w:pict>
@@ -5734,32 +5540,32 @@
         <mc:AlternateContent>
           <mc:Choice Requires="wps">
             <w:drawing>
-              <wp:anchor distT="0" distB="0" distL="114300" distR="114300" simplePos="0" relativeHeight="251688960" behindDoc="0" locked="0" layoutInCell="1" allowOverlap="1" wp14:anchorId="57F3211C" wp14:editId="4EE2E5EE">
+              <wp:anchor distT="0" distB="0" distL="114300" distR="114300" simplePos="0" relativeHeight="251687936" behindDoc="0" locked="0" layoutInCell="1" allowOverlap="1" wp14:anchorId="224EF432" wp14:editId="5B87E4FB">
                 <wp:simplePos x="0" y="0"/>
                 <wp:positionH relativeFrom="column">
-                  <wp:posOffset>495300</wp:posOffset>
+                  <wp:posOffset>6756400</wp:posOffset>
                 </wp:positionH>
                 <wp:positionV relativeFrom="paragraph">
-                  <wp:posOffset>2324100</wp:posOffset>
+                  <wp:posOffset>7645400</wp:posOffset>
                 </wp:positionV>
-                <wp:extent cx="1435100" cy="88900"/>
-                <wp:effectExtent l="0" t="0" r="31750" b="25400"/>
+                <wp:extent cx="1739900" cy="1143000"/>
+                <wp:effectExtent l="0" t="0" r="31750" b="19050"/>
                 <wp:wrapNone/>
-                <wp:docPr id="2130155196" name="Düz Bağlayıcı 30"/>
+                <wp:docPr id="2042529027" name="Düz Bağlayıcı 29"/>
                 <wp:cNvGraphicFramePr/>
                 <a:graphic xmlns:a="http://schemas.openxmlformats.org/drawingml/2006/main">
                   <a:graphicData uri="http://schemas.microsoft.com/office/word/2010/wordprocessingShape">
                     <wps:wsp>
                       <wps:cNvCnPr/>
                       <wps:spPr>
-                        <a:xfrm>
+                        <a:xfrm flipH="1" flipV="1">
                           <a:off x="0" y="0"/>
-                          <a:ext cx="1435100" cy="88900"/>
+                          <a:ext cx="1739900" cy="1143000"/>
                         </a:xfrm>
                         <a:prstGeom prst="line">
                           <a:avLst/>
                         </a:prstGeom>
-                        <a:ln w="12700">
+                        <a:ln w="13970">
                           <a:solidFill>
                             <a:srgbClr val="5A5A5A"/>
                           </a:solidFill>
@@ -5788,7 +5594,7 @@
           </mc:Choice>
           <mc:Fallback>
             <w:pict>
-              <v:line w14:anchorId="0C6F5F11" id="Düz Bağlayıcı 30" o:spid="_x0000_s1026" style="position:absolute;z-index:251688960;visibility:visible;mso-wrap-style:square;mso-wrap-distance-left:9pt;mso-wrap-distance-top:0;mso-wrap-distance-right:9pt;mso-wrap-distance-bottom:0;mso-position-horizontal:absolute;mso-position-horizontal-relative:text;mso-position-vertical:absolute;mso-position-vertical-relative:text" from="39pt,183pt" to="152pt,190pt" o:gfxdata="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" strokecolor="#5a5a5a" strokeweight="1pt">
+              <v:line w14:anchorId="788094F0" id="Düz Bağlayıcı 29" o:spid="_x0000_s1026" style="position:absolute;flip:x y;z-index:251687936;visibility:visible;mso-wrap-style:square;mso-wrap-distance-left:9pt;mso-wrap-distance-top:0;mso-wrap-distance-right:9pt;mso-wrap-distance-bottom:0;mso-position-horizontal:absolute;mso-position-horizontal-relative:text;mso-position-vertical:absolute;mso-position-vertical-relative:text" from="532pt,602pt" to="669pt,692pt" o:gfxdata="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" strokecolor="#5a5a5a" strokeweight="1.1pt">
                 <v:stroke joinstyle="miter"/>
               </v:line>
             </w:pict>
@@ -5802,18 +5608,18 @@
         <mc:AlternateContent>
           <mc:Choice Requires="wps">
             <w:drawing>
-              <wp:anchor distT="0" distB="0" distL="114300" distR="114300" simplePos="0" relativeHeight="251687936" behindDoc="0" locked="0" layoutInCell="1" allowOverlap="1" wp14:anchorId="2E1FB872" wp14:editId="3453AD79">
+              <wp:anchor distT="0" distB="0" distL="114300" distR="114300" simplePos="0" relativeHeight="251686912" behindDoc="0" locked="0" layoutInCell="1" allowOverlap="1" wp14:anchorId="4E0F5F17" wp14:editId="5F01ECAA">
                 <wp:simplePos x="0" y="0"/>
                 <wp:positionH relativeFrom="column">
-                  <wp:posOffset>6184900</wp:posOffset>
+                  <wp:posOffset>6756400</wp:posOffset>
                 </wp:positionH>
                 <wp:positionV relativeFrom="paragraph">
-                  <wp:posOffset>6934200</wp:posOffset>
+                  <wp:posOffset>7645400</wp:posOffset>
                 </wp:positionV>
-                <wp:extent cx="1803400" cy="622300"/>
+                <wp:extent cx="317500" cy="1270000"/>
                 <wp:effectExtent l="0" t="0" r="25400" b="25400"/>
                 <wp:wrapNone/>
-                <wp:docPr id="566195482" name="Düz Bağlayıcı 29"/>
+                <wp:docPr id="1194357869" name="Düz Bağlayıcı 28"/>
                 <wp:cNvGraphicFramePr/>
                 <a:graphic xmlns:a="http://schemas.openxmlformats.org/drawingml/2006/main">
                   <a:graphicData uri="http://schemas.microsoft.com/office/word/2010/wordprocessingShape">
@@ -5822,12 +5628,12 @@
                       <wps:spPr>
                         <a:xfrm flipH="1" flipV="1">
                           <a:off x="0" y="0"/>
-                          <a:ext cx="1803400" cy="622300"/>
+                          <a:ext cx="317500" cy="1270000"/>
                         </a:xfrm>
                         <a:prstGeom prst="line">
                           <a:avLst/>
                         </a:prstGeom>
-                        <a:ln w="12700">
+                        <a:ln w="13970">
                           <a:solidFill>
                             <a:srgbClr val="5A5A5A"/>
                           </a:solidFill>
@@ -5856,7 +5662,7 @@
           </mc:Choice>
           <mc:Fallback>
             <w:pict>
-              <v:line w14:anchorId="0E28353A" id="Düz Bağlayıcı 29" o:spid="_x0000_s1026" style="position:absolute;flip:x y;z-index:251687936;visibility:visible;mso-wrap-style:square;mso-wrap-distance-left:9pt;mso-wrap-distance-top:0;mso-wrap-distance-right:9pt;mso-wrap-distance-bottom:0;mso-position-horizontal:absolute;mso-position-horizontal-relative:text;mso-position-vertical:absolute;mso-position-vertical-relative:text" from="487pt,546pt" to="629pt,595pt" o:gfxdata="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" strokecolor="#5a5a5a" strokeweight="1pt">
+              <v:line w14:anchorId="7141DA49" id="Düz Bağlayıcı 28" o:spid="_x0000_s1026" style="position:absolute;flip:x y;z-index:251686912;visibility:visible;mso-wrap-style:square;mso-wrap-distance-left:9pt;mso-wrap-distance-top:0;mso-wrap-distance-right:9pt;mso-wrap-distance-bottom:0;mso-position-horizontal:absolute;mso-position-horizontal-relative:text;mso-position-vertical:absolute;mso-position-vertical-relative:text" from="532pt,602pt" to="557pt,702pt" o:gfxdata="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" strokecolor="#5a5a5a" strokeweight="1.1pt">
                 <v:stroke joinstyle="miter"/>
               </v:line>
             </w:pict>
@@ -5870,32 +5676,32 @@
         <mc:AlternateContent>
           <mc:Choice Requires="wps">
             <w:drawing>
-              <wp:anchor distT="0" distB="0" distL="114300" distR="114300" simplePos="0" relativeHeight="251686912" behindDoc="0" locked="0" layoutInCell="1" allowOverlap="1" wp14:anchorId="5B0B4BA6" wp14:editId="36968088">
+              <wp:anchor distT="0" distB="0" distL="114300" distR="114300" simplePos="0" relativeHeight="251685888" behindDoc="0" locked="0" layoutInCell="1" allowOverlap="1" wp14:anchorId="492A05FF" wp14:editId="06E76588">
                 <wp:simplePos x="0" y="0"/>
                 <wp:positionH relativeFrom="column">
-                  <wp:posOffset>6184900</wp:posOffset>
+                  <wp:posOffset>5753100</wp:posOffset>
                 </wp:positionH>
                 <wp:positionV relativeFrom="paragraph">
-                  <wp:posOffset>6934200</wp:posOffset>
+                  <wp:posOffset>7645400</wp:posOffset>
                 </wp:positionV>
-                <wp:extent cx="203200" cy="774700"/>
-                <wp:effectExtent l="0" t="0" r="25400" b="25400"/>
+                <wp:extent cx="1003300" cy="1143000"/>
+                <wp:effectExtent l="0" t="0" r="25400" b="19050"/>
                 <wp:wrapNone/>
-                <wp:docPr id="2144653324" name="Düz Bağlayıcı 28"/>
+                <wp:docPr id="1185341329" name="Düz Bağlayıcı 27"/>
                 <wp:cNvGraphicFramePr/>
                 <a:graphic xmlns:a="http://schemas.openxmlformats.org/drawingml/2006/main">
                   <a:graphicData uri="http://schemas.microsoft.com/office/word/2010/wordprocessingShape">
                     <wps:wsp>
                       <wps:cNvCnPr/>
                       <wps:spPr>
-                        <a:xfrm flipH="1" flipV="1">
+                        <a:xfrm flipV="1">
                           <a:off x="0" y="0"/>
-                          <a:ext cx="203200" cy="774700"/>
+                          <a:ext cx="1003300" cy="1143000"/>
                         </a:xfrm>
                         <a:prstGeom prst="line">
                           <a:avLst/>
                         </a:prstGeom>
-                        <a:ln w="12700">
+                        <a:ln w="13970">
                           <a:solidFill>
                             <a:srgbClr val="5A5A5A"/>
                           </a:solidFill>
@@ -5924,7 +5730,7 @@
           </mc:Choice>
           <mc:Fallback>
             <w:pict>
-              <v:line w14:anchorId="64EDBF0A" id="Düz Bağlayıcı 28" o:spid="_x0000_s1026" style="position:absolute;flip:x y;z-index:251686912;visibility:visible;mso-wrap-style:square;mso-wrap-distance-left:9pt;mso-wrap-distance-top:0;mso-wrap-distance-right:9pt;mso-wrap-distance-bottom:0;mso-position-horizontal:absolute;mso-position-horizontal-relative:text;mso-position-vertical:absolute;mso-position-vertical-relative:text" from="487pt,546pt" to="503pt,607pt" o:gfxdata="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" strokecolor="#5a5a5a" strokeweight="1pt">
+              <v:line w14:anchorId="2466C4B8" id="Düz Bağlayıcı 27" o:spid="_x0000_s1026" style="position:absolute;flip:y;z-index:251685888;visibility:visible;mso-wrap-style:square;mso-wrap-distance-left:9pt;mso-wrap-distance-top:0;mso-wrap-distance-right:9pt;mso-wrap-distance-bottom:0;mso-position-horizontal:absolute;mso-position-horizontal-relative:text;mso-position-vertical:absolute;mso-position-vertical-relative:text" from="453pt,602pt" to="532pt,692pt" o:gfxdata="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" strokecolor="#5a5a5a" strokeweight="1.1pt">
                 <v:stroke joinstyle="miter"/>
               </v:line>
             </w:pict>
@@ -5938,32 +5744,32 @@
         <mc:AlternateContent>
           <mc:Choice Requires="wps">
             <w:drawing>
-              <wp:anchor distT="0" distB="0" distL="114300" distR="114300" simplePos="0" relativeHeight="251685888" behindDoc="0" locked="0" layoutInCell="1" allowOverlap="1" wp14:anchorId="63134064" wp14:editId="713E53CD">
+              <wp:anchor distT="0" distB="0" distL="114300" distR="114300" simplePos="0" relativeHeight="251684864" behindDoc="0" locked="0" layoutInCell="1" allowOverlap="1" wp14:anchorId="376D45EC" wp14:editId="67F8845E">
                 <wp:simplePos x="0" y="0"/>
                 <wp:positionH relativeFrom="column">
-                  <wp:posOffset>4864100</wp:posOffset>
+                  <wp:posOffset>10820400</wp:posOffset>
                 </wp:positionH>
                 <wp:positionV relativeFrom="paragraph">
-                  <wp:posOffset>6934200</wp:posOffset>
+                  <wp:posOffset>1422400</wp:posOffset>
                 </wp:positionV>
-                <wp:extent cx="1320800" cy="622300"/>
-                <wp:effectExtent l="0" t="0" r="31750" b="25400"/>
+                <wp:extent cx="1765300" cy="508000"/>
+                <wp:effectExtent l="0" t="0" r="25400" b="25400"/>
                 <wp:wrapNone/>
-                <wp:docPr id="1377013258" name="Düz Bağlayıcı 27"/>
+                <wp:docPr id="212841049" name="Düz Bağlayıcı 26"/>
                 <wp:cNvGraphicFramePr/>
                 <a:graphic xmlns:a="http://schemas.openxmlformats.org/drawingml/2006/main">
                   <a:graphicData uri="http://schemas.microsoft.com/office/word/2010/wordprocessingShape">
                     <wps:wsp>
                       <wps:cNvCnPr/>
                       <wps:spPr>
-                        <a:xfrm flipV="1">
+                        <a:xfrm flipH="1" flipV="1">
                           <a:off x="0" y="0"/>
-                          <a:ext cx="1320800" cy="622300"/>
+                          <a:ext cx="1765300" cy="508000"/>
                         </a:xfrm>
                         <a:prstGeom prst="line">
                           <a:avLst/>
                         </a:prstGeom>
-                        <a:ln w="12700">
+                        <a:ln w="13970">
                           <a:solidFill>
                             <a:srgbClr val="5A5A5A"/>
                           </a:solidFill>
@@ -5992,7 +5798,7 @@
           </mc:Choice>
           <mc:Fallback>
             <w:pict>
-              <v:line w14:anchorId="0D856BC5" id="Düz Bağlayıcı 27" o:spid="_x0000_s1026" style="position:absolute;flip:y;z-index:251685888;visibility:visible;mso-wrap-style:square;mso-wrap-distance-left:9pt;mso-wrap-distance-top:0;mso-wrap-distance-right:9pt;mso-wrap-distance-bottom:0;mso-position-horizontal:absolute;mso-position-horizontal-relative:text;mso-position-vertical:absolute;mso-position-vertical-relative:text" from="383pt,546pt" to="487pt,595pt" o:gfxdata="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" strokecolor="#5a5a5a" strokeweight="1pt">
+              <v:line w14:anchorId="04383F7E" id="Düz Bağlayıcı 26" o:spid="_x0000_s1026" style="position:absolute;flip:x y;z-index:251684864;visibility:visible;mso-wrap-style:square;mso-wrap-distance-left:9pt;mso-wrap-distance-top:0;mso-wrap-distance-right:9pt;mso-wrap-distance-bottom:0;mso-position-horizontal:absolute;mso-position-horizontal-relative:text;mso-position-vertical:absolute;mso-position-vertical-relative:text" from="852pt,112pt" to="991pt,152pt" o:gfxdata="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" strokecolor="#5a5a5a" strokeweight="1.1pt">
                 <v:stroke joinstyle="miter"/>
               </v:line>
             </w:pict>
@@ -6006,32 +5812,32 @@
         <mc:AlternateContent>
           <mc:Choice Requires="wps">
             <w:drawing>
-              <wp:anchor distT="0" distB="0" distL="114300" distR="114300" simplePos="0" relativeHeight="251684864" behindDoc="0" locked="0" layoutInCell="1" allowOverlap="1" wp14:anchorId="322B25E5" wp14:editId="1D7A21AD">
+              <wp:anchor distT="0" distB="0" distL="114300" distR="114300" simplePos="0" relativeHeight="251683840" behindDoc="0" locked="0" layoutInCell="1" allowOverlap="1" wp14:anchorId="0834FB80" wp14:editId="6AC71C76">
                 <wp:simplePos x="0" y="0"/>
                 <wp:positionH relativeFrom="column">
-                  <wp:posOffset>10439400</wp:posOffset>
+                  <wp:posOffset>10820400</wp:posOffset>
                 </wp:positionH>
                 <wp:positionV relativeFrom="paragraph">
-                  <wp:posOffset>965200</wp:posOffset>
+                  <wp:posOffset>1041400</wp:posOffset>
                 </wp:positionV>
-                <wp:extent cx="1435100" cy="444500"/>
-                <wp:effectExtent l="0" t="0" r="12700" b="31750"/>
+                <wp:extent cx="1765300" cy="381000"/>
+                <wp:effectExtent l="0" t="0" r="25400" b="19050"/>
                 <wp:wrapNone/>
-                <wp:docPr id="127942992" name="Düz Bağlayıcı 26"/>
+                <wp:docPr id="1555091861" name="Düz Bağlayıcı 25"/>
                 <wp:cNvGraphicFramePr/>
                 <a:graphic xmlns:a="http://schemas.openxmlformats.org/drawingml/2006/main">
                   <a:graphicData uri="http://schemas.microsoft.com/office/word/2010/wordprocessingShape">
                     <wps:wsp>
                       <wps:cNvCnPr/>
                       <wps:spPr>
-                        <a:xfrm flipH="1" flipV="1">
+                        <a:xfrm flipH="1">
                           <a:off x="0" y="0"/>
-                          <a:ext cx="1435100" cy="444500"/>
+                          <a:ext cx="1765300" cy="381000"/>
                         </a:xfrm>
                         <a:prstGeom prst="line">
                           <a:avLst/>
                         </a:prstGeom>
-                        <a:ln w="12700">
+                        <a:ln w="13970">
                           <a:solidFill>
                             <a:srgbClr val="5A5A5A"/>
                           </a:solidFill>
@@ -6060,7 +5866,7 @@
           </mc:Choice>
           <mc:Fallback>
             <w:pict>
-              <v:line w14:anchorId="66060445" id="Düz Bağlayıcı 26" o:spid="_x0000_s1026" style="position:absolute;flip:x y;z-index:251684864;visibility:visible;mso-wrap-style:square;mso-wrap-distance-left:9pt;mso-wrap-distance-top:0;mso-wrap-distance-right:9pt;mso-wrap-distance-bottom:0;mso-position-horizontal:absolute;mso-position-horizontal-relative:text;mso-position-vertical:absolute;mso-position-vertical-relative:text" from="822pt,76pt" to="935pt,111pt" o:gfxdata="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" strokecolor="#5a5a5a" strokeweight="1pt">
+              <v:line w14:anchorId="47787A87" id="Düz Bağlayıcı 25" o:spid="_x0000_s1026" style="position:absolute;flip:x;z-index:251683840;visibility:visible;mso-wrap-style:square;mso-wrap-distance-left:9pt;mso-wrap-distance-top:0;mso-wrap-distance-right:9pt;mso-wrap-distance-bottom:0;mso-position-horizontal:absolute;mso-position-horizontal-relative:text;mso-position-vertical:absolute;mso-position-vertical-relative:text" from="852pt,82pt" to="991pt,112pt" o:gfxdata="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" strokecolor="#5a5a5a" strokeweight="1.1pt">
                 <v:stroke joinstyle="miter"/>
               </v:line>
             </w:pict>
@@ -6074,32 +5880,32 @@
         <mc:AlternateContent>
           <mc:Choice Requires="wps">
             <w:drawing>
-              <wp:anchor distT="0" distB="0" distL="114300" distR="114300" simplePos="0" relativeHeight="251683840" behindDoc="0" locked="0" layoutInCell="1" allowOverlap="1" wp14:anchorId="6343FEB3" wp14:editId="3BB955CA">
+              <wp:anchor distT="0" distB="0" distL="114300" distR="114300" simplePos="0" relativeHeight="251682816" behindDoc="0" locked="0" layoutInCell="1" allowOverlap="1" wp14:anchorId="62C9C998" wp14:editId="6394BDCC">
                 <wp:simplePos x="0" y="0"/>
                 <wp:positionH relativeFrom="column">
-                  <wp:posOffset>10439400</wp:posOffset>
+                  <wp:posOffset>2692400</wp:posOffset>
                 </wp:positionH>
                 <wp:positionV relativeFrom="paragraph">
-                  <wp:posOffset>495300</wp:posOffset>
+                  <wp:posOffset>1422400</wp:posOffset>
                 </wp:positionV>
-                <wp:extent cx="1435100" cy="469900"/>
-                <wp:effectExtent l="0" t="0" r="12700" b="25400"/>
+                <wp:extent cx="2451100" cy="508000"/>
+                <wp:effectExtent l="0" t="0" r="25400" b="25400"/>
                 <wp:wrapNone/>
-                <wp:docPr id="818154332" name="Düz Bağlayıcı 25"/>
+                <wp:docPr id="986217729" name="Düz Bağlayıcı 24"/>
                 <wp:cNvGraphicFramePr/>
                 <a:graphic xmlns:a="http://schemas.openxmlformats.org/drawingml/2006/main">
                   <a:graphicData uri="http://schemas.microsoft.com/office/word/2010/wordprocessingShape">
                     <wps:wsp>
                       <wps:cNvCnPr/>
                       <wps:spPr>
-                        <a:xfrm flipH="1">
+                        <a:xfrm flipH="1" flipV="1">
                           <a:off x="0" y="0"/>
-                          <a:ext cx="1435100" cy="469900"/>
+                          <a:ext cx="2451100" cy="508000"/>
                         </a:xfrm>
                         <a:prstGeom prst="line">
                           <a:avLst/>
                         </a:prstGeom>
-                        <a:ln w="12700">
+                        <a:ln w="13970">
                           <a:solidFill>
                             <a:srgbClr val="5A5A5A"/>
                           </a:solidFill>
@@ -6128,7 +5934,7 @@
           </mc:Choice>
           <mc:Fallback>
             <w:pict>
-              <v:line w14:anchorId="405F51B3" id="Düz Bağlayıcı 25" o:spid="_x0000_s1026" style="position:absolute;flip:x;z-index:251683840;visibility:visible;mso-wrap-style:square;mso-wrap-distance-left:9pt;mso-wrap-distance-top:0;mso-wrap-distance-right:9pt;mso-wrap-distance-bottom:0;mso-position-horizontal:absolute;mso-position-horizontal-relative:text;mso-position-vertical:absolute;mso-position-vertical-relative:text" from="822pt,39pt" to="935pt,76pt" o:gfxdata="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" strokecolor="#5a5a5a" strokeweight="1pt">
+              <v:line w14:anchorId="05DB8D03" id="Düz Bağlayıcı 24" o:spid="_x0000_s1026" style="position:absolute;flip:x y;z-index:251682816;visibility:visible;mso-wrap-style:square;mso-wrap-distance-left:9pt;mso-wrap-distance-top:0;mso-wrap-distance-right:9pt;mso-wrap-distance-bottom:0;mso-position-horizontal:absolute;mso-position-horizontal-relative:text;mso-position-vertical:absolute;mso-position-vertical-relative:text" from="212pt,112pt" to="405pt,152pt" o:gfxdata="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" strokecolor="#5a5a5a" strokeweight="1.1pt">
                 <v:stroke joinstyle="miter"/>
               </v:line>
             </w:pict>
@@ -6142,32 +5948,32 @@
         <mc:AlternateContent>
           <mc:Choice Requires="wps">
             <w:drawing>
-              <wp:anchor distT="0" distB="0" distL="114300" distR="114300" simplePos="0" relativeHeight="251682816" behindDoc="0" locked="0" layoutInCell="1" allowOverlap="1" wp14:anchorId="7A79E8B7" wp14:editId="3F32B5E8">
+              <wp:anchor distT="0" distB="0" distL="114300" distR="114300" simplePos="0" relativeHeight="251681792" behindDoc="0" locked="0" layoutInCell="1" allowOverlap="1" wp14:anchorId="5C7D87C5" wp14:editId="4E65C5F4">
                 <wp:simplePos x="0" y="0"/>
                 <wp:positionH relativeFrom="column">
-                  <wp:posOffset>1930400</wp:posOffset>
+                  <wp:posOffset>2692400</wp:posOffset>
                 </wp:positionH>
                 <wp:positionV relativeFrom="paragraph">
-                  <wp:posOffset>965200</wp:posOffset>
+                  <wp:posOffset>990600</wp:posOffset>
                 </wp:positionV>
-                <wp:extent cx="2552700" cy="444500"/>
-                <wp:effectExtent l="0" t="0" r="19050" b="31750"/>
+                <wp:extent cx="2451100" cy="431800"/>
+                <wp:effectExtent l="0" t="0" r="25400" b="25400"/>
                 <wp:wrapNone/>
-                <wp:docPr id="483132976" name="Düz Bağlayıcı 24"/>
+                <wp:docPr id="2001512292" name="Düz Bağlayıcı 23"/>
                 <wp:cNvGraphicFramePr/>
                 <a:graphic xmlns:a="http://schemas.openxmlformats.org/drawingml/2006/main">
                   <a:graphicData uri="http://schemas.microsoft.com/office/word/2010/wordprocessingShape">
                     <wps:wsp>
                       <wps:cNvCnPr/>
                       <wps:spPr>
-                        <a:xfrm flipH="1" flipV="1">
+                        <a:xfrm flipH="1">
                           <a:off x="0" y="0"/>
-                          <a:ext cx="2552700" cy="444500"/>
+                          <a:ext cx="2451100" cy="431800"/>
                         </a:xfrm>
                         <a:prstGeom prst="line">
                           <a:avLst/>
                         </a:prstGeom>
-                        <a:ln w="12700">
+                        <a:ln w="13970">
                           <a:solidFill>
                             <a:srgbClr val="5A5A5A"/>
                           </a:solidFill>
@@ -6196,7 +6002,7 @@
           </mc:Choice>
           <mc:Fallback>
             <w:pict>
-              <v:line w14:anchorId="08EC7299" id="Düz Bağlayıcı 24" o:spid="_x0000_s1026" style="position:absolute;flip:x y;z-index:251682816;visibility:visible;mso-wrap-style:square;mso-wrap-distance-left:9pt;mso-wrap-distance-top:0;mso-wrap-distance-right:9pt;mso-wrap-distance-bottom:0;mso-position-horizontal:absolute;mso-position-horizontal-relative:text;mso-position-vertical:absolute;mso-position-vertical-relative:text" from="152pt,76pt" to="353pt,111pt" o:gfxdata="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" strokecolor="#5a5a5a" strokeweight="1pt">
+              <v:line w14:anchorId="50A5DA82" id="Düz Bağlayıcı 23" o:spid="_x0000_s1026" style="position:absolute;flip:x;z-index:251681792;visibility:visible;mso-wrap-style:square;mso-wrap-distance-left:9pt;mso-wrap-distance-top:0;mso-wrap-distance-right:9pt;mso-wrap-distance-bottom:0;mso-position-horizontal:absolute;mso-position-horizontal-relative:text;mso-position-vertical:absolute;mso-position-vertical-relative:text" from="212pt,78pt" to="405pt,112pt" o:gfxdata="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" strokecolor="#5a5a5a" strokeweight="1.1pt">
                 <v:stroke joinstyle="miter"/>
               </v:line>
             </w:pict>
@@ -6210,32 +6016,32 @@
         <mc:AlternateContent>
           <mc:Choice Requires="wps">
             <w:drawing>
-              <wp:anchor distT="0" distB="0" distL="114300" distR="114300" simplePos="0" relativeHeight="251681792" behindDoc="0" locked="0" layoutInCell="1" allowOverlap="1" wp14:anchorId="30BCA0C6" wp14:editId="73704CE8">
+              <wp:anchor distT="0" distB="0" distL="114300" distR="114300" simplePos="0" relativeHeight="251680768" behindDoc="0" locked="0" layoutInCell="1" allowOverlap="1" wp14:anchorId="211557C4" wp14:editId="473757D8">
                 <wp:simplePos x="0" y="0"/>
                 <wp:positionH relativeFrom="column">
-                  <wp:posOffset>1930400</wp:posOffset>
+                  <wp:posOffset>927100</wp:posOffset>
                 </wp:positionH>
                 <wp:positionV relativeFrom="paragraph">
-                  <wp:posOffset>444500</wp:posOffset>
+                  <wp:posOffset>1422400</wp:posOffset>
                 </wp:positionV>
-                <wp:extent cx="2552700" cy="520700"/>
-                <wp:effectExtent l="0" t="0" r="19050" b="31750"/>
+                <wp:extent cx="1765300" cy="381000"/>
+                <wp:effectExtent l="0" t="0" r="25400" b="19050"/>
                 <wp:wrapNone/>
-                <wp:docPr id="1389370209" name="Düz Bağlayıcı 23"/>
+                <wp:docPr id="447098785" name="Düz Bağlayıcı 22"/>
                 <wp:cNvGraphicFramePr/>
                 <a:graphic xmlns:a="http://schemas.openxmlformats.org/drawingml/2006/main">
                   <a:graphicData uri="http://schemas.microsoft.com/office/word/2010/wordprocessingShape">
                     <wps:wsp>
                       <wps:cNvCnPr/>
                       <wps:spPr>
-                        <a:xfrm flipH="1">
+                        <a:xfrm flipV="1">
                           <a:off x="0" y="0"/>
-                          <a:ext cx="2552700" cy="520700"/>
+                          <a:ext cx="1765300" cy="381000"/>
                         </a:xfrm>
                         <a:prstGeom prst="line">
                           <a:avLst/>
                         </a:prstGeom>
-                        <a:ln w="12700">
+                        <a:ln w="13970">
                           <a:solidFill>
                             <a:srgbClr val="5A5A5A"/>
                           </a:solidFill>
@@ -6264,7 +6070,7 @@
           </mc:Choice>
           <mc:Fallback>
             <w:pict>
-              <v:line w14:anchorId="4ED120FA" id="Düz Bağlayıcı 23" o:spid="_x0000_s1026" style="position:absolute;flip:x;z-index:251681792;visibility:visible;mso-wrap-style:square;mso-wrap-distance-left:9pt;mso-wrap-distance-top:0;mso-wrap-distance-right:9pt;mso-wrap-distance-bottom:0;mso-position-horizontal:absolute;mso-position-horizontal-relative:text;mso-position-vertical:absolute;mso-position-vertical-relative:text" from="152pt,35pt" to="353pt,76pt" o:gfxdata="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" strokecolor="#5a5a5a" strokeweight="1pt">
+              <v:line w14:anchorId="0320F113" id="Düz Bağlayıcı 22" o:spid="_x0000_s1026" style="position:absolute;flip:y;z-index:251680768;visibility:visible;mso-wrap-style:square;mso-wrap-distance-left:9pt;mso-wrap-distance-top:0;mso-wrap-distance-right:9pt;mso-wrap-distance-bottom:0;mso-position-horizontal:absolute;mso-position-horizontal-relative:text;mso-position-vertical:absolute;mso-position-vertical-relative:text" from="73pt,112pt" to="212pt,142pt" o:gfxdata="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" strokecolor="#5a5a5a" strokeweight="1.1pt">
                 <v:stroke joinstyle="miter"/>
               </v:line>
             </w:pict>
@@ -6278,32 +6084,32 @@
         <mc:AlternateContent>
           <mc:Choice Requires="wps">
             <w:drawing>
-              <wp:anchor distT="0" distB="0" distL="114300" distR="114300" simplePos="0" relativeHeight="251680768" behindDoc="0" locked="0" layoutInCell="1" allowOverlap="1" wp14:anchorId="4F3BBDA3" wp14:editId="7F12BB6D">
+              <wp:anchor distT="0" distB="0" distL="114300" distR="114300" simplePos="0" relativeHeight="251679744" behindDoc="0" locked="0" layoutInCell="1" allowOverlap="1" wp14:anchorId="0C72498D" wp14:editId="3042BA38">
                 <wp:simplePos x="0" y="0"/>
                 <wp:positionH relativeFrom="column">
-                  <wp:posOffset>495300</wp:posOffset>
+                  <wp:posOffset>927100</wp:posOffset>
                 </wp:positionH>
                 <wp:positionV relativeFrom="paragraph">
-                  <wp:posOffset>965200</wp:posOffset>
+                  <wp:posOffset>1041400</wp:posOffset>
                 </wp:positionV>
-                <wp:extent cx="1435100" cy="241300"/>
-                <wp:effectExtent l="0" t="0" r="31750" b="25400"/>
+                <wp:extent cx="1765300" cy="381000"/>
+                <wp:effectExtent l="0" t="0" r="25400" b="19050"/>
                 <wp:wrapNone/>
-                <wp:docPr id="865767114" name="Düz Bağlayıcı 22"/>
+                <wp:docPr id="1600481878" name="Düz Bağlayıcı 21"/>
                 <wp:cNvGraphicFramePr/>
                 <a:graphic xmlns:a="http://schemas.openxmlformats.org/drawingml/2006/main">
                   <a:graphicData uri="http://schemas.microsoft.com/office/word/2010/wordprocessingShape">
                     <wps:wsp>
                       <wps:cNvCnPr/>
                       <wps:spPr>
-                        <a:xfrm flipV="1">
+                        <a:xfrm>
                           <a:off x="0" y="0"/>
-                          <a:ext cx="1435100" cy="241300"/>
+                          <a:ext cx="1765300" cy="381000"/>
                         </a:xfrm>
                         <a:prstGeom prst="line">
                           <a:avLst/>
                         </a:prstGeom>
-                        <a:ln w="12700">
+                        <a:ln w="13970">
                           <a:solidFill>
                             <a:srgbClr val="5A5A5A"/>
                           </a:solidFill>
@@ -6332,7 +6138,7 @@
           </mc:Choice>
           <mc:Fallback>
             <w:pict>
-              <v:line w14:anchorId="128E8BFF" id="Düz Bağlayıcı 22" o:spid="_x0000_s1026" style="position:absolute;flip:y;z-index:251680768;visibility:visible;mso-wrap-style:square;mso-wrap-distance-left:9pt;mso-wrap-distance-top:0;mso-wrap-distance-right:9pt;mso-wrap-distance-bottom:0;mso-position-horizontal:absolute;mso-position-horizontal-relative:text;mso-position-vertical:absolute;mso-position-vertical-relative:text" from="39pt,76pt" to="152pt,95pt" o:gfxdata="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" strokecolor="#5a5a5a" strokeweight="1pt">
+              <v:line w14:anchorId="722FA3FC" id="Düz Bağlayıcı 21" o:spid="_x0000_s1026" style="position:absolute;z-index:251679744;visibility:visible;mso-wrap-style:square;mso-wrap-distance-left:9pt;mso-wrap-distance-top:0;mso-wrap-distance-right:9pt;mso-wrap-distance-bottom:0;mso-position-horizontal:absolute;mso-position-horizontal-relative:text;mso-position-vertical:absolute;mso-position-vertical-relative:text" from="73pt,82pt" to="212pt,112pt" o:gfxdata="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" strokecolor="#5a5a5a" strokeweight="1.1pt">
                 <v:stroke joinstyle="miter"/>
               </v:line>
             </w:pict>
@@ -6346,32 +6152,32 @@
         <mc:AlternateContent>
           <mc:Choice Requires="wps">
             <w:drawing>
-              <wp:anchor distT="0" distB="0" distL="114300" distR="114300" simplePos="0" relativeHeight="251679744" behindDoc="0" locked="0" layoutInCell="1" allowOverlap="1" wp14:anchorId="2AD9EFDB" wp14:editId="16A55C34">
+              <wp:anchor distT="0" distB="0" distL="114300" distR="114300" simplePos="0" relativeHeight="251678720" behindDoc="0" locked="0" layoutInCell="1" allowOverlap="1" wp14:anchorId="50E67027" wp14:editId="4C2BBF50">
                 <wp:simplePos x="0" y="0"/>
                 <wp:positionH relativeFrom="column">
-                  <wp:posOffset>495300</wp:posOffset>
+                  <wp:posOffset>10820400</wp:posOffset>
                 </wp:positionH>
                 <wp:positionV relativeFrom="paragraph">
-                  <wp:posOffset>444500</wp:posOffset>
+                  <wp:posOffset>4597400</wp:posOffset>
                 </wp:positionV>
-                <wp:extent cx="1435100" cy="520700"/>
-                <wp:effectExtent l="0" t="0" r="31750" b="31750"/>
+                <wp:extent cx="1765300" cy="1219200"/>
+                <wp:effectExtent l="0" t="0" r="25400" b="19050"/>
                 <wp:wrapNone/>
-                <wp:docPr id="332413122" name="Düz Bağlayıcı 21"/>
+                <wp:docPr id="843529193" name="Düz Bağlayıcı 20"/>
                 <wp:cNvGraphicFramePr/>
                 <a:graphic xmlns:a="http://schemas.openxmlformats.org/drawingml/2006/main">
                   <a:graphicData uri="http://schemas.microsoft.com/office/word/2010/wordprocessingShape">
                     <wps:wsp>
                       <wps:cNvCnPr/>
                       <wps:spPr>
-                        <a:xfrm>
+                        <a:xfrm flipH="1" flipV="1">
                           <a:off x="0" y="0"/>
-                          <a:ext cx="1435100" cy="520700"/>
+                          <a:ext cx="1765300" cy="1219200"/>
                         </a:xfrm>
                         <a:prstGeom prst="line">
                           <a:avLst/>
                         </a:prstGeom>
-                        <a:ln w="12700">
+                        <a:ln w="13970">
                           <a:solidFill>
                             <a:srgbClr val="5A5A5A"/>
                           </a:solidFill>
@@ -6400,7 +6206,7 @@
           </mc:Choice>
           <mc:Fallback>
             <w:pict>
-              <v:line w14:anchorId="70B8C833" id="Düz Bağlayıcı 21" o:spid="_x0000_s1026" style="position:absolute;z-index:251679744;visibility:visible;mso-wrap-style:square;mso-wrap-distance-left:9pt;mso-wrap-distance-top:0;mso-wrap-distance-right:9pt;mso-wrap-distance-bottom:0;mso-position-horizontal:absolute;mso-position-horizontal-relative:text;mso-position-vertical:absolute;mso-position-vertical-relative:text" from="39pt,35pt" to="152pt,76pt" o:gfxdata="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" strokecolor="#5a5a5a" strokeweight="1pt">
+              <v:line w14:anchorId="7A8A3299" id="Düz Bağlayıcı 20" o:spid="_x0000_s1026" style="position:absolute;flip:x y;z-index:251678720;visibility:visible;mso-wrap-style:square;mso-wrap-distance-left:9pt;mso-wrap-distance-top:0;mso-wrap-distance-right:9pt;mso-wrap-distance-bottom:0;mso-position-horizontal:absolute;mso-position-horizontal-relative:text;mso-position-vertical:absolute;mso-position-vertical-relative:text" from="852pt,362pt" to="991pt,458pt" o:gfxdata="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" strokecolor="#5a5a5a" strokeweight="1.1pt">
                 <v:stroke joinstyle="miter"/>
               </v:line>
             </w:pict>
@@ -6414,18 +6220,18 @@
         <mc:AlternateContent>
           <mc:Choice Requires="wps">
             <w:drawing>
-              <wp:anchor distT="0" distB="0" distL="114300" distR="114300" simplePos="0" relativeHeight="251678720" behindDoc="0" locked="0" layoutInCell="1" allowOverlap="1" wp14:anchorId="165CC7E2" wp14:editId="1FC5E526">
+              <wp:anchor distT="0" distB="0" distL="114300" distR="114300" simplePos="0" relativeHeight="251677696" behindDoc="0" locked="0" layoutInCell="1" allowOverlap="1" wp14:anchorId="76C3AD4E" wp14:editId="711658D3">
                 <wp:simplePos x="0" y="0"/>
                 <wp:positionH relativeFrom="column">
-                  <wp:posOffset>10439400</wp:posOffset>
+                  <wp:posOffset>10820400</wp:posOffset>
                 </wp:positionH>
                 <wp:positionV relativeFrom="paragraph">
-                  <wp:posOffset>3886200</wp:posOffset>
+                  <wp:posOffset>4597400</wp:posOffset>
                 </wp:positionV>
-                <wp:extent cx="1435100" cy="1181100"/>
-                <wp:effectExtent l="0" t="0" r="31750" b="19050"/>
+                <wp:extent cx="1765300" cy="558800"/>
+                <wp:effectExtent l="0" t="0" r="25400" b="31750"/>
                 <wp:wrapNone/>
-                <wp:docPr id="243237370" name="Düz Bağlayıcı 20"/>
+                <wp:docPr id="607234843" name="Düz Bağlayıcı 19"/>
                 <wp:cNvGraphicFramePr/>
                 <a:graphic xmlns:a="http://schemas.openxmlformats.org/drawingml/2006/main">
                   <a:graphicData uri="http://schemas.microsoft.com/office/word/2010/wordprocessingShape">
@@ -6434,12 +6240,12 @@
                       <wps:spPr>
                         <a:xfrm flipH="1" flipV="1">
                           <a:off x="0" y="0"/>
-                          <a:ext cx="1435100" cy="1181100"/>
+                          <a:ext cx="1765300" cy="558800"/>
                         </a:xfrm>
                         <a:prstGeom prst="line">
                           <a:avLst/>
                         </a:prstGeom>
-                        <a:ln w="12700">
+                        <a:ln w="13970">
                           <a:solidFill>
                             <a:srgbClr val="5A5A5A"/>
                           </a:solidFill>
@@ -6468,7 +6274,7 @@
           </mc:Choice>
           <mc:Fallback>
             <w:pict>
-              <v:line w14:anchorId="50B71C74" id="Düz Bağlayıcı 20" o:spid="_x0000_s1026" style="position:absolute;flip:x y;z-index:251678720;visibility:visible;mso-wrap-style:square;mso-wrap-distance-left:9pt;mso-wrap-distance-top:0;mso-wrap-distance-right:9pt;mso-wrap-distance-bottom:0;mso-position-horizontal:absolute;mso-position-horizontal-relative:text;mso-position-vertical:absolute;mso-position-vertical-relative:text" from="822pt,306pt" to="935pt,399pt" o:gfxdata="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" strokecolor="#5a5a5a" strokeweight="1pt">
+              <v:line w14:anchorId="4DA48CB2" id="Düz Bağlayıcı 19" o:spid="_x0000_s1026" style="position:absolute;flip:x y;z-index:251677696;visibility:visible;mso-wrap-style:square;mso-wrap-distance-left:9pt;mso-wrap-distance-top:0;mso-wrap-distance-right:9pt;mso-wrap-distance-bottom:0;mso-position-horizontal:absolute;mso-position-horizontal-relative:text;mso-position-vertical:absolute;mso-position-vertical-relative:text" from="852pt,362pt" to="991pt,406pt" o:gfxdata="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" strokecolor="#5a5a5a" strokeweight="1.1pt">
                 <v:stroke joinstyle="miter"/>
               </v:line>
             </w:pict>
@@ -6482,32 +6288,32 @@
         <mc:AlternateContent>
           <mc:Choice Requires="wps">
             <w:drawing>
-              <wp:anchor distT="0" distB="0" distL="114300" distR="114300" simplePos="0" relativeHeight="251677696" behindDoc="0" locked="0" layoutInCell="1" allowOverlap="1" wp14:anchorId="451C41B2" wp14:editId="0A2EA44C">
+              <wp:anchor distT="0" distB="0" distL="114300" distR="114300" simplePos="0" relativeHeight="251676672" behindDoc="0" locked="0" layoutInCell="1" allowOverlap="1" wp14:anchorId="514879BC" wp14:editId="267F1885">
                 <wp:simplePos x="0" y="0"/>
                 <wp:positionH relativeFrom="column">
-                  <wp:posOffset>10439400</wp:posOffset>
+                  <wp:posOffset>10820400</wp:posOffset>
                 </wp:positionH>
                 <wp:positionV relativeFrom="paragraph">
-                  <wp:posOffset>3886200</wp:posOffset>
+                  <wp:posOffset>4495800</wp:posOffset>
                 </wp:positionV>
-                <wp:extent cx="1435100" cy="546100"/>
-                <wp:effectExtent l="0" t="0" r="31750" b="25400"/>
+                <wp:extent cx="1765300" cy="101600"/>
+                <wp:effectExtent l="0" t="0" r="25400" b="31750"/>
                 <wp:wrapNone/>
-                <wp:docPr id="704870275" name="Düz Bağlayıcı 19"/>
+                <wp:docPr id="2057870584" name="Düz Bağlayıcı 18"/>
                 <wp:cNvGraphicFramePr/>
                 <a:graphic xmlns:a="http://schemas.openxmlformats.org/drawingml/2006/main">
                   <a:graphicData uri="http://schemas.microsoft.com/office/word/2010/wordprocessingShape">
                     <wps:wsp>
                       <wps:cNvCnPr/>
                       <wps:spPr>
-                        <a:xfrm flipH="1" flipV="1">
+                        <a:xfrm flipH="1">
                           <a:off x="0" y="0"/>
-                          <a:ext cx="1435100" cy="546100"/>
+                          <a:ext cx="1765300" cy="101600"/>
                         </a:xfrm>
                         <a:prstGeom prst="line">
                           <a:avLst/>
                         </a:prstGeom>
-                        <a:ln w="12700">
+                        <a:ln w="13970">
                           <a:solidFill>
                             <a:srgbClr val="5A5A5A"/>
                           </a:solidFill>
@@ -6536,7 +6342,7 @@
           </mc:Choice>
           <mc:Fallback>
             <w:pict>
-              <v:line w14:anchorId="1BCFF72A" id="Düz Bağlayıcı 19" o:spid="_x0000_s1026" style="position:absolute;flip:x y;z-index:251677696;visibility:visible;mso-wrap-style:square;mso-wrap-distance-left:9pt;mso-wrap-distance-top:0;mso-wrap-distance-right:9pt;mso-wrap-distance-bottom:0;mso-position-horizontal:absolute;mso-position-horizontal-relative:text;mso-position-vertical:absolute;mso-position-vertical-relative:text" from="822pt,306pt" to="935pt,349pt" o:gfxdata="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" strokecolor="#5a5a5a" strokeweight="1pt">
+              <v:line w14:anchorId="73ADAEDC" id="Düz Bağlayıcı 18" o:spid="_x0000_s1026" style="position:absolute;flip:x;z-index:251676672;visibility:visible;mso-wrap-style:square;mso-wrap-distance-left:9pt;mso-wrap-distance-top:0;mso-wrap-distance-right:9pt;mso-wrap-distance-bottom:0;mso-position-horizontal:absolute;mso-position-horizontal-relative:text;mso-position-vertical:absolute;mso-position-vertical-relative:text" from="852pt,354pt" to="991pt,362pt" o:gfxdata="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" strokecolor="#5a5a5a" strokeweight="1.1pt">
                 <v:stroke joinstyle="miter"/>
               </v:line>
             </w:pict>
@@ -6550,18 +6356,18 @@
         <mc:AlternateContent>
           <mc:Choice Requires="wps">
             <w:drawing>
-              <wp:anchor distT="0" distB="0" distL="114300" distR="114300" simplePos="0" relativeHeight="251676672" behindDoc="0" locked="0" layoutInCell="1" allowOverlap="1" wp14:anchorId="73496F31" wp14:editId="405C0ECA">
+              <wp:anchor distT="0" distB="0" distL="114300" distR="114300" simplePos="0" relativeHeight="251675648" behindDoc="0" locked="0" layoutInCell="1" allowOverlap="1" wp14:anchorId="1B64ADF8" wp14:editId="78CFBA91">
                 <wp:simplePos x="0" y="0"/>
                 <wp:positionH relativeFrom="column">
-                  <wp:posOffset>10439400</wp:posOffset>
+                  <wp:posOffset>10820400</wp:posOffset>
                 </wp:positionH>
                 <wp:positionV relativeFrom="paragraph">
-                  <wp:posOffset>3797300</wp:posOffset>
+                  <wp:posOffset>3835400</wp:posOffset>
                 </wp:positionV>
-                <wp:extent cx="1435100" cy="88900"/>
-                <wp:effectExtent l="0" t="0" r="12700" b="25400"/>
+                <wp:extent cx="1765300" cy="762000"/>
+                <wp:effectExtent l="0" t="0" r="25400" b="19050"/>
                 <wp:wrapNone/>
-                <wp:docPr id="293023426" name="Düz Bağlayıcı 18"/>
+                <wp:docPr id="1816181776" name="Düz Bağlayıcı 17"/>
                 <wp:cNvGraphicFramePr/>
                 <a:graphic xmlns:a="http://schemas.openxmlformats.org/drawingml/2006/main">
                   <a:graphicData uri="http://schemas.microsoft.com/office/word/2010/wordprocessingShape">
@@ -6570,12 +6376,12 @@
                       <wps:spPr>
                         <a:xfrm flipH="1">
                           <a:off x="0" y="0"/>
-                          <a:ext cx="1435100" cy="88900"/>
+                          <a:ext cx="1765300" cy="762000"/>
                         </a:xfrm>
                         <a:prstGeom prst="line">
                           <a:avLst/>
                         </a:prstGeom>
-                        <a:ln w="12700">
+                        <a:ln w="13970">
                           <a:solidFill>
                             <a:srgbClr val="5A5A5A"/>
                           </a:solidFill>
@@ -6604,7 +6410,7 @@
           </mc:Choice>
           <mc:Fallback>
             <w:pict>
-              <v:line w14:anchorId="351936BC" id="Düz Bağlayıcı 18" o:spid="_x0000_s1026" style="position:absolute;flip:x;z-index:251676672;visibility:visible;mso-wrap-style:square;mso-wrap-distance-left:9pt;mso-wrap-distance-top:0;mso-wrap-distance-right:9pt;mso-wrap-distance-bottom:0;mso-position-horizontal:absolute;mso-position-horizontal-relative:text;mso-position-vertical:absolute;mso-position-vertical-relative:text" from="822pt,299pt" to="935pt,306pt" o:gfxdata="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" strokecolor="#5a5a5a" strokeweight="1pt">
+              <v:line w14:anchorId="36411BF6" id="Düz Bağlayıcı 17" o:spid="_x0000_s1026" style="position:absolute;flip:x;z-index:251675648;visibility:visible;mso-wrap-style:square;mso-wrap-distance-left:9pt;mso-wrap-distance-top:0;mso-wrap-distance-right:9pt;mso-wrap-distance-bottom:0;mso-position-horizontal:absolute;mso-position-horizontal-relative:text;mso-position-vertical:absolute;mso-position-vertical-relative:text" from="852pt,302pt" to="991pt,362pt" o:gfxdata="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" strokecolor="#5a5a5a" strokeweight="1.1pt">
                 <v:stroke joinstyle="miter"/>
               </v:line>
             </w:pict>
@@ -6618,32 +6424,32 @@
         <mc:AlternateContent>
           <mc:Choice Requires="wps">
             <w:drawing>
-              <wp:anchor distT="0" distB="0" distL="114300" distR="114300" simplePos="0" relativeHeight="251675648" behindDoc="0" locked="0" layoutInCell="1" allowOverlap="1" wp14:anchorId="3C01C28B" wp14:editId="3AEDF2E2">
+              <wp:anchor distT="0" distB="0" distL="114300" distR="114300" simplePos="0" relativeHeight="251674624" behindDoc="0" locked="0" layoutInCell="1" allowOverlap="1" wp14:anchorId="0F73B289" wp14:editId="15189F37">
                 <wp:simplePos x="0" y="0"/>
                 <wp:positionH relativeFrom="column">
-                  <wp:posOffset>10439400</wp:posOffset>
+                  <wp:posOffset>927100</wp:posOffset>
                 </wp:positionH>
                 <wp:positionV relativeFrom="paragraph">
-                  <wp:posOffset>3162300</wp:posOffset>
+                  <wp:posOffset>4597400</wp:posOffset>
                 </wp:positionV>
-                <wp:extent cx="1435100" cy="723900"/>
-                <wp:effectExtent l="0" t="0" r="31750" b="19050"/>
+                <wp:extent cx="1765300" cy="1219200"/>
+                <wp:effectExtent l="0" t="0" r="25400" b="19050"/>
                 <wp:wrapNone/>
-                <wp:docPr id="402407383" name="Düz Bağlayıcı 17"/>
+                <wp:docPr id="909625373" name="Düz Bağlayıcı 16"/>
                 <wp:cNvGraphicFramePr/>
                 <a:graphic xmlns:a="http://schemas.openxmlformats.org/drawingml/2006/main">
                   <a:graphicData uri="http://schemas.microsoft.com/office/word/2010/wordprocessingShape">
                     <wps:wsp>
                       <wps:cNvCnPr/>
                       <wps:spPr>
-                        <a:xfrm flipH="1">
+                        <a:xfrm flipV="1">
                           <a:off x="0" y="0"/>
-                          <a:ext cx="1435100" cy="723900"/>
+                          <a:ext cx="1765300" cy="1219200"/>
                         </a:xfrm>
                         <a:prstGeom prst="line">
                           <a:avLst/>
                         </a:prstGeom>
-                        <a:ln w="12700">
+                        <a:ln w="13970">
                           <a:solidFill>
                             <a:srgbClr val="5A5A5A"/>
                           </a:solidFill>
@@ -6672,7 +6478,7 @@
           </mc:Choice>
           <mc:Fallback>
             <w:pict>
-              <v:line w14:anchorId="78EAF12D" id="Düz Bağlayıcı 17" o:spid="_x0000_s1026" style="position:absolute;flip:x;z-index:251675648;visibility:visible;mso-wrap-style:square;mso-wrap-distance-left:9pt;mso-wrap-distance-top:0;mso-wrap-distance-right:9pt;mso-wrap-distance-bottom:0;mso-position-horizontal:absolute;mso-position-horizontal-relative:text;mso-position-vertical:absolute;mso-position-vertical-relative:text" from="822pt,249pt" to="935pt,306pt" o:gfxdata="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" strokecolor="#5a5a5a" strokeweight="1pt">
+              <v:line w14:anchorId="041D0365" id="Düz Bağlayıcı 16" o:spid="_x0000_s1026" style="position:absolute;flip:y;z-index:251674624;visibility:visible;mso-wrap-style:square;mso-wrap-distance-left:9pt;mso-wrap-distance-top:0;mso-wrap-distance-right:9pt;mso-wrap-distance-bottom:0;mso-position-horizontal:absolute;mso-position-horizontal-relative:text;mso-position-vertical:absolute;mso-position-vertical-relative:text" from="73pt,362pt" to="212pt,458pt" o:gfxdata="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" strokecolor="#5a5a5a" strokeweight="1.1pt">
                 <v:stroke joinstyle="miter"/>
               </v:line>
             </w:pict>
@@ -6686,18 +6492,18 @@
         <mc:AlternateContent>
           <mc:Choice Requires="wps">
             <w:drawing>
-              <wp:anchor distT="0" distB="0" distL="114300" distR="114300" simplePos="0" relativeHeight="251674624" behindDoc="0" locked="0" layoutInCell="1" allowOverlap="1" wp14:anchorId="320A6117" wp14:editId="6E607A5E">
+              <wp:anchor distT="0" distB="0" distL="114300" distR="114300" simplePos="0" relativeHeight="251673600" behindDoc="0" locked="0" layoutInCell="1" allowOverlap="1" wp14:anchorId="0FE01CEC" wp14:editId="3E54354F">
                 <wp:simplePos x="0" y="0"/>
                 <wp:positionH relativeFrom="column">
-                  <wp:posOffset>495300</wp:posOffset>
+                  <wp:posOffset>927100</wp:posOffset>
                 </wp:positionH>
                 <wp:positionV relativeFrom="paragraph">
-                  <wp:posOffset>3886200</wp:posOffset>
+                  <wp:posOffset>4597400</wp:posOffset>
                 </wp:positionV>
-                <wp:extent cx="1435100" cy="1181100"/>
-                <wp:effectExtent l="0" t="0" r="31750" b="19050"/>
+                <wp:extent cx="1765300" cy="558800"/>
+                <wp:effectExtent l="0" t="0" r="25400" b="31750"/>
                 <wp:wrapNone/>
-                <wp:docPr id="1286233779" name="Düz Bağlayıcı 16"/>
+                <wp:docPr id="1698631895" name="Düz Bağlayıcı 15"/>
                 <wp:cNvGraphicFramePr/>
                 <a:graphic xmlns:a="http://schemas.openxmlformats.org/drawingml/2006/main">
                   <a:graphicData uri="http://schemas.microsoft.com/office/word/2010/wordprocessingShape">
@@ -6706,12 +6512,12 @@
                       <wps:spPr>
                         <a:xfrm flipV="1">
                           <a:off x="0" y="0"/>
-                          <a:ext cx="1435100" cy="1181100"/>
+                          <a:ext cx="1765300" cy="558800"/>
                         </a:xfrm>
                         <a:prstGeom prst="line">
                           <a:avLst/>
                         </a:prstGeom>
-                        <a:ln w="12700">
+                        <a:ln w="13970">
                           <a:solidFill>
                             <a:srgbClr val="5A5A5A"/>
                           </a:solidFill>
@@ -6740,7 +6546,7 @@
           </mc:Choice>
           <mc:Fallback>
             <w:pict>
-              <v:line w14:anchorId="2E5333FE" id="Düz Bağlayıcı 16" o:spid="_x0000_s1026" style="position:absolute;flip:y;z-index:251674624;visibility:visible;mso-wrap-style:square;mso-wrap-distance-left:9pt;mso-wrap-distance-top:0;mso-wrap-distance-right:9pt;mso-wrap-distance-bottom:0;mso-position-horizontal:absolute;mso-position-horizontal-relative:text;mso-position-vertical:absolute;mso-position-vertical-relative:text" from="39pt,306pt" to="152pt,399pt" o:gfxdata="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" strokecolor="#5a5a5a" strokeweight="1pt">
+              <v:line w14:anchorId="3532A607" id="Düz Bağlayıcı 15" o:spid="_x0000_s1026" style="position:absolute;flip:y;z-index:251673600;visibility:visible;mso-wrap-style:square;mso-wrap-distance-left:9pt;mso-wrap-distance-top:0;mso-wrap-distance-right:9pt;mso-wrap-distance-bottom:0;mso-position-horizontal:absolute;mso-position-horizontal-relative:text;mso-position-vertical:absolute;mso-position-vertical-relative:text" from="73pt,362pt" to="212pt,406pt" o:gfxdata="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" strokecolor="#5a5a5a" strokeweight="1.1pt">
                 <v:stroke joinstyle="miter"/>
               </v:line>
             </w:pict>
@@ -6754,32 +6560,32 @@
         <mc:AlternateContent>
           <mc:Choice Requires="wps">
             <w:drawing>
-              <wp:anchor distT="0" distB="0" distL="114300" distR="114300" simplePos="0" relativeHeight="251673600" behindDoc="0" locked="0" layoutInCell="1" allowOverlap="1" wp14:anchorId="0237ABDB" wp14:editId="67A43D07">
+              <wp:anchor distT="0" distB="0" distL="114300" distR="114300" simplePos="0" relativeHeight="251672576" behindDoc="0" locked="0" layoutInCell="1" allowOverlap="1" wp14:anchorId="43B5632F" wp14:editId="6D0EDA73">
                 <wp:simplePos x="0" y="0"/>
                 <wp:positionH relativeFrom="column">
-                  <wp:posOffset>495300</wp:posOffset>
+                  <wp:posOffset>927100</wp:posOffset>
                 </wp:positionH>
                 <wp:positionV relativeFrom="paragraph">
-                  <wp:posOffset>3886200</wp:posOffset>
+                  <wp:posOffset>4495800</wp:posOffset>
                 </wp:positionV>
-                <wp:extent cx="1435100" cy="546100"/>
-                <wp:effectExtent l="0" t="0" r="31750" b="25400"/>
+                <wp:extent cx="1765300" cy="101600"/>
+                <wp:effectExtent l="0" t="0" r="25400" b="31750"/>
                 <wp:wrapNone/>
-                <wp:docPr id="1947584785" name="Düz Bağlayıcı 15"/>
+                <wp:docPr id="1007186505" name="Düz Bağlayıcı 14"/>
                 <wp:cNvGraphicFramePr/>
                 <a:graphic xmlns:a="http://schemas.openxmlformats.org/drawingml/2006/main">
                   <a:graphicData uri="http://schemas.microsoft.com/office/word/2010/wordprocessingShape">
                     <wps:wsp>
                       <wps:cNvCnPr/>
                       <wps:spPr>
-                        <a:xfrm flipV="1">
+                        <a:xfrm>
                           <a:off x="0" y="0"/>
-                          <a:ext cx="1435100" cy="546100"/>
+                          <a:ext cx="1765300" cy="101600"/>
                         </a:xfrm>
                         <a:prstGeom prst="line">
                           <a:avLst/>
                         </a:prstGeom>
-                        <a:ln w="12700">
+                        <a:ln w="13970">
                           <a:solidFill>
                             <a:srgbClr val="5A5A5A"/>
                           </a:solidFill>
@@ -6808,7 +6614,7 @@
           </mc:Choice>
           <mc:Fallback>
             <w:pict>
-              <v:line w14:anchorId="7D64599E" id="Düz Bağlayıcı 15" o:spid="_x0000_s1026" style="position:absolute;flip:y;z-index:251673600;visibility:visible;mso-wrap-style:square;mso-wrap-distance-left:9pt;mso-wrap-distance-top:0;mso-wrap-distance-right:9pt;mso-wrap-distance-bottom:0;mso-position-horizontal:absolute;mso-position-horizontal-relative:text;mso-position-vertical:absolute;mso-position-vertical-relative:text" from="39pt,306pt" to="152pt,349pt" o:gfxdata="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" strokecolor="#5a5a5a" strokeweight="1pt">
+              <v:line w14:anchorId="3EAE1E12" id="Düz Bağlayıcı 14" o:spid="_x0000_s1026" style="position:absolute;z-index:251672576;visibility:visible;mso-wrap-style:square;mso-wrap-distance-left:9pt;mso-wrap-distance-top:0;mso-wrap-distance-right:9pt;mso-wrap-distance-bottom:0;mso-position-horizontal:absolute;mso-position-horizontal-relative:text;mso-position-vertical:absolute;mso-position-vertical-relative:text" from="73pt,354pt" to="212pt,362pt" o:gfxdata="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" strokecolor="#5a5a5a" strokeweight="1.1pt">
                 <v:stroke joinstyle="miter"/>
               </v:line>
             </w:pict>
@@ -6822,18 +6628,18 @@
         <mc:AlternateContent>
           <mc:Choice Requires="wps">
             <w:drawing>
-              <wp:anchor distT="0" distB="0" distL="114300" distR="114300" simplePos="0" relativeHeight="251672576" behindDoc="0" locked="0" layoutInCell="1" allowOverlap="1" wp14:anchorId="63A48512" wp14:editId="5C791C3F">
+              <wp:anchor distT="0" distB="0" distL="114300" distR="114300" simplePos="0" relativeHeight="251671552" behindDoc="0" locked="0" layoutInCell="1" allowOverlap="1" wp14:anchorId="72846B9D" wp14:editId="1FE54676">
                 <wp:simplePos x="0" y="0"/>
                 <wp:positionH relativeFrom="column">
-                  <wp:posOffset>495300</wp:posOffset>
+                  <wp:posOffset>927100</wp:posOffset>
                 </wp:positionH>
                 <wp:positionV relativeFrom="paragraph">
-                  <wp:posOffset>3797300</wp:posOffset>
+                  <wp:posOffset>3835400</wp:posOffset>
                 </wp:positionV>
-                <wp:extent cx="1435100" cy="88900"/>
-                <wp:effectExtent l="0" t="0" r="31750" b="25400"/>
+                <wp:extent cx="1765300" cy="762000"/>
+                <wp:effectExtent l="0" t="0" r="25400" b="19050"/>
                 <wp:wrapNone/>
-                <wp:docPr id="1443888595" name="Düz Bağlayıcı 14"/>
+                <wp:docPr id="1440321083" name="Düz Bağlayıcı 13"/>
                 <wp:cNvGraphicFramePr/>
                 <a:graphic xmlns:a="http://schemas.openxmlformats.org/drawingml/2006/main">
                   <a:graphicData uri="http://schemas.microsoft.com/office/word/2010/wordprocessingShape">
@@ -6842,12 +6648,12 @@
                       <wps:spPr>
                         <a:xfrm>
                           <a:off x="0" y="0"/>
-                          <a:ext cx="1435100" cy="88900"/>
+                          <a:ext cx="1765300" cy="762000"/>
                         </a:xfrm>
                         <a:prstGeom prst="line">
                           <a:avLst/>
                         </a:prstGeom>
-                        <a:ln w="12700">
+                        <a:ln w="13970">
                           <a:solidFill>
                             <a:srgbClr val="5A5A5A"/>
                           </a:solidFill>
@@ -6876,7 +6682,7 @@
           </mc:Choice>
           <mc:Fallback>
             <w:pict>
-              <v:line w14:anchorId="46DDE2A8" id="Düz Bağlayıcı 14" o:spid="_x0000_s1026" style="position:absolute;z-index:251672576;visibility:visible;mso-wrap-style:square;mso-wrap-distance-left:9pt;mso-wrap-distance-top:0;mso-wrap-distance-right:9pt;mso-wrap-distance-bottom:0;mso-position-horizontal:absolute;mso-position-horizontal-relative:text;mso-position-vertical:absolute;mso-position-vertical-relative:text" from="39pt,299pt" to="152pt,306pt" o:gfxdata="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" strokecolor="#5a5a5a" strokeweight="1pt">
+              <v:line w14:anchorId="1723BDBA" id="Düz Bağlayıcı 13" o:spid="_x0000_s1026" style="position:absolute;z-index:251671552;visibility:visible;mso-wrap-style:square;mso-wrap-distance-left:9pt;mso-wrap-distance-top:0;mso-wrap-distance-right:9pt;mso-wrap-distance-bottom:0;mso-position-horizontal:absolute;mso-position-horizontal-relative:text;mso-position-vertical:absolute;mso-position-vertical-relative:text" from="73pt,302pt" to="212pt,362pt" o:gfxdata="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" strokecolor="#5a5a5a" strokeweight="1.1pt">
                 <v:stroke joinstyle="miter"/>
               </v:line>
             </w:pict>
@@ -6890,32 +6696,32 @@
         <mc:AlternateContent>
           <mc:Choice Requires="wps">
             <w:drawing>
-              <wp:anchor distT="0" distB="0" distL="114300" distR="114300" simplePos="0" relativeHeight="251671552" behindDoc="0" locked="0" layoutInCell="1" allowOverlap="1" wp14:anchorId="0419E886" wp14:editId="73F01AA5">
+              <wp:anchor distT="0" distB="0" distL="114300" distR="114300" simplePos="0" relativeHeight="251670528" behindDoc="0" locked="0" layoutInCell="1" allowOverlap="1" wp14:anchorId="2B8BE143" wp14:editId="45B31F40">
                 <wp:simplePos x="0" y="0"/>
                 <wp:positionH relativeFrom="column">
-                  <wp:posOffset>495300</wp:posOffset>
+                  <wp:posOffset>8661400</wp:posOffset>
                 </wp:positionH>
                 <wp:positionV relativeFrom="paragraph">
-                  <wp:posOffset>3162300</wp:posOffset>
+                  <wp:posOffset>4597400</wp:posOffset>
                 </wp:positionV>
-                <wp:extent cx="1435100" cy="723900"/>
-                <wp:effectExtent l="0" t="0" r="31750" b="19050"/>
+                <wp:extent cx="2159000" cy="1778000"/>
+                <wp:effectExtent l="0" t="0" r="31750" b="31750"/>
                 <wp:wrapNone/>
-                <wp:docPr id="1669750003" name="Düz Bağlayıcı 13"/>
+                <wp:docPr id="492656059" name="Düz Bağlayıcı 12"/>
                 <wp:cNvGraphicFramePr/>
                 <a:graphic xmlns:a="http://schemas.openxmlformats.org/drawingml/2006/main">
                   <a:graphicData uri="http://schemas.microsoft.com/office/word/2010/wordprocessingShape">
                     <wps:wsp>
                       <wps:cNvCnPr/>
                       <wps:spPr>
-                        <a:xfrm>
+                        <a:xfrm flipV="1">
                           <a:off x="0" y="0"/>
-                          <a:ext cx="1435100" cy="723900"/>
+                          <a:ext cx="2159000" cy="1778000"/>
                         </a:xfrm>
                         <a:prstGeom prst="line">
                           <a:avLst/>
                         </a:prstGeom>
-                        <a:ln w="12700">
+                        <a:ln w="19050">
                           <a:solidFill>
                             <a:srgbClr val="5A5A5A"/>
                           </a:solidFill>
@@ -6944,7 +6750,7 @@
           </mc:Choice>
           <mc:Fallback>
             <w:pict>
-              <v:line w14:anchorId="0FE97BE4" id="Düz Bağlayıcı 13" o:spid="_x0000_s1026" style="position:absolute;z-index:251671552;visibility:visible;mso-wrap-style:square;mso-wrap-distance-left:9pt;mso-wrap-distance-top:0;mso-wrap-distance-right:9pt;mso-wrap-distance-bottom:0;mso-position-horizontal:absolute;mso-position-horizontal-relative:text;mso-position-vertical:absolute;mso-position-vertical-relative:text" from="39pt,249pt" to="152pt,306pt" o:gfxdata="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" strokecolor="#5a5a5a" strokeweight="1pt">
+              <v:line w14:anchorId="619F706F" id="Düz Bağlayıcı 12" o:spid="_x0000_s1026" style="position:absolute;flip:y;z-index:251670528;visibility:visible;mso-wrap-style:square;mso-wrap-distance-left:9pt;mso-wrap-distance-top:0;mso-wrap-distance-right:9pt;mso-wrap-distance-bottom:0;mso-position-horizontal:absolute;mso-position-horizontal-relative:text;mso-position-vertical:absolute;mso-position-vertical-relative:text" from="682pt,362pt" to="852pt,502pt" o:gfxdata="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" strokecolor="#5a5a5a" strokeweight="1.5pt">
                 <v:stroke joinstyle="miter"/>
               </v:line>
             </w:pict>
@@ -6958,18 +6764,18 @@
         <mc:AlternateContent>
           <mc:Choice Requires="wps">
             <w:drawing>
-              <wp:anchor distT="0" distB="0" distL="114300" distR="114300" simplePos="0" relativeHeight="251670528" behindDoc="0" locked="0" layoutInCell="1" allowOverlap="1" wp14:anchorId="0436EE9F" wp14:editId="4C9011C6">
+              <wp:anchor distT="0" distB="0" distL="114300" distR="114300" simplePos="0" relativeHeight="251669504" behindDoc="0" locked="0" layoutInCell="1" allowOverlap="1" wp14:anchorId="284B26DF" wp14:editId="56C3821D">
                 <wp:simplePos x="0" y="0"/>
                 <wp:positionH relativeFrom="column">
-                  <wp:posOffset>7962900</wp:posOffset>
+                  <wp:posOffset>6756400</wp:posOffset>
                 </wp:positionH>
                 <wp:positionV relativeFrom="paragraph">
-                  <wp:posOffset>3886200</wp:posOffset>
+                  <wp:posOffset>6375400</wp:posOffset>
                 </wp:positionV>
-                <wp:extent cx="2476500" cy="1828800"/>
-                <wp:effectExtent l="0" t="0" r="19050" b="19050"/>
+                <wp:extent cx="1905000" cy="1270000"/>
+                <wp:effectExtent l="0" t="0" r="19050" b="25400"/>
                 <wp:wrapNone/>
-                <wp:docPr id="923798427" name="Düz Bağlayıcı 12"/>
+                <wp:docPr id="1899424560" name="Düz Bağlayıcı 11"/>
                 <wp:cNvGraphicFramePr/>
                 <a:graphic xmlns:a="http://schemas.openxmlformats.org/drawingml/2006/main">
                   <a:graphicData uri="http://schemas.microsoft.com/office/word/2010/wordprocessingShape">
@@ -6978,12 +6784,12 @@
                       <wps:spPr>
                         <a:xfrm flipV="1">
                           <a:off x="0" y="0"/>
-                          <a:ext cx="2476500" cy="1828800"/>
+                          <a:ext cx="1905000" cy="1270000"/>
                         </a:xfrm>
                         <a:prstGeom prst="line">
                           <a:avLst/>
                         </a:prstGeom>
-                        <a:ln w="15875">
+                        <a:ln w="19050">
                           <a:solidFill>
                             <a:srgbClr val="5A5A5A"/>
                           </a:solidFill>
@@ -7012,7 +6818,7 @@
           </mc:Choice>
           <mc:Fallback>
             <w:pict>
-              <v:line w14:anchorId="3A78DDFB" id="Düz Bağlayıcı 12" o:spid="_x0000_s1026" style="position:absolute;flip:y;z-index:251670528;visibility:visible;mso-wrap-style:square;mso-wrap-distance-left:9pt;mso-wrap-distance-top:0;mso-wrap-distance-right:9pt;mso-wrap-distance-bottom:0;mso-position-horizontal:absolute;mso-position-horizontal-relative:text;mso-position-vertical:absolute;mso-position-vertical-relative:text" from="627pt,306pt" to="822pt,450pt" o:gfxdata="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" strokecolor="#5a5a5a" strokeweight="1.25pt">
+              <v:line w14:anchorId="0ED16F75" id="Düz Bağlayıcı 11" o:spid="_x0000_s1026" style="position:absolute;flip:y;z-index:251669504;visibility:visible;mso-wrap-style:square;mso-wrap-distance-left:9pt;mso-wrap-distance-top:0;mso-wrap-distance-right:9pt;mso-wrap-distance-bottom:0;mso-position-horizontal:absolute;mso-position-horizontal-relative:text;mso-position-vertical:absolute;mso-position-vertical-relative:text" from="532pt,502pt" to="682pt,602pt" o:gfxdata="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" strokecolor="#5a5a5a" strokeweight="1.5pt">
                 <v:stroke joinstyle="miter"/>
               </v:line>
             </w:pict>
@@ -7026,18 +6832,18 @@
         <mc:AlternateContent>
           <mc:Choice Requires="wps">
             <w:drawing>
-              <wp:anchor distT="0" distB="0" distL="114300" distR="114300" simplePos="0" relativeHeight="251669504" behindDoc="0" locked="0" layoutInCell="1" allowOverlap="1" wp14:anchorId="748EFE8D" wp14:editId="0C154A83">
+              <wp:anchor distT="0" distB="0" distL="114300" distR="114300" simplePos="0" relativeHeight="251668480" behindDoc="0" locked="0" layoutInCell="1" allowOverlap="1" wp14:anchorId="0C4CC9C2" wp14:editId="432A332E">
                 <wp:simplePos x="0" y="0"/>
                 <wp:positionH relativeFrom="column">
-                  <wp:posOffset>6184900</wp:posOffset>
+                  <wp:posOffset>5232400</wp:posOffset>
                 </wp:positionH>
                 <wp:positionV relativeFrom="paragraph">
-                  <wp:posOffset>5715000</wp:posOffset>
+                  <wp:posOffset>4597400</wp:posOffset>
                 </wp:positionV>
-                <wp:extent cx="1778000" cy="1219200"/>
-                <wp:effectExtent l="0" t="0" r="31750" b="19050"/>
+                <wp:extent cx="5588000" cy="1016000"/>
+                <wp:effectExtent l="0" t="0" r="31750" b="31750"/>
                 <wp:wrapNone/>
-                <wp:docPr id="566346851" name="Düz Bağlayıcı 11"/>
+                <wp:docPr id="1836598668" name="Düz Bağlayıcı 10"/>
                 <wp:cNvGraphicFramePr/>
                 <a:graphic xmlns:a="http://schemas.openxmlformats.org/drawingml/2006/main">
                   <a:graphicData uri="http://schemas.microsoft.com/office/word/2010/wordprocessingShape">
@@ -7046,12 +6852,12 @@
                       <wps:spPr>
                         <a:xfrm flipV="1">
                           <a:off x="0" y="0"/>
-                          <a:ext cx="1778000" cy="1219200"/>
+                          <a:ext cx="5588000" cy="1016000"/>
                         </a:xfrm>
                         <a:prstGeom prst="line">
                           <a:avLst/>
                         </a:prstGeom>
-                        <a:ln w="15875">
+                        <a:ln w="19050">
                           <a:solidFill>
                             <a:srgbClr val="5A5A5A"/>
                           </a:solidFill>
@@ -7080,7 +6886,7 @@
           </mc:Choice>
           <mc:Fallback>
             <w:pict>
-              <v:line w14:anchorId="45020557" id="Düz Bağlayıcı 11" o:spid="_x0000_s1026" style="position:absolute;flip:y;z-index:251669504;visibility:visible;mso-wrap-style:square;mso-wrap-distance-left:9pt;mso-wrap-distance-top:0;mso-wrap-distance-right:9pt;mso-wrap-distance-bottom:0;mso-position-horizontal:absolute;mso-position-horizontal-relative:text;mso-position-vertical:absolute;mso-position-vertical-relative:text" from="487pt,450pt" to="627pt,546pt" o:gfxdata="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" strokecolor="#5a5a5a" strokeweight="1.25pt">
+              <v:line w14:anchorId="765CB0F1" id="Düz Bağlayıcı 10" o:spid="_x0000_s1026" style="position:absolute;flip:y;z-index:251668480;visibility:visible;mso-wrap-style:square;mso-wrap-distance-left:9pt;mso-wrap-distance-top:0;mso-wrap-distance-right:9pt;mso-wrap-distance-bottom:0;mso-position-horizontal:absolute;mso-position-horizontal-relative:text;mso-position-vertical:absolute;mso-position-vertical-relative:text" from="412pt,362pt" to="852pt,442pt" o:gfxdata="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" strokecolor="#5a5a5a" strokeweight="1.5pt">
                 <v:stroke joinstyle="miter"/>
               </v:line>
             </w:pict>
@@ -7094,32 +6900,32 @@
         <mc:AlternateContent>
           <mc:Choice Requires="wps">
             <w:drawing>
-              <wp:anchor distT="0" distB="0" distL="114300" distR="114300" simplePos="0" relativeHeight="251668480" behindDoc="0" locked="0" layoutInCell="1" allowOverlap="1" wp14:anchorId="1D5A1A50" wp14:editId="2B2AF047">
+              <wp:anchor distT="0" distB="0" distL="114300" distR="114300" simplePos="0" relativeHeight="251667456" behindDoc="0" locked="0" layoutInCell="1" allowOverlap="1" wp14:anchorId="22A15496" wp14:editId="0F71C4E5">
                 <wp:simplePos x="0" y="0"/>
                 <wp:positionH relativeFrom="column">
-                  <wp:posOffset>4406900</wp:posOffset>
+                  <wp:posOffset>2692400</wp:posOffset>
                 </wp:positionH>
                 <wp:positionV relativeFrom="paragraph">
-                  <wp:posOffset>3886200</wp:posOffset>
+                  <wp:posOffset>4597400</wp:posOffset>
                 </wp:positionV>
-                <wp:extent cx="6032500" cy="1320800"/>
-                <wp:effectExtent l="0" t="0" r="25400" b="31750"/>
+                <wp:extent cx="2540000" cy="1016000"/>
+                <wp:effectExtent l="0" t="0" r="31750" b="31750"/>
                 <wp:wrapNone/>
-                <wp:docPr id="706772912" name="Düz Bağlayıcı 10"/>
+                <wp:docPr id="2138542328" name="Düz Bağlayıcı 9"/>
                 <wp:cNvGraphicFramePr/>
                 <a:graphic xmlns:a="http://schemas.openxmlformats.org/drawingml/2006/main">
                   <a:graphicData uri="http://schemas.microsoft.com/office/word/2010/wordprocessingShape">
                     <wps:wsp>
                       <wps:cNvCnPr/>
                       <wps:spPr>
-                        <a:xfrm flipV="1">
+                        <a:xfrm>
                           <a:off x="0" y="0"/>
-                          <a:ext cx="6032500" cy="1320800"/>
+                          <a:ext cx="2540000" cy="1016000"/>
                         </a:xfrm>
                         <a:prstGeom prst="line">
                           <a:avLst/>
                         </a:prstGeom>
-                        <a:ln w="15875">
+                        <a:ln w="19050">
                           <a:solidFill>
                             <a:srgbClr val="5A5A5A"/>
                           </a:solidFill>
@@ -7148,7 +6954,7 @@
           </mc:Choice>
           <mc:Fallback>
             <w:pict>
-              <v:line w14:anchorId="6F890737" id="Düz Bağlayıcı 10" o:spid="_x0000_s1026" style="position:absolute;flip:y;z-index:251668480;visibility:visible;mso-wrap-style:square;mso-wrap-distance-left:9pt;mso-wrap-distance-top:0;mso-wrap-distance-right:9pt;mso-wrap-distance-bottom:0;mso-position-horizontal:absolute;mso-position-horizontal-relative:text;mso-position-vertical:absolute;mso-position-vertical-relative:text" from="347pt,306pt" to="822pt,410pt" o:gfxdata="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" strokecolor="#5a5a5a" strokeweight="1.25pt">
+              <v:line w14:anchorId="40198867" id="Düz Bağlayıcı 9" o:spid="_x0000_s1026" style="position:absolute;z-index:251667456;visibility:visible;mso-wrap-style:square;mso-wrap-distance-left:9pt;mso-wrap-distance-top:0;mso-wrap-distance-right:9pt;mso-wrap-distance-bottom:0;mso-position-horizontal:absolute;mso-position-horizontal-relative:text;mso-position-vertical:absolute;mso-position-vertical-relative:text" from="212pt,362pt" to="412pt,442pt" o:gfxdata="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" strokecolor="#5a5a5a" strokeweight="1.5pt">
                 <v:stroke joinstyle="miter"/>
               </v:line>
             </w:pict>
@@ -7162,18 +6968,18 @@
         <mc:AlternateContent>
           <mc:Choice Requires="wps">
             <w:drawing>
-              <wp:anchor distT="0" distB="0" distL="114300" distR="114300" simplePos="0" relativeHeight="251667456" behindDoc="0" locked="0" layoutInCell="1" allowOverlap="1" wp14:anchorId="3D1B91BF" wp14:editId="0D7DAB29">
+              <wp:anchor distT="0" distB="0" distL="114300" distR="114300" simplePos="0" relativeHeight="251666432" behindDoc="0" locked="0" layoutInCell="1" allowOverlap="1" wp14:anchorId="692C8906" wp14:editId="78098055">
                 <wp:simplePos x="0" y="0"/>
                 <wp:positionH relativeFrom="column">
-                  <wp:posOffset>1930400</wp:posOffset>
+                  <wp:posOffset>6756400</wp:posOffset>
                 </wp:positionH>
                 <wp:positionV relativeFrom="paragraph">
-                  <wp:posOffset>3886200</wp:posOffset>
+                  <wp:posOffset>4597400</wp:posOffset>
                 </wp:positionV>
-                <wp:extent cx="2476500" cy="1320800"/>
-                <wp:effectExtent l="0" t="0" r="19050" b="31750"/>
+                <wp:extent cx="4064000" cy="0"/>
+                <wp:effectExtent l="0" t="0" r="0" b="0"/>
                 <wp:wrapNone/>
-                <wp:docPr id="329025410" name="Düz Bağlayıcı 9"/>
+                <wp:docPr id="76332614" name="Düz Bağlayıcı 8"/>
                 <wp:cNvGraphicFramePr/>
                 <a:graphic xmlns:a="http://schemas.openxmlformats.org/drawingml/2006/main">
                   <a:graphicData uri="http://schemas.microsoft.com/office/word/2010/wordprocessingShape">
@@ -7182,12 +6988,12 @@
                       <wps:spPr>
                         <a:xfrm>
                           <a:off x="0" y="0"/>
-                          <a:ext cx="2476500" cy="1320800"/>
+                          <a:ext cx="4064000" cy="0"/>
                         </a:xfrm>
                         <a:prstGeom prst="line">
                           <a:avLst/>
                         </a:prstGeom>
-                        <a:ln w="15875">
+                        <a:ln w="19050">
                           <a:solidFill>
                             <a:srgbClr val="5A5A5A"/>
                           </a:solidFill>
@@ -7216,7 +7022,7 @@
           </mc:Choice>
           <mc:Fallback>
             <w:pict>
-              <v:line w14:anchorId="457F569C" id="Düz Bağlayıcı 9" o:spid="_x0000_s1026" style="position:absolute;z-index:251667456;visibility:visible;mso-wrap-style:square;mso-wrap-distance-left:9pt;mso-wrap-distance-top:0;mso-wrap-distance-right:9pt;mso-wrap-distance-bottom:0;mso-position-horizontal:absolute;mso-position-horizontal-relative:text;mso-position-vertical:absolute;mso-position-vertical-relative:text" from="152pt,306pt" to="347pt,410pt" o:gfxdata="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" strokecolor="#5a5a5a" strokeweight="1.25pt">
+              <v:line w14:anchorId="05E6F84D" id="Düz Bağlayıcı 8" o:spid="_x0000_s1026" style="position:absolute;z-index:251666432;visibility:visible;mso-wrap-style:square;mso-wrap-distance-left:9pt;mso-wrap-distance-top:0;mso-wrap-distance-right:9pt;mso-wrap-distance-bottom:0;mso-position-horizontal:absolute;mso-position-horizontal-relative:text;mso-position-vertical:absolute;mso-position-vertical-relative:text" from="532pt,362pt" to="852pt,362pt" o:gfxdata="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" strokecolor="#5a5a5a" strokeweight="1.5pt">
                 <v:stroke joinstyle="miter"/>
               </v:line>
             </w:pict>
@@ -7230,18 +7036,18 @@
         <mc:AlternateContent>
           <mc:Choice Requires="wps">
             <w:drawing>
-              <wp:anchor distT="0" distB="0" distL="114300" distR="114300" simplePos="0" relativeHeight="251666432" behindDoc="0" locked="0" layoutInCell="1" allowOverlap="1" wp14:anchorId="4E33BE39" wp14:editId="656CDD86">
+              <wp:anchor distT="0" distB="0" distL="114300" distR="114300" simplePos="0" relativeHeight="251665408" behindDoc="0" locked="0" layoutInCell="1" allowOverlap="1" wp14:anchorId="60447D68" wp14:editId="619B8B9A">
                 <wp:simplePos x="0" y="0"/>
                 <wp:positionH relativeFrom="column">
-                  <wp:posOffset>5803900</wp:posOffset>
+                  <wp:posOffset>2692400</wp:posOffset>
                 </wp:positionH>
                 <wp:positionV relativeFrom="paragraph">
-                  <wp:posOffset>3886200</wp:posOffset>
+                  <wp:posOffset>4597400</wp:posOffset>
                 </wp:positionV>
-                <wp:extent cx="4635500" cy="0"/>
+                <wp:extent cx="4064000" cy="0"/>
                 <wp:effectExtent l="0" t="0" r="0" b="0"/>
                 <wp:wrapNone/>
-                <wp:docPr id="194891919" name="Düz Bağlayıcı 8"/>
+                <wp:docPr id="1071029420" name="Düz Bağlayıcı 7"/>
                 <wp:cNvGraphicFramePr/>
                 <a:graphic xmlns:a="http://schemas.openxmlformats.org/drawingml/2006/main">
                   <a:graphicData uri="http://schemas.microsoft.com/office/word/2010/wordprocessingShape">
@@ -7250,12 +7056,12 @@
                       <wps:spPr>
                         <a:xfrm>
                           <a:off x="0" y="0"/>
-                          <a:ext cx="4635500" cy="0"/>
+                          <a:ext cx="4064000" cy="0"/>
                         </a:xfrm>
                         <a:prstGeom prst="line">
                           <a:avLst/>
                         </a:prstGeom>
-                        <a:ln w="15875">
+                        <a:ln w="19050">
                           <a:solidFill>
                             <a:srgbClr val="5A5A5A"/>
                           </a:solidFill>
@@ -7284,7 +7090,7 @@
           </mc:Choice>
           <mc:Fallback>
             <w:pict>
-              <v:line w14:anchorId="48AC81B3" id="Düz Bağlayıcı 8" o:spid="_x0000_s1026" style="position:absolute;z-index:251666432;visibility:visible;mso-wrap-style:square;mso-wrap-distance-left:9pt;mso-wrap-distance-top:0;mso-wrap-distance-right:9pt;mso-wrap-distance-bottom:0;mso-position-horizontal:absolute;mso-position-horizontal-relative:text;mso-position-vertical:absolute;mso-position-vertical-relative:text" from="457pt,306pt" to="822pt,306pt" o:gfxdata="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" strokecolor="#5a5a5a" strokeweight="1.25pt">
+              <v:line w14:anchorId="3B04C6AF" id="Düz Bağlayıcı 7" o:spid="_x0000_s1026" style="position:absolute;z-index:251665408;visibility:visible;mso-wrap-style:square;mso-wrap-distance-left:9pt;mso-wrap-distance-top:0;mso-wrap-distance-right:9pt;mso-wrap-distance-bottom:0;mso-position-horizontal:absolute;mso-position-horizontal-relative:text;mso-position-vertical:absolute;mso-position-vertical-relative:text" from="212pt,362pt" to="532pt,362pt" o:gfxdata="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" strokecolor="#5a5a5a" strokeweight="1.5pt">
                 <v:stroke joinstyle="miter"/>
               </v:line>
             </w:pict>
@@ -7298,18 +7104,18 @@
         <mc:AlternateContent>
           <mc:Choice Requires="wps">
             <w:drawing>
-              <wp:anchor distT="0" distB="0" distL="114300" distR="114300" simplePos="0" relativeHeight="251665408" behindDoc="0" locked="0" layoutInCell="1" allowOverlap="1" wp14:anchorId="576CF71B" wp14:editId="6F564795">
+              <wp:anchor distT="0" distB="0" distL="114300" distR="114300" simplePos="0" relativeHeight="251664384" behindDoc="0" locked="0" layoutInCell="1" allowOverlap="1" wp14:anchorId="34D732F4" wp14:editId="10EFDCC0">
                 <wp:simplePos x="0" y="0"/>
                 <wp:positionH relativeFrom="column">
-                  <wp:posOffset>1930400</wp:posOffset>
+                  <wp:posOffset>5232400</wp:posOffset>
                 </wp:positionH>
                 <wp:positionV relativeFrom="paragraph">
-                  <wp:posOffset>3886200</wp:posOffset>
+                  <wp:posOffset>3581400</wp:posOffset>
                 </wp:positionV>
-                <wp:extent cx="3873500" cy="0"/>
-                <wp:effectExtent l="0" t="0" r="0" b="0"/>
+                <wp:extent cx="5588000" cy="1016000"/>
+                <wp:effectExtent l="0" t="0" r="31750" b="31750"/>
                 <wp:wrapNone/>
-                <wp:docPr id="427057448" name="Düz Bağlayıcı 7"/>
+                <wp:docPr id="1957355532" name="Düz Bağlayıcı 6"/>
                 <wp:cNvGraphicFramePr/>
                 <a:graphic xmlns:a="http://schemas.openxmlformats.org/drawingml/2006/main">
                   <a:graphicData uri="http://schemas.microsoft.com/office/word/2010/wordprocessingShape">
@@ -7318,12 +7124,12 @@
                       <wps:spPr>
                         <a:xfrm>
                           <a:off x="0" y="0"/>
-                          <a:ext cx="3873500" cy="0"/>
+                          <a:ext cx="5588000" cy="1016000"/>
                         </a:xfrm>
                         <a:prstGeom prst="line">
                           <a:avLst/>
                         </a:prstGeom>
-                        <a:ln w="15875">
+                        <a:ln w="19050">
                           <a:solidFill>
                             <a:srgbClr val="5A5A5A"/>
                           </a:solidFill>
@@ -7352,7 +7158,7 @@
           </mc:Choice>
           <mc:Fallback>
             <w:pict>
-              <v:line w14:anchorId="760E45D2" id="Düz Bağlayıcı 7" o:spid="_x0000_s1026" style="position:absolute;z-index:251665408;visibility:visible;mso-wrap-style:square;mso-wrap-distance-left:9pt;mso-wrap-distance-top:0;mso-wrap-distance-right:9pt;mso-wrap-distance-bottom:0;mso-position-horizontal:absolute;mso-position-horizontal-relative:text;mso-position-vertical:absolute;mso-position-vertical-relative:text" from="152pt,306pt" to="457pt,306pt" o:gfxdata="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" strokecolor="#5a5a5a" strokeweight="1.25pt">
+              <v:line w14:anchorId="3C2318F7" id="Düz Bağlayıcı 6" o:spid="_x0000_s1026" style="position:absolute;z-index:251664384;visibility:visible;mso-wrap-style:square;mso-wrap-distance-left:9pt;mso-wrap-distance-top:0;mso-wrap-distance-right:9pt;mso-wrap-distance-bottom:0;mso-position-horizontal:absolute;mso-position-horizontal-relative:text;mso-position-vertical:absolute;mso-position-vertical-relative:text" from="412pt,282pt" to="852pt,362pt" o:gfxdata="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" strokecolor="#5a5a5a" strokeweight="1.5pt">
                 <v:stroke joinstyle="miter"/>
               </v:line>
             </w:pict>
@@ -7366,32 +7172,32 @@
         <mc:AlternateContent>
           <mc:Choice Requires="wps">
             <w:drawing>
-              <wp:anchor distT="0" distB="0" distL="114300" distR="114300" simplePos="0" relativeHeight="251664384" behindDoc="0" locked="0" layoutInCell="1" allowOverlap="1" wp14:anchorId="28C65FDC" wp14:editId="53973681">
+              <wp:anchor distT="0" distB="0" distL="114300" distR="114300" simplePos="0" relativeHeight="251663360" behindDoc="0" locked="0" layoutInCell="1" allowOverlap="1" wp14:anchorId="055CF6E2" wp14:editId="24CF3063">
                 <wp:simplePos x="0" y="0"/>
                 <wp:positionH relativeFrom="column">
-                  <wp:posOffset>4406900</wp:posOffset>
+                  <wp:posOffset>2692400</wp:posOffset>
                 </wp:positionH>
                 <wp:positionV relativeFrom="paragraph">
-                  <wp:posOffset>2794000</wp:posOffset>
+                  <wp:posOffset>3581400</wp:posOffset>
                 </wp:positionV>
-                <wp:extent cx="6032500" cy="1092200"/>
-                <wp:effectExtent l="0" t="0" r="25400" b="31750"/>
+                <wp:extent cx="2540000" cy="1016000"/>
+                <wp:effectExtent l="0" t="0" r="31750" b="31750"/>
                 <wp:wrapNone/>
-                <wp:docPr id="1345004623" name="Düz Bağlayıcı 6"/>
+                <wp:docPr id="24171569" name="Düz Bağlayıcı 5"/>
                 <wp:cNvGraphicFramePr/>
                 <a:graphic xmlns:a="http://schemas.openxmlformats.org/drawingml/2006/main">
                   <a:graphicData uri="http://schemas.microsoft.com/office/word/2010/wordprocessingShape">
                     <wps:wsp>
                       <wps:cNvCnPr/>
                       <wps:spPr>
-                        <a:xfrm>
+                        <a:xfrm flipV="1">
                           <a:off x="0" y="0"/>
-                          <a:ext cx="6032500" cy="1092200"/>
+                          <a:ext cx="2540000" cy="1016000"/>
                         </a:xfrm>
                         <a:prstGeom prst="line">
                           <a:avLst/>
                         </a:prstGeom>
-                        <a:ln w="15875">
+                        <a:ln w="19050">
                           <a:solidFill>
                             <a:srgbClr val="5A5A5A"/>
                           </a:solidFill>
@@ -7420,7 +7226,7 @@
           </mc:Choice>
           <mc:Fallback>
             <w:pict>
-              <v:line w14:anchorId="2992EFE5" id="Düz Bağlayıcı 6" o:spid="_x0000_s1026" style="position:absolute;z-index:251664384;visibility:visible;mso-wrap-style:square;mso-wrap-distance-left:9pt;mso-wrap-distance-top:0;mso-wrap-distance-right:9pt;mso-wrap-distance-bottom:0;mso-position-horizontal:absolute;mso-position-horizontal-relative:text;mso-position-vertical:absolute;mso-position-vertical-relative:text" from="347pt,220pt" to="822pt,306pt" o:gfxdata="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" strokecolor="#5a5a5a" strokeweight="1.25pt">
+              <v:line w14:anchorId="6B125300" id="Düz Bağlayıcı 5" o:spid="_x0000_s1026" style="position:absolute;flip:y;z-index:251663360;visibility:visible;mso-wrap-style:square;mso-wrap-distance-left:9pt;mso-wrap-distance-top:0;mso-wrap-distance-right:9pt;mso-wrap-distance-bottom:0;mso-position-horizontal:absolute;mso-position-horizontal-relative:text;mso-position-vertical:absolute;mso-position-vertical-relative:text" from="212pt,282pt" to="412pt,362pt" o:gfxdata="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" strokecolor="#5a5a5a" strokeweight="1.5pt">
                 <v:stroke joinstyle="miter"/>
               </v:line>
             </w:pict>
@@ -7434,18 +7240,18 @@
         <mc:AlternateContent>
           <mc:Choice Requires="wps">
             <w:drawing>
-              <wp:anchor distT="0" distB="0" distL="114300" distR="114300" simplePos="0" relativeHeight="251663360" behindDoc="0" locked="0" layoutInCell="1" allowOverlap="1" wp14:anchorId="7ED8552D" wp14:editId="44BB5628">
+              <wp:anchor distT="0" distB="0" distL="114300" distR="114300" simplePos="0" relativeHeight="251662336" behindDoc="0" locked="0" layoutInCell="1" allowOverlap="1" wp14:anchorId="4BFED147" wp14:editId="76F8E740">
                 <wp:simplePos x="0" y="0"/>
                 <wp:positionH relativeFrom="column">
-                  <wp:posOffset>1930400</wp:posOffset>
+                  <wp:posOffset>10820400</wp:posOffset>
                 </wp:positionH>
                 <wp:positionV relativeFrom="paragraph">
-                  <wp:posOffset>2794000</wp:posOffset>
+                  <wp:posOffset>1422400</wp:posOffset>
                 </wp:positionV>
-                <wp:extent cx="2476500" cy="1092200"/>
-                <wp:effectExtent l="0" t="0" r="19050" b="31750"/>
+                <wp:extent cx="0" cy="1524000"/>
+                <wp:effectExtent l="0" t="0" r="38100" b="19050"/>
                 <wp:wrapNone/>
-                <wp:docPr id="1708607432" name="Düz Bağlayıcı 5"/>
+                <wp:docPr id="1119620461" name="Düz Bağlayıcı 4"/>
                 <wp:cNvGraphicFramePr/>
                 <a:graphic xmlns:a="http://schemas.openxmlformats.org/drawingml/2006/main">
                   <a:graphicData uri="http://schemas.microsoft.com/office/word/2010/wordprocessingShape">
@@ -7454,12 +7260,12 @@
                       <wps:spPr>
                         <a:xfrm flipV="1">
                           <a:off x="0" y="0"/>
-                          <a:ext cx="2476500" cy="1092200"/>
+                          <a:ext cx="0" cy="1524000"/>
                         </a:xfrm>
                         <a:prstGeom prst="line">
                           <a:avLst/>
                         </a:prstGeom>
-                        <a:ln w="15875">
+                        <a:ln w="19050">
                           <a:solidFill>
                             <a:srgbClr val="5A5A5A"/>
                           </a:solidFill>
@@ -7488,7 +7294,7 @@
           </mc:Choice>
           <mc:Fallback>
             <w:pict>
-              <v:line w14:anchorId="17856007" id="Düz Bağlayıcı 5" o:spid="_x0000_s1026" style="position:absolute;flip:y;z-index:251663360;visibility:visible;mso-wrap-style:square;mso-wrap-distance-left:9pt;mso-wrap-distance-top:0;mso-wrap-distance-right:9pt;mso-wrap-distance-bottom:0;mso-position-horizontal:absolute;mso-position-horizontal-relative:text;mso-position-vertical:absolute;mso-position-vertical-relative:text" from="152pt,220pt" to="347pt,306pt" o:gfxdata="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" strokecolor="#5a5a5a" strokeweight="1.25pt">
+              <v:line w14:anchorId="072F3BD8" id="Düz Bağlayıcı 4" o:spid="_x0000_s1026" style="position:absolute;flip:y;z-index:251662336;visibility:visible;mso-wrap-style:square;mso-wrap-distance-left:9pt;mso-wrap-distance-top:0;mso-wrap-distance-right:9pt;mso-wrap-distance-bottom:0;mso-position-horizontal:absolute;mso-position-horizontal-relative:text;mso-position-vertical:absolute;mso-position-vertical-relative:text" from="852pt,112pt" to="852pt,232pt" o:gfxdata="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" strokecolor="#5a5a5a" strokeweight="1.5pt">
                 <v:stroke joinstyle="miter"/>
               </v:line>
             </w:pict>
@@ -7502,18 +7308,18 @@
         <mc:AlternateContent>
           <mc:Choice Requires="wps">
             <w:drawing>
-              <wp:anchor distT="0" distB="0" distL="114300" distR="114300" simplePos="0" relativeHeight="251662336" behindDoc="0" locked="0" layoutInCell="1" allowOverlap="1" wp14:anchorId="76867C78" wp14:editId="114F95CE">
+              <wp:anchor distT="0" distB="0" distL="114300" distR="114300" simplePos="0" relativeHeight="251661312" behindDoc="0" locked="0" layoutInCell="1" allowOverlap="1" wp14:anchorId="626AD2AA" wp14:editId="34FE9219">
                 <wp:simplePos x="0" y="0"/>
                 <wp:positionH relativeFrom="column">
-                  <wp:posOffset>10439400</wp:posOffset>
+                  <wp:posOffset>10820400</wp:posOffset>
                 </wp:positionH>
                 <wp:positionV relativeFrom="paragraph">
-                  <wp:posOffset>965200</wp:posOffset>
+                  <wp:posOffset>2946400</wp:posOffset>
                 </wp:positionV>
-                <wp:extent cx="0" cy="1447800"/>
-                <wp:effectExtent l="0" t="0" r="38100" b="19050"/>
+                <wp:extent cx="0" cy="1651000"/>
+                <wp:effectExtent l="0" t="0" r="38100" b="25400"/>
                 <wp:wrapNone/>
-                <wp:docPr id="795246923" name="Düz Bağlayıcı 4"/>
+                <wp:docPr id="1007845080" name="Düz Bağlayıcı 3"/>
                 <wp:cNvGraphicFramePr/>
                 <a:graphic xmlns:a="http://schemas.openxmlformats.org/drawingml/2006/main">
                   <a:graphicData uri="http://schemas.microsoft.com/office/word/2010/wordprocessingShape">
@@ -7522,12 +7328,12 @@
                       <wps:spPr>
                         <a:xfrm flipV="1">
                           <a:off x="0" y="0"/>
-                          <a:ext cx="0" cy="1447800"/>
+                          <a:ext cx="0" cy="1651000"/>
                         </a:xfrm>
                         <a:prstGeom prst="line">
                           <a:avLst/>
                         </a:prstGeom>
-                        <a:ln w="15875">
+                        <a:ln w="19050">
                           <a:solidFill>
                             <a:srgbClr val="5A5A5A"/>
                           </a:solidFill>
@@ -7556,7 +7362,7 @@
           </mc:Choice>
           <mc:Fallback>
             <w:pict>
-              <v:line w14:anchorId="07864065" id="Düz Bağlayıcı 4" o:spid="_x0000_s1026" style="position:absolute;flip:y;z-index:251662336;visibility:visible;mso-wrap-style:square;mso-wrap-distance-left:9pt;mso-wrap-distance-top:0;mso-wrap-distance-right:9pt;mso-wrap-distance-bottom:0;mso-position-horizontal:absolute;mso-position-horizontal-relative:text;mso-position-vertical:absolute;mso-position-vertical-relative:text" from="822pt,76pt" to="822pt,190pt" o:gfxdata="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" strokecolor="#5a5a5a" strokeweight="1.25pt">
+              <v:line w14:anchorId="28DF672C" id="Düz Bağlayıcı 3" o:spid="_x0000_s1026" style="position:absolute;flip:y;z-index:251661312;visibility:visible;mso-wrap-style:square;mso-wrap-distance-left:9pt;mso-wrap-distance-top:0;mso-wrap-distance-right:9pt;mso-wrap-distance-bottom:0;mso-position-horizontal:absolute;mso-position-horizontal-relative:text;mso-position-vertical:absolute;mso-position-vertical-relative:text" from="852pt,232pt" to="852pt,362pt" o:gfxdata="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" strokecolor="#5a5a5a" strokeweight="1.5pt">
                 <v:stroke joinstyle="miter"/>
               </v:line>
             </w:pict>
@@ -7570,18 +7376,18 @@
         <mc:AlternateContent>
           <mc:Choice Requires="wps">
             <w:drawing>
-              <wp:anchor distT="0" distB="0" distL="114300" distR="114300" simplePos="0" relativeHeight="251661312" behindDoc="0" locked="0" layoutInCell="1" allowOverlap="1" wp14:anchorId="620A2030" wp14:editId="756CBD84">
+              <wp:anchor distT="0" distB="0" distL="114300" distR="114300" simplePos="0" relativeHeight="251660288" behindDoc="0" locked="0" layoutInCell="1" allowOverlap="1" wp14:anchorId="39FC8B6B" wp14:editId="6FC7A881">
                 <wp:simplePos x="0" y="0"/>
                 <wp:positionH relativeFrom="column">
-                  <wp:posOffset>10439400</wp:posOffset>
+                  <wp:posOffset>2692400</wp:posOffset>
                 </wp:positionH>
                 <wp:positionV relativeFrom="paragraph">
-                  <wp:posOffset>2413000</wp:posOffset>
+                  <wp:posOffset>1422400</wp:posOffset>
                 </wp:positionV>
-                <wp:extent cx="0" cy="1473200"/>
-                <wp:effectExtent l="0" t="0" r="38100" b="12700"/>
+                <wp:extent cx="0" cy="1524000"/>
+                <wp:effectExtent l="0" t="0" r="38100" b="19050"/>
                 <wp:wrapNone/>
-                <wp:docPr id="1044098328" name="Düz Bağlayıcı 3"/>
+                <wp:docPr id="816845377" name="Düz Bağlayıcı 2"/>
                 <wp:cNvGraphicFramePr/>
                 <a:graphic xmlns:a="http://schemas.openxmlformats.org/drawingml/2006/main">
                   <a:graphicData uri="http://schemas.microsoft.com/office/word/2010/wordprocessingShape">
@@ -7590,12 +7396,12 @@
                       <wps:spPr>
                         <a:xfrm flipV="1">
                           <a:off x="0" y="0"/>
-                          <a:ext cx="0" cy="1473200"/>
+                          <a:ext cx="0" cy="1524000"/>
                         </a:xfrm>
                         <a:prstGeom prst="line">
                           <a:avLst/>
                         </a:prstGeom>
-                        <a:ln w="15875">
+                        <a:ln w="19050">
                           <a:solidFill>
                             <a:srgbClr val="5A5A5A"/>
                           </a:solidFill>
@@ -7624,7 +7430,7 @@
           </mc:Choice>
           <mc:Fallback>
             <w:pict>
-              <v:line w14:anchorId="0891528B" id="Düz Bağlayıcı 3" o:spid="_x0000_s1026" style="position:absolute;flip:y;z-index:251661312;visibility:visible;mso-wrap-style:square;mso-wrap-distance-left:9pt;mso-wrap-distance-top:0;mso-wrap-distance-right:9pt;mso-wrap-distance-bottom:0;mso-position-horizontal:absolute;mso-position-horizontal-relative:text;mso-position-vertical:absolute;mso-position-vertical-relative:text" from="822pt,190pt" to="822pt,306pt" o:gfxdata="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" strokecolor="#5a5a5a" strokeweight="1.25pt">
+              <v:line w14:anchorId="328E4EEE" id="Düz Bağlayıcı 2" o:spid="_x0000_s1026" style="position:absolute;flip:y;z-index:251660288;visibility:visible;mso-wrap-style:square;mso-wrap-distance-left:9pt;mso-wrap-distance-top:0;mso-wrap-distance-right:9pt;mso-wrap-distance-bottom:0;mso-position-horizontal:absolute;mso-position-horizontal-relative:text;mso-position-vertical:absolute;mso-position-vertical-relative:text" from="212pt,112pt" to="212pt,232pt" o:gfxdata="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" strokecolor="#5a5a5a" strokeweight="1.5pt">
                 <v:stroke joinstyle="miter"/>
               </v:line>
             </w:pict>
@@ -7638,18 +7444,18 @@
         <mc:AlternateContent>
           <mc:Choice Requires="wps">
             <w:drawing>
-              <wp:anchor distT="0" distB="0" distL="114300" distR="114300" simplePos="0" relativeHeight="251660288" behindDoc="0" locked="0" layoutInCell="1" allowOverlap="1" wp14:anchorId="516C618C" wp14:editId="2847D3C4">
+              <wp:anchor distT="0" distB="0" distL="114300" distR="114300" simplePos="0" relativeHeight="251659264" behindDoc="0" locked="0" layoutInCell="1" allowOverlap="1" wp14:anchorId="735E534A" wp14:editId="3214ED10">
                 <wp:simplePos x="0" y="0"/>
                 <wp:positionH relativeFrom="column">
-                  <wp:posOffset>1930400</wp:posOffset>
+                  <wp:posOffset>2692400</wp:posOffset>
                 </wp:positionH>
                 <wp:positionV relativeFrom="paragraph">
-                  <wp:posOffset>965200</wp:posOffset>
+                  <wp:posOffset>2946400</wp:posOffset>
                 </wp:positionV>
-                <wp:extent cx="0" cy="1447800"/>
-                <wp:effectExtent l="0" t="0" r="38100" b="19050"/>
+                <wp:extent cx="0" cy="1651000"/>
+                <wp:effectExtent l="0" t="0" r="38100" b="25400"/>
                 <wp:wrapNone/>
-                <wp:docPr id="1663957283" name="Düz Bağlayıcı 2"/>
+                <wp:docPr id="292703243" name="Düz Bağlayıcı 1"/>
                 <wp:cNvGraphicFramePr/>
                 <a:graphic xmlns:a="http://schemas.openxmlformats.org/drawingml/2006/main">
                   <a:graphicData uri="http://schemas.microsoft.com/office/word/2010/wordprocessingShape">
@@ -7658,12 +7464,12 @@
                       <wps:spPr>
                         <a:xfrm flipV="1">
                           <a:off x="0" y="0"/>
-                          <a:ext cx="0" cy="1447800"/>
+                          <a:ext cx="0" cy="1651000"/>
                         </a:xfrm>
                         <a:prstGeom prst="line">
                           <a:avLst/>
                         </a:prstGeom>
-                        <a:ln w="15875">
+                        <a:ln w="19050">
                           <a:solidFill>
                             <a:srgbClr val="5A5A5A"/>
                           </a:solidFill>
@@ -7692,75 +7498,7 @@
           </mc:Choice>
           <mc:Fallback>
             <w:pict>
-              <v:line w14:anchorId="46E636BC" id="Düz Bağlayıcı 2" o:spid="_x0000_s1026" style="position:absolute;flip:y;z-index:251660288;visibility:visible;mso-wrap-style:square;mso-wrap-distance-left:9pt;mso-wrap-distance-top:0;mso-wrap-distance-right:9pt;mso-wrap-distance-bottom:0;mso-position-horizontal:absolute;mso-position-horizontal-relative:text;mso-position-vertical:absolute;mso-position-vertical-relative:text" from="152pt,76pt" to="152pt,190pt" o:gfxdata="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" strokecolor="#5a5a5a" strokeweight="1.25pt">
-                <v:stroke joinstyle="miter"/>
-              </v:line>
-            </w:pict>
-          </mc:Fallback>
-        </mc:AlternateContent>
-      </w:r>
-      <w:r>
-        <w:rPr>
-          <w:noProof/>
-        </w:rPr>
-        <mc:AlternateContent>
-          <mc:Choice Requires="wps">
-            <w:drawing>
-              <wp:anchor distT="0" distB="0" distL="114300" distR="114300" simplePos="0" relativeHeight="251659264" behindDoc="0" locked="0" layoutInCell="1" allowOverlap="1" wp14:anchorId="56A1110B" wp14:editId="752775FD">
-                <wp:simplePos x="0" y="0"/>
-                <wp:positionH relativeFrom="column">
-                  <wp:posOffset>1930400</wp:posOffset>
-                </wp:positionH>
-                <wp:positionV relativeFrom="paragraph">
-                  <wp:posOffset>2413000</wp:posOffset>
-                </wp:positionV>
-                <wp:extent cx="0" cy="1473200"/>
-                <wp:effectExtent l="0" t="0" r="38100" b="12700"/>
-                <wp:wrapNone/>
-                <wp:docPr id="50985466" name="Düz Bağlayıcı 1"/>
-                <wp:cNvGraphicFramePr/>
-                <a:graphic xmlns:a="http://schemas.openxmlformats.org/drawingml/2006/main">
-                  <a:graphicData uri="http://schemas.microsoft.com/office/word/2010/wordprocessingShape">
-                    <wps:wsp>
-                      <wps:cNvCnPr/>
-                      <wps:spPr>
-                        <a:xfrm flipV="1">
-                          <a:off x="0" y="0"/>
-                          <a:ext cx="0" cy="1473200"/>
-                        </a:xfrm>
-                        <a:prstGeom prst="line">
-                          <a:avLst/>
-                        </a:prstGeom>
-                        <a:ln w="15875">
-                          <a:solidFill>
-                            <a:srgbClr val="5A5A5A"/>
-                          </a:solidFill>
-                        </a:ln>
-                      </wps:spPr>
-                      <wps:style>
-                        <a:lnRef idx="1">
-                          <a:schemeClr val="accent1"/>
-                        </a:lnRef>
-                        <a:fillRef idx="0">
-                          <a:schemeClr val="accent1"/>
-                        </a:fillRef>
-                        <a:effectRef idx="0">
-                          <a:schemeClr val="accent1"/>
-                        </a:effectRef>
-                        <a:fontRef idx="minor">
-                          <a:schemeClr val="tx1"/>
-                        </a:fontRef>
-                      </wps:style>
-                      <wps:bodyPr/>
-                    </wps:wsp>
-                  </a:graphicData>
-                </a:graphic>
-              </wp:anchor>
-            </w:drawing>
-          </mc:Choice>
-          <mc:Fallback>
-            <w:pict>
-              <v:line w14:anchorId="5130557C" id="Düz Bağlayıcı 1" o:spid="_x0000_s1026" style="position:absolute;flip:y;z-index:251659264;visibility:visible;mso-wrap-style:square;mso-wrap-distance-left:9pt;mso-wrap-distance-top:0;mso-wrap-distance-right:9pt;mso-wrap-distance-bottom:0;mso-position-horizontal:absolute;mso-position-horizontal-relative:text;mso-position-vertical:absolute;mso-position-vertical-relative:text" from="152pt,190pt" to="152pt,306pt" o:gfxdata="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" strokecolor="#5a5a5a" strokeweight="1.25pt">
+              <v:line w14:anchorId="0DEA997A" id="Düz Bağlayıcı 1" o:spid="_x0000_s1026" style="position:absolute;flip:y;z-index:251659264;visibility:visible;mso-wrap-style:square;mso-wrap-distance-left:9pt;mso-wrap-distance-top:0;mso-wrap-distance-right:9pt;mso-wrap-distance-bottom:0;mso-position-horizontal:absolute;mso-position-horizontal-relative:text;mso-position-vertical:absolute;mso-position-vertical-relative:text" from="212pt,232pt" to="212pt,362pt" o:gfxdata="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" strokecolor="#5a5a5a" strokeweight="1.5pt">
                 <v:stroke joinstyle="miter"/>
               </v:line>
             </w:pict>
@@ -7769,7 +7507,7 @@
       </w:r>
     </w:p>
     <w:sectPr>
-      <w:pgSz w:w="20160" w:h="12960" w:orient="landscape"/>
+      <w:pgSz w:w="22000" w:h="15200" w:orient="landscape"/>
       <w:pgMar w:top="360" w:right="360" w:bottom="360" w:left="360" w:header="708" w:footer="708" w:gutter="0"/>
       <w:cols w:space="708"/>
       <w:docGrid w:linePitch="360"/>
@@ -8186,7 +7924,7 @@
     <w:link w:val="Balk1Char"/>
     <w:uiPriority w:val="9"/>
     <w:qFormat/>
-    <w:rsid w:val="00EA4ACA"/>
+    <w:rsid w:val="00BA481C"/>
     <w:pPr>
       <w:keepNext/>
       <w:keepLines/>
@@ -8209,7 +7947,7 @@
     <w:semiHidden/>
     <w:unhideWhenUsed/>
     <w:qFormat/>
-    <w:rsid w:val="00EA4ACA"/>
+    <w:rsid w:val="00BA481C"/>
     <w:pPr>
       <w:keepNext/>
       <w:keepLines/>
@@ -8232,7 +7970,7 @@
     <w:semiHidden/>
     <w:unhideWhenUsed/>
     <w:qFormat/>
-    <w:rsid w:val="00EA4ACA"/>
+    <w:rsid w:val="00BA481C"/>
     <w:pPr>
       <w:keepNext/>
       <w:keepLines/>
@@ -8255,7 +7993,7 @@
     <w:semiHidden/>
     <w:unhideWhenUsed/>
     <w:qFormat/>
-    <w:rsid w:val="00EA4ACA"/>
+    <w:rsid w:val="00BA481C"/>
     <w:pPr>
       <w:keepNext/>
       <w:keepLines/>
@@ -8278,7 +8016,7 @@
     <w:semiHidden/>
     <w:unhideWhenUsed/>
     <w:qFormat/>
-    <w:rsid w:val="00EA4ACA"/>
+    <w:rsid w:val="00BA481C"/>
     <w:pPr>
       <w:keepNext/>
       <w:keepLines/>
@@ -8299,7 +8037,7 @@
     <w:semiHidden/>
     <w:unhideWhenUsed/>
     <w:qFormat/>
-    <w:rsid w:val="00EA4ACA"/>
+    <w:rsid w:val="00BA481C"/>
     <w:pPr>
       <w:keepNext/>
       <w:keepLines/>
@@ -8322,7 +8060,7 @@
     <w:semiHidden/>
     <w:unhideWhenUsed/>
     <w:qFormat/>
-    <w:rsid w:val="00EA4ACA"/>
+    <w:rsid w:val="00BA481C"/>
     <w:pPr>
       <w:keepNext/>
       <w:keepLines/>
@@ -8343,7 +8081,7 @@
     <w:semiHidden/>
     <w:unhideWhenUsed/>
     <w:qFormat/>
-    <w:rsid w:val="00EA4ACA"/>
+    <w:rsid w:val="00BA481C"/>
     <w:pPr>
       <w:keepNext/>
       <w:keepLines/>
@@ -8366,7 +8104,7 @@
     <w:semiHidden/>
     <w:unhideWhenUsed/>
     <w:qFormat/>
-    <w:rsid w:val="00EA4ACA"/>
+    <w:rsid w:val="00BA481C"/>
     <w:pPr>
       <w:keepNext/>
       <w:keepLines/>
@@ -8410,7 +8148,7 @@
     <w:basedOn w:val="VarsaylanParagrafYazTipi"/>
     <w:link w:val="Balk1"/>
     <w:uiPriority w:val="9"/>
-    <w:rsid w:val="00EA4ACA"/>
+    <w:rsid w:val="00BA481C"/>
     <w:rPr>
       <w:rFonts w:asciiTheme="majorHAnsi" w:eastAsiaTheme="majorEastAsia" w:hAnsiTheme="majorHAnsi" w:cstheme="majorBidi"/>
       <w:color w:val="0F4761" w:themeColor="accent1" w:themeShade="BF"/>
@@ -8424,7 +8162,7 @@
     <w:link w:val="Balk2"/>
     <w:uiPriority w:val="9"/>
     <w:semiHidden/>
-    <w:rsid w:val="00EA4ACA"/>
+    <w:rsid w:val="00BA481C"/>
     <w:rPr>
       <w:rFonts w:asciiTheme="majorHAnsi" w:eastAsiaTheme="majorEastAsia" w:hAnsiTheme="majorHAnsi" w:cstheme="majorBidi"/>
       <w:color w:val="0F4761" w:themeColor="accent1" w:themeShade="BF"/>
@@ -8438,7 +8176,7 @@
     <w:link w:val="Balk3"/>
     <w:uiPriority w:val="9"/>
     <w:semiHidden/>
-    <w:rsid w:val="00EA4ACA"/>
+    <w:rsid w:val="00BA481C"/>
     <w:rPr>
       <w:rFonts w:eastAsiaTheme="majorEastAsia" w:cstheme="majorBidi"/>
       <w:color w:val="0F4761" w:themeColor="accent1" w:themeShade="BF"/>
@@ -8452,7 +8190,7 @@
     <w:link w:val="Balk4"/>
     <w:uiPriority w:val="9"/>
     <w:semiHidden/>
-    <w:rsid w:val="00EA4ACA"/>
+    <w:rsid w:val="00BA481C"/>
     <w:rPr>
       <w:rFonts w:eastAsiaTheme="majorEastAsia" w:cstheme="majorBidi"/>
       <w:i/>
@@ -8466,7 +8204,7 @@
     <w:link w:val="Balk5"/>
     <w:uiPriority w:val="9"/>
     <w:semiHidden/>
-    <w:rsid w:val="00EA4ACA"/>
+    <w:rsid w:val="00BA481C"/>
     <w:rPr>
       <w:rFonts w:eastAsiaTheme="majorEastAsia" w:cstheme="majorBidi"/>
       <w:color w:val="0F4761" w:themeColor="accent1" w:themeShade="BF"/>
@@ -8478,7 +8216,7 @@
     <w:link w:val="Balk6"/>
     <w:uiPriority w:val="9"/>
     <w:semiHidden/>
-    <w:rsid w:val="00EA4ACA"/>
+    <w:rsid w:val="00BA481C"/>
     <w:rPr>
       <w:rFonts w:eastAsiaTheme="majorEastAsia" w:cstheme="majorBidi"/>
       <w:i/>
@@ -8492,7 +8230,7 @@
     <w:link w:val="Balk7"/>
     <w:uiPriority w:val="9"/>
     <w:semiHidden/>
-    <w:rsid w:val="00EA4ACA"/>
+    <w:rsid w:val="00BA481C"/>
     <w:rPr>
       <w:rFonts w:eastAsiaTheme="majorEastAsia" w:cstheme="majorBidi"/>
       <w:color w:val="595959" w:themeColor="text1" w:themeTint="A6"/>
@@ -8504,7 +8242,7 @@
     <w:link w:val="Balk8"/>
     <w:uiPriority w:val="9"/>
     <w:semiHidden/>
-    <w:rsid w:val="00EA4ACA"/>
+    <w:rsid w:val="00BA481C"/>
     <w:rPr>
       <w:rFonts w:eastAsiaTheme="majorEastAsia" w:cstheme="majorBidi"/>
       <w:i/>
@@ -8518,7 +8256,7 @@
     <w:link w:val="Balk9"/>
     <w:uiPriority w:val="9"/>
     <w:semiHidden/>
-    <w:rsid w:val="00EA4ACA"/>
+    <w:rsid w:val="00BA481C"/>
     <w:rPr>
       <w:rFonts w:eastAsiaTheme="majorEastAsia" w:cstheme="majorBidi"/>
       <w:color w:val="272727" w:themeColor="text1" w:themeTint="D8"/>
@@ -8531,7 +8269,7 @@
     <w:link w:val="KonuBalChar"/>
     <w:uiPriority w:val="10"/>
     <w:qFormat/>
-    <w:rsid w:val="00EA4ACA"/>
+    <w:rsid w:val="00BA481C"/>
     <w:pPr>
       <w:spacing w:after="80" w:line="240" w:lineRule="auto"/>
       <w:contextualSpacing/>
@@ -8549,7 +8287,7 @@
     <w:basedOn w:val="VarsaylanParagrafYazTipi"/>
     <w:link w:val="KonuBal"/>
     <w:uiPriority w:val="10"/>
-    <w:rsid w:val="00EA4ACA"/>
+    <w:rsid w:val="00BA481C"/>
     <w:rPr>
       <w:rFonts w:asciiTheme="majorHAnsi" w:eastAsiaTheme="majorEastAsia" w:hAnsiTheme="majorHAnsi" w:cstheme="majorBidi"/>
       <w:spacing w:val="-10"/>
@@ -8565,7 +8303,7 @@
     <w:link w:val="AltyazChar"/>
     <w:uiPriority w:val="11"/>
     <w:qFormat/>
-    <w:rsid w:val="00EA4ACA"/>
+    <w:rsid w:val="00BA481C"/>
     <w:pPr>
       <w:numPr>
         <w:ilvl w:val="1"/>
@@ -8584,7 +8322,7 @@
     <w:basedOn w:val="VarsaylanParagrafYazTipi"/>
     <w:link w:val="Altyaz"/>
     <w:uiPriority w:val="11"/>
-    <w:rsid w:val="00EA4ACA"/>
+    <w:rsid w:val="00BA481C"/>
     <w:rPr>
       <w:rFonts w:eastAsiaTheme="majorEastAsia" w:cstheme="majorBidi"/>
       <w:color w:val="595959" w:themeColor="text1" w:themeTint="A6"/>
@@ -8600,7 +8338,7 @@
     <w:link w:val="AlntChar"/>
     <w:uiPriority w:val="29"/>
     <w:qFormat/>
-    <w:rsid w:val="00EA4ACA"/>
+    <w:rsid w:val="00BA481C"/>
     <w:pPr>
       <w:spacing w:before="160"/>
       <w:jc w:val="center"/>
@@ -8616,7 +8354,7 @@
     <w:basedOn w:val="VarsaylanParagrafYazTipi"/>
     <w:link w:val="Alnt"/>
     <w:uiPriority w:val="29"/>
-    <w:rsid w:val="00EA4ACA"/>
+    <w:rsid w:val="00BA481C"/>
     <w:rPr>
       <w:i/>
       <w:iCs/>
@@ -8628,7 +8366,7 @@
     <w:basedOn w:val="Normal"/>
     <w:uiPriority w:val="34"/>
     <w:qFormat/>
-    <w:rsid w:val="00EA4ACA"/>
+    <w:rsid w:val="00BA481C"/>
     <w:pPr>
       <w:ind w:left="720"/>
       <w:contextualSpacing/>
@@ -8639,7 +8377,7 @@
     <w:basedOn w:val="VarsaylanParagrafYazTipi"/>
     <w:uiPriority w:val="21"/>
     <w:qFormat/>
-    <w:rsid w:val="00EA4ACA"/>
+    <w:rsid w:val="00BA481C"/>
     <w:rPr>
       <w:i/>
       <w:iCs/>
@@ -8653,7 +8391,7 @@
     <w:link w:val="GlAlntChar"/>
     <w:uiPriority w:val="30"/>
     <w:qFormat/>
-    <w:rsid w:val="00EA4ACA"/>
+    <w:rsid w:val="00BA481C"/>
     <w:pPr>
       <w:pBdr>
         <w:top w:val="single" w:sz="4" w:space="10" w:color="0F4761" w:themeColor="accent1" w:themeShade="BF"/>
@@ -8674,7 +8412,7 @@
     <w:basedOn w:val="VarsaylanParagrafYazTipi"/>
     <w:link w:val="GlAlnt"/>
     <w:uiPriority w:val="30"/>
-    <w:rsid w:val="00EA4ACA"/>
+    <w:rsid w:val="00BA481C"/>
     <w:rPr>
       <w:i/>
       <w:iCs/>
@@ -8686,7 +8424,7 @@
     <w:basedOn w:val="VarsaylanParagrafYazTipi"/>
     <w:uiPriority w:val="32"/>
     <w:qFormat/>
-    <w:rsid w:val="00EA4ACA"/>
+    <w:rsid w:val="00BA481C"/>
     <w:rPr>
       <w:b/>
       <w:bCs/>
